--- a/docs/Team38-AI_Digital_Marketing-TeamB_MASTER_DOCUMENT.docx
+++ b/docs/Team38-AI_Digital_Marketing-TeamB_MASTER_DOCUMENT.docx
@@ -1,6 +1,6 @@
 
 <file path=word/document.xml><?xml version="1.0" encoding="utf-8"?>
-<w:document xmlns:wpc="http://schemas.microsoft.com/office/word/2010/wordprocessingCanvas" xmlns:cx="http://schemas.microsoft.com/office/drawing/2014/chartex" xmlns:cx1="http://schemas.microsoft.com/office/drawing/2015/9/8/chartex" xmlns:cx2="http://schemas.microsoft.com/office/drawing/2015/10/21/chartex" xmlns:cx3="http://schemas.microsoft.com/office/drawing/2016/5/9/chartex" xmlns:cx4="http://schemas.microsoft.com/office/drawing/2016/5/10/chartex" xmlns:cx5="http://schemas.microsoft.com/office/drawing/2016/5/11/chartex" xmlns:cx6="http://schemas.microsoft.com/office/drawing/2016/5/12/chartex" xmlns:cx7="http://schemas.microsoft.com/office/drawing/2016/5/13/chartex" xmlns:cx8="http://schemas.microsoft.com/office/drawing/2016/5/14/chartex" xmlns:mc="http://schemas.openxmlformats.org/markup-compatibility/2006" xmlns:aink="http://schemas.microsoft.com/office/drawing/2016/ink" xmlns:am3d="http://schemas.microsoft.com/office/drawing/2017/model3d" xmlns:o="urn:schemas-microsoft-com:office:office" xmlns:oel="http://schemas.microsoft.com/office/2019/extlst" xmlns:r="http://schemas.openxmlformats.org/officeDocument/2006/relationships" xmlns:m="http://schemas.openxmlformats.org/officeDocument/2006/math" xmlns:v="urn:schemas-microsoft-com:vml" xmlns:wp14="http://schemas.microsoft.com/office/word/2010/wordprocessingDrawing" xmlns:wp="http://schemas.openxmlformats.org/drawingml/2006/wordprocessingDrawing" xmlns:w10="urn:schemas-microsoft-com:office:word" xmlns:w="http://schemas.openxmlformats.org/wordprocessingml/2006/main" xmlns:w14="http://schemas.microsoft.com/office/word/2010/wordml" xmlns:w15="http://schemas.microsoft.com/office/word/2012/wordml" xmlns:w16cei="http://schemas.microsoft.com/office/word/2026/wordml/cei" xmlns:w16cex="http://schemas.microsoft.com/office/word/2018/wordml/cex" xmlns:w16cid="http://schemas.microsoft.com/office/word/2016/wordml/cid" xmlns:w16="http://schemas.microsoft.com/office/word/2018/wordml" xmlns:w16du="http://schemas.microsoft.com/office/word/2023/wordml/word16du" xmlns:w16sdtdh="http://schemas.microsoft.com/office/word/2020/wordml/sdtdatahash" xmlns:w16sdtfl="http://schemas.microsoft.com/office/word/2024/wordml/sdtformatlock" xmlns:w16se="http://schemas.microsoft.com/office/word/2015/wordml/symex" xmlns:wpg="http://schemas.microsoft.com/office/word/2010/wordprocessingGroup" xmlns:wpi="http://schemas.microsoft.com/office/word/2010/wordprocessingInk" xmlns:wne="http://schemas.microsoft.com/office/word/2006/wordml" xmlns:wps="http://schemas.microsoft.com/office/word/2010/wordprocessingShape" mc:Ignorable="w14 w15 w16se w16cid w16 w16cex w16sdtdh w16sdtfl w16du wp14">
+<w:document xmlns:wpc="http://schemas.microsoft.com/office/word/2010/wordprocessingCanvas" xmlns:cx="http://schemas.microsoft.com/office/drawing/2014/chartex" xmlns:cx1="http://schemas.microsoft.com/office/drawing/2015/9/8/chartex" xmlns:cx2="http://schemas.microsoft.com/office/drawing/2015/10/21/chartex" xmlns:cx3="http://schemas.microsoft.com/office/drawing/2016/5/9/chartex" xmlns:cx4="http://schemas.microsoft.com/office/drawing/2016/5/10/chartex" xmlns:cx5="http://schemas.microsoft.com/office/drawing/2016/5/11/chartex" xmlns:cx6="http://schemas.microsoft.com/office/drawing/2016/5/12/chartex" xmlns:cx7="http://schemas.microsoft.com/office/drawing/2016/5/13/chartex" xmlns:cx8="http://schemas.microsoft.com/office/drawing/2016/5/14/chartex" xmlns:mc="http://schemas.openxmlformats.org/markup-compatibility/2006" xmlns:aink="http://schemas.microsoft.com/office/drawing/2016/ink" xmlns:am3d="http://schemas.microsoft.com/office/drawing/2017/model3d" xmlns:o="urn:schemas-microsoft-com:office:office" xmlns:oel="http://schemas.microsoft.com/office/2019/extlst" xmlns:r="http://schemas.openxmlformats.org/officeDocument/2006/relationships" xmlns:m="http://schemas.openxmlformats.org/officeDocument/2006/math" xmlns:v="urn:schemas-microsoft-com:vml" xmlns:wp14="http://schemas.microsoft.com/office/word/2010/wordprocessingDrawing" xmlns:wp="http://schemas.openxmlformats.org/drawingml/2006/wordprocessingDrawing" xmlns:w10="urn:schemas-microsoft-com:office:word" xmlns:w="http://schemas.openxmlformats.org/wordprocessingml/2006/main" xmlns:w14="http://schemas.microsoft.com/office/word/2010/wordml" xmlns:w15="http://schemas.microsoft.com/office/word/2012/wordml" xmlns:w16cei="http://schemas.microsoft.com/office/word/2026/wordml/cei" xmlns:w16cex="http://schemas.microsoft.com/office/word/2018/wordml/cex" xmlns:w16cid="http://schemas.microsoft.com/office/word/2016/wordml/cid" xmlns:w16="http://schemas.microsoft.com/office/word/2018/wordml" xmlns:w16du="http://schemas.microsoft.com/office/word/2023/wordml/word16du" xmlns:w16sdtdh="http://schemas.microsoft.com/office/word/2020/wordml/sdtdatahash" xmlns:w16sdtfl="http://schemas.microsoft.com/office/word/2024/wordml/sdtformatlock" xmlns:w16se="http://schemas.microsoft.com/office/word/2015/wordml/symex" xmlns:wpg="http://schemas.microsoft.com/office/word/2010/wordprocessingGroup" xmlns:wpi="http://schemas.microsoft.com/office/word/2010/wordprocessingInk" xmlns:wne="http://schemas.microsoft.com/office/word/2006/wordml" xmlns:wps="http://schemas.microsoft.com/office/word/2010/wordprocessingShape" xmlns:a="http://schemas.openxmlformats.org/drawingml/2006/main" xmlns:pic="http://schemas.openxmlformats.org/drawingml/2006/picture" xmlns:a14="http://schemas.microsoft.com/office/drawing/2010/main" mc:Ignorable="w14 w15 w16se w16cid w16 w16cex w16sdtdh w16sdtfl w16du wp14">
   <w:body>
     <w:p>
       <w:pPr>
@@ -31,54 +31,11 @@
         </w:rPr>
         <w:t>Byte Size</w:t>
       </w:r>
-      <w:r>
-        <w:br/>
-      </w:r>
-      <w:r>
-        <w:br/>
-      </w:r>
-      <w:r>
-        <w:rPr>
-          <w:b/>
-          <w:bCs/>
-          <w:color w:val="FF0000"/>
-        </w:rPr>
-        <w:t xml:space="preserve">The git </w:t>
-      </w:r>
-      <w:proofErr w:type="spellStart"/>
-      <w:r>
-        <w:rPr>
-          <w:b/>
-          <w:bCs/>
-          <w:color w:val="FF0000"/>
-        </w:rPr>
-        <w:t>urls</w:t>
-      </w:r>
-      <w:proofErr w:type="spellEnd"/>
-      <w:r>
-        <w:rPr>
-          <w:b/>
-          <w:bCs/>
-          <w:color w:val="FF0000"/>
-        </w:rPr>
-        <w:t xml:space="preserve"> are fake – this is just an example</w:t>
-      </w:r>
-      <w:r>
-        <w:br/>
-      </w:r>
-      <w:r>
-        <w:rPr>
-          <w:b/>
-          <w:bCs/>
-          <w:color w:val="FF0000"/>
-        </w:rPr>
-        <w:t>Make a copy of this document in your Team Channel Shared Folder</w:t>
-      </w:r>
     </w:p>
     <w:p>
       <w:pPr>
         <w:pBdr>
-          <w:bottom w:val="single" w:sz="6" w:space="4" w:color="D5D9E6"/>
+          <w:bottom w:val="single" w:color="D5D9E6" w:sz="6" w:space="4"/>
         </w:pBdr>
         <w:spacing w:after="240"/>
       </w:pPr>
@@ -96,12 +53,12 @@
       <w:tblPr>
         <w:tblW w:w="9000" w:type="dxa"/>
         <w:tblBorders>
-          <w:top w:val="single" w:sz="4" w:space="0" w:color="auto"/>
-          <w:left w:val="single" w:sz="4" w:space="0" w:color="auto"/>
-          <w:bottom w:val="single" w:sz="4" w:space="0" w:color="auto"/>
-          <w:right w:val="single" w:sz="4" w:space="0" w:color="auto"/>
-          <w:insideH w:val="single" w:sz="4" w:space="0" w:color="auto"/>
-          <w:insideV w:val="single" w:sz="4" w:space="0" w:color="auto"/>
+          <w:top w:val="single" w:color="auto" w:sz="4" w:space="0"/>
+          <w:left w:val="single" w:color="auto" w:sz="4" w:space="0"/>
+          <w:bottom w:val="single" w:color="auto" w:sz="4" w:space="0"/>
+          <w:right w:val="single" w:color="auto" w:sz="4" w:space="0"/>
+          <w:insideH w:val="single" w:color="auto" w:sz="4" w:space="0"/>
+          <w:insideV w:val="single" w:color="auto" w:sz="4" w:space="0"/>
         </w:tblBorders>
         <w:tblCellMar>
           <w:left w:w="10" w:type="dxa"/>
@@ -206,7 +163,13 @@
               <w:rPr>
                 <w:color w:val="1E2761"/>
               </w:rPr>
-              <w:t xml:space="preserve">Wednesday, </w:t>
+              <w:t>Wednesday</w:t>
+            </w:r>
+            <w:r>
+              <w:rPr>
+                <w:color w:val="1E2761"/>
+              </w:rPr>
+              <w:t xml:space="preserve">, </w:t>
             </w:r>
             <w:r>
               <w:rPr>
@@ -230,8 +193,8 @@
       </w:pPr>
       <w:r>
         <w:rPr>
-          <w:b/>
-          <w:bCs/>
+          <w:b w:val="1"/>
+          <w:bCs w:val="1"/>
           <w:color w:val="1E2761"/>
         </w:rPr>
         <w:t>Completion comment</w:t>
@@ -239,67 +202,91 @@
     </w:p>
     <w:p>
       <w:pPr>
-        <w:spacing w:after="60"/>
-      </w:pPr>
-      <w:r>
-        <w:rPr>
-          <w:b/>
-          <w:bCs/>
-        </w:rPr>
-        <w:t xml:space="preserve">Done: </w:t>
-      </w:r>
-      <w:r>
-        <w:t>Documented and determined the content fields for the team page (name, photo, role, blurb) and confirmed the login work is styling only, with no changes to existing authentication logic, session behaviour and validation. Also documented edge cases such as missing or broken photos, long blurb text and additional team members.</w:t>
-      </w:r>
-    </w:p>
-    <w:p>
-      <w:pPr>
-        <w:spacing w:after="60"/>
-      </w:pPr>
-      <w:r>
-        <w:rPr>
-          <w:b/>
-          <w:bCs/>
-        </w:rPr>
-        <w:t xml:space="preserve">Deliverable: </w:t>
-      </w:r>
-      <w:r>
+        <w:spacing w:after="140"/>
+      </w:pPr>
+      <w:r>
+        <w:rPr/>
+        <w:t>Done:</w:t>
+      </w:r>
+    </w:p>
+    <w:p>
+      <w:pPr>
+        <w:pStyle w:val="Normal"/>
+        <w:spacing w:after="140"/>
+      </w:pPr>
+      <w:r>
+        <w:rPr/>
+        <w:t xml:space="preserve">Documented and determined the content fields for the team page (name, photo, role, blurb) and confirmed the login work is styling only, with no changes to existing authentication </w:t>
+      </w:r>
+      <w:r>
+        <w:rPr/>
+        <w:t>logic,  session</w:t>
+      </w:r>
+      <w:r>
+        <w:rPr/>
+        <w:t xml:space="preserve"> </w:t>
+      </w:r>
+      <w:r>
+        <w:rPr/>
+        <w:t>behaviour</w:t>
+      </w:r>
+      <w:r>
+        <w:rPr/>
+        <w:t xml:space="preserve"> and validation. Also documented edge cases such as missing or broken photos, long blurb </w:t>
+      </w:r>
+      <w:r>
+        <w:rPr/>
+        <w:t>text</w:t>
+      </w:r>
+      <w:r>
+        <w:rPr/>
+        <w:t xml:space="preserve"> and </w:t>
+      </w:r>
+      <w:r>
+        <w:rPr/>
+        <w:t>additional</w:t>
+      </w:r>
+      <w:r>
+        <w:rPr/>
+        <w:t xml:space="preserve"> team members.</w:t>
+      </w:r>
+    </w:p>
+    <w:p>
+      <w:pPr>
+        <w:pStyle w:val="Normal"/>
+        <w:spacing w:after="140"/>
+      </w:pPr>
+      <w:r>
+        <w:rPr/>
+        <w:t>Deliverable:</w:t>
+      </w:r>
+    </w:p>
+    <w:p>
+      <w:pPr>
+        <w:pStyle w:val="Normal"/>
+        <w:spacing w:after="140"/>
+      </w:pPr>
+      <w:r>
+        <w:rPr/>
         <w:t xml:space="preserve">Login Styling and Team Page Requirements document. Document has been committed to the repo in the 'BA-Docs' </w:t>
       </w:r>
-      <w:proofErr w:type="gramStart"/>
-      <w:r>
+      <w:r>
+        <w:rPr/>
         <w:t>folder</w:t>
       </w:r>
-      <w:proofErr w:type="gramEnd"/>
-      <w:r>
-        <w:t xml:space="preserve"> and it is also linked </w:t>
-      </w:r>
-      <w:r>
-        <w:t>in</w:t>
-      </w:r>
-      <w:r>
-        <w:t xml:space="preserve"> the team Planner.</w:t>
-      </w:r>
-    </w:p>
-    <w:p>
-      <w:pPr>
+      <w:r>
+        <w:rPr/>
+        <w:t xml:space="preserve"> and it is also linked in the team Planner.</w:t>
+      </w:r>
+    </w:p>
+    <w:p>
+      <w:pPr>
+        <w:pStyle w:val="Normal"/>
         <w:spacing w:after="140"/>
       </w:pPr>
       <w:r>
-        <w:rPr>
-          <w:b/>
-          <w:bCs/>
-        </w:rPr>
-        <w:t xml:space="preserve">Note for next role: </w:t>
-      </w:r>
-      <w:r>
-        <w:t xml:space="preserve">One additional person has </w:t>
-      </w:r>
-      <w:r>
-        <w:t>joined</w:t>
-      </w:r>
-      <w:r>
-        <w:t xml:space="preserve"> the team so make 5 sections for team members.</w:t>
+        <w:rPr/>
+        <w:t>Note for next role: One additional person has join the team so make 5 sections for team members.</w:t>
       </w:r>
     </w:p>
     <w:p>
@@ -310,11 +297,37 @@
       </w:pPr>
       <w:r>
         <w:rPr>
-          <w:b/>
-          <w:bCs/>
-          <w:color w:val="FFFFFF"/>
-        </w:rPr>
-        <w:t xml:space="preserve">Git URL:  </w:t>
+          <w:b w:val="1"/>
+          <w:bCs w:val="1"/>
+          <w:color w:val="FFFFFF" w:themeColor="background1" w:themeTint="FF" w:themeShade="FF"/>
+        </w:rPr>
+        <w:t>Git URL:</w:t>
+      </w:r>
+      <w:r>
+        <w:rPr>
+          <w:b w:val="1"/>
+          <w:bCs w:val="1"/>
+          <w:color w:val="FFFFFF" w:themeColor="background1" w:themeTint="FF" w:themeShade="FF"/>
+        </w:rPr>
+        <w:t xml:space="preserve"> </w:t>
+      </w:r>
+      <w:hyperlink r:id="R3eb74be06a1948c0">
+        <w:r>
+          <w:rPr>
+            <w:rStyle w:val="Hyperlink"/>
+            <w:b w:val="1"/>
+            <w:bCs w:val="1"/>
+          </w:rPr>
+          <w:t>https://github.com/JKaizenCode/ai-digital-marketing-team-b/blob/main/docs/BA-Docs/Login_Styling_and_Team_Page_Requirements.docx</w:t>
+        </w:r>
+      </w:hyperlink>
+      <w:r>
+        <w:rPr>
+          <w:b w:val="1"/>
+          <w:bCs w:val="1"/>
+          <w:color w:val="FFFFFF" w:themeColor="background1" w:themeTint="FF" w:themeShade="FF"/>
+        </w:rPr>
+        <w:t xml:space="preserve"> </w:t>
       </w:r>
     </w:p>
     <w:p>
@@ -335,12 +348,12 @@
       <w:tblPr>
         <w:tblW w:w="9000" w:type="dxa"/>
         <w:tblBorders>
-          <w:top w:val="single" w:sz="4" w:space="0" w:color="auto"/>
-          <w:left w:val="single" w:sz="4" w:space="0" w:color="auto"/>
-          <w:bottom w:val="single" w:sz="4" w:space="0" w:color="auto"/>
-          <w:right w:val="single" w:sz="4" w:space="0" w:color="auto"/>
-          <w:insideH w:val="single" w:sz="4" w:space="0" w:color="auto"/>
-          <w:insideV w:val="single" w:sz="4" w:space="0" w:color="auto"/>
+          <w:top w:val="single" w:color="auto" w:sz="4" w:space="0"/>
+          <w:left w:val="single" w:color="auto" w:sz="4" w:space="0"/>
+          <w:bottom w:val="single" w:color="auto" w:sz="4" w:space="0"/>
+          <w:right w:val="single" w:color="auto" w:sz="4" w:space="0"/>
+          <w:insideH w:val="single" w:color="auto" w:sz="4" w:space="0"/>
+          <w:insideV w:val="single" w:color="auto" w:sz="4" w:space="0"/>
         </w:tblBorders>
         <w:tblCellMar>
           <w:left w:w="10" w:type="dxa"/>
@@ -397,14 +410,12 @@
               </w:rPr>
               <w:t xml:space="preserve">UX — </w:t>
             </w:r>
-            <w:proofErr w:type="spellStart"/>
             <w:r>
               <w:rPr>
                 <w:color w:val="1E2761"/>
               </w:rPr>
               <w:t>ChungHeng</w:t>
             </w:r>
-            <w:proofErr w:type="spellEnd"/>
           </w:p>
         </w:tc>
         <w:tc>
@@ -447,7 +458,25 @@
               <w:rPr>
                 <w:color w:val="1E2761"/>
               </w:rPr>
-              <w:t>Thursday, 13 August 2026</w:t>
+              <w:t>Thursday</w:t>
+            </w:r>
+            <w:r>
+              <w:rPr>
+                <w:color w:val="1E2761"/>
+              </w:rPr>
+              <w:t xml:space="preserve">, </w:t>
+            </w:r>
+            <w:r>
+              <w:rPr>
+                <w:color w:val="1E2761"/>
+              </w:rPr>
+              <w:t>13</w:t>
+            </w:r>
+            <w:r>
+              <w:rPr>
+                <w:color w:val="1E2761"/>
+              </w:rPr>
+              <w:t xml:space="preserve"> August 2026</w:t>
             </w:r>
           </w:p>
         </w:tc>
@@ -459,8 +488,8 @@
       </w:pPr>
       <w:r>
         <w:rPr>
-          <w:b/>
-          <w:bCs/>
+          <w:b w:val="1"/>
+          <w:bCs w:val="1"/>
           <w:color w:val="1E2761"/>
         </w:rPr>
         <w:t>Completion comment</w:t>
@@ -468,120 +497,243 @@
     </w:p>
     <w:p>
       <w:pPr>
-        <w:spacing w:after="60"/>
-      </w:pPr>
-      <w:r>
-        <w:rPr>
-          <w:b/>
-          <w:bCs/>
-        </w:rPr>
-        <w:t xml:space="preserve">Done: </w:t>
-      </w:r>
-      <w:r>
-        <w:t xml:space="preserve">Produced </w:t>
-      </w:r>
-      <w:proofErr w:type="spellStart"/>
-      <w:r>
-        <w:t>mockups</w:t>
-      </w:r>
-      <w:proofErr w:type="spellEnd"/>
-      <w:r>
-        <w:t xml:space="preserve"> for the restyled login page and the team page layout, including the placeholder-avatar and long-blurb cases BA flagged.</w:t>
-      </w:r>
-    </w:p>
-    <w:p>
-      <w:pPr>
-        <w:spacing w:after="60"/>
-      </w:pPr>
-      <w:r>
-        <w:rPr>
-          <w:b/>
-          <w:bCs/>
-        </w:rPr>
-        <w:t xml:space="preserve">Deliverable: </w:t>
-      </w:r>
-      <w:r>
-        <w:t>Figma file, linked from the team repo.</w:t>
-      </w:r>
-    </w:p>
-    <w:p>
-      <w:pPr>
         <w:spacing w:after="140"/>
       </w:pPr>
       <w:r>
-        <w:rPr>
-          <w:b/>
-          <w:bCs/>
-        </w:rPr>
-        <w:t xml:space="preserve">Note for next role: </w:t>
-      </w:r>
-      <w:r>
-        <w:t>BA — the long-blurb case is handled with a "read more" expand rather than truncation. Please confirm that's acceptable before you approve.</w:t>
-      </w:r>
-    </w:p>
-    <w:p>
-      <w:pPr>
+        <w:rPr/>
+        <w:t>Done: Created the UX Design Specification with the project scope, user profile, primary user story, user flow, edge cases, and acceptance criteria. Created a responsive Team Members page mock-up with left-side navigation, a Logout button, and five team members.</w:t>
+      </w:r>
+    </w:p>
+    <w:p>
+      <w:pPr>
+        <w:pStyle w:val="Normal"/>
         <w:spacing w:after="140"/>
       </w:pPr>
-    </w:p>
-    <w:p>
-      <w:pPr>
+      <w:r>
+        <w:rPr/>
+        <w:t xml:space="preserve"> </w:t>
+      </w:r>
+    </w:p>
+    <w:p>
+      <w:pPr>
+        <w:pStyle w:val="Normal"/>
         <w:spacing w:after="140"/>
       </w:pPr>
       <w:r>
         <w:rPr>
-          <w:noProof/>
-        </w:rPr>
-        <w:lastRenderedPageBreak/>
-        <w:drawing>
-          <wp:inline distT="0" distB="0" distL="0" distR="0" wp14:anchorId="684C28BF" wp14:editId="6A30DE2E">
-            <wp:extent cx="3503930" cy="2589530"/>
-            <wp:effectExtent l="0" t="0" r="1270" b="1270"/>
-            <wp:docPr id="55452720" name="Picture 1"/>
-            <wp:cNvGraphicFramePr>
-              <a:graphicFrameLocks xmlns:a="http://schemas.openxmlformats.org/drawingml/2006/main" noChangeAspect="1"/>
-            </wp:cNvGraphicFramePr>
-            <a:graphic xmlns:a="http://schemas.openxmlformats.org/drawingml/2006/main">
-              <a:graphicData uri="http://schemas.openxmlformats.org/drawingml/2006/picture">
-                <pic:pic xmlns:pic="http://schemas.openxmlformats.org/drawingml/2006/picture">
-                  <pic:nvPicPr>
-                    <pic:cNvPr id="0" name="Picture 1"/>
-                    <pic:cNvPicPr>
-                      <a:picLocks noChangeAspect="1" noChangeArrowheads="1"/>
-                    </pic:cNvPicPr>
-                  </pic:nvPicPr>
-                  <pic:blipFill>
-                    <a:blip r:embed="rId10">
-                      <a:extLst>
-                        <a:ext uri="{28A0092B-C50C-407E-A947-70E740481C1C}">
-                          <a14:useLocalDpi xmlns:a14="http://schemas.microsoft.com/office/drawing/2010/main" val="0"/>
-                        </a:ext>
-                      </a:extLst>
-                    </a:blip>
-                    <a:srcRect/>
-                    <a:stretch>
-                      <a:fillRect/>
-                    </a:stretch>
-                  </pic:blipFill>
-                  <pic:spPr bwMode="auto">
-                    <a:xfrm>
-                      <a:off x="0" y="0"/>
-                      <a:ext cx="3503930" cy="2589530"/>
-                    </a:xfrm>
-                    <a:prstGeom prst="rect">
-                      <a:avLst/>
-                    </a:prstGeom>
-                    <a:noFill/>
-                    <a:ln>
-                      <a:noFill/>
-                    </a:ln>
-                  </pic:spPr>
-                </pic:pic>
-              </a:graphicData>
-            </a:graphic>
-          </wp:inline>
-        </w:drawing>
-      </w:r>
+          <w:b w:val="1"/>
+          <w:bCs w:val="1"/>
+        </w:rPr>
+        <w:t>Deliverable:</w:t>
+      </w:r>
+      <w:r>
+        <w:rPr/>
+        <w:t xml:space="preserve"> Requirements Documents, Committed to the team repo under "UX-Docs"</w:t>
+      </w:r>
+    </w:p>
+    <w:p>
+      <w:pPr>
+        <w:pStyle w:val="Normal"/>
+        <w:spacing w:after="140"/>
+      </w:pPr>
+      <w:r>
+        <w:rPr/>
+        <w:t xml:space="preserve"> </w:t>
+      </w:r>
+    </w:p>
+    <w:p>
+      <w:pPr>
+        <w:pStyle w:val="Normal"/>
+        <w:spacing w:after="140"/>
+      </w:pPr>
+      <w:r>
+        <w:rPr>
+          <w:b w:val="1"/>
+          <w:bCs w:val="1"/>
+        </w:rPr>
+        <w:t>Note for next role</w:t>
+      </w:r>
+      <w:r>
+        <w:rPr/>
+        <w:t>: Login authentication, validation, and session handling must remain unchanged. Team Members must be below Dashboard in the sidebar. Each member requires a photo, name, role, and blurb. The remaining UX work is the low-fidelity wireframes, Login-page mock-up, visual consistency review, and BA validation.</w:t>
+      </w:r>
+    </w:p>
+    <w:p>
+      <w:pPr>
+        <w:spacing w:after="140"/>
+      </w:pPr>
+    </w:p>
+    <w:tbl>
+      <w:tblPr>
+        <w:tblStyle w:val="TableGrid"/>
+        <w:tblW w:w="0" w:type="auto"/>
+        <w:tblLook w:val="06A0" w:firstRow="1" w:lastRow="0" w:firstColumn="1" w:lastColumn="0" w:noHBand="1" w:noVBand="1"/>
+      </w:tblPr>
+      <w:tblGrid>
+        <w:gridCol w:w="4680"/>
+        <w:gridCol w:w="4680"/>
+      </w:tblGrid>
+      <w:tr xmlns:wp14="http://schemas.microsoft.com/office/word/2010/wordml" wp14:textId="77777777">
+        <w:trPr>
+          <w:trHeight w:val="300"/>
+        </w:trPr>
+        <w:tc>
+          <w:tcPr>
+            <w:tcW w:w="4680" w:type="dxa"/>
+            <w:tcMar/>
+          </w:tcPr>
+          <w:p>
+            <w:pPr>
+              <w:pStyle w:val="Normal"/>
+            </w:pPr>
+            <w:r>
+              <w:drawing>
+                <wp:inline xmlns:wp14="http://schemas.microsoft.com/office/word/2010/wordprocessingDrawing" wp14:editId="49712E4F" wp14:anchorId="0A272047">
+                  <wp:extent cx="2694736" cy="2404533"/>
+                  <wp:effectExtent l="0" t="0" r="0" b="0"/>
+                  <wp:docPr id="2019968124" name="drawing"/>
+                  <wp:cNvGraphicFramePr>
+                    <a:graphicFrameLocks noChangeAspect="1"/>
+                  </wp:cNvGraphicFramePr>
+                  <a:graphic>
+                    <a:graphicData xmlns:a="http://schemas.openxmlformats.org/drawingml/2006/main" uri="http://schemas.openxmlformats.org/drawingml/2006/picture">
+                      <pic:pic xmlns:pic="http://schemas.openxmlformats.org/drawingml/2006/picture">
+                        <pic:nvPicPr xmlns:pic="http://schemas.openxmlformats.org/drawingml/2006/picture">
+                          <pic:cNvPr xmlns:pic="http://schemas.openxmlformats.org/drawingml/2006/picture" id="2019968124" name="Picture 2019968124"/>
+                          <pic:cNvPicPr xmlns:pic="http://schemas.openxmlformats.org/drawingml/2006/picture"/>
+                        </pic:nvPicPr>
+                        <pic:blipFill xmlns:pic="http://schemas.openxmlformats.org/drawingml/2006/picture">
+                          <a:blip xmlns:r="http://schemas.openxmlformats.org/officeDocument/2006/relationships" xmlns:a="http://schemas.openxmlformats.org/drawingml/2006/main" r:embed="rId2143821919">
+                            <a:extLst xmlns:a="http://schemas.openxmlformats.org/drawingml/2006/main">
+                              <a:ext xmlns:a="http://schemas.openxmlformats.org/drawingml/2006/main" uri="{28A0092B-C50C-407E-A947-70E740481C1C}">
+                                <a14:useLocalDpi xmlns:a14="http://schemas.microsoft.com/office/drawing/2010/main"/>
+                              </a:ext>
+                            </a:extLst>
+                          </a:blip>
+                          <a:stretch xmlns:a="http://schemas.openxmlformats.org/drawingml/2006/main">
+                            <a:fillRect xmlns:a="http://schemas.openxmlformats.org/drawingml/2006/main"/>
+                          </a:stretch>
+                        </pic:blipFill>
+                        <pic:spPr xmlns:pic="http://schemas.openxmlformats.org/drawingml/2006/picture">
+                          <a:xfrm xmlns:a="http://schemas.openxmlformats.org/drawingml/2006/main" rot="0">
+                            <a:off xmlns:a="http://schemas.openxmlformats.org/drawingml/2006/main" x="0" y="0"/>
+                            <a:ext xmlns:a="http://schemas.openxmlformats.org/drawingml/2006/main" cx="2694736" cy="2404533"/>
+                          </a:xfrm>
+                          <a:prstGeom xmlns:a="http://schemas.openxmlformats.org/drawingml/2006/main" prst="rect">
+                            <a:avLst xmlns:a="http://schemas.openxmlformats.org/drawingml/2006/main"/>
+                          </a:prstGeom>
+                        </pic:spPr>
+                      </pic:pic>
+                    </a:graphicData>
+                  </a:graphic>
+                </wp:inline>
+              </w:drawing>
+            </w:r>
+          </w:p>
+        </w:tc>
+        <w:tc>
+          <w:tcPr>
+            <w:tcW w:w="4680" w:type="dxa"/>
+            <w:tcMar/>
+          </w:tcPr>
+          <w:p>
+            <w:pPr>
+              <w:pStyle w:val="Normal"/>
+            </w:pPr>
+            <w:r>
+              <w:drawing>
+                <wp:inline xmlns:wp14="http://schemas.microsoft.com/office/word/2010/wordprocessingDrawing" wp14:editId="107CA8D1" wp14:anchorId="6D8E3C79">
+                  <wp:extent cx="2734056" cy="2158624"/>
+                  <wp:effectExtent l="0" t="0" r="0" b="0"/>
+                  <wp:docPr id="1353049856" name="drawing"/>
+                  <wp:cNvGraphicFramePr>
+                    <a:graphicFrameLocks noChangeAspect="1"/>
+                  </wp:cNvGraphicFramePr>
+                  <a:graphic>
+                    <a:graphicData xmlns:a="http://schemas.openxmlformats.org/drawingml/2006/main" uri="http://schemas.openxmlformats.org/drawingml/2006/picture">
+                      <pic:pic xmlns:pic="http://schemas.openxmlformats.org/drawingml/2006/picture">
+                        <pic:nvPicPr xmlns:pic="http://schemas.openxmlformats.org/drawingml/2006/picture">
+                          <pic:cNvPr xmlns:pic="http://schemas.openxmlformats.org/drawingml/2006/picture" id="1353049856" name="Picture 1353049856"/>
+                          <pic:cNvPicPr xmlns:pic="http://schemas.openxmlformats.org/drawingml/2006/picture"/>
+                        </pic:nvPicPr>
+                        <pic:blipFill xmlns:pic="http://schemas.openxmlformats.org/drawingml/2006/picture">
+                          <a:blip xmlns:r="http://schemas.openxmlformats.org/officeDocument/2006/relationships" xmlns:a="http://schemas.openxmlformats.org/drawingml/2006/main" r:embed="rId1278904132">
+                            <a:extLst xmlns:a="http://schemas.openxmlformats.org/drawingml/2006/main">
+                              <a:ext xmlns:a="http://schemas.openxmlformats.org/drawingml/2006/main" uri="{28A0092B-C50C-407E-A947-70E740481C1C}">
+                                <a14:useLocalDpi xmlns:a14="http://schemas.microsoft.com/office/drawing/2010/main"/>
+                              </a:ext>
+                            </a:extLst>
+                          </a:blip>
+                          <a:stretch xmlns:a="http://schemas.openxmlformats.org/drawingml/2006/main">
+                            <a:fillRect xmlns:a="http://schemas.openxmlformats.org/drawingml/2006/main"/>
+                          </a:stretch>
+                        </pic:blipFill>
+                        <pic:spPr xmlns:pic="http://schemas.openxmlformats.org/drawingml/2006/picture">
+                          <a:xfrm xmlns:a="http://schemas.openxmlformats.org/drawingml/2006/main" rot="0">
+                            <a:off xmlns:a="http://schemas.openxmlformats.org/drawingml/2006/main" x="0" y="0"/>
+                            <a:ext xmlns:a="http://schemas.openxmlformats.org/drawingml/2006/main" cx="2734056" cy="2158624"/>
+                          </a:xfrm>
+                          <a:prstGeom xmlns:a="http://schemas.openxmlformats.org/drawingml/2006/main" prst="rect">
+                            <a:avLst xmlns:a="http://schemas.openxmlformats.org/drawingml/2006/main"/>
+                          </a:prstGeom>
+                        </pic:spPr>
+                      </pic:pic>
+                    </a:graphicData>
+                  </a:graphic>
+                </wp:inline>
+              </w:drawing>
+            </w:r>
+          </w:p>
+        </w:tc>
+      </w:tr>
+    </w:tbl>
+    <w:p>
+      <w:pPr>
+        <w:pStyle w:val="Normal"/>
+        <w:suppressLineNumbers w:val="0"/>
+        <w:bidi w:val="0"/>
+        <w:spacing w:before="0" w:beforeAutospacing="off" w:after="140" w:afterAutospacing="off" w:line="259" w:lineRule="auto"/>
+        <w:ind w:left="0" w:right="0"/>
+        <w:jc w:val="left"/>
+      </w:pPr>
+    </w:p>
+    <w:p>
+      <w:pPr>
+        <w:shd w:val="clear" w:color="auto" w:fill="16204F"/>
+        <w:spacing w:after="120"/>
+        <w:ind w:left="0" w:right="100"/>
+      </w:pPr>
+      <w:r>
+        <w:rPr>
+          <w:b w:val="1"/>
+          <w:bCs w:val="1"/>
+          <w:color w:val="FFFFFF" w:themeColor="background1" w:themeTint="FF" w:themeShade="FF"/>
+        </w:rPr>
+        <w:t xml:space="preserve">Git URL: </w:t>
+      </w:r>
+      <w:hyperlink r:id="R3af82cbd8cbe4c19">
+        <w:r>
+          <w:rPr>
+            <w:rStyle w:val="Hyperlink"/>
+            <w:b w:val="1"/>
+            <w:bCs w:val="1"/>
+          </w:rPr>
+          <w:t>https://github.com/JKaizenCode/ai-digital-marketing-team-b/blob/main/docs/UX-Docs/Apsis-VR-Sprint-1-UX-Design-Specification.docx</w:t>
+        </w:r>
+      </w:hyperlink>
+      <w:r>
+        <w:rPr>
+          <w:b w:val="1"/>
+          <w:bCs w:val="1"/>
+          <w:color w:val="FFFFFF" w:themeColor="background1" w:themeTint="FF" w:themeShade="FF"/>
+        </w:rPr>
+        <w:t xml:space="preserve"> </w:t>
+      </w:r>
+    </w:p>
+    <w:p>
+      <w:pPr>
+        <w:spacing w:after="140"/>
+      </w:pPr>
     </w:p>
     <w:p>
       <w:pPr>
@@ -601,12 +753,12 @@
       <w:tblPr>
         <w:tblW w:w="9000" w:type="dxa"/>
         <w:tblBorders>
-          <w:top w:val="single" w:sz="4" w:space="0" w:color="auto"/>
-          <w:left w:val="single" w:sz="4" w:space="0" w:color="auto"/>
-          <w:bottom w:val="single" w:sz="4" w:space="0" w:color="auto"/>
-          <w:right w:val="single" w:sz="4" w:space="0" w:color="auto"/>
-          <w:insideH w:val="single" w:sz="4" w:space="0" w:color="auto"/>
-          <w:insideV w:val="single" w:sz="4" w:space="0" w:color="auto"/>
+          <w:top w:val="single" w:color="auto" w:sz="4" w:space="0"/>
+          <w:left w:val="single" w:color="auto" w:sz="4" w:space="0"/>
+          <w:bottom w:val="single" w:color="auto" w:sz="4" w:space="0"/>
+          <w:right w:val="single" w:color="auto" w:sz="4" w:space="0"/>
+          <w:insideH w:val="single" w:color="auto" w:sz="4" w:space="0"/>
+          <w:insideV w:val="single" w:color="auto" w:sz="4" w:space="0"/>
         </w:tblBorders>
         <w:tblCellMar>
           <w:left w:w="10" w:type="dxa"/>
@@ -697,7 +849,7 @@
         <w:tc>
           <w:tcPr>
             <w:tcW w:w="2000" w:type="dxa"/>
-            <w:shd w:val="clear" w:color="auto" w:fill="FFFFFF"/>
+            <w:shd w:val="clear" w:color="auto" w:fill="FFFFFF" w:themeFill="background1"/>
             <w:tcMar>
               <w:top w:w="80" w:type="dxa"/>
               <w:left w:w="120" w:type="dxa"/>
@@ -707,11 +859,22 @@
             <w:vAlign w:val="center"/>
           </w:tcPr>
           <w:p>
-            <w:r>
-              <w:rPr>
-                <w:color w:val="1E2761"/>
-              </w:rPr>
-              <w:t>Friday</w:t>
+            <w:pPr>
+              <w:pStyle w:val="Normal"/>
+              <w:suppressLineNumbers w:val="0"/>
+              <w:bidi w:val="0"/>
+              <w:spacing w:before="0" w:beforeAutospacing="off" w:after="0" w:afterAutospacing="off" w:line="259" w:lineRule="auto"/>
+              <w:ind w:left="0" w:right="0"/>
+              <w:jc w:val="left"/>
+              <w:rPr>
+                <w:color w:val="1E2761"/>
+              </w:rPr>
+            </w:pPr>
+            <w:r>
+              <w:rPr>
+                <w:color w:val="1E2761"/>
+              </w:rPr>
+              <w:t>Thursday</w:t>
             </w:r>
             <w:r>
               <w:rPr>
@@ -723,13 +886,13 @@
               <w:rPr>
                 <w:color w:val="1E2761"/>
               </w:rPr>
-              <w:t>1</w:t>
-            </w:r>
-            <w:r>
-              <w:rPr>
-                <w:color w:val="1E2761"/>
-              </w:rPr>
-              <w:t>4 August 2026</w:t>
+              <w:t>13</w:t>
+            </w:r>
+            <w:r>
+              <w:rPr>
+                <w:color w:val="1E2761"/>
+              </w:rPr>
+              <w:t xml:space="preserve"> August 2026</w:t>
             </w:r>
           </w:p>
         </w:tc>
@@ -741,8 +904,8 @@
       </w:pPr>
       <w:r>
         <w:rPr>
-          <w:b/>
-          <w:bCs/>
+          <w:b w:val="1"/>
+          <w:bCs w:val="1"/>
           <w:color w:val="1E2761"/>
         </w:rPr>
         <w:t>Completion comment</w:t>
@@ -750,75 +913,121 @@
     </w:p>
     <w:p>
       <w:pPr>
-        <w:spacing w:after="60"/>
-      </w:pPr>
-      <w:r>
-        <w:rPr>
-          <w:b/>
-          <w:bCs/>
-        </w:rPr>
-        <w:t xml:space="preserve">Done: </w:t>
-      </w:r>
-      <w:r>
-        <w:t xml:space="preserve">Checked the UX </w:t>
-      </w:r>
-      <w:proofErr w:type="spellStart"/>
-      <w:r>
-        <w:t>mockups</w:t>
-      </w:r>
-      <w:proofErr w:type="spellEnd"/>
-      <w:r>
-        <w:t xml:space="preserve"> against the requirements document. Confirm every field is represented, the login </w:t>
-      </w:r>
-      <w:proofErr w:type="spellStart"/>
-      <w:r>
-        <w:t>mockup</w:t>
-      </w:r>
-      <w:proofErr w:type="spellEnd"/>
-      <w:r>
-        <w:t xml:space="preserve"> stays styling-only, and edge cases have a visible design treatment. Flagged any gaps back to UX before approval</w:t>
-      </w:r>
-    </w:p>
-    <w:p>
-      <w:pPr>
-        <w:spacing w:after="60"/>
-      </w:pPr>
-      <w:r>
-        <w:rPr>
-          <w:b/>
-          <w:bCs/>
-        </w:rPr>
-        <w:t xml:space="preserve">Deliverable: </w:t>
-      </w:r>
-      <w:r>
-        <w:t xml:space="preserve">Created validation document. Committed to team repo </w:t>
-      </w:r>
-      <w:r>
-        <w:t>and</w:t>
-      </w:r>
-      <w:r>
-        <w:t xml:space="preserve"> linked in the </w:t>
-      </w:r>
-      <w:r>
-        <w:t xml:space="preserve">team </w:t>
-      </w:r>
-      <w:r>
-        <w:t>Planner.</w:t>
-      </w:r>
-    </w:p>
-    <w:p>
-      <w:pPr>
         <w:spacing w:after="140"/>
       </w:pPr>
       <w:r>
-        <w:rPr>
-          <w:b/>
-          <w:bCs/>
-        </w:rPr>
-        <w:t xml:space="preserve">Note for next role: </w:t>
-      </w:r>
-      <w:r>
+        <w:rPr/>
+        <w:t>Done:</w:t>
+      </w:r>
+    </w:p>
+    <w:p>
+      <w:pPr>
+        <w:pStyle w:val="Normal"/>
+        <w:spacing w:after="140"/>
+      </w:pPr>
+      <w:r>
+        <w:rPr/>
+        <w:t>Checked the UX mockups against the requirements document. Confirm every field is represented, the login mockup stays styling-only, and edge cases have a visible design treatment. Flagged any gaps back to UX before approval.</w:t>
+      </w:r>
+    </w:p>
+    <w:p>
+      <w:pPr>
+        <w:pStyle w:val="Normal"/>
+        <w:spacing w:after="140"/>
+      </w:pPr>
+      <w:r>
+        <w:rPr/>
+        <w:t xml:space="preserve"> </w:t>
+      </w:r>
+    </w:p>
+    <w:p>
+      <w:pPr>
+        <w:pStyle w:val="Normal"/>
+        <w:spacing w:after="140"/>
+      </w:pPr>
+      <w:r>
+        <w:rPr/>
+        <w:t>Deliverable:</w:t>
+      </w:r>
+    </w:p>
+    <w:p>
+      <w:pPr>
+        <w:pStyle w:val="Normal"/>
+        <w:spacing w:after="140"/>
+      </w:pPr>
+      <w:r>
+        <w:rPr/>
+        <w:t>Created validation document. Committed to team repo and linked in the team Planner.</w:t>
+      </w:r>
+    </w:p>
+    <w:p>
+      <w:pPr>
+        <w:pStyle w:val="Normal"/>
+        <w:spacing w:after="140"/>
+      </w:pPr>
+      <w:r>
+        <w:rPr/>
+        <w:t xml:space="preserve"> </w:t>
+      </w:r>
+    </w:p>
+    <w:p>
+      <w:pPr>
+        <w:pStyle w:val="Normal"/>
+        <w:spacing w:after="140"/>
+      </w:pPr>
+      <w:r>
+        <w:rPr/>
+        <w:t>Note for next role:</w:t>
+      </w:r>
+    </w:p>
+    <w:p>
+      <w:pPr>
+        <w:pStyle w:val="Normal"/>
+        <w:spacing w:after="140"/>
+      </w:pPr>
+      <w:r>
+        <w:rPr/>
         <w:t>Devs, you're clear to build according to the design file, no open questions from BA's side.</w:t>
+      </w:r>
+    </w:p>
+    <w:p>
+      <w:pPr>
+        <w:pStyle w:val="Normal"/>
+        <w:spacing w:after="140"/>
+      </w:pPr>
+      <w:r>
+        <w:rPr/>
+        <w:t xml:space="preserve"> </w:t>
+      </w:r>
+    </w:p>
+    <w:p>
+      <w:pPr>
+        <w:pStyle w:val="Normal"/>
+        <w:spacing w:after="140"/>
+      </w:pPr>
+      <w:r>
+        <w:rPr/>
+        <w:t>Update on</w:t>
+      </w:r>
+    </w:p>
+    <w:p>
+      <w:pPr>
+        <w:pStyle w:val="Normal"/>
+        <w:spacing w:after="140"/>
+      </w:pPr>
+      <w:r>
+        <w:rPr/>
+        <w:t xml:space="preserve"> </w:t>
+      </w:r>
+    </w:p>
+    <w:p>
+      <w:pPr>
+        <w:pStyle w:val="Normal"/>
+        <w:spacing w:after="140"/>
+      </w:pPr>
+      <w:r>
+        <w:rPr/>
+        <w:t>Handover</w:t>
       </w:r>
     </w:p>
     <w:p>
@@ -829,18 +1038,26 @@
       </w:pPr>
       <w:r>
         <w:rPr>
-          <w:b/>
-          <w:bCs/>
-          <w:color w:val="FFFFFF"/>
-        </w:rPr>
-        <w:t xml:space="preserve">Git URL:  </w:t>
-      </w:r>
-      <w:r>
-        <w:rPr>
-          <w:rFonts w:ascii="Consolas" w:eastAsia="Consolas" w:hAnsi="Consolas" w:cs="Consolas"/>
-          <w:color w:val="8FD3D6"/>
-        </w:rPr>
-        <w:t>https://github.com/team-byte-size/team-page/blob/main/docs/design-validation.md</w:t>
+          <w:b w:val="1"/>
+          <w:bCs w:val="1"/>
+          <w:color w:val="FFFFFF" w:themeColor="background1" w:themeTint="FF" w:themeShade="FF"/>
+        </w:rPr>
+        <w:t xml:space="preserve">Git URL: </w:t>
+      </w:r>
+      <w:hyperlink r:id="R0714eabbaea54489">
+        <w:r>
+          <w:rPr>
+            <w:rStyle w:val="Hyperlink"/>
+            <w:rFonts w:ascii="Consolas" w:hAnsi="Consolas" w:eastAsia="Consolas" w:cs="Consolas"/>
+          </w:rPr>
+          <w:t>https://github.com/JKaizenCode/ai-digital-marketing-team-b/blob/main/docs/BA-Docs/UI-UX_Design_Validation_Document.docx</w:t>
+        </w:r>
+      </w:hyperlink>
+      <w:r>
+        <w:rPr>
+          <w:rFonts w:ascii="Consolas" w:hAnsi="Consolas" w:eastAsia="Consolas" w:cs="Consolas"/>
+        </w:rPr>
+        <w:t xml:space="preserve"> </w:t>
       </w:r>
     </w:p>
     <w:p>
@@ -861,12 +1078,12 @@
       <w:tblPr>
         <w:tblW w:w="9000" w:type="dxa"/>
         <w:tblBorders>
-          <w:top w:val="single" w:sz="4" w:space="0" w:color="auto"/>
-          <w:left w:val="single" w:sz="4" w:space="0" w:color="auto"/>
-          <w:bottom w:val="single" w:sz="4" w:space="0" w:color="auto"/>
-          <w:right w:val="single" w:sz="4" w:space="0" w:color="auto"/>
-          <w:insideH w:val="single" w:sz="4" w:space="0" w:color="auto"/>
-          <w:insideV w:val="single" w:sz="4" w:space="0" w:color="auto"/>
+          <w:top w:val="single" w:color="auto" w:sz="4" w:space="0"/>
+          <w:left w:val="single" w:color="auto" w:sz="4" w:space="0"/>
+          <w:bottom w:val="single" w:color="auto" w:sz="4" w:space="0"/>
+          <w:right w:val="single" w:color="auto" w:sz="4" w:space="0"/>
+          <w:insideH w:val="single" w:color="auto" w:sz="4" w:space="0"/>
+          <w:insideV w:val="single" w:color="auto" w:sz="4" w:space="0"/>
         </w:tblBorders>
         <w:tblCellMar>
           <w:left w:w="10" w:type="dxa"/>
@@ -957,7 +1174,7 @@
         <w:tc>
           <w:tcPr>
             <w:tcW w:w="2000" w:type="dxa"/>
-            <w:shd w:val="clear" w:color="auto" w:fill="FFFFFF"/>
+            <w:shd w:val="clear" w:color="auto" w:fill="FFFFFF" w:themeFill="background1"/>
             <w:tcMar>
               <w:top w:w="80" w:type="dxa"/>
               <w:left w:w="120" w:type="dxa"/>
@@ -967,11 +1184,28 @@
             <w:vAlign w:val="center"/>
           </w:tcPr>
           <w:p>
-            <w:r>
-              <w:rPr>
-                <w:color w:val="1E2761"/>
-              </w:rPr>
-              <w:t>Wednesday, 5 August 2026</w:t>
+            <w:pPr>
+              <w:pStyle w:val="Normal"/>
+              <w:suppressLineNumbers w:val="0"/>
+              <w:bidi w:val="0"/>
+            </w:pPr>
+            <w:r>
+              <w:rPr>
+                <w:color w:val="1E2761"/>
+              </w:rPr>
+              <w:t xml:space="preserve">Sunday, 15 </w:t>
+            </w:r>
+            <w:r>
+              <w:rPr>
+                <w:color w:val="1E2761"/>
+              </w:rPr>
+              <w:t>August</w:t>
+            </w:r>
+            <w:r>
+              <w:rPr>
+                <w:color w:val="1E2761"/>
+              </w:rPr>
+              <w:t xml:space="preserve">  2026</w:t>
             </w:r>
           </w:p>
         </w:tc>
@@ -983,8 +1217,8 @@
       </w:pPr>
       <w:r>
         <w:rPr>
-          <w:b/>
-          <w:bCs/>
+          <w:b w:val="1"/>
+          <w:bCs w:val="1"/>
           <w:color w:val="1E2761"/>
         </w:rPr>
         <w:t>Completion comment</w:t>
@@ -992,55 +1226,131 @@
     </w:p>
     <w:p>
       <w:pPr>
-        <w:spacing w:after="60"/>
-      </w:pPr>
-      <w:r>
-        <w:rPr>
-          <w:b/>
-          <w:bCs/>
-        </w:rPr>
-        <w:t xml:space="preserve">Done: </w:t>
-      </w:r>
-      <w:r>
-        <w:t>Applied the approved login styling (</w:t>
-      </w:r>
-      <w:proofErr w:type="spellStart"/>
-      <w:r>
-        <w:t>colors</w:t>
-      </w:r>
-      <w:proofErr w:type="spellEnd"/>
-      <w:r>
-        <w:t>, layout, branding). Confirmed auth logic, validation, and session handling are all untouched.</w:t>
-      </w:r>
-    </w:p>
-    <w:p>
-      <w:pPr>
-        <w:spacing w:after="60"/>
-      </w:pPr>
-      <w:r>
-        <w:rPr>
-          <w:b/>
-          <w:bCs/>
-        </w:rPr>
-        <w:t xml:space="preserve">Deliverable: </w:t>
-      </w:r>
-      <w:r>
-        <w:t>Branch/commit with the styling changes.</w:t>
-      </w:r>
-    </w:p>
-    <w:p>
-      <w:pPr>
         <w:spacing w:after="140"/>
       </w:pPr>
       <w:r>
-        <w:rPr>
-          <w:b/>
-          <w:bCs/>
-        </w:rPr>
-        <w:t xml:space="preserve">Note for next role: </w:t>
-      </w:r>
-      <w:r>
-        <w:t>Nothing blocking — moving straight on to the team page build myself.</w:t>
+        <w:rPr/>
+        <w:t>Done:</w:t>
+      </w:r>
+    </w:p>
+    <w:p>
+      <w:pPr>
+        <w:pStyle w:val="Normal"/>
+        <w:spacing w:after="140"/>
+      </w:pPr>
+      <w:r>
+        <w:rPr/>
+        <w:t>Restyled the login and sign up pages using a shared design system (colour,</w:t>
+      </w:r>
+    </w:p>
+    <w:p>
+      <w:pPr>
+        <w:pStyle w:val="Normal"/>
+        <w:spacing w:after="140"/>
+      </w:pPr>
+      <w:r>
+        <w:rPr/>
+        <w:t>typography, spacing, buttons). Styling only — authentication, validation and</w:t>
+      </w:r>
+    </w:p>
+    <w:p>
+      <w:pPr>
+        <w:pStyle w:val="Normal"/>
+        <w:spacing w:after="140"/>
+      </w:pPr>
+      <w:r>
+        <w:rPr/>
+        <w:t>session handling unchanged, confirmed by automated tests. Usable on desktop</w:t>
+      </w:r>
+    </w:p>
+    <w:p>
+      <w:pPr>
+        <w:pStyle w:val="Normal"/>
+        <w:spacing w:after="140"/>
+      </w:pPr>
+      <w:r>
+        <w:rPr/>
+        <w:t>and mobile.</w:t>
+      </w:r>
+    </w:p>
+    <w:p>
+      <w:pPr>
+        <w:pStyle w:val="Normal"/>
+        <w:spacing w:after="140"/>
+      </w:pPr>
+      <w:r>
+        <w:rPr/>
+        <w:t>Deliverable:</w:t>
+      </w:r>
+    </w:p>
+    <w:p>
+      <w:pPr>
+        <w:pStyle w:val="Normal"/>
+        <w:spacing w:after="140"/>
+      </w:pPr>
+      <w:r>
+        <w:rPr/>
+        <w:t>Restyled Login and Sign up pages committed to the repo. Implementation summary</w:t>
+      </w:r>
+    </w:p>
+    <w:p>
+      <w:pPr>
+        <w:pStyle w:val="Normal"/>
+        <w:spacing w:after="140"/>
+      </w:pPr>
+      <w:r>
+        <w:rPr/>
+        <w:t>committed to 'BA-Docs'.</w:t>
+      </w:r>
+    </w:p>
+    <w:p>
+      <w:pPr>
+        <w:pStyle w:val="Normal"/>
+        <w:spacing w:after="140"/>
+      </w:pPr>
+      <w:r>
+        <w:rPr/>
+        <w:t>Note for next role: Use the shared Button, Card and Field components for new</w:t>
+      </w:r>
+    </w:p>
+    <w:p>
+      <w:pPr>
+        <w:pStyle w:val="Normal"/>
+        <w:spacing w:after="140"/>
+      </w:pPr>
+      <w:r>
+        <w:rPr/>
+        <w:t>screens so styling stays consistent.</w:t>
+      </w:r>
+    </w:p>
+    <w:p>
+      <w:pPr>
+        <w:pStyle w:val="Normal"/>
+        <w:spacing w:after="140"/>
+      </w:pPr>
+      <w:r>
+        <w:rPr/>
+        <w:t xml:space="preserve"> </w:t>
+      </w:r>
+    </w:p>
+    <w:p>
+      <w:pPr>
+        <w:pStyle w:val="Normal"/>
+        <w:spacing w:after="140"/>
+      </w:pPr>
+      <w:r>
+        <w:rPr/>
+        <w:t>Update on</w:t>
+      </w:r>
+    </w:p>
+    <w:p>
+      <w:pPr>
+        <w:pStyle w:val="Normal"/>
+        <w:spacing w:after="140"/>
+      </w:pPr>
+      <w:r>
+        <w:rPr/>
+        <w:t>Login_Styling_and_Team_Page_Implementation.docx</w:t>
       </w:r>
     </w:p>
     <w:p>
@@ -1048,29 +1358,33 @@
         <w:shd w:val="clear" w:color="auto" w:fill="16204F"/>
         <w:spacing w:after="120"/>
         <w:ind w:left="100" w:right="100"/>
-        <w:rPr>
-          <w:rFonts w:ascii="Consolas" w:eastAsia="Consolas" w:hAnsi="Consolas" w:cs="Consolas"/>
-          <w:color w:val="8FD3D6"/>
-        </w:rPr>
-      </w:pPr>
-      <w:r>
-        <w:rPr>
-          <w:b/>
-          <w:bCs/>
-          <w:color w:val="FFFFFF"/>
-        </w:rPr>
-        <w:lastRenderedPageBreak/>
+      </w:pPr>
+      <w:r>
+        <w:rPr>
+          <w:b w:val="1"/>
+          <w:bCs w:val="1"/>
+          <w:color w:val="FFFFFF" w:themeColor="background1" w:themeTint="FF" w:themeShade="FF"/>
+        </w:rPr>
         <w:t xml:space="preserve">Git URL (commit):  </w:t>
       </w:r>
-      <w:hyperlink r:id="rId11" w:history="1">
+      <w:hyperlink r:id="Rc947ab2ef5d34413">
         <w:r>
           <w:rPr>
             <w:rStyle w:val="Hyperlink"/>
-            <w:rFonts w:ascii="Consolas" w:eastAsia="Consolas" w:hAnsi="Consolas" w:cs="Consolas"/>
+            <w:b w:val="1"/>
+            <w:bCs w:val="1"/>
           </w:rPr>
-          <w:t>https://github.com/team-byte-size/team-page/commit/4a1c9e2</w:t>
+          <w:t>https://github.com/JKaizenCode/ai-digital-marketing-team-b/commit/54c0e4cd7398e76509f8d81e8483f3a61fc4471e</w:t>
         </w:r>
       </w:hyperlink>
+      <w:r>
+        <w:rPr>
+          <w:b w:val="1"/>
+          <w:bCs w:val="1"/>
+          <w:color w:val="FFFFFF" w:themeColor="background1" w:themeTint="FF" w:themeShade="FF"/>
+        </w:rPr>
+        <w:t xml:space="preserve"> </w:t>
+      </w:r>
     </w:p>
     <w:p>
       <w:pPr>
@@ -1082,78 +1396,78 @@
     <w:p>
       <w:pPr>
         <w:rPr>
-          <w:rFonts w:ascii="Times New Roman" w:eastAsia="Times New Roman" w:hAnsi="Times New Roman" w:cs="Times New Roman"/>
-          <w:sz w:val="24"/>
-          <w:szCs w:val="24"/>
-        </w:rPr>
-      </w:pPr>
-      <w:r>
-        <w:rPr>
           <w:rFonts w:eastAsia="Times New Roman"/>
-          <w:b/>
-          <w:bCs/>
+          <w:b w:val="1"/>
+          <w:bCs w:val="1"/>
           <w:color w:val="6B7280"/>
           <w:sz w:val="20"/>
           <w:szCs w:val="20"/>
         </w:rPr>
+      </w:pPr>
+    </w:p>
+    <w:p>
+      <w:pPr>
+        <w:rPr>
+          <w:rFonts w:ascii="Times New Roman" w:hAnsi="Times New Roman" w:eastAsia="Times New Roman" w:cs="Times New Roman"/>
+          <w:sz w:val="24"/>
+          <w:szCs w:val="24"/>
+        </w:rPr>
+      </w:pPr>
+      <w:r>
+        <w:rPr>
+          <w:rFonts w:eastAsia="Times New Roman"/>
+          <w:b w:val="1"/>
+          <w:bCs w:val="1"/>
+          <w:color w:val="6B7280"/>
+          <w:sz w:val="20"/>
+          <w:szCs w:val="20"/>
+        </w:rPr>
         <w:t>REAL OUTPUT — rendered login page</w:t>
       </w:r>
     </w:p>
     <w:p>
       <w:pPr>
+        <w:pStyle w:val="Normal"/>
         <w:shd w:val="clear" w:color="auto" w:fill="16204F"/>
         <w:spacing w:after="120"/>
         <w:ind w:left="100" w:right="100"/>
       </w:pPr>
       <w:r>
-        <w:rPr>
-          <w:rFonts w:ascii="Times New Roman" w:eastAsia="Times New Roman" w:hAnsi="Times New Roman" w:cs="Times New Roman"/>
-          <w:noProof/>
-          <w:sz w:val="24"/>
-          <w:szCs w:val="24"/>
-        </w:rPr>
         <w:drawing>
-          <wp:inline distT="0" distB="0" distL="0" distR="0" wp14:anchorId="1CF7BDE0" wp14:editId="26C0E66D">
-            <wp:extent cx="3503930" cy="2589530"/>
-            <wp:effectExtent l="0" t="0" r="1270" b="1270"/>
-            <wp:docPr id="1334657175" name="Picture 2"/>
+          <wp:inline wp14:editId="3086F81F" wp14:anchorId="649DEB9D">
+            <wp:extent cx="5943600" cy="2990850"/>
+            <wp:effectExtent l="0" t="0" r="0" b="0"/>
+            <wp:docPr id="463858029" name="drawing"/>
             <wp:cNvGraphicFramePr>
-              <a:graphicFrameLocks xmlns:a="http://schemas.openxmlformats.org/drawingml/2006/main" noChangeAspect="1"/>
+              <a:graphicFrameLocks noChangeAspect="1"/>
             </wp:cNvGraphicFramePr>
-            <a:graphic xmlns:a="http://schemas.openxmlformats.org/drawingml/2006/main">
-              <a:graphicData uri="http://schemas.openxmlformats.org/drawingml/2006/picture">
+            <a:graphic>
+              <a:graphicData xmlns:a="http://schemas.openxmlformats.org/drawingml/2006/main" uri="http://schemas.openxmlformats.org/drawingml/2006/picture">
                 <pic:pic xmlns:pic="http://schemas.openxmlformats.org/drawingml/2006/picture">
                   <pic:nvPicPr>
-                    <pic:cNvPr id="0" name="Picture 3"/>
-                    <pic:cNvPicPr>
-                      <a:picLocks noChangeAspect="1" noChangeArrowheads="1"/>
-                    </pic:cNvPicPr>
+                    <pic:cNvPr id="463858029" name="Picture 463858029"/>
+                    <pic:cNvPicPr/>
                   </pic:nvPicPr>
                   <pic:blipFill>
-                    <a:blip r:embed="rId12">
+                    <a:blip xmlns:r="http://schemas.openxmlformats.org/officeDocument/2006/relationships" r:embed="rId1927280861">
                       <a:extLst>
                         <a:ext uri="{28A0092B-C50C-407E-A947-70E740481C1C}">
-                          <a14:useLocalDpi xmlns:a14="http://schemas.microsoft.com/office/drawing/2010/main" val="0"/>
+                          <a14:useLocalDpi xmlns:a14="http://schemas.microsoft.com/office/drawing/2010/main"/>
                         </a:ext>
                       </a:extLst>
                     </a:blip>
-                    <a:srcRect/>
                     <a:stretch>
                       <a:fillRect/>
                     </a:stretch>
                   </pic:blipFill>
-                  <pic:spPr bwMode="auto">
+                  <pic:spPr>
                     <a:xfrm>
                       <a:off x="0" y="0"/>
-                      <a:ext cx="3503930" cy="2589530"/>
+                      <a:ext cx="5943600" cy="2990850"/>
                     </a:xfrm>
                     <a:prstGeom prst="rect">
                       <a:avLst/>
                     </a:prstGeom>
-                    <a:noFill/>
-                    <a:ln>
-                      <a:noFill/>
-                    </a:ln>
                   </pic:spPr>
                 </pic:pic>
               </a:graphicData>
@@ -1180,12 +1494,12 @@
       <w:tblPr>
         <w:tblW w:w="9000" w:type="dxa"/>
         <w:tblBorders>
-          <w:top w:val="single" w:sz="4" w:space="0" w:color="auto"/>
-          <w:left w:val="single" w:sz="4" w:space="0" w:color="auto"/>
-          <w:bottom w:val="single" w:sz="4" w:space="0" w:color="auto"/>
-          <w:right w:val="single" w:sz="4" w:space="0" w:color="auto"/>
-          <w:insideH w:val="single" w:sz="4" w:space="0" w:color="auto"/>
-          <w:insideV w:val="single" w:sz="4" w:space="0" w:color="auto"/>
+          <w:top w:val="single" w:color="auto" w:sz="4" w:space="0"/>
+          <w:left w:val="single" w:color="auto" w:sz="4" w:space="0"/>
+          <w:bottom w:val="single" w:color="auto" w:sz="4" w:space="0"/>
+          <w:right w:val="single" w:color="auto" w:sz="4" w:space="0"/>
+          <w:insideH w:val="single" w:color="auto" w:sz="4" w:space="0"/>
+          <w:insideV w:val="single" w:color="auto" w:sz="4" w:space="0"/>
         </w:tblBorders>
         <w:tblCellMar>
           <w:left w:w="10" w:type="dxa"/>
@@ -1240,19 +1554,7 @@
               <w:rPr>
                 <w:color w:val="1E2761"/>
               </w:rPr>
-              <w:t xml:space="preserve">Dev 1 — </w:t>
-            </w:r>
-            <w:r>
-              <w:rPr>
-                <w:color w:val="1E2761"/>
-              </w:rPr>
-              <w:t>Minh C</w:t>
-            </w:r>
-            <w:r>
-              <w:rPr>
-                <w:color w:val="1E2761"/>
-              </w:rPr>
-              <w:t>uong Vu</w:t>
+              <w:t>Dev 1 — Arnav Jain</w:t>
             </w:r>
           </w:p>
         </w:tc>
@@ -1282,7 +1584,7 @@
         <w:tc>
           <w:tcPr>
             <w:tcW w:w="2000" w:type="dxa"/>
-            <w:shd w:val="clear" w:color="auto" w:fill="FFFFFF"/>
+            <w:shd w:val="clear" w:color="auto" w:fill="FFFFFF" w:themeFill="background1"/>
             <w:tcMar>
               <w:top w:w="80" w:type="dxa"/>
               <w:left w:w="120" w:type="dxa"/>
@@ -1292,11 +1594,37 @@
             <w:vAlign w:val="center"/>
           </w:tcPr>
           <w:p>
-            <w:r>
-              <w:rPr>
-                <w:color w:val="1E2761"/>
-              </w:rPr>
-              <w:t>Wednesday, 5 August 2026</w:t>
+            <w:pPr>
+              <w:pStyle w:val="Normal"/>
+              <w:suppressLineNumbers w:val="0"/>
+              <w:bidi w:val="0"/>
+              <w:spacing w:before="0" w:beforeAutospacing="off" w:after="0" w:afterAutospacing="off" w:line="259" w:lineRule="auto"/>
+              <w:ind w:left="0" w:right="0"/>
+              <w:jc w:val="left"/>
+            </w:pPr>
+            <w:r>
+              <w:rPr>
+                <w:color w:val="1E2761"/>
+              </w:rPr>
+              <w:t>Sunday</w:t>
+            </w:r>
+            <w:r>
+              <w:rPr>
+                <w:color w:val="1E2761"/>
+              </w:rPr>
+              <w:t xml:space="preserve">, </w:t>
+            </w:r>
+            <w:r>
+              <w:rPr>
+                <w:color w:val="1E2761"/>
+              </w:rPr>
+              <w:t>16</w:t>
+            </w:r>
+            <w:r>
+              <w:rPr>
+                <w:color w:val="1E2761"/>
+              </w:rPr>
+              <w:t xml:space="preserve"> August 2026</w:t>
             </w:r>
           </w:p>
         </w:tc>
@@ -1308,8 +1636,8 @@
       </w:pPr>
       <w:r>
         <w:rPr>
-          <w:b/>
-          <w:bCs/>
+          <w:b w:val="1"/>
+          <w:bCs w:val="1"/>
           <w:color w:val="1E2761"/>
         </w:rPr>
         <w:t>Completion comment</w:t>
@@ -1317,48 +1645,199 @@
     </w:p>
     <w:p>
       <w:pPr>
-        <w:spacing w:after="60"/>
-      </w:pPr>
-      <w:r>
-        <w:rPr>
-          <w:b/>
-          <w:bCs/>
-        </w:rPr>
-        <w:t xml:space="preserve">Done: </w:t>
-      </w:r>
-      <w:r>
-        <w:t>Team page built per the design (name, member cards with photo/role, about-us blurb with expand-on-long-text). Login now redirects here on success; team page redirects back to login if accessed directly without a session.</w:t>
-      </w:r>
-    </w:p>
-    <w:p>
-      <w:pPr>
-        <w:spacing w:after="60"/>
-      </w:pPr>
-      <w:r>
-        <w:rPr>
-          <w:b/>
-          <w:bCs/>
-        </w:rPr>
-        <w:t xml:space="preserve">Deliverable: </w:t>
-      </w:r>
-      <w:r>
-        <w:t>Branch/commit with the team page and route guard.</w:t>
+        <w:spacing w:before="0" w:beforeAutospacing="off" w:after="0" w:afterAutospacing="off"/>
+      </w:pPr>
+      <w:r>
+        <w:rPr>
+          <w:rFonts w:ascii="Calibri" w:hAnsi="Calibri" w:eastAsia="Calibri" w:cs="Calibri"/>
+          <w:noProof w:val="0"/>
+          <w:color w:val="000000" w:themeColor="text1" w:themeTint="FF" w:themeShade="FF"/>
+          <w:sz w:val="25"/>
+          <w:szCs w:val="25"/>
+          <w:lang w:val="en-AU"/>
+        </w:rPr>
+        <w:t>Done:</w:t>
+      </w:r>
+    </w:p>
+    <w:p>
+      <w:pPr>
+        <w:spacing w:before="0" w:beforeAutospacing="off" w:after="0" w:afterAutospacing="off"/>
+      </w:pPr>
+      <w:r>
+        <w:rPr>
+          <w:rFonts w:ascii="Calibri" w:hAnsi="Calibri" w:eastAsia="Calibri" w:cs="Calibri"/>
+          <w:noProof w:val="0"/>
+          <w:color w:val="000000" w:themeColor="text1" w:themeTint="FF" w:themeShade="FF"/>
+          <w:sz w:val="25"/>
+          <w:szCs w:val="25"/>
+          <w:lang w:val="en-AU"/>
+        </w:rPr>
+        <w:t>Built the Team Members page — team name heading, one card per member (photo,</w:t>
+      </w:r>
+    </w:p>
+    <w:p>
+      <w:pPr>
+        <w:spacing w:before="0" w:beforeAutospacing="off" w:after="0" w:afterAutospacing="off"/>
+      </w:pPr>
+      <w:r>
+        <w:rPr>
+          <w:rFonts w:ascii="Calibri" w:hAnsi="Calibri" w:eastAsia="Calibri" w:cs="Calibri"/>
+          <w:noProof w:val="0"/>
+          <w:color w:val="000000" w:themeColor="text1" w:themeTint="FF" w:themeShade="FF"/>
+          <w:sz w:val="25"/>
+          <w:szCs w:val="25"/>
+          <w:lang w:val="en-AU"/>
+        </w:rPr>
+        <w:t>name, role, blurb), placeholder for missing photos, responsive layout. Added</w:t>
+      </w:r>
+    </w:p>
+    <w:p>
+      <w:pPr>
+        <w:spacing w:before="0" w:beforeAutospacing="off" w:after="0" w:afterAutospacing="off"/>
+      </w:pPr>
+      <w:r>
+        <w:rPr>
+          <w:rFonts w:ascii="Calibri" w:hAnsi="Calibri" w:eastAsia="Calibri" w:cs="Calibri"/>
+          <w:noProof w:val="0"/>
+          <w:color w:val="000000" w:themeColor="text1" w:themeTint="FF" w:themeShade="FF"/>
+          <w:sz w:val="25"/>
+          <w:szCs w:val="25"/>
+          <w:lang w:val="en-AU"/>
+        </w:rPr>
+        <w:t>Team Members to the sidebar below Dashboard. Not reachable without a valid</w:t>
+      </w:r>
+    </w:p>
+    <w:p>
+      <w:pPr>
+        <w:spacing w:before="0" w:beforeAutospacing="off" w:after="0" w:afterAutospacing="off"/>
+      </w:pPr>
+      <w:r>
+        <w:rPr>
+          <w:rFonts w:ascii="Calibri" w:hAnsi="Calibri" w:eastAsia="Calibri" w:cs="Calibri"/>
+          <w:noProof w:val="0"/>
+          <w:color w:val="000000" w:themeColor="text1" w:themeTint="FF" w:themeShade="FF"/>
+          <w:sz w:val="25"/>
+          <w:szCs w:val="25"/>
+          <w:lang w:val="en-AU"/>
+        </w:rPr>
+        <w:t>login.</w:t>
+      </w:r>
+    </w:p>
+    <w:p>
+      <w:pPr>
+        <w:spacing w:before="0" w:beforeAutospacing="off" w:after="0" w:afterAutospacing="off"/>
+      </w:pPr>
+    </w:p>
+    <w:p>
+      <w:pPr>
+        <w:spacing w:before="0" w:beforeAutospacing="off" w:after="0" w:afterAutospacing="off"/>
+      </w:pPr>
+      <w:r>
+        <w:rPr>
+          <w:rFonts w:ascii="Calibri" w:hAnsi="Calibri" w:eastAsia="Calibri" w:cs="Calibri"/>
+          <w:noProof w:val="0"/>
+          <w:color w:val="000000" w:themeColor="text1" w:themeTint="FF" w:themeShade="FF"/>
+          <w:sz w:val="25"/>
+          <w:szCs w:val="25"/>
+          <w:lang w:val="en-AU"/>
+        </w:rPr>
+        <w:t>Deliverable:</w:t>
+      </w:r>
+    </w:p>
+    <w:p>
+      <w:pPr>
+        <w:spacing w:before="0" w:beforeAutospacing="off" w:after="0" w:afterAutospacing="off"/>
+      </w:pPr>
+      <w:r>
+        <w:rPr>
+          <w:rFonts w:ascii="Calibri" w:hAnsi="Calibri" w:eastAsia="Calibri" w:cs="Calibri"/>
+          <w:noProof w:val="0"/>
+          <w:color w:val="000000" w:themeColor="text1" w:themeTint="FF" w:themeShade="FF"/>
+          <w:sz w:val="25"/>
+          <w:szCs w:val="25"/>
+          <w:lang w:val="en-AU"/>
+        </w:rPr>
+        <w:t>Team Members page committed to the repo. Implementation summary in 'BA-Docs'.</w:t>
+      </w:r>
+    </w:p>
+    <w:p>
+      <w:pPr>
+        <w:spacing w:before="0" w:beforeAutospacing="off" w:after="0" w:afterAutospacing="off"/>
+      </w:pPr>
+    </w:p>
+    <w:p>
+      <w:pPr>
+        <w:spacing w:before="0" w:beforeAutospacing="off" w:after="0" w:afterAutospacing="off"/>
+      </w:pPr>
+      <w:r>
+        <w:rPr>
+          <w:rFonts w:ascii="Calibri" w:hAnsi="Calibri" w:eastAsia="Calibri" w:cs="Calibri"/>
+          <w:noProof w:val="0"/>
+          <w:color w:val="000000" w:themeColor="text1" w:themeTint="FF" w:themeShade="FF"/>
+          <w:sz w:val="25"/>
+          <w:szCs w:val="25"/>
+          <w:lang w:val="en-AU"/>
+        </w:rPr>
+        <w:t>Note for next role: Members stored in Firestore — add photos via photoURL, no</w:t>
+      </w:r>
+    </w:p>
+    <w:p>
+      <w:pPr>
+        <w:spacing w:before="0" w:beforeAutospacing="off" w:after="0" w:afterAutospacing="off"/>
+      </w:pPr>
+      <w:r>
+        <w:rPr>
+          <w:rFonts w:ascii="Calibri" w:hAnsi="Calibri" w:eastAsia="Calibri" w:cs="Calibri"/>
+          <w:noProof w:val="0"/>
+          <w:color w:val="000000" w:themeColor="text1" w:themeTint="FF" w:themeShade="FF"/>
+          <w:sz w:val="25"/>
+          <w:szCs w:val="25"/>
+          <w:lang w:val="en-AU"/>
+        </w:rPr>
+        <w:t>code change needed. Four seeded; a fifth is required.</w:t>
+      </w:r>
+    </w:p>
+    <w:p>
+      <w:pPr>
+        <w:spacing w:before="0" w:beforeAutospacing="off" w:after="0" w:afterAutospacing="off"/>
+      </w:pPr>
+    </w:p>
+    <w:p>
+      <w:pPr>
+        <w:spacing w:before="0" w:beforeAutospacing="off" w:after="0" w:afterAutospacing="off"/>
+      </w:pPr>
+      <w:r>
+        <w:rPr>
+          <w:rFonts w:ascii="Calibri" w:hAnsi="Calibri" w:eastAsia="Calibri" w:cs="Calibri"/>
+          <w:noProof w:val="0"/>
+          <w:color w:val="000000" w:themeColor="text1" w:themeTint="FF" w:themeShade="FF"/>
+          <w:sz w:val="25"/>
+          <w:szCs w:val="25"/>
+          <w:lang w:val="en-AU"/>
+        </w:rPr>
+        <w:t>Update on</w:t>
+      </w:r>
+    </w:p>
+    <w:p>
+      <w:pPr>
+        <w:spacing w:before="0" w:beforeAutospacing="off" w:after="0" w:afterAutospacing="off"/>
+      </w:pPr>
+      <w:r>
+        <w:rPr>
+          <w:rFonts w:ascii="Calibri" w:hAnsi="Calibri" w:eastAsia="Calibri" w:cs="Calibri"/>
+          <w:noProof w:val="0"/>
+          <w:color w:val="000000" w:themeColor="text1" w:themeTint="FF" w:themeShade="FF"/>
+          <w:sz w:val="25"/>
+          <w:szCs w:val="25"/>
+          <w:lang w:val="en-AU"/>
+        </w:rPr>
+        <w:t>Login_Styling_and_Team_Page_Implementation.docx</w:t>
       </w:r>
     </w:p>
     <w:p>
       <w:pPr>
         <w:spacing w:after="140"/>
       </w:pPr>
-      <w:r>
-        <w:rPr>
-          <w:b/>
-          <w:bCs/>
-        </w:rPr>
-        <w:t xml:space="preserve">Note for next role: </w:t>
-      </w:r>
-      <w:r>
-        <w:t>Dev 2 — please test against the deployed URL once it's live, not localhost.</w:t>
-      </w:r>
     </w:p>
     <w:p>
       <w:pPr>
@@ -1368,71 +1847,63 @@
       </w:pPr>
       <w:r>
         <w:rPr>
-          <w:b/>
-          <w:bCs/>
-          <w:color w:val="FFFFFF"/>
+          <w:b w:val="1"/>
+          <w:bCs w:val="1"/>
+          <w:color w:val="FFFFFF" w:themeColor="background1" w:themeTint="FF" w:themeShade="FF"/>
         </w:rPr>
         <w:t xml:space="preserve">Git URL (commit):  </w:t>
       </w:r>
-      <w:r>
-        <w:rPr>
-          <w:rFonts w:ascii="Consolas" w:eastAsia="Consolas" w:hAnsi="Consolas" w:cs="Consolas"/>
-          <w:color w:val="8FD3D6"/>
-        </w:rPr>
-        <w:t>https://github.com/team-byte-size/team-page/commit/7f3b8d1</w:t>
-      </w:r>
-    </w:p>
-    <w:p>
-      <w:pPr>
+      <w:hyperlink r:id="Rc981d7c7bbbf41d4">
+        <w:r>
+          <w:rPr>
+            <w:rStyle w:val="Hyperlink"/>
+            <w:rFonts w:ascii="Consolas" w:hAnsi="Consolas" w:eastAsia="Consolas" w:cs="Consolas"/>
+          </w:rPr>
+          <w:t>https://github.com/team-byte-size/team-page/commit/7f3b8d1</w:t>
+        </w:r>
+      </w:hyperlink>
+    </w:p>
+    <w:p>
+      <w:pPr>
+        <w:pStyle w:val="Normal"/>
         <w:spacing w:after="260"/>
       </w:pPr>
       <w:r>
-        <w:rPr>
-          <w:noProof/>
-        </w:rPr>
-        <w:lastRenderedPageBreak/>
         <w:drawing>
-          <wp:inline distT="0" distB="0" distL="0" distR="0" wp14:anchorId="1D426C83" wp14:editId="65256AE1">
-            <wp:extent cx="3503930" cy="2589530"/>
-            <wp:effectExtent l="0" t="0" r="1270" b="1270"/>
-            <wp:docPr id="845820923" name="Picture 3"/>
+          <wp:inline wp14:editId="6C02B33B" wp14:anchorId="0A078DDA">
+            <wp:extent cx="5943600" cy="3019425"/>
+            <wp:effectExtent l="0" t="0" r="0" b="0"/>
+            <wp:docPr id="1327609962" name="drawing"/>
             <wp:cNvGraphicFramePr>
-              <a:graphicFrameLocks xmlns:a="http://schemas.openxmlformats.org/drawingml/2006/main" noChangeAspect="1"/>
+              <a:graphicFrameLocks noChangeAspect="1"/>
             </wp:cNvGraphicFramePr>
-            <a:graphic xmlns:a="http://schemas.openxmlformats.org/drawingml/2006/main">
-              <a:graphicData uri="http://schemas.openxmlformats.org/drawingml/2006/picture">
+            <a:graphic>
+              <a:graphicData xmlns:a="http://schemas.openxmlformats.org/drawingml/2006/main" uri="http://schemas.openxmlformats.org/drawingml/2006/picture">
                 <pic:pic xmlns:pic="http://schemas.openxmlformats.org/drawingml/2006/picture">
                   <pic:nvPicPr>
-                    <pic:cNvPr id="0" name="Picture 5"/>
-                    <pic:cNvPicPr>
-                      <a:picLocks noChangeAspect="1" noChangeArrowheads="1"/>
-                    </pic:cNvPicPr>
+                    <pic:cNvPr id="1327609962" name="Picture 1327609962"/>
+                    <pic:cNvPicPr/>
                   </pic:nvPicPr>
                   <pic:blipFill>
-                    <a:blip r:embed="rId13">
+                    <a:blip xmlns:r="http://schemas.openxmlformats.org/officeDocument/2006/relationships" r:embed="rId2128320479">
                       <a:extLst>
                         <a:ext uri="{28A0092B-C50C-407E-A947-70E740481C1C}">
-                          <a14:useLocalDpi xmlns:a14="http://schemas.microsoft.com/office/drawing/2010/main" val="0"/>
+                          <a14:useLocalDpi xmlns:a14="http://schemas.microsoft.com/office/drawing/2010/main"/>
                         </a:ext>
                       </a:extLst>
                     </a:blip>
-                    <a:srcRect/>
                     <a:stretch>
                       <a:fillRect/>
                     </a:stretch>
                   </pic:blipFill>
-                  <pic:spPr bwMode="auto">
+                  <pic:spPr>
                     <a:xfrm>
                       <a:off x="0" y="0"/>
-                      <a:ext cx="3503930" cy="2589530"/>
+                      <a:ext cx="5943600" cy="3019425"/>
                     </a:xfrm>
                     <a:prstGeom prst="rect">
                       <a:avLst/>
                     </a:prstGeom>
-                    <a:noFill/>
-                    <a:ln>
-                      <a:noFill/>
-                    </a:ln>
                   </pic:spPr>
                 </pic:pic>
               </a:graphicData>
@@ -1454,12 +1925,12 @@
       <w:tblPr>
         <w:tblW w:w="9000" w:type="dxa"/>
         <w:tblBorders>
-          <w:top w:val="single" w:sz="4" w:space="0" w:color="auto"/>
-          <w:left w:val="single" w:sz="4" w:space="0" w:color="auto"/>
-          <w:bottom w:val="single" w:sz="4" w:space="0" w:color="auto"/>
-          <w:right w:val="single" w:sz="4" w:space="0" w:color="auto"/>
-          <w:insideH w:val="single" w:sz="4" w:space="0" w:color="auto"/>
-          <w:insideV w:val="single" w:sz="4" w:space="0" w:color="auto"/>
+          <w:top w:val="single" w:color="auto" w:sz="4" w:space="0"/>
+          <w:left w:val="single" w:color="auto" w:sz="4" w:space="0"/>
+          <w:bottom w:val="single" w:color="auto" w:sz="4" w:space="0"/>
+          <w:right w:val="single" w:color="auto" w:sz="4" w:space="0"/>
+          <w:insideH w:val="single" w:color="auto" w:sz="4" w:space="0"/>
+          <w:insideV w:val="single" w:color="auto" w:sz="4" w:space="0"/>
         </w:tblBorders>
         <w:tblCellMar>
           <w:left w:w="10" w:type="dxa"/>
@@ -1550,7 +2021,7 @@
         <w:tc>
           <w:tcPr>
             <w:tcW w:w="2000" w:type="dxa"/>
-            <w:shd w:val="clear" w:color="auto" w:fill="FFFFFF"/>
+            <w:shd w:val="clear" w:color="auto" w:fill="FFFFFF" w:themeFill="background1"/>
             <w:tcMar>
               <w:top w:w="80" w:type="dxa"/>
               <w:left w:w="120" w:type="dxa"/>
@@ -1560,11 +2031,37 @@
             <w:vAlign w:val="center"/>
           </w:tcPr>
           <w:p>
-            <w:r>
-              <w:rPr>
-                <w:color w:val="1E2761"/>
-              </w:rPr>
-              <w:t>Thursday, 6 August 2026</w:t>
+            <w:pPr>
+              <w:pStyle w:val="Normal"/>
+              <w:suppressLineNumbers w:val="0"/>
+              <w:bidi w:val="0"/>
+              <w:spacing w:before="0" w:beforeAutospacing="off" w:after="0" w:afterAutospacing="off" w:line="259" w:lineRule="auto"/>
+              <w:ind w:left="0" w:right="0"/>
+              <w:jc w:val="left"/>
+            </w:pPr>
+            <w:r>
+              <w:rPr>
+                <w:color w:val="1E2761"/>
+              </w:rPr>
+              <w:t>Sunday</w:t>
+            </w:r>
+            <w:r>
+              <w:rPr>
+                <w:color w:val="1E2761"/>
+              </w:rPr>
+              <w:t xml:space="preserve">, </w:t>
+            </w:r>
+            <w:r>
+              <w:rPr>
+                <w:color w:val="1E2761"/>
+              </w:rPr>
+              <w:t>1</w:t>
+            </w:r>
+            <w:r>
+              <w:rPr>
+                <w:color w:val="1E2761"/>
+              </w:rPr>
+              <w:t>6 August 2026</w:t>
             </w:r>
           </w:p>
         </w:tc>
@@ -1576,8 +2073,8 @@
       </w:pPr>
       <w:r>
         <w:rPr>
-          <w:b/>
-          <w:bCs/>
+          <w:b w:val="1"/>
+          <w:bCs w:val="1"/>
           <w:color w:val="1E2761"/>
         </w:rPr>
         <w:t>Completion comment</w:t>
@@ -1585,48 +2082,77 @@
     </w:p>
     <w:p>
       <w:pPr>
-        <w:spacing w:after="60"/>
-      </w:pPr>
-      <w:r>
-        <w:rPr>
-          <w:b/>
-          <w:bCs/>
-        </w:rPr>
-        <w:t xml:space="preserve">Done: </w:t>
-      </w:r>
-      <w:r>
-        <w:t>Tested the full happy path on the deployed URL — valid login, redirect fires, all member cards render correctly with photo/role/blurb, expand-on-long-text works.</w:t>
-      </w:r>
-    </w:p>
-    <w:p>
-      <w:pPr>
-        <w:spacing w:after="60"/>
-      </w:pPr>
-      <w:r>
-        <w:rPr>
-          <w:b/>
-          <w:bCs/>
-        </w:rPr>
-        <w:t xml:space="preserve">Deliverable: </w:t>
-      </w:r>
-      <w:r>
-        <w:t>Test script and test report.</w:t>
-      </w:r>
+        <w:spacing w:before="0" w:beforeAutospacing="off" w:after="0" w:afterAutospacing="off"/>
+      </w:pPr>
+      <w:r>
+        <w:rPr>
+          <w:rFonts w:ascii="Calibri" w:hAnsi="Calibri" w:eastAsia="Calibri" w:cs="Calibri"/>
+          <w:noProof w:val="0"/>
+          <w:color w:val="000000" w:themeColor="text1" w:themeTint="FF" w:themeShade="FF"/>
+          <w:sz w:val="25"/>
+          <w:szCs w:val="25"/>
+          <w:lang w:val="en-AU"/>
+        </w:rPr>
+        <w:t>Completion comment</w:t>
+      </w:r>
+    </w:p>
+    <w:p>
+      <w:pPr>
+        <w:spacing w:before="0" w:beforeAutospacing="off" w:after="0" w:afterAutospacing="off"/>
+      </w:pPr>
+      <w:r>
+        <w:rPr>
+          <w:rFonts w:ascii="Calibri" w:hAnsi="Calibri" w:eastAsia="Calibri" w:cs="Calibri"/>
+          <w:noProof w:val="0"/>
+          <w:color w:val="000000" w:themeColor="text1" w:themeTint="FF" w:themeShade="FF"/>
+          <w:sz w:val="25"/>
+          <w:szCs w:val="25"/>
+          <w:lang w:val="en-AU"/>
+        </w:rPr>
+        <w:t>Done: Tested the full happy path on the deployed URL — valid login, redirect fires, all member cards render correctly with photo/role/blurb, expand-on-long-text works.</w:t>
+      </w:r>
+    </w:p>
+    <w:p>
+      <w:pPr>
+        <w:spacing w:before="0" w:beforeAutospacing="off" w:after="0" w:afterAutospacing="off"/>
+      </w:pPr>
+      <w:r>
+        <w:rPr>
+          <w:rFonts w:ascii="Calibri" w:hAnsi="Calibri" w:eastAsia="Calibri" w:cs="Calibri"/>
+          <w:noProof w:val="0"/>
+          <w:color w:val="000000" w:themeColor="text1" w:themeTint="FF" w:themeShade="FF"/>
+          <w:sz w:val="25"/>
+          <w:szCs w:val="25"/>
+          <w:lang w:val="en-AU"/>
+        </w:rPr>
+        <w:t>Deliverable: Test script and test report.</w:t>
+      </w:r>
+    </w:p>
+    <w:p>
+      <w:pPr>
+        <w:spacing w:before="0" w:beforeAutospacing="off" w:after="0" w:afterAutospacing="off"/>
+      </w:pPr>
+      <w:r>
+        <w:rPr>
+          <w:rFonts w:ascii="Calibri" w:hAnsi="Calibri" w:eastAsia="Calibri" w:cs="Calibri"/>
+          <w:noProof w:val="0"/>
+          <w:color w:val="000000" w:themeColor="text1" w:themeTint="FF" w:themeShade="FF"/>
+          <w:sz w:val="25"/>
+          <w:szCs w:val="25"/>
+          <w:lang w:val="en-AU"/>
+        </w:rPr>
+        <w:t>Note for next role: No issues found on the happy path. Moving on to edge cases next.</w:t>
+      </w:r>
+    </w:p>
+    <w:p>
+      <w:pPr>
+        <w:spacing w:before="0" w:beforeAutospacing="off" w:after="0" w:afterAutospacing="off"/>
+      </w:pPr>
     </w:p>
     <w:p>
       <w:pPr>
         <w:spacing w:after="140"/>
       </w:pPr>
-      <w:r>
-        <w:rPr>
-          <w:b/>
-          <w:bCs/>
-        </w:rPr>
-        <w:t xml:space="preserve">Note for next role: </w:t>
-      </w:r>
-      <w:r>
-        <w:t>No issues found on the happy path. Moving on to edge cases next.</w:t>
-      </w:r>
     </w:p>
     <w:p>
       <w:pPr>
@@ -1636,40 +2162,39 @@
       </w:pPr>
       <w:r>
         <w:rPr>
-          <w:b/>
-          <w:bCs/>
-          <w:color w:val="FFFFFF"/>
-        </w:rPr>
-        <w:t xml:space="preserve">Git URL (test script):  </w:t>
-      </w:r>
-      <w:r>
-        <w:rPr>
-          <w:rFonts w:ascii="Consolas" w:eastAsia="Consolas" w:hAnsi="Consolas" w:cs="Consolas"/>
-          <w:color w:val="8FD3D6"/>
-        </w:rPr>
-        <w:t>https://github.com/team-byte-size/team-page/blob/main/tests/flow.spec.js</w:t>
-      </w:r>
-    </w:p>
-    <w:p>
-      <w:pPr>
-        <w:shd w:val="clear" w:color="auto" w:fill="16204F"/>
-        <w:spacing w:after="120"/>
-        <w:ind w:left="100" w:right="100"/>
-      </w:pPr>
-      <w:r>
-        <w:rPr>
-          <w:b/>
-          <w:bCs/>
-          <w:color w:val="FFFFFF"/>
-        </w:rPr>
-        <w:t xml:space="preserve">Git URL (test report):  </w:t>
-      </w:r>
-      <w:r>
-        <w:rPr>
-          <w:rFonts w:ascii="Consolas" w:eastAsia="Consolas" w:hAnsi="Consolas" w:cs="Consolas"/>
-          <w:color w:val="8FD3D6"/>
-        </w:rPr>
-        <w:t>https://github.com/team-byte-size/team-page/blob/main/docs/test-report-flow.md</w:t>
+          <w:b w:val="1"/>
+          <w:bCs w:val="1"/>
+          <w:color w:val="FFFFFF" w:themeColor="background1" w:themeTint="FF" w:themeShade="FF"/>
+        </w:rPr>
+        <w:t xml:space="preserve">Git URL (test report): </w:t>
+      </w:r>
+      <w:r>
+        <w:fldChar w:fldCharType="begin"/>
+      </w:r>
+      <w:r>
+        <w:instrText xml:space="preserve">HYPERLINK "https:// https://github.com/JKaizenCode/ai-digital-marketing-team-b/blob/main/docs/Test%20Cases/Test%20Case%201_%20Login%20-_%20Team%20PageVerification.docx" </w:instrText>
+      </w:r>
+      <w:r>
+        <w:fldChar w:fldCharType="separate"/>
+      </w:r>
+      <w:r>
+        <w:rPr>
+          <w:rStyle w:val="Hyperlink"/>
+          <w:b w:val="1"/>
+          <w:bCs w:val="1"/>
+        </w:rPr>
+        <w:t xml:space="preserve"> </w:t>
+      </w:r>
+      <w:r>
+        <w:fldChar w:fldCharType="end"/>
+      </w:r>
+      <w:r>
+        <w:rPr>
+          <w:rStyle w:val="Hyperlink"/>
+          <w:b w:val="1"/>
+          <w:bCs w:val="1"/>
+        </w:rPr>
+        <w:t xml:space="preserve">https://github.com/JKaizenCode/ai-digital-marketing-team-b/blob/main/docs/Test%20Cases/Test%20Case%201_%20Login%20-_%20Team%20PageVerification.docx </w:t>
       </w:r>
     </w:p>
     <w:p>
@@ -1690,12 +2215,12 @@
       <w:tblPr>
         <w:tblW w:w="9000" w:type="dxa"/>
         <w:tblBorders>
-          <w:top w:val="single" w:sz="4" w:space="0" w:color="auto"/>
-          <w:left w:val="single" w:sz="4" w:space="0" w:color="auto"/>
-          <w:bottom w:val="single" w:sz="4" w:space="0" w:color="auto"/>
-          <w:right w:val="single" w:sz="4" w:space="0" w:color="auto"/>
-          <w:insideH w:val="single" w:sz="4" w:space="0" w:color="auto"/>
-          <w:insideV w:val="single" w:sz="4" w:space="0" w:color="auto"/>
+          <w:top w:val="single" w:color="auto" w:sz="4" w:space="0"/>
+          <w:left w:val="single" w:color="auto" w:sz="4" w:space="0"/>
+          <w:bottom w:val="single" w:color="auto" w:sz="4" w:space="0"/>
+          <w:right w:val="single" w:color="auto" w:sz="4" w:space="0"/>
+          <w:insideH w:val="single" w:color="auto" w:sz="4" w:space="0"/>
+          <w:insideV w:val="single" w:color="auto" w:sz="4" w:space="0"/>
         </w:tblBorders>
         <w:tblCellMar>
           <w:left w:w="10" w:type="dxa"/>
@@ -1786,7 +2311,7 @@
         <w:tc>
           <w:tcPr>
             <w:tcW w:w="2000" w:type="dxa"/>
-            <w:shd w:val="clear" w:color="auto" w:fill="FFFFFF"/>
+            <w:shd w:val="clear" w:color="auto" w:fill="FFFFFF" w:themeFill="background1"/>
             <w:tcMar>
               <w:top w:w="80" w:type="dxa"/>
               <w:left w:w="120" w:type="dxa"/>
@@ -1796,11 +2321,43 @@
             <w:vAlign w:val="center"/>
           </w:tcPr>
           <w:p>
-            <w:r>
-              <w:rPr>
-                <w:color w:val="1E2761"/>
-              </w:rPr>
-              <w:t>Thursday, 6 August 2026</w:t>
+            <w:pPr>
+              <w:pStyle w:val="Normal"/>
+              <w:suppressLineNumbers w:val="0"/>
+              <w:bidi w:val="0"/>
+              <w:spacing w:before="0" w:beforeAutospacing="off" w:after="0" w:afterAutospacing="off" w:line="259" w:lineRule="auto"/>
+              <w:ind w:left="0" w:right="0"/>
+              <w:jc w:val="left"/>
+            </w:pPr>
+            <w:r>
+              <w:rPr>
+                <w:color w:val="1E2761"/>
+              </w:rPr>
+              <w:t>Sunday</w:t>
+            </w:r>
+            <w:r>
+              <w:rPr>
+                <w:color w:val="1E2761"/>
+              </w:rPr>
+              <w:t>,</w:t>
+            </w:r>
+            <w:r>
+              <w:rPr>
+                <w:color w:val="1E2761"/>
+              </w:rPr>
+              <w:t xml:space="preserve"> </w:t>
+            </w:r>
+            <w:r>
+              <w:rPr>
+                <w:color w:val="1E2761"/>
+              </w:rPr>
+              <w:t>1</w:t>
+            </w:r>
+            <w:r>
+              <w:rPr>
+                <w:color w:val="1E2761"/>
+              </w:rPr>
+              <w:t>6 August 2026</w:t>
             </w:r>
           </w:p>
         </w:tc>
@@ -1812,169 +2369,219 @@
       </w:pPr>
       <w:r>
         <w:rPr>
-          <w:b/>
-          <w:bCs/>
+          <w:b w:val="1"/>
+          <w:bCs w:val="1"/>
           <w:color w:val="1E2761"/>
         </w:rPr>
         <w:t>Completion comment</w:t>
       </w:r>
     </w:p>
     <w:p>
-      <w:pPr>
-        <w:spacing w:after="60"/>
-      </w:pPr>
-      <w:r>
-        <w:rPr>
-          <w:b/>
-          <w:bCs/>
-        </w:rPr>
-        <w:t xml:space="preserve">Done: </w:t>
-      </w:r>
-      <w:r>
-        <w:t>Tested invalid login, direct team-page URL access without login, missing-photo member, and an unusually long blurb. No bugs found.</w:t>
-      </w:r>
-    </w:p>
-    <w:p>
-      <w:pPr>
-        <w:spacing w:after="60"/>
-      </w:pPr>
-      <w:r>
-        <w:rPr>
-          <w:b/>
-          <w:bCs/>
-        </w:rPr>
-        <w:t xml:space="preserve">Deliverable: </w:t>
-      </w:r>
-      <w:r>
-        <w:t>Edge case test report.</w:t>
-      </w:r>
+      <w:r>
+        <w:rPr>
+          <w:rFonts w:ascii="Calibri" w:hAnsi="Calibri" w:eastAsia="Calibri" w:cs="Calibri"/>
+          <w:noProof w:val="0"/>
+          <w:color w:val="000000" w:themeColor="text1" w:themeTint="FF" w:themeShade="FF"/>
+          <w:sz w:val="22"/>
+          <w:szCs w:val="22"/>
+          <w:lang w:val="en-AU"/>
+        </w:rPr>
+        <w:t>Done: Tested invalid login, direct team-page URL access without login, missing-photo member, and an unusually long blurb. No bugs found.</w:t>
+      </w:r>
+    </w:p>
+    <w:p>
+      <w:pPr>
+        <w:spacing w:before="0" w:beforeAutospacing="off" w:after="0" w:afterAutospacing="off"/>
+      </w:pPr>
+    </w:p>
+    <w:p>
+      <w:pPr>
+        <w:spacing w:before="0" w:beforeAutospacing="off" w:after="0" w:afterAutospacing="off"/>
+      </w:pPr>
+      <w:r>
+        <w:rPr>
+          <w:rFonts w:ascii="Calibri" w:hAnsi="Calibri" w:eastAsia="Calibri" w:cs="Calibri"/>
+          <w:noProof w:val="0"/>
+          <w:color w:val="000000" w:themeColor="text1" w:themeTint="FF" w:themeShade="FF"/>
+          <w:sz w:val="22"/>
+          <w:szCs w:val="22"/>
+          <w:lang w:val="en-AU"/>
+        </w:rPr>
+        <w:t>Deliverable: Edge case test report.</w:t>
+      </w:r>
+    </w:p>
+    <w:p>
+      <w:pPr>
+        <w:spacing w:before="0" w:beforeAutospacing="off" w:after="0" w:afterAutospacing="off"/>
+      </w:pPr>
+    </w:p>
+    <w:p>
+      <w:pPr>
+        <w:spacing w:before="0" w:beforeAutospacing="off" w:after="0" w:afterAutospacing="off"/>
+      </w:pPr>
+      <w:r>
+        <w:rPr>
+          <w:rFonts w:ascii="Calibri" w:hAnsi="Calibri" w:eastAsia="Calibri" w:cs="Calibri"/>
+          <w:noProof w:val="0"/>
+          <w:color w:val="000000" w:themeColor="text1" w:themeTint="FF" w:themeShade="FF"/>
+          <w:sz w:val="22"/>
+          <w:szCs w:val="22"/>
+          <w:lang w:val="en-AU"/>
+        </w:rPr>
+        <w:t>Note for next role: PM everything passed, nothing outstanding for Dev 1 to fix before your review.</w:t>
+      </w:r>
+    </w:p>
+    <w:p>
+      <w:pPr>
+        <w:spacing w:before="0" w:beforeAutospacing="off" w:after="0" w:afterAutospacing="off"/>
+      </w:pPr>
     </w:p>
     <w:p>
       <w:pPr>
         <w:spacing w:after="140"/>
       </w:pPr>
-      <w:r>
-        <w:rPr>
-          <w:b/>
-          <w:bCs/>
-        </w:rPr>
-        <w:t xml:space="preserve">Note for next role: </w:t>
-      </w:r>
-      <w:r>
-        <w:t>PM — everything passed, nothing outstanding for Dev 1 to fix before your review.</w:t>
-      </w:r>
-    </w:p>
-    <w:p>
-      <w:pPr>
+    </w:p>
+    <w:p>
+      <w:pPr>
+        <w:pStyle w:val="Normal"/>
         <w:shd w:val="clear" w:color="auto" w:fill="16204F"/>
         <w:spacing w:after="120"/>
         <w:ind w:left="100" w:right="100"/>
-      </w:pPr>
-      <w:r>
-        <w:rPr>
-          <w:b/>
-          <w:bCs/>
-          <w:color w:val="FFFFFF"/>
-        </w:rPr>
-        <w:lastRenderedPageBreak/>
-        <w:t xml:space="preserve">Git URL (test script):  </w:t>
-      </w:r>
-      <w:r>
-        <w:rPr>
-          <w:rFonts w:ascii="Consolas" w:eastAsia="Consolas" w:hAnsi="Consolas" w:cs="Consolas"/>
-          <w:color w:val="8FD3D6"/>
-        </w:rPr>
-        <w:t>https://github.com/team-byte-size/team-page/blob/main/tests/edge.spec.js</w:t>
+        <w:rPr>
+          <w:rFonts w:ascii="Calibri" w:hAnsi="Calibri" w:eastAsia="Calibri" w:cs="Calibri"/>
+          <w:noProof w:val="0"/>
+          <w:color w:val="000000" w:themeColor="text1" w:themeTint="FF" w:themeShade="FF"/>
+          <w:sz w:val="22"/>
+          <w:szCs w:val="22"/>
+          <w:lang w:val="en-AU"/>
+        </w:rPr>
+      </w:pPr>
+      <w:r>
+        <w:rPr>
+          <w:b w:val="1"/>
+          <w:bCs w:val="1"/>
+          <w:color w:val="FFFFFF" w:themeColor="background1" w:themeTint="FF" w:themeShade="FF"/>
+        </w:rPr>
+        <w:t>Git URL</w:t>
+      </w:r>
+      <w:r>
+        <w:rPr>
+          <w:b w:val="1"/>
+          <w:bCs w:val="1"/>
+          <w:color w:val="FFFFFF" w:themeColor="background1" w:themeTint="FF" w:themeShade="FF"/>
+        </w:rPr>
+        <w:t xml:space="preserve">: </w:t>
+      </w:r>
+      <w:r>
+        <w:rPr>
+          <w:b w:val="1"/>
+          <w:bCs w:val="1"/>
+          <w:color w:val="FFFFFF" w:themeColor="background1" w:themeTint="FF" w:themeShade="FF"/>
+        </w:rPr>
+        <w:t xml:space="preserve"> </w:t>
+      </w:r>
+    </w:p>
+    <w:p>
+      <w:pPr>
+        <w:pStyle w:val="Normal"/>
+        <w:shd w:val="clear" w:color="auto" w:fill="16204F"/>
+        <w:spacing w:after="120"/>
+        <w:ind w:left="100" w:right="100"/>
+      </w:pPr>
+      <w:hyperlink r:id="Rc58d7b62565a403b">
+        <w:r>
+          <w:rPr>
+            <w:rStyle w:val="Hyperlink"/>
+            <w:rFonts w:ascii="Calibri" w:hAnsi="Calibri" w:eastAsia="Calibri" w:cs="Calibri"/>
+            <w:noProof w:val="0"/>
+            <w:color w:val="000000" w:themeColor="text1" w:themeTint="FF" w:themeShade="FF"/>
+            <w:sz w:val="22"/>
+            <w:szCs w:val="22"/>
+            <w:lang w:val="en-AU"/>
+          </w:rPr>
+          <w:t>https://github.com/JKaizenCode/ai-digital-marketing-team-b/blob/main/docs/Test%20Cases/Test%20Case_%20Login%20%26%20Profile%20Edge%20Case%20Testing.docx</w:t>
+        </w:r>
+      </w:hyperlink>
+      <w:r>
+        <w:rPr>
+          <w:rFonts w:ascii="Calibri" w:hAnsi="Calibri" w:eastAsia="Calibri" w:cs="Calibri"/>
+          <w:noProof w:val="0"/>
+          <w:color w:val="000000" w:themeColor="text1" w:themeTint="FF" w:themeShade="FF"/>
+          <w:sz w:val="22"/>
+          <w:szCs w:val="22"/>
+          <w:lang w:val="en-AU"/>
+        </w:rPr>
+        <w:t xml:space="preserve"> </w:t>
+      </w:r>
+    </w:p>
+    <w:p>
+      <w:pPr>
+        <w:pStyle w:val="Normal"/>
+        <w:spacing w:after="260"/>
+      </w:pPr>
+      <w:r>
+        <w:drawing>
+          <wp:inline wp14:editId="246BC95C" wp14:anchorId="596510B1">
+            <wp:extent cx="5943600" cy="3181350"/>
+            <wp:effectExtent l="0" t="0" r="0" b="0"/>
+            <wp:docPr id="390381774" name="drawing"/>
+            <wp:cNvGraphicFramePr>
+              <a:graphicFrameLocks noChangeAspect="1"/>
+            </wp:cNvGraphicFramePr>
+            <a:graphic>
+              <a:graphicData xmlns:a="http://schemas.openxmlformats.org/drawingml/2006/main" uri="http://schemas.openxmlformats.org/drawingml/2006/picture">
+                <pic:pic xmlns:pic="http://schemas.openxmlformats.org/drawingml/2006/picture">
+                  <pic:nvPicPr>
+                    <pic:cNvPr id="390381774" name="Picture 390381774"/>
+                    <pic:cNvPicPr/>
+                  </pic:nvPicPr>
+                  <pic:blipFill>
+                    <a:blip xmlns:r="http://schemas.openxmlformats.org/officeDocument/2006/relationships" r:embed="rId157909397">
+                      <a:extLst>
+                        <a:ext uri="{28A0092B-C50C-407E-A947-70E740481C1C}">
+                          <a14:useLocalDpi xmlns:a14="http://schemas.microsoft.com/office/drawing/2010/main"/>
+                        </a:ext>
+                      </a:extLst>
+                    </a:blip>
+                    <a:stretch>
+                      <a:fillRect/>
+                    </a:stretch>
+                  </pic:blipFill>
+                  <pic:spPr>
+                    <a:xfrm>
+                      <a:off x="0" y="0"/>
+                      <a:ext cx="5943600" cy="3181350"/>
+                    </a:xfrm>
+                    <a:prstGeom prst="rect">
+                      <a:avLst/>
+                    </a:prstGeom>
+                  </pic:spPr>
+                </pic:pic>
+              </a:graphicData>
+            </a:graphic>
+          </wp:inline>
+        </w:drawing>
+      </w:r>
+    </w:p>
+    <w:p>
+      <w:pPr>
+        <w:pStyle w:val="Heading1"/>
+        <w:spacing w:before="320" w:after="140"/>
+      </w:pPr>
+      <w:r>
+        <w:t>[Login Restyling Bootstrap] Task 8 — Final Review &amp; Sign-Off</w:t>
       </w:r>
     </w:p>
     <w:tbl>
       <w:tblPr>
         <w:tblW w:w="9000" w:type="dxa"/>
         <w:tblBorders>
-          <w:top w:val="single" w:sz="4" w:space="0" w:color="auto"/>
-          <w:left w:val="single" w:sz="4" w:space="0" w:color="auto"/>
-          <w:bottom w:val="single" w:sz="4" w:space="0" w:color="auto"/>
-          <w:right w:val="single" w:sz="4" w:space="0" w:color="auto"/>
-          <w:insideH w:val="single" w:sz="4" w:space="0" w:color="auto"/>
-          <w:insideV w:val="single" w:sz="4" w:space="0" w:color="auto"/>
-        </w:tblBorders>
-        <w:tblCellMar>
-          <w:left w:w="10" w:type="dxa"/>
-          <w:right w:w="10" w:type="dxa"/>
-        </w:tblCellMar>
-        <w:tblLook w:val="0000" w:firstRow="0" w:lastRow="0" w:firstColumn="0" w:lastColumn="0" w:noHBand="0" w:noVBand="0"/>
-      </w:tblPr>
-      <w:tblGrid>
-        <w:gridCol w:w="9000"/>
-      </w:tblGrid>
-      <w:tr>
-        <w:tc>
-          <w:tcPr>
-            <w:tcW w:w="9000" w:type="dxa"/>
-            <w:tcBorders>
-              <w:top w:val="dashed" w:sz="4" w:space="0" w:color="AAAAAA"/>
-              <w:left w:val="dashed" w:sz="4" w:space="0" w:color="AAAAAA"/>
-              <w:bottom w:val="dashed" w:sz="4" w:space="0" w:color="AAAAAA"/>
-              <w:right w:val="dashed" w:sz="4" w:space="0" w:color="AAAAAA"/>
-            </w:tcBorders>
-            <w:shd w:val="clear" w:color="auto" w:fill="F0F0F0"/>
-            <w:tcMar>
-              <w:top w:w="300" w:type="dxa"/>
-              <w:left w:w="200" w:type="dxa"/>
-              <w:bottom w:w="300" w:type="dxa"/>
-              <w:right w:w="200" w:type="dxa"/>
-            </w:tcMar>
-          </w:tcPr>
-          <w:p>
-            <w:pPr>
-              <w:jc w:val="center"/>
-            </w:pPr>
-            <w:r>
-              <w:rPr>
-                <w:i/>
-                <w:iCs/>
-                <w:color w:val="888888"/>
-              </w:rPr>
-              <w:t xml:space="preserve">[ IMAGE PLACEHOLDER — Invalid login error state screenshot — replace with actual </w:t>
-            </w:r>
-            <w:proofErr w:type="gramStart"/>
-            <w:r>
-              <w:rPr>
-                <w:i/>
-                <w:iCs/>
-                <w:color w:val="888888"/>
-              </w:rPr>
-              <w:t>screenshot ]</w:t>
-            </w:r>
-            <w:proofErr w:type="gramEnd"/>
-          </w:p>
-        </w:tc>
-      </w:tr>
-    </w:tbl>
-    <w:p>
-      <w:pPr>
-        <w:spacing w:after="260"/>
-      </w:pPr>
-    </w:p>
-    <w:p>
-      <w:pPr>
-        <w:pStyle w:val="Heading1"/>
-        <w:spacing w:before="320" w:after="140"/>
-      </w:pPr>
-      <w:r>
-        <w:t>[Login Restyling Bootstrap] Task 8 — Final Review &amp; Sign-Off</w:t>
-      </w:r>
-    </w:p>
-    <w:tbl>
-      <w:tblPr>
-        <w:tblW w:w="9000" w:type="dxa"/>
-        <w:tblBorders>
-          <w:top w:val="single" w:sz="4" w:space="0" w:color="auto"/>
-          <w:left w:val="single" w:sz="4" w:space="0" w:color="auto"/>
-          <w:bottom w:val="single" w:sz="4" w:space="0" w:color="auto"/>
-          <w:right w:val="single" w:sz="4" w:space="0" w:color="auto"/>
-          <w:insideH w:val="single" w:sz="4" w:space="0" w:color="auto"/>
-          <w:insideV w:val="single" w:sz="4" w:space="0" w:color="auto"/>
+          <w:top w:val="single" w:color="auto" w:sz="4" w:space="0"/>
+          <w:left w:val="single" w:color="auto" w:sz="4" w:space="0"/>
+          <w:bottom w:val="single" w:color="auto" w:sz="4" w:space="0"/>
+          <w:right w:val="single" w:color="auto" w:sz="4" w:space="0"/>
+          <w:insideH w:val="single" w:color="auto" w:sz="4" w:space="0"/>
+          <w:insideV w:val="single" w:color="auto" w:sz="4" w:space="0"/>
         </w:tblBorders>
         <w:tblCellMar>
           <w:left w:w="10" w:type="dxa"/>
@@ -2065,7 +2672,7 @@
         <w:tc>
           <w:tcPr>
             <w:tcW w:w="2000" w:type="dxa"/>
-            <w:shd w:val="clear" w:color="auto" w:fill="FFFFFF"/>
+            <w:shd w:val="clear" w:color="auto" w:fill="FFFFFF" w:themeFill="background1"/>
             <w:tcMar>
               <w:top w:w="80" w:type="dxa"/>
               <w:left w:w="120" w:type="dxa"/>
@@ -2075,11 +2682,37 @@
             <w:vAlign w:val="center"/>
           </w:tcPr>
           <w:p>
-            <w:r>
-              <w:rPr>
-                <w:color w:val="1E2761"/>
-              </w:rPr>
-              <w:t>Friday, 7 August 2026</w:t>
+            <w:pPr>
+              <w:pStyle w:val="Normal"/>
+              <w:suppressLineNumbers w:val="0"/>
+              <w:bidi w:val="0"/>
+              <w:spacing w:before="0" w:beforeAutospacing="off" w:after="0" w:afterAutospacing="off" w:line="259" w:lineRule="auto"/>
+              <w:ind w:left="0" w:right="0"/>
+              <w:jc w:val="left"/>
+            </w:pPr>
+            <w:r>
+              <w:rPr>
+                <w:color w:val="1E2761"/>
+              </w:rPr>
+              <w:t>Sunday</w:t>
+            </w:r>
+            <w:r>
+              <w:rPr>
+                <w:color w:val="1E2761"/>
+              </w:rPr>
+              <w:t xml:space="preserve">, </w:t>
+            </w:r>
+            <w:r>
+              <w:rPr>
+                <w:color w:val="1E2761"/>
+              </w:rPr>
+              <w:t>16</w:t>
+            </w:r>
+            <w:r>
+              <w:rPr>
+                <w:color w:val="1E2761"/>
+              </w:rPr>
+              <w:t xml:space="preserve"> August 2026</w:t>
             </w:r>
           </w:p>
         </w:tc>
@@ -2134,46 +2767,5798 @@
       </w:pPr>
       <w:r>
         <w:rPr>
-          <w:b/>
-          <w:bCs/>
+          <w:b w:val="1"/>
+          <w:bCs w:val="1"/>
         </w:rPr>
         <w:t xml:space="preserve">Note for next role: </w:t>
       </w:r>
       <w:r>
+        <w:rPr/>
         <w:t>None — feature complete, board closed out.</w:t>
       </w:r>
     </w:p>
     <w:p>
       <w:pPr>
-        <w:shd w:val="clear" w:color="auto" w:fill="16204F"/>
-        <w:spacing w:after="120"/>
-        <w:ind w:left="100" w:right="100"/>
-      </w:pPr>
-      <w:r>
-        <w:rPr>
-          <w:b/>
-          <w:bCs/>
-          <w:color w:val="FFFFFF"/>
-        </w:rPr>
-        <w:t xml:space="preserve">Git URL:  </w:t>
-      </w:r>
-      <w:r>
-        <w:rPr>
-          <w:rFonts w:ascii="Consolas" w:eastAsia="Consolas" w:hAnsi="Consolas" w:cs="Consolas"/>
-          <w:color w:val="8FD3D6"/>
-        </w:rPr>
-        <w:t>https://github.com/team-byte-size/team-page/blob/main/docs/signoff.md</w:t>
-      </w:r>
-    </w:p>
-    <w:p>
-      <w:pPr>
+        <w:spacing w:after="260"/>
+      </w:pPr>
+    </w:p>
+    <w:p>
+      <w:pPr>
+        <w:spacing w:after="260"/>
+      </w:pPr>
+    </w:p>
+    <w:p>
+      <w:pPr>
+        <w:spacing w:after="260"/>
+      </w:pPr>
+    </w:p>
+    <w:p>
+      <w:r>
+        <w:br w:type="page"/>
+      </w:r>
+    </w:p>
+    <w:p>
+      <w:pPr>
+        <w:pStyle w:val="Title"/>
+        <w:spacing w:after="60"/>
+      </w:pPr>
+      <w:r>
+        <w:rPr/>
+        <w:t>Master Document — AI Digital Marketing Team</w:t>
+      </w:r>
+      <w:r>
+        <w:rPr/>
+        <w:t xml:space="preserve"> Sprint 1 Week 1</w:t>
+      </w:r>
+    </w:p>
+    <w:p>
+      <w:pPr>
+        <w:pStyle w:val="Heading1"/>
+        <w:spacing w:before="320" w:after="140"/>
+      </w:pPr>
+      <w:r>
+        <w:rPr/>
+        <w:t xml:space="preserve">[DESIGN/PRODUCT] - Sprint tracking, requirement &amp; client </w:t>
+      </w:r>
+      <w:r>
+        <w:rPr/>
+        <w:t>cadence:</w:t>
+      </w:r>
+      <w:r>
+        <w:rPr/>
+        <w:t xml:space="preserve"> 360</w:t>
+      </w:r>
+    </w:p>
+    <w:tbl>
+      <w:tblPr>
+        <w:tblW w:w="0" w:type="auto"/>
+        <w:tblBorders>
+          <w:top w:val="single" w:color="auto" w:sz="4"/>
+          <w:left w:val="single" w:color="auto" w:sz="4"/>
+          <w:bottom w:val="single" w:color="auto" w:sz="4"/>
+          <w:right w:val="single" w:color="auto" w:sz="4"/>
+          <w:insideH w:val="single" w:color="auto" w:sz="4"/>
+          <w:insideV w:val="single" w:color="auto" w:sz="4"/>
+        </w:tblBorders>
+        <w:tblLook w:val="0000" w:firstRow="0" w:lastRow="0" w:firstColumn="0" w:lastColumn="0" w:noHBand="0" w:noVBand="0"/>
+      </w:tblPr>
+      <w:tblGrid>
+        <w:gridCol w:w="1800"/>
+        <w:gridCol w:w="3600"/>
+        <w:gridCol w:w="1600"/>
+        <w:gridCol w:w="2000"/>
+      </w:tblGrid>
+      <w:tr xmlns:wp14="http://schemas.microsoft.com/office/word/2010/wordml" wp14:textId="77777777">
+        <w:trPr>
+          <w:trHeight w:val="300"/>
+        </w:trPr>
+        <w:tc>
+          <w:tcPr>
+            <w:tcW w:w="1800" w:type="dxa"/>
+            <w:shd w:val="clear" w:color="auto" w:fill="F3F6FC"/>
+            <w:tcMar>
+              <w:top w:w="80" w:type="dxa"/>
+              <w:left w:w="120" w:type="dxa"/>
+              <w:bottom w:w="80" w:type="dxa"/>
+              <w:right w:w="120" w:type="dxa"/>
+            </w:tcMar>
+            <w:vAlign w:val="center"/>
+          </w:tcPr>
+          <w:p wp14:textId="77777777">
+            <w:r>
+              <w:rPr>
+                <w:b w:val="1"/>
+                <w:bCs w:val="1"/>
+                <w:color w:val="1E2761"/>
+              </w:rPr>
+              <w:t>Role</w:t>
+            </w:r>
+          </w:p>
+        </w:tc>
+        <w:tc>
+          <w:tcPr>
+            <w:tcW w:w="3600" w:type="dxa"/>
+            <w:shd w:val="clear" w:color="auto" w:fill="89B4FA"/>
+            <w:tcMar>
+              <w:top w:w="80" w:type="dxa"/>
+              <w:left w:w="120" w:type="dxa"/>
+              <w:bottom w:w="80" w:type="dxa"/>
+              <w:right w:w="120" w:type="dxa"/>
+            </w:tcMar>
+            <w:vAlign w:val="center"/>
+          </w:tcPr>
+          <w:p>
+            <w:r>
+              <w:rPr>
+                <w:color w:val="1E2761"/>
+              </w:rPr>
+              <w:t xml:space="preserve">PM — </w:t>
+            </w:r>
+            <w:r>
+              <w:rPr>
+                <w:color w:val="1E2761"/>
+              </w:rPr>
+              <w:t>Jeron Rinon</w:t>
+            </w:r>
+          </w:p>
+        </w:tc>
+        <w:tc>
+          <w:tcPr>
+            <w:tcW w:w="1600" w:type="dxa"/>
+            <w:shd w:val="clear" w:color="auto" w:fill="F3F6FC"/>
+            <w:tcMar>
+              <w:top w:w="80" w:type="dxa"/>
+              <w:left w:w="120" w:type="dxa"/>
+              <w:bottom w:w="80" w:type="dxa"/>
+              <w:right w:w="120" w:type="dxa"/>
+            </w:tcMar>
+            <w:vAlign w:val="center"/>
+          </w:tcPr>
+          <w:p wp14:textId="77777777">
+            <w:r>
+              <w:rPr>
+                <w:b w:val="1"/>
+                <w:bCs w:val="1"/>
+                <w:color w:val="1E2761"/>
+              </w:rPr>
+              <w:t>Date</w:t>
+            </w:r>
+          </w:p>
+        </w:tc>
+        <w:tc>
+          <w:tcPr>
+            <w:tcW w:w="2000" w:type="dxa"/>
+            <w:shd w:val="clear" w:color="auto" w:fill="FFFFFF" w:themeFill="background1"/>
+            <w:tcMar>
+              <w:top w:w="80" w:type="dxa"/>
+              <w:left w:w="120" w:type="dxa"/>
+              <w:bottom w:w="80" w:type="dxa"/>
+              <w:right w:w="120" w:type="dxa"/>
+            </w:tcMar>
+            <w:vAlign w:val="center"/>
+          </w:tcPr>
+          <w:p>
+            <w:pPr>
+              <w:pStyle w:val="Normal"/>
+              <w:suppressLineNumbers w:val="0"/>
+              <w:bidi w:val="0"/>
+              <w:spacing w:before="0" w:beforeAutospacing="off" w:after="0" w:afterAutospacing="off" w:line="259" w:lineRule="auto"/>
+              <w:ind w:left="0" w:right="0"/>
+              <w:jc w:val="left"/>
+            </w:pPr>
+            <w:r>
+              <w:rPr>
+                <w:color w:val="1E2761"/>
+              </w:rPr>
+              <w:t>Sunday</w:t>
+            </w:r>
+            <w:r>
+              <w:rPr>
+                <w:color w:val="1E2761"/>
+              </w:rPr>
+              <w:t xml:space="preserve">, </w:t>
+            </w:r>
+            <w:r>
+              <w:rPr>
+                <w:color w:val="1E2761"/>
+              </w:rPr>
+              <w:t>23</w:t>
+            </w:r>
+            <w:r>
+              <w:rPr>
+                <w:color w:val="1E2761"/>
+              </w:rPr>
+              <w:t xml:space="preserve"> August 2026</w:t>
+            </w:r>
+          </w:p>
+        </w:tc>
+      </w:tr>
+    </w:tbl>
+    <w:p xmlns:wp14="http://schemas.microsoft.com/office/word/2010/wordml" wp14:textId="77777777">
+      <w:pPr>
+        <w:spacing w:before="160" w:after="40"/>
+      </w:pPr>
+      <w:r>
+        <w:rPr>
+          <w:b w:val="1"/>
+          <w:bCs w:val="1"/>
+          <w:color w:val="1E2761"/>
+        </w:rPr>
+        <w:t>Completion comment</w:t>
+      </w:r>
+    </w:p>
+    <w:p>
+      <w:pPr>
+        <w:pStyle w:val="Normal"/>
+        <w:spacing w:after="140"/>
+        <w:rPr>
+          <w:rFonts w:ascii="Calibri" w:hAnsi="Calibri" w:eastAsia="Calibri" w:cs="Calibri"/>
+          <w:noProof w:val="0"/>
+          <w:sz w:val="22"/>
+          <w:szCs w:val="22"/>
+          <w:lang w:val="en-AU"/>
+        </w:rPr>
+      </w:pPr>
+      <w:r>
+        <w:rPr>
+          <w:rFonts w:ascii="Calibri" w:hAnsi="Calibri" w:eastAsia="Calibri" w:cs="Calibri"/>
+          <w:b w:val="1"/>
+          <w:bCs w:val="1"/>
+          <w:noProof w:val="0"/>
+          <w:color w:val="000000" w:themeColor="text1" w:themeTint="FF" w:themeShade="FF"/>
+          <w:sz w:val="22"/>
+          <w:szCs w:val="22"/>
+          <w:lang w:val="en-AU"/>
+        </w:rPr>
+        <w:t xml:space="preserve">DONE: </w:t>
+      </w:r>
+      <w:r>
+        <w:rPr>
+          <w:rFonts w:ascii="Calibri" w:hAnsi="Calibri" w:eastAsia="Calibri" w:cs="Calibri"/>
+          <w:noProof w:val="0"/>
+          <w:color w:val="000000" w:themeColor="text1" w:themeTint="FF" w:themeShade="FF"/>
+          <w:sz w:val="22"/>
+          <w:szCs w:val="22"/>
+          <w:lang w:val="en-AU"/>
+        </w:rPr>
+        <w:t>Completed creating planner docs notes and deliverables for the team, created team workflow and templates for the document specification, and made repo for a shared location to track team, reviewed team members specification.</w:t>
+      </w:r>
+      <w:r>
+        <w:br/>
+      </w:r>
+      <w:r>
+        <w:rPr>
+          <w:rFonts w:ascii="Calibri" w:hAnsi="Calibri" w:eastAsia="Calibri" w:cs="Calibri"/>
+          <w:b w:val="1"/>
+          <w:bCs w:val="1"/>
+          <w:noProof w:val="0"/>
+          <w:color w:val="000000" w:themeColor="text1" w:themeTint="FF" w:themeShade="FF"/>
+          <w:sz w:val="22"/>
+          <w:szCs w:val="22"/>
+          <w:lang w:val="en-AU"/>
+        </w:rPr>
+        <w:t xml:space="preserve">DELIVIRABLE: </w:t>
+      </w:r>
+      <w:r>
+        <w:rPr>
+          <w:rFonts w:ascii="Calibri" w:hAnsi="Calibri" w:eastAsia="Calibri" w:cs="Calibri"/>
+          <w:noProof w:val="0"/>
+          <w:color w:val="000000" w:themeColor="text1" w:themeTint="FF" w:themeShade="FF"/>
+          <w:sz w:val="22"/>
+          <w:szCs w:val="22"/>
+          <w:lang w:val="en-AU"/>
+        </w:rPr>
+        <w:t>Manage team task to create deliverables for clients satisfaction to create a work flow</w:t>
+      </w:r>
+      <w:r>
+        <w:br/>
+      </w:r>
+      <w:r>
+        <w:rPr>
+          <w:rFonts w:ascii="Calibri" w:hAnsi="Calibri" w:eastAsia="Calibri" w:cs="Calibri"/>
+          <w:b w:val="1"/>
+          <w:bCs w:val="1"/>
+          <w:noProof w:val="0"/>
+          <w:color w:val="000000" w:themeColor="text1" w:themeTint="FF" w:themeShade="FF"/>
+          <w:sz w:val="22"/>
+          <w:szCs w:val="22"/>
+          <w:lang w:val="en-AU"/>
+        </w:rPr>
+        <w:t>NOTE FOR THE NEXT ROLE: N/A</w:t>
+      </w:r>
+    </w:p>
+    <w:p>
+      <w:pPr>
+        <w:pStyle w:val="Normal"/>
+        <w:spacing w:after="260"/>
+      </w:pPr>
+    </w:p>
+    <w:p>
+      <w:r>
+        <w:br w:type="page"/>
+      </w:r>
+    </w:p>
+    <w:p>
+      <w:pPr>
+        <w:pStyle w:val="Heading1"/>
+        <w:spacing w:before="320" w:after="140"/>
+      </w:pPr>
+      <w:r>
+        <w:rPr/>
+        <w:t xml:space="preserve">[DESIGN/PRODUCT] - AI Search Manager agent </w:t>
+      </w:r>
+      <w:r>
+        <w:rPr/>
+        <w:t>spec:</w:t>
+      </w:r>
+      <w:r>
+        <w:rPr/>
+        <w:t xml:space="preserve"> 240</w:t>
+      </w:r>
+    </w:p>
+    <w:tbl>
+      <w:tblPr>
+        <w:tblW w:w="0" w:type="auto"/>
+        <w:tblBorders>
+          <w:top w:val="single" w:color="auto" w:sz="4"/>
+          <w:left w:val="single" w:color="auto" w:sz="4"/>
+          <w:bottom w:val="single" w:color="auto" w:sz="4"/>
+          <w:right w:val="single" w:color="auto" w:sz="4"/>
+          <w:insideH w:val="single" w:color="auto" w:sz="4"/>
+          <w:insideV w:val="single" w:color="auto" w:sz="4"/>
+        </w:tblBorders>
+        <w:tblLook w:val="0000" w:firstRow="0" w:lastRow="0" w:firstColumn="0" w:lastColumn="0" w:noHBand="0" w:noVBand="0"/>
+      </w:tblPr>
+      <w:tblGrid>
+        <w:gridCol w:w="1800"/>
+        <w:gridCol w:w="3600"/>
+        <w:gridCol w:w="1600"/>
+        <w:gridCol w:w="2000"/>
+      </w:tblGrid>
+      <w:tr xmlns:wp14="http://schemas.microsoft.com/office/word/2010/wordml" wp14:textId="77777777">
+        <w:trPr>
+          <w:trHeight w:val="300"/>
+        </w:trPr>
+        <w:tc>
+          <w:tcPr>
+            <w:tcW w:w="1800" w:type="dxa"/>
+            <w:shd w:val="clear" w:color="auto" w:fill="F3F6FC"/>
+            <w:tcMar>
+              <w:top w:w="80" w:type="dxa"/>
+              <w:left w:w="120" w:type="dxa"/>
+              <w:bottom w:w="80" w:type="dxa"/>
+              <w:right w:w="120" w:type="dxa"/>
+            </w:tcMar>
+            <w:vAlign w:val="center"/>
+          </w:tcPr>
+          <w:p wp14:textId="77777777">
+            <w:r>
+              <w:rPr>
+                <w:b w:val="1"/>
+                <w:bCs w:val="1"/>
+                <w:color w:val="1E2761"/>
+              </w:rPr>
+              <w:t>Role</w:t>
+            </w:r>
+          </w:p>
+        </w:tc>
+        <w:tc>
+          <w:tcPr>
+            <w:tcW w:w="3600" w:type="dxa"/>
+            <w:shd w:val="clear" w:color="auto" w:fill="89B4FA"/>
+            <w:tcMar>
+              <w:top w:w="80" w:type="dxa"/>
+              <w:left w:w="120" w:type="dxa"/>
+              <w:bottom w:w="80" w:type="dxa"/>
+              <w:right w:w="120" w:type="dxa"/>
+            </w:tcMar>
+            <w:vAlign w:val="center"/>
+          </w:tcPr>
+          <w:p>
+            <w:pPr>
+              <w:pStyle w:val="Normal"/>
+              <w:suppressLineNumbers w:val="0"/>
+              <w:bidi w:val="0"/>
+              <w:spacing w:before="0" w:beforeAutospacing="off" w:after="0" w:afterAutospacing="off" w:line="259" w:lineRule="auto"/>
+              <w:ind w:left="0" w:right="0"/>
+              <w:jc w:val="left"/>
+            </w:pPr>
+            <w:r>
+              <w:rPr>
+                <w:color w:val="1E2761"/>
+              </w:rPr>
+              <w:t xml:space="preserve">Dev </w:t>
+            </w:r>
+            <w:r>
+              <w:rPr>
+                <w:color w:val="1E2761"/>
+              </w:rPr>
+              <w:t xml:space="preserve">— </w:t>
+            </w:r>
+            <w:r>
+              <w:rPr>
+                <w:color w:val="1E2761"/>
+              </w:rPr>
+              <w:t>Minh Cuong Vu</w:t>
+            </w:r>
+          </w:p>
+        </w:tc>
+        <w:tc>
+          <w:tcPr>
+            <w:tcW w:w="1600" w:type="dxa"/>
+            <w:shd w:val="clear" w:color="auto" w:fill="F3F6FC"/>
+            <w:tcMar>
+              <w:top w:w="80" w:type="dxa"/>
+              <w:left w:w="120" w:type="dxa"/>
+              <w:bottom w:w="80" w:type="dxa"/>
+              <w:right w:w="120" w:type="dxa"/>
+            </w:tcMar>
+            <w:vAlign w:val="center"/>
+          </w:tcPr>
+          <w:p wp14:textId="77777777">
+            <w:r>
+              <w:rPr>
+                <w:b w:val="1"/>
+                <w:bCs w:val="1"/>
+                <w:color w:val="1E2761"/>
+              </w:rPr>
+              <w:t>Date</w:t>
+            </w:r>
+          </w:p>
+        </w:tc>
+        <w:tc>
+          <w:tcPr>
+            <w:tcW w:w="2000" w:type="dxa"/>
+            <w:shd w:val="clear" w:color="auto" w:fill="FFFFFF" w:themeFill="background1"/>
+            <w:tcMar>
+              <w:top w:w="80" w:type="dxa"/>
+              <w:left w:w="120" w:type="dxa"/>
+              <w:bottom w:w="80" w:type="dxa"/>
+              <w:right w:w="120" w:type="dxa"/>
+            </w:tcMar>
+            <w:vAlign w:val="center"/>
+          </w:tcPr>
+          <w:p>
+            <w:pPr>
+              <w:pStyle w:val="Normal"/>
+              <w:suppressLineNumbers w:val="0"/>
+              <w:bidi w:val="0"/>
+              <w:spacing w:before="0" w:beforeAutospacing="off" w:after="0" w:afterAutospacing="off" w:line="259" w:lineRule="auto"/>
+              <w:ind w:left="0" w:right="0"/>
+              <w:jc w:val="left"/>
+            </w:pPr>
+            <w:r>
+              <w:rPr>
+                <w:color w:val="1E2761"/>
+              </w:rPr>
+              <w:t>Sunday</w:t>
+            </w:r>
+            <w:r>
+              <w:rPr>
+                <w:color w:val="1E2761"/>
+              </w:rPr>
+              <w:t xml:space="preserve">, </w:t>
+            </w:r>
+            <w:r>
+              <w:rPr>
+                <w:color w:val="1E2761"/>
+              </w:rPr>
+              <w:t>23</w:t>
+            </w:r>
+            <w:r>
+              <w:rPr>
+                <w:color w:val="1E2761"/>
+              </w:rPr>
+              <w:t xml:space="preserve"> August 2026</w:t>
+            </w:r>
+          </w:p>
+        </w:tc>
+      </w:tr>
+    </w:tbl>
+    <w:p xmlns:wp14="http://schemas.microsoft.com/office/word/2010/wordml" wp14:textId="77777777">
+      <w:pPr>
+        <w:spacing w:before="160" w:after="40"/>
+      </w:pPr>
+      <w:r>
+        <w:rPr>
+          <w:b w:val="1"/>
+          <w:bCs w:val="1"/>
+          <w:color w:val="1E2761"/>
+        </w:rPr>
+        <w:t>Completion comment</w:t>
+      </w:r>
+    </w:p>
+    <w:p>
+      <w:pPr>
+        <w:spacing w:before="0" w:beforeAutospacing="off" w:after="0" w:afterAutospacing="off"/>
+      </w:pPr>
+      <w:r>
+        <w:rPr>
+          <w:rFonts w:ascii="Calibri" w:hAnsi="Calibri" w:eastAsia="Calibri" w:cs="Calibri"/>
+          <w:b w:val="1"/>
+          <w:bCs w:val="1"/>
+          <w:noProof w:val="0"/>
+          <w:color w:val="000000" w:themeColor="text1" w:themeTint="FF" w:themeShade="FF"/>
+          <w:sz w:val="22"/>
+          <w:szCs w:val="22"/>
+          <w:lang w:val="en-AU"/>
+        </w:rPr>
+        <w:t>DONE:23/8/26</w:t>
+      </w:r>
+    </w:p>
+    <w:p>
+      <w:pPr>
+        <w:spacing w:before="0" w:beforeAutospacing="off" w:after="0" w:afterAutospacing="off"/>
+      </w:pPr>
+      <w:r>
+        <w:rPr>
+          <w:rFonts w:ascii="Calibri" w:hAnsi="Calibri" w:eastAsia="Calibri" w:cs="Calibri"/>
+          <w:b w:val="1"/>
+          <w:bCs w:val="1"/>
+          <w:noProof w:val="0"/>
+          <w:color w:val="000000" w:themeColor="text1" w:themeTint="FF" w:themeShade="FF"/>
+          <w:sz w:val="22"/>
+          <w:szCs w:val="22"/>
+          <w:lang w:val="en-AU"/>
+        </w:rPr>
+        <w:t xml:space="preserve">COMPLETION NOTES: </w:t>
+      </w:r>
+      <w:r>
+        <w:rPr>
+          <w:rFonts w:ascii="Arial" w:hAnsi="Arial" w:eastAsia="Arial" w:cs="Arial"/>
+          <w:noProof w:val="0"/>
+          <w:color w:val="000000" w:themeColor="text1" w:themeTint="FF" w:themeShade="FF"/>
+          <w:sz w:val="24"/>
+          <w:szCs w:val="24"/>
+          <w:lang w:val="en-AU"/>
+        </w:rPr>
+        <w:t>Market Research Analyst have added key information: purpose, role description, KPIs, skills, and workflow process.</w:t>
+      </w:r>
+    </w:p>
+    <w:p>
+      <w:pPr>
+        <w:spacing w:before="0" w:beforeAutospacing="off" w:after="0" w:afterAutospacing="off"/>
+      </w:pPr>
+      <w:r>
+        <w:rPr>
+          <w:rFonts w:ascii="Calibri" w:hAnsi="Calibri" w:eastAsia="Calibri" w:cs="Calibri"/>
+          <w:b w:val="1"/>
+          <w:bCs w:val="1"/>
+          <w:noProof w:val="0"/>
+          <w:color w:val="000000" w:themeColor="text1" w:themeTint="FF" w:themeShade="FF"/>
+          <w:sz w:val="22"/>
+          <w:szCs w:val="22"/>
+          <w:lang w:val="en-AU"/>
+        </w:rPr>
+        <w:t xml:space="preserve">DELIVIRABLE: </w:t>
+      </w:r>
+      <w:r>
+        <w:rPr>
+          <w:rFonts w:ascii="Calibri" w:hAnsi="Calibri" w:eastAsia="Calibri" w:cs="Calibri"/>
+          <w:noProof w:val="0"/>
+          <w:color w:val="000000" w:themeColor="text1" w:themeTint="FF" w:themeShade="FF"/>
+          <w:sz w:val="22"/>
+          <w:szCs w:val="22"/>
+          <w:lang w:val="en-AU"/>
+        </w:rPr>
+        <w:t>Completed Document</w:t>
+      </w:r>
+    </w:p>
+    <w:p>
+      <w:pPr>
+        <w:spacing w:before="0" w:beforeAutospacing="off" w:after="0" w:afterAutospacing="off"/>
+      </w:pPr>
+      <w:r>
+        <w:rPr>
+          <w:rFonts w:ascii="Calibri" w:hAnsi="Calibri" w:eastAsia="Calibri" w:cs="Calibri"/>
+          <w:b w:val="1"/>
+          <w:bCs w:val="1"/>
+          <w:noProof w:val="0"/>
+          <w:color w:val="000000" w:themeColor="text1" w:themeTint="FF" w:themeShade="FF"/>
+          <w:sz w:val="22"/>
+          <w:szCs w:val="22"/>
+          <w:lang w:val="en-AU"/>
+        </w:rPr>
+        <w:t xml:space="preserve">NOTE FOR THE NEXT ROLE; </w:t>
+      </w:r>
+      <w:r>
+        <w:rPr>
+          <w:rFonts w:ascii="Calibri" w:hAnsi="Calibri" w:eastAsia="Calibri" w:cs="Calibri"/>
+          <w:noProof w:val="0"/>
+          <w:color w:val="000000" w:themeColor="text1" w:themeTint="FF" w:themeShade="FF"/>
+          <w:sz w:val="22"/>
+          <w:szCs w:val="22"/>
+          <w:lang w:val="en-AU"/>
+        </w:rPr>
+        <w:t>N/A</w:t>
+      </w:r>
+      <w:r>
+        <w:br/>
+      </w:r>
+      <w:r>
+        <w:br/>
+      </w:r>
+      <w:r>
+        <w:rPr>
+          <w:rFonts w:ascii="Calibri" w:hAnsi="Calibri" w:eastAsia="Calibri" w:cs="Calibri"/>
+          <w:b w:val="1"/>
+          <w:bCs w:val="1"/>
+          <w:noProof w:val="0"/>
+          <w:color w:val="000000" w:themeColor="text1" w:themeTint="FF" w:themeShade="FF"/>
+          <w:sz w:val="22"/>
+          <w:szCs w:val="22"/>
+          <w:lang w:val="en-AU"/>
+        </w:rPr>
+        <w:t>LINK TO THE DOC:</w:t>
+      </w:r>
+    </w:p>
+    <w:p>
+      <w:pPr>
+        <w:spacing w:before="0" w:beforeAutospacing="off" w:after="0" w:afterAutospacing="off"/>
+      </w:pPr>
+    </w:p>
+    <w:p>
+      <w:pPr>
+        <w:pStyle w:val="Normal"/>
+        <w:spacing w:after="140"/>
+        <w:rPr>
+          <w:rFonts w:ascii="Calibri" w:hAnsi="Calibri" w:eastAsia="Calibri" w:cs="Calibri"/>
+          <w:noProof w:val="0"/>
+          <w:sz w:val="22"/>
+          <w:szCs w:val="22"/>
+          <w:lang w:val="en-AU"/>
+        </w:rPr>
+      </w:pPr>
+      <w:hyperlink r:id="R709373d7da9b4d28">
+        <w:r>
+          <w:rPr>
+            <w:rStyle w:val="Hyperlink"/>
+            <w:rFonts w:ascii="Calibri" w:hAnsi="Calibri" w:eastAsia="Calibri" w:cs="Calibri"/>
+            <w:noProof w:val="0"/>
+            <w:color w:val="000000" w:themeColor="text1" w:themeTint="FF" w:themeShade="FF"/>
+            <w:sz w:val="22"/>
+            <w:szCs w:val="22"/>
+            <w:lang w:val="en-AU"/>
+          </w:rPr>
+          <w:t>https://github.com/JKaizenCode/ai-digital-marketing-team-b/blob/main/docs/AI-Role-Specification/Market%20Research%20Analyst%20Doc.docx</w:t>
+        </w:r>
+      </w:hyperlink>
+    </w:p>
+    <w:p>
+      <w:pPr>
+        <w:pStyle w:val="Normal"/>
+        <w:spacing w:after="260"/>
+      </w:pPr>
+    </w:p>
+    <w:p>
+      <w:r>
+        <w:br w:type="page"/>
+      </w:r>
+    </w:p>
+    <w:p>
+      <w:pPr>
+        <w:pStyle w:val="Heading1"/>
+        <w:spacing w:before="320" w:after="140"/>
+      </w:pPr>
+      <w:r>
+        <w:rPr/>
+        <w:t xml:space="preserve">[DESIGN/PRODUCT] - Content Manager role agent </w:t>
+      </w:r>
+      <w:r>
+        <w:rPr/>
+        <w:t>spec:</w:t>
+      </w:r>
+      <w:r>
+        <w:rPr/>
+        <w:t xml:space="preserve"> 240</w:t>
+      </w:r>
+    </w:p>
+    <w:tbl>
+      <w:tblPr>
+        <w:tblW w:w="0" w:type="auto"/>
+        <w:tblBorders>
+          <w:top w:val="single" w:color="auto" w:sz="4"/>
+          <w:left w:val="single" w:color="auto" w:sz="4"/>
+          <w:bottom w:val="single" w:color="auto" w:sz="4"/>
+          <w:right w:val="single" w:color="auto" w:sz="4"/>
+          <w:insideH w:val="single" w:color="auto" w:sz="4"/>
+          <w:insideV w:val="single" w:color="auto" w:sz="4"/>
+        </w:tblBorders>
+        <w:tblLook w:val="0000" w:firstRow="0" w:lastRow="0" w:firstColumn="0" w:lastColumn="0" w:noHBand="0" w:noVBand="0"/>
+      </w:tblPr>
+      <w:tblGrid>
+        <w:gridCol w:w="1800"/>
+        <w:gridCol w:w="3600"/>
+        <w:gridCol w:w="1600"/>
+        <w:gridCol w:w="2000"/>
+      </w:tblGrid>
+      <w:tr xmlns:wp14="http://schemas.microsoft.com/office/word/2010/wordml" wp14:textId="77777777">
+        <w:trPr>
+          <w:trHeight w:val="300"/>
+        </w:trPr>
+        <w:tc>
+          <w:tcPr>
+            <w:tcW w:w="1800" w:type="dxa"/>
+            <w:shd w:val="clear" w:color="auto" w:fill="F3F6FC"/>
+            <w:tcMar>
+              <w:top w:w="80" w:type="dxa"/>
+              <w:left w:w="120" w:type="dxa"/>
+              <w:bottom w:w="80" w:type="dxa"/>
+              <w:right w:w="120" w:type="dxa"/>
+            </w:tcMar>
+            <w:vAlign w:val="center"/>
+          </w:tcPr>
+          <w:p wp14:textId="77777777">
+            <w:r>
+              <w:rPr>
+                <w:b w:val="1"/>
+                <w:bCs w:val="1"/>
+                <w:color w:val="1E2761"/>
+              </w:rPr>
+              <w:t>Role</w:t>
+            </w:r>
+          </w:p>
+        </w:tc>
+        <w:tc>
+          <w:tcPr>
+            <w:tcW w:w="3600" w:type="dxa"/>
+            <w:shd w:val="clear" w:color="auto" w:fill="89B4FA"/>
+            <w:tcMar>
+              <w:top w:w="80" w:type="dxa"/>
+              <w:left w:w="120" w:type="dxa"/>
+              <w:bottom w:w="80" w:type="dxa"/>
+              <w:right w:w="120" w:type="dxa"/>
+            </w:tcMar>
+            <w:vAlign w:val="center"/>
+          </w:tcPr>
+          <w:p>
+            <w:pPr>
+              <w:pStyle w:val="Normal"/>
+              <w:suppressLineNumbers w:val="0"/>
+              <w:bidi w:val="0"/>
+              <w:spacing w:before="0" w:beforeAutospacing="off" w:after="0" w:afterAutospacing="off" w:line="259" w:lineRule="auto"/>
+              <w:ind w:left="0" w:right="0"/>
+              <w:jc w:val="left"/>
+            </w:pPr>
+            <w:r>
+              <w:rPr>
+                <w:color w:val="1E2761"/>
+              </w:rPr>
+              <w:t xml:space="preserve">Dev </w:t>
+            </w:r>
+            <w:r>
+              <w:rPr>
+                <w:color w:val="1E2761"/>
+              </w:rPr>
+              <w:t xml:space="preserve">— </w:t>
+            </w:r>
+            <w:r>
+              <w:rPr>
+                <w:color w:val="1E2761"/>
+              </w:rPr>
+              <w:t>Arnav Jain</w:t>
+            </w:r>
+          </w:p>
+        </w:tc>
+        <w:tc>
+          <w:tcPr>
+            <w:tcW w:w="1600" w:type="dxa"/>
+            <w:shd w:val="clear" w:color="auto" w:fill="F3F6FC"/>
+            <w:tcMar>
+              <w:top w:w="80" w:type="dxa"/>
+              <w:left w:w="120" w:type="dxa"/>
+              <w:bottom w:w="80" w:type="dxa"/>
+              <w:right w:w="120" w:type="dxa"/>
+            </w:tcMar>
+            <w:vAlign w:val="center"/>
+          </w:tcPr>
+          <w:p wp14:textId="77777777">
+            <w:r>
+              <w:rPr>
+                <w:b w:val="1"/>
+                <w:bCs w:val="1"/>
+                <w:color w:val="1E2761"/>
+              </w:rPr>
+              <w:t>Date</w:t>
+            </w:r>
+          </w:p>
+        </w:tc>
+        <w:tc>
+          <w:tcPr>
+            <w:tcW w:w="2000" w:type="dxa"/>
+            <w:shd w:val="clear" w:color="auto" w:fill="FFFFFF" w:themeFill="background1"/>
+            <w:tcMar>
+              <w:top w:w="80" w:type="dxa"/>
+              <w:left w:w="120" w:type="dxa"/>
+              <w:bottom w:w="80" w:type="dxa"/>
+              <w:right w:w="120" w:type="dxa"/>
+            </w:tcMar>
+            <w:vAlign w:val="center"/>
+          </w:tcPr>
+          <w:p>
+            <w:pPr>
+              <w:pStyle w:val="Normal"/>
+              <w:suppressLineNumbers w:val="0"/>
+              <w:bidi w:val="0"/>
+              <w:spacing w:before="0" w:beforeAutospacing="off" w:after="0" w:afterAutospacing="off" w:line="259" w:lineRule="auto"/>
+              <w:ind w:left="0" w:right="0"/>
+              <w:jc w:val="left"/>
+            </w:pPr>
+            <w:r>
+              <w:rPr>
+                <w:color w:val="1E2761"/>
+              </w:rPr>
+              <w:t>Sunday</w:t>
+            </w:r>
+            <w:r>
+              <w:rPr>
+                <w:color w:val="1E2761"/>
+              </w:rPr>
+              <w:t xml:space="preserve">, </w:t>
+            </w:r>
+            <w:r>
+              <w:rPr>
+                <w:color w:val="1E2761"/>
+              </w:rPr>
+              <w:t>23</w:t>
+            </w:r>
+            <w:r>
+              <w:rPr>
+                <w:color w:val="1E2761"/>
+              </w:rPr>
+              <w:t xml:space="preserve"> August 2026</w:t>
+            </w:r>
+          </w:p>
+        </w:tc>
+      </w:tr>
+    </w:tbl>
+    <w:p xmlns:wp14="http://schemas.microsoft.com/office/word/2010/wordml" wp14:textId="77777777">
+      <w:pPr>
+        <w:spacing w:before="160" w:after="40"/>
+      </w:pPr>
+      <w:r>
+        <w:rPr>
+          <w:b w:val="1"/>
+          <w:bCs w:val="1"/>
+          <w:color w:val="1E2761"/>
+        </w:rPr>
+        <w:t>Completion comment</w:t>
+      </w:r>
+    </w:p>
+    <w:p>
+      <w:pPr>
+        <w:spacing w:before="0" w:beforeAutospacing="off" w:after="0" w:afterAutospacing="off"/>
+      </w:pPr>
+      <w:r>
+        <w:rPr>
+          <w:rFonts w:ascii="Calibri" w:hAnsi="Calibri" w:eastAsia="Calibri" w:cs="Calibri"/>
+          <w:b w:val="1"/>
+          <w:bCs w:val="1"/>
+          <w:noProof w:val="0"/>
+          <w:color w:val="000000" w:themeColor="text1" w:themeTint="FF" w:themeShade="FF"/>
+          <w:sz w:val="22"/>
+          <w:szCs w:val="22"/>
+          <w:lang w:val="en-AU"/>
+        </w:rPr>
+        <w:t>COMPLETION NOTE</w:t>
+      </w:r>
+    </w:p>
+    <w:p>
+      <w:pPr>
+        <w:spacing w:before="0" w:beforeAutospacing="off" w:after="0" w:afterAutospacing="off"/>
+      </w:pPr>
+      <w:r>
+        <w:rPr>
+          <w:rFonts w:ascii="Calibri" w:hAnsi="Calibri" w:eastAsia="Calibri" w:cs="Calibri"/>
+          <w:b w:val="1"/>
+          <w:bCs w:val="1"/>
+          <w:noProof w:val="0"/>
+          <w:color w:val="000000" w:themeColor="text1" w:themeTint="FF" w:themeShade="FF"/>
+          <w:sz w:val="22"/>
+          <w:szCs w:val="22"/>
+          <w:lang w:val="en-AU"/>
+        </w:rPr>
+        <w:t>DONE:23/08/26</w:t>
+      </w:r>
+    </w:p>
+    <w:p>
+      <w:pPr>
+        <w:spacing w:before="0" w:beforeAutospacing="off" w:after="0" w:afterAutospacing="off"/>
+      </w:pPr>
+      <w:r>
+        <w:rPr>
+          <w:rFonts w:ascii="Calibri" w:hAnsi="Calibri" w:eastAsia="Calibri" w:cs="Calibri"/>
+          <w:noProof w:val="0"/>
+          <w:color w:val="000000" w:themeColor="text1" w:themeTint="FF" w:themeShade="FF"/>
+          <w:sz w:val="22"/>
+          <w:szCs w:val="22"/>
+          <w:lang w:val="en-AU"/>
+        </w:rPr>
+        <w:t>Reviewed the AI Agent Specification Template and the Graduate Handbook. Confirmed the Content Manager role and its six specialist agents with Ajith. Completed the template end to end for the department's first agent — Landing Page Writer.</w:t>
+      </w:r>
+    </w:p>
+    <w:p>
+      <w:pPr>
+        <w:spacing w:before="0" w:beforeAutospacing="off" w:after="0" w:afterAutospacing="off"/>
+      </w:pPr>
+    </w:p>
+    <w:p>
+      <w:pPr>
+        <w:spacing w:before="0" w:beforeAutospacing="off" w:after="0" w:afterAutospacing="off"/>
+      </w:pPr>
+      <w:r>
+        <w:rPr>
+          <w:rFonts w:ascii="Calibri" w:hAnsi="Calibri" w:eastAsia="Calibri" w:cs="Calibri"/>
+          <w:b w:val="1"/>
+          <w:bCs w:val="1"/>
+          <w:noProof w:val="0"/>
+          <w:color w:val="000000" w:themeColor="text1" w:themeTint="FF" w:themeShade="FF"/>
+          <w:sz w:val="22"/>
+          <w:szCs w:val="22"/>
+          <w:lang w:val="en-AU"/>
+        </w:rPr>
+        <w:t>DELIVERABLE:</w:t>
+      </w:r>
+    </w:p>
+    <w:p>
+      <w:pPr>
+        <w:spacing w:before="0" w:beforeAutospacing="off" w:after="0" w:afterAutospacing="off"/>
+      </w:pPr>
+      <w:r>
+        <w:rPr>
+          <w:rFonts w:ascii="Calibri" w:hAnsi="Calibri" w:eastAsia="Calibri" w:cs="Calibri"/>
+          <w:noProof w:val="0"/>
+          <w:color w:val="000000" w:themeColor="text1" w:themeTint="FF" w:themeShade="FF"/>
+          <w:sz w:val="22"/>
+          <w:szCs w:val="22"/>
+          <w:lang w:val="en-AU"/>
+        </w:rPr>
+        <w:t>Landing Page Writer was selected first because it sits closest to the client's stated commercial objective. Design only because no agent has been configured, connected or run. Build begins in Sprint 2 after client sign-off.</w:t>
+      </w:r>
+    </w:p>
+    <w:p>
+      <w:pPr>
+        <w:spacing w:before="0" w:beforeAutospacing="off" w:after="0" w:afterAutospacing="off"/>
+      </w:pPr>
+    </w:p>
+    <w:p>
+      <w:pPr>
+        <w:spacing w:before="0" w:beforeAutospacing="off" w:after="0" w:afterAutospacing="off"/>
+      </w:pPr>
+      <w:r>
+        <w:rPr>
+          <w:rFonts w:ascii="Calibri" w:hAnsi="Calibri" w:eastAsia="Calibri" w:cs="Calibri"/>
+          <w:b w:val="1"/>
+          <w:bCs w:val="1"/>
+          <w:noProof w:val="0"/>
+          <w:color w:val="000000" w:themeColor="text1" w:themeTint="FF" w:themeShade="FF"/>
+          <w:sz w:val="22"/>
+          <w:szCs w:val="22"/>
+          <w:lang w:val="en-AU"/>
+        </w:rPr>
+        <w:t>NOTE FOR THE NEXT ROLE:</w:t>
+      </w:r>
+    </w:p>
+    <w:p>
+      <w:pPr>
+        <w:pStyle w:val="ListParagraph"/>
+        <w:numPr>
+          <w:ilvl w:val="0"/>
+          <w:numId w:val="2"/>
+        </w:numPr>
+        <w:spacing w:before="0" w:beforeAutospacing="off" w:after="0" w:afterAutospacing="off"/>
+        <w:rPr>
+          <w:rFonts w:ascii="Calibri" w:hAnsi="Calibri" w:eastAsia="Calibri" w:cs="Calibri"/>
+          <w:noProof w:val="0"/>
+          <w:color w:val="000000" w:themeColor="text1" w:themeTint="FF" w:themeShade="FF"/>
+          <w:sz w:val="22"/>
+          <w:szCs w:val="22"/>
+          <w:lang w:val="en-AU"/>
+        </w:rPr>
+      </w:pPr>
+      <w:r>
+        <w:rPr>
+          <w:rFonts w:ascii="Calibri" w:hAnsi="Calibri" w:eastAsia="Calibri" w:cs="Calibri"/>
+          <w:noProof w:val="0"/>
+          <w:color w:val="000000" w:themeColor="text1" w:themeTint="FF" w:themeShade="FF"/>
+          <w:sz w:val="22"/>
+          <w:szCs w:val="22"/>
+          <w:lang w:val="en-AU"/>
+        </w:rPr>
+        <w:t>No brand and voice pack yet. Until Ajith supplies one, the "Consistency" check in the rubric has nothing to score against, and this blocks the Content agent.</w:t>
+      </w:r>
+    </w:p>
+    <w:p>
+      <w:pPr>
+        <w:spacing w:before="0" w:beforeAutospacing="off" w:after="0" w:afterAutospacing="off"/>
+      </w:pPr>
+      <w:r>
+        <w:rPr>
+          <w:rFonts w:ascii="Calibri" w:hAnsi="Calibri" w:eastAsia="Calibri" w:cs="Calibri"/>
+          <w:b w:val="1"/>
+          <w:bCs w:val="1"/>
+          <w:noProof w:val="0"/>
+          <w:color w:val="000000" w:themeColor="text1" w:themeTint="FF" w:themeShade="FF"/>
+          <w:sz w:val="22"/>
+          <w:szCs w:val="22"/>
+          <w:lang w:val="en-AU"/>
+        </w:rPr>
+        <w:t>LINK TO THE DOC:</w:t>
+      </w:r>
+    </w:p>
+    <w:p>
+      <w:pPr>
+        <w:spacing w:before="0" w:beforeAutospacing="off" w:after="0" w:afterAutospacing="off"/>
+      </w:pPr>
+      <w:hyperlink r:id="Rd4e8188eeb0e4fcf">
+        <w:r>
+          <w:rPr>
+            <w:rStyle w:val="Hyperlink"/>
+            <w:rFonts w:ascii="Calibri" w:hAnsi="Calibri" w:eastAsia="Calibri" w:cs="Calibri"/>
+            <w:noProof w:val="0"/>
+            <w:color w:val="000000" w:themeColor="text1" w:themeTint="FF" w:themeShade="FF"/>
+            <w:sz w:val="22"/>
+            <w:szCs w:val="22"/>
+            <w:lang w:val="en-AU"/>
+          </w:rPr>
+          <w:t>https://github.com/JKaizenCode/ai-digital-marketing-team-b/blob/specs/Content_Manager_Agent_Specification-2.docx</w:t>
+        </w:r>
+      </w:hyperlink>
+    </w:p>
+    <w:p>
+      <w:pPr>
+        <w:spacing w:after="140"/>
+      </w:pPr>
+    </w:p>
+    <w:p>
+      <w:pPr>
+        <w:pStyle w:val="Normal"/>
+        <w:spacing w:after="260"/>
+      </w:pPr>
+    </w:p>
+    <w:p>
+      <w:r>
+        <w:br w:type="page"/>
+      </w:r>
+    </w:p>
+    <w:p>
+      <w:pPr>
+        <w:pStyle w:val="Heading1"/>
+        <w:spacing w:before="320" w:after="140"/>
+      </w:pPr>
+      <w:r>
+        <w:rPr/>
+        <w:t xml:space="preserve">[DESIGN/PRODUCT] - Authority Manager </w:t>
+      </w:r>
+      <w:r>
+        <w:rPr/>
+        <w:t>role first</w:t>
+      </w:r>
+      <w:r>
+        <w:rPr/>
+        <w:t xml:space="preserve"> agent </w:t>
+      </w:r>
+      <w:r>
+        <w:rPr/>
+        <w:t>spec:</w:t>
+      </w:r>
+      <w:r>
+        <w:rPr/>
+        <w:t xml:space="preserve"> 240</w:t>
+      </w:r>
+    </w:p>
+    <w:tbl>
+      <w:tblPr>
+        <w:tblW w:w="0" w:type="auto"/>
+        <w:tblBorders>
+          <w:top w:val="single" w:color="auto" w:sz="4"/>
+          <w:left w:val="single" w:color="auto" w:sz="4"/>
+          <w:bottom w:val="single" w:color="auto" w:sz="4"/>
+          <w:right w:val="single" w:color="auto" w:sz="4"/>
+          <w:insideH w:val="single" w:color="auto" w:sz="4"/>
+          <w:insideV w:val="single" w:color="auto" w:sz="4"/>
+        </w:tblBorders>
+        <w:tblLook w:val="0000" w:firstRow="0" w:lastRow="0" w:firstColumn="0" w:lastColumn="0" w:noHBand="0" w:noVBand="0"/>
+      </w:tblPr>
+      <w:tblGrid>
+        <w:gridCol w:w="1800"/>
+        <w:gridCol w:w="3600"/>
+        <w:gridCol w:w="1600"/>
+        <w:gridCol w:w="2000"/>
+      </w:tblGrid>
+      <w:tr xmlns:wp14="http://schemas.microsoft.com/office/word/2010/wordml" wp14:textId="77777777">
+        <w:trPr>
+          <w:trHeight w:val="300"/>
+        </w:trPr>
+        <w:tc>
+          <w:tcPr>
+            <w:tcW w:w="1800" w:type="dxa"/>
+            <w:shd w:val="clear" w:color="auto" w:fill="F3F6FC"/>
+            <w:tcMar>
+              <w:top w:w="80" w:type="dxa"/>
+              <w:left w:w="120" w:type="dxa"/>
+              <w:bottom w:w="80" w:type="dxa"/>
+              <w:right w:w="120" w:type="dxa"/>
+            </w:tcMar>
+            <w:vAlign w:val="center"/>
+          </w:tcPr>
+          <w:p wp14:textId="77777777">
+            <w:r>
+              <w:rPr>
+                <w:b w:val="1"/>
+                <w:bCs w:val="1"/>
+                <w:color w:val="1E2761"/>
+              </w:rPr>
+              <w:t>Role</w:t>
+            </w:r>
+          </w:p>
+        </w:tc>
+        <w:tc>
+          <w:tcPr>
+            <w:tcW w:w="3600" w:type="dxa"/>
+            <w:shd w:val="clear" w:color="auto" w:fill="89B4FA"/>
+            <w:tcMar>
+              <w:top w:w="80" w:type="dxa"/>
+              <w:left w:w="120" w:type="dxa"/>
+              <w:bottom w:w="80" w:type="dxa"/>
+              <w:right w:w="120" w:type="dxa"/>
+            </w:tcMar>
+            <w:vAlign w:val="center"/>
+          </w:tcPr>
+          <w:p>
+            <w:pPr>
+              <w:pStyle w:val="Normal"/>
+              <w:suppressLineNumbers w:val="0"/>
+              <w:bidi w:val="0"/>
+              <w:spacing w:before="0" w:beforeAutospacing="off" w:after="0" w:afterAutospacing="off" w:line="259" w:lineRule="auto"/>
+              <w:ind w:left="0" w:right="0"/>
+              <w:jc w:val="left"/>
+            </w:pPr>
+            <w:r>
+              <w:rPr>
+                <w:color w:val="1E2761"/>
+              </w:rPr>
+              <w:t>Dev</w:t>
+            </w:r>
+            <w:r>
+              <w:rPr>
+                <w:color w:val="1E2761"/>
+              </w:rPr>
+              <w:t>—</w:t>
+            </w:r>
+            <w:r>
+              <w:rPr>
+                <w:color w:val="1E2761"/>
+              </w:rPr>
+              <w:t>Anthony Phan</w:t>
+            </w:r>
+          </w:p>
+        </w:tc>
+        <w:tc>
+          <w:tcPr>
+            <w:tcW w:w="1600" w:type="dxa"/>
+            <w:shd w:val="clear" w:color="auto" w:fill="F3F6FC"/>
+            <w:tcMar>
+              <w:top w:w="80" w:type="dxa"/>
+              <w:left w:w="120" w:type="dxa"/>
+              <w:bottom w:w="80" w:type="dxa"/>
+              <w:right w:w="120" w:type="dxa"/>
+            </w:tcMar>
+            <w:vAlign w:val="center"/>
+          </w:tcPr>
+          <w:p wp14:textId="77777777">
+            <w:r>
+              <w:rPr>
+                <w:b w:val="1"/>
+                <w:bCs w:val="1"/>
+                <w:color w:val="1E2761"/>
+              </w:rPr>
+              <w:t>Date</w:t>
+            </w:r>
+          </w:p>
+        </w:tc>
+        <w:tc>
+          <w:tcPr>
+            <w:tcW w:w="2000" w:type="dxa"/>
+            <w:shd w:val="clear" w:color="auto" w:fill="FFFFFF" w:themeFill="background1"/>
+            <w:tcMar>
+              <w:top w:w="80" w:type="dxa"/>
+              <w:left w:w="120" w:type="dxa"/>
+              <w:bottom w:w="80" w:type="dxa"/>
+              <w:right w:w="120" w:type="dxa"/>
+            </w:tcMar>
+            <w:vAlign w:val="center"/>
+          </w:tcPr>
+          <w:p>
+            <w:pPr>
+              <w:pStyle w:val="Normal"/>
+              <w:suppressLineNumbers w:val="0"/>
+              <w:bidi w:val="0"/>
+              <w:spacing w:before="0" w:beforeAutospacing="off" w:after="0" w:afterAutospacing="off" w:line="259" w:lineRule="auto"/>
+              <w:ind w:left="0" w:right="0"/>
+              <w:jc w:val="left"/>
+            </w:pPr>
+            <w:r>
+              <w:rPr>
+                <w:color w:val="1E2761"/>
+              </w:rPr>
+              <w:t>Sunday</w:t>
+            </w:r>
+            <w:r>
+              <w:rPr>
+                <w:color w:val="1E2761"/>
+              </w:rPr>
+              <w:t xml:space="preserve">, </w:t>
+            </w:r>
+            <w:r>
+              <w:rPr>
+                <w:color w:val="1E2761"/>
+              </w:rPr>
+              <w:t>23</w:t>
+            </w:r>
+            <w:r>
+              <w:rPr>
+                <w:color w:val="1E2761"/>
+              </w:rPr>
+              <w:t xml:space="preserve"> August 2026</w:t>
+            </w:r>
+          </w:p>
+        </w:tc>
+      </w:tr>
+    </w:tbl>
+    <w:p xmlns:wp14="http://schemas.microsoft.com/office/word/2010/wordml" wp14:textId="77777777">
+      <w:pPr>
+        <w:spacing w:before="160" w:after="40"/>
+      </w:pPr>
+      <w:r>
+        <w:rPr>
+          <w:b w:val="1"/>
+          <w:bCs w:val="1"/>
+          <w:color w:val="1E2761"/>
+        </w:rPr>
+        <w:t>Completion comment</w:t>
+      </w:r>
+    </w:p>
+    <w:p>
+      <w:pPr>
+        <w:spacing w:before="0" w:beforeAutospacing="off" w:after="0" w:afterAutospacing="off"/>
+      </w:pPr>
+      <w:r>
+        <w:rPr>
+          <w:rFonts w:ascii="Calibri" w:hAnsi="Calibri" w:eastAsia="Calibri" w:cs="Calibri"/>
+          <w:b w:val="1"/>
+          <w:bCs w:val="1"/>
+          <w:noProof w:val="0"/>
+          <w:color w:val="000000" w:themeColor="text1" w:themeTint="FF" w:themeShade="FF"/>
+          <w:sz w:val="22"/>
+          <w:szCs w:val="22"/>
+          <w:lang w:val="en-AU"/>
+        </w:rPr>
+        <w:t>DONE:</w:t>
+      </w:r>
+    </w:p>
+    <w:p>
+      <w:pPr>
+        <w:spacing w:before="0" w:beforeAutospacing="off" w:after="0" w:afterAutospacing="off"/>
+      </w:pPr>
+      <w:r>
+        <w:rPr>
+          <w:rFonts w:ascii="Calibri" w:hAnsi="Calibri" w:eastAsia="Calibri" w:cs="Calibri"/>
+          <w:noProof w:val="0"/>
+          <w:color w:val="000000" w:themeColor="text1" w:themeTint="FF" w:themeShade="FF"/>
+          <w:sz w:val="22"/>
+          <w:szCs w:val="22"/>
+          <w:lang w:val="en-AU"/>
+        </w:rPr>
+        <w:t>Completed the Authority Manager Agent Specification document using the template provided. Within the document the agent's definition, purpose, goals, responsibilities, KPIs, required skills, workflow, tools/APIs/resources, research/sources and client questions/assumptions.</w:t>
+      </w:r>
+    </w:p>
+    <w:p>
+      <w:pPr>
+        <w:spacing w:before="0" w:beforeAutospacing="off" w:after="0" w:afterAutospacing="off"/>
+      </w:pPr>
+    </w:p>
+    <w:p>
+      <w:pPr>
+        <w:spacing w:before="0" w:beforeAutospacing="off" w:after="0" w:afterAutospacing="off"/>
+      </w:pPr>
+      <w:r>
+        <w:rPr>
+          <w:rFonts w:ascii="Calibri" w:hAnsi="Calibri" w:eastAsia="Calibri" w:cs="Calibri"/>
+          <w:b w:val="1"/>
+          <w:bCs w:val="1"/>
+          <w:noProof w:val="0"/>
+          <w:color w:val="000000" w:themeColor="text1" w:themeTint="FF" w:themeShade="FF"/>
+          <w:sz w:val="22"/>
+          <w:szCs w:val="22"/>
+          <w:lang w:val="en-AU"/>
+        </w:rPr>
+        <w:t>DELIVERABLE:</w:t>
+      </w:r>
+    </w:p>
+    <w:p>
+      <w:pPr>
+        <w:spacing w:before="0" w:beforeAutospacing="off" w:after="0" w:afterAutospacing="off"/>
+      </w:pPr>
+      <w:r>
+        <w:rPr>
+          <w:rFonts w:ascii="Calibri" w:hAnsi="Calibri" w:eastAsia="Calibri" w:cs="Calibri"/>
+          <w:noProof w:val="0"/>
+          <w:color w:val="000000" w:themeColor="text1" w:themeTint="FF" w:themeShade="FF"/>
+          <w:sz w:val="22"/>
+          <w:szCs w:val="22"/>
+          <w:lang w:val="en-AU"/>
+        </w:rPr>
+        <w:t xml:space="preserve">Completed the Authority Manager Agent Specification Document; its available on Teams Shared Documents: </w:t>
+      </w:r>
+      <w:hyperlink r:id="Rdd68660f931248cd">
+        <w:r>
+          <w:rPr>
+            <w:rStyle w:val="Hyperlink"/>
+            <w:rFonts w:ascii="Calibri" w:hAnsi="Calibri" w:eastAsia="Calibri" w:cs="Calibri"/>
+            <w:noProof w:val="0"/>
+            <w:color w:val="000000" w:themeColor="text1" w:themeTint="FF" w:themeShade="FF"/>
+            <w:sz w:val="22"/>
+            <w:szCs w:val="22"/>
+            <w:lang w:val="en-AU"/>
+          </w:rPr>
+          <w:t>Authority_Manager_Agent_Specification.docx</w:t>
+        </w:r>
+      </w:hyperlink>
+    </w:p>
+    <w:p>
+      <w:pPr>
+        <w:spacing w:before="0" w:beforeAutospacing="off" w:after="0" w:afterAutospacing="off"/>
+      </w:pPr>
+    </w:p>
+    <w:p>
+      <w:pPr>
+        <w:spacing w:before="0" w:beforeAutospacing="off" w:after="0" w:afterAutospacing="off"/>
+      </w:pPr>
+      <w:r>
+        <w:rPr>
+          <w:rFonts w:ascii="Calibri" w:hAnsi="Calibri" w:eastAsia="Calibri" w:cs="Calibri"/>
+          <w:b w:val="1"/>
+          <w:bCs w:val="1"/>
+          <w:noProof w:val="0"/>
+          <w:color w:val="000000" w:themeColor="text1" w:themeTint="FF" w:themeShade="FF"/>
+          <w:sz w:val="22"/>
+          <w:szCs w:val="22"/>
+          <w:lang w:val="en-AU"/>
+        </w:rPr>
+        <w:t>NOTE FOR THE NEXT ROLE:</w:t>
+      </w:r>
+    </w:p>
+    <w:p>
+      <w:pPr>
+        <w:spacing w:before="0" w:beforeAutospacing="off" w:after="0" w:afterAutospacing="off"/>
+      </w:pPr>
+      <w:r>
+        <w:rPr>
+          <w:rFonts w:ascii="Calibri" w:hAnsi="Calibri" w:eastAsia="Calibri" w:cs="Calibri"/>
+          <w:noProof w:val="0"/>
+          <w:color w:val="000000" w:themeColor="text1" w:themeTint="FF" w:themeShade="FF"/>
+          <w:sz w:val="22"/>
+          <w:szCs w:val="22"/>
+          <w:lang w:val="en-AU"/>
+        </w:rPr>
+        <w:t>Please review the document and confirm that it aligns and concedes with the clients requirements and specifications. Specifically, please confirm and verify the Authority Manager KPIs, workflow, tools and how the role coordinates and manages the three AI Agents; the Digital PR Specialist, Backlink Auditor and the Brand Authority Builder.</w:t>
+      </w:r>
+      <w:r>
+        <w:br/>
+      </w:r>
+      <w:r>
+        <w:rPr>
+          <w:rFonts w:ascii="Calibri" w:hAnsi="Calibri" w:eastAsia="Calibri" w:cs="Calibri"/>
+          <w:noProof w:val="0"/>
+          <w:color w:val="000000" w:themeColor="text1" w:themeTint="FF" w:themeShade="FF"/>
+          <w:sz w:val="22"/>
+          <w:szCs w:val="22"/>
+          <w:lang w:val="en-AU"/>
+        </w:rPr>
+        <w:t>If there any issues that needs to changed please inform me and don't click this task as complete until the PM has reviewed approved the document.</w:t>
+      </w:r>
+    </w:p>
+    <w:p>
+      <w:pPr>
+        <w:spacing w:before="0" w:beforeAutospacing="off" w:after="0" w:afterAutospacing="off"/>
+      </w:pPr>
+    </w:p>
+    <w:p>
+      <w:pPr>
+        <w:spacing w:before="0" w:beforeAutospacing="off" w:after="0" w:afterAutospacing="off"/>
+      </w:pPr>
+      <w:r>
+        <w:rPr>
+          <w:rFonts w:ascii="Calibri" w:hAnsi="Calibri" w:eastAsia="Calibri" w:cs="Calibri"/>
+          <w:b w:val="1"/>
+          <w:bCs w:val="1"/>
+          <w:noProof w:val="0"/>
+          <w:color w:val="000000" w:themeColor="text1" w:themeTint="FF" w:themeShade="FF"/>
+          <w:sz w:val="22"/>
+          <w:szCs w:val="22"/>
+          <w:lang w:val="en-AU"/>
+        </w:rPr>
+        <w:t>LINK TO THE DOC:</w:t>
+      </w:r>
+    </w:p>
+    <w:p>
+      <w:pPr>
+        <w:spacing w:before="0" w:beforeAutospacing="off" w:after="0" w:afterAutospacing="off"/>
+      </w:pPr>
+      <w:hyperlink r:id="Raecaf6c167b641c2">
+        <w:r>
+          <w:rPr>
+            <w:rStyle w:val="Hyperlink"/>
+            <w:rFonts w:ascii="Calibri" w:hAnsi="Calibri" w:eastAsia="Calibri" w:cs="Calibri"/>
+            <w:noProof w:val="0"/>
+            <w:color w:val="000000" w:themeColor="text1" w:themeTint="FF" w:themeShade="FF"/>
+            <w:sz w:val="22"/>
+            <w:szCs w:val="22"/>
+            <w:lang w:val="en-AU"/>
+          </w:rPr>
+          <w:t>Authority_Manager_Agent_Specification.docx</w:t>
+        </w:r>
+      </w:hyperlink>
+    </w:p>
+    <w:p>
+      <w:pPr>
+        <w:spacing w:after="140"/>
+      </w:pPr>
+    </w:p>
+    <w:p>
+      <w:pPr>
+        <w:pStyle w:val="Normal"/>
+        <w:spacing w:after="260"/>
+      </w:pPr>
+    </w:p>
+    <w:p>
+      <w:r>
+        <w:br w:type="page"/>
+      </w:r>
+    </w:p>
+    <w:p>
+      <w:pPr>
+        <w:pStyle w:val="Heading1"/>
+        <w:spacing w:before="320" w:after="140"/>
+      </w:pPr>
+      <w:r>
+        <w:rPr/>
+        <w:t>[DESIGN/PRODUCT] - Analytics Manager agent spec : 240</w:t>
+      </w:r>
+    </w:p>
+    <w:tbl>
+      <w:tblPr>
+        <w:tblW w:w="0" w:type="auto"/>
+        <w:tblBorders>
+          <w:top w:val="single" w:color="auto" w:sz="4"/>
+          <w:left w:val="single" w:color="auto" w:sz="4"/>
+          <w:bottom w:val="single" w:color="auto" w:sz="4"/>
+          <w:right w:val="single" w:color="auto" w:sz="4"/>
+          <w:insideH w:val="single" w:color="auto" w:sz="4"/>
+          <w:insideV w:val="single" w:color="auto" w:sz="4"/>
+        </w:tblBorders>
+        <w:tblLook w:val="0000" w:firstRow="0" w:lastRow="0" w:firstColumn="0" w:lastColumn="0" w:noHBand="0" w:noVBand="0"/>
+      </w:tblPr>
+      <w:tblGrid>
+        <w:gridCol w:w="1800"/>
+        <w:gridCol w:w="3600"/>
+        <w:gridCol w:w="1600"/>
+        <w:gridCol w:w="2000"/>
+      </w:tblGrid>
+      <w:tr xmlns:wp14="http://schemas.microsoft.com/office/word/2010/wordml" wp14:textId="77777777">
+        <w:trPr>
+          <w:trHeight w:val="300"/>
+        </w:trPr>
+        <w:tc>
+          <w:tcPr>
+            <w:tcW w:w="1800" w:type="dxa"/>
+            <w:shd w:val="clear" w:color="auto" w:fill="F3F6FC"/>
+            <w:tcMar>
+              <w:top w:w="80" w:type="dxa"/>
+              <w:left w:w="120" w:type="dxa"/>
+              <w:bottom w:w="80" w:type="dxa"/>
+              <w:right w:w="120" w:type="dxa"/>
+            </w:tcMar>
+            <w:vAlign w:val="center"/>
+          </w:tcPr>
+          <w:p wp14:textId="77777777">
+            <w:r>
+              <w:rPr>
+                <w:b w:val="1"/>
+                <w:bCs w:val="1"/>
+                <w:color w:val="1E2761"/>
+              </w:rPr>
+              <w:t>Role</w:t>
+            </w:r>
+          </w:p>
+        </w:tc>
+        <w:tc>
+          <w:tcPr>
+            <w:tcW w:w="3600" w:type="dxa"/>
+            <w:shd w:val="clear" w:color="auto" w:fill="89B4FA"/>
+            <w:tcMar>
+              <w:top w:w="80" w:type="dxa"/>
+              <w:left w:w="120" w:type="dxa"/>
+              <w:bottom w:w="80" w:type="dxa"/>
+              <w:right w:w="120" w:type="dxa"/>
+            </w:tcMar>
+            <w:vAlign w:val="center"/>
+          </w:tcPr>
+          <w:p>
+            <w:r>
+              <w:rPr>
+                <w:color w:val="1E2761"/>
+              </w:rPr>
+              <w:t xml:space="preserve">Dev </w:t>
+            </w:r>
+            <w:r>
+              <w:rPr>
+                <w:color w:val="1E2761"/>
+              </w:rPr>
+              <w:t xml:space="preserve">— </w:t>
+            </w:r>
+            <w:r>
+              <w:rPr>
+                <w:color w:val="1E2761"/>
+              </w:rPr>
+              <w:t>Chu</w:t>
+            </w:r>
+            <w:r>
+              <w:rPr>
+                <w:color w:val="1E2761"/>
+              </w:rPr>
+              <w:t>n</w:t>
+            </w:r>
+            <w:r>
+              <w:rPr>
+                <w:color w:val="1E2761"/>
+              </w:rPr>
+              <w:t>gheng</w:t>
+            </w:r>
+            <w:r>
+              <w:rPr>
+                <w:color w:val="1E2761"/>
+              </w:rPr>
+              <w:t xml:space="preserve"> Vong</w:t>
+            </w:r>
+          </w:p>
+        </w:tc>
+        <w:tc>
+          <w:tcPr>
+            <w:tcW w:w="1600" w:type="dxa"/>
+            <w:shd w:val="clear" w:color="auto" w:fill="F3F6FC"/>
+            <w:tcMar>
+              <w:top w:w="80" w:type="dxa"/>
+              <w:left w:w="120" w:type="dxa"/>
+              <w:bottom w:w="80" w:type="dxa"/>
+              <w:right w:w="120" w:type="dxa"/>
+            </w:tcMar>
+            <w:vAlign w:val="center"/>
+          </w:tcPr>
+          <w:p wp14:textId="77777777">
+            <w:r>
+              <w:rPr>
+                <w:b w:val="1"/>
+                <w:bCs w:val="1"/>
+                <w:color w:val="1E2761"/>
+              </w:rPr>
+              <w:t>Date</w:t>
+            </w:r>
+          </w:p>
+        </w:tc>
+        <w:tc>
+          <w:tcPr>
+            <w:tcW w:w="2000" w:type="dxa"/>
+            <w:shd w:val="clear" w:color="auto" w:fill="FFFFFF" w:themeFill="background1"/>
+            <w:tcMar>
+              <w:top w:w="80" w:type="dxa"/>
+              <w:left w:w="120" w:type="dxa"/>
+              <w:bottom w:w="80" w:type="dxa"/>
+              <w:right w:w="120" w:type="dxa"/>
+            </w:tcMar>
+            <w:vAlign w:val="center"/>
+          </w:tcPr>
+          <w:p>
+            <w:pPr>
+              <w:pStyle w:val="Normal"/>
+              <w:suppressLineNumbers w:val="0"/>
+              <w:bidi w:val="0"/>
+              <w:spacing w:before="0" w:beforeAutospacing="off" w:after="0" w:afterAutospacing="off" w:line="259" w:lineRule="auto"/>
+              <w:ind w:left="0" w:right="0"/>
+              <w:jc w:val="left"/>
+            </w:pPr>
+            <w:r>
+              <w:rPr>
+                <w:color w:val="1E2761"/>
+              </w:rPr>
+              <w:t>Sunday</w:t>
+            </w:r>
+            <w:r>
+              <w:rPr>
+                <w:color w:val="1E2761"/>
+              </w:rPr>
+              <w:t xml:space="preserve">, </w:t>
+            </w:r>
+            <w:r>
+              <w:rPr>
+                <w:color w:val="1E2761"/>
+              </w:rPr>
+              <w:t>23</w:t>
+            </w:r>
+            <w:r>
+              <w:rPr>
+                <w:color w:val="1E2761"/>
+              </w:rPr>
+              <w:t xml:space="preserve"> August 2026</w:t>
+            </w:r>
+          </w:p>
+        </w:tc>
+      </w:tr>
+    </w:tbl>
+    <w:p xmlns:wp14="http://schemas.microsoft.com/office/word/2010/wordml" wp14:textId="77777777">
+      <w:pPr>
+        <w:spacing w:before="160" w:after="40"/>
+      </w:pPr>
+      <w:r>
+        <w:rPr>
+          <w:b w:val="1"/>
+          <w:bCs w:val="1"/>
+          <w:color w:val="1E2761"/>
+        </w:rPr>
+        <w:t>Completion comment</w:t>
+      </w:r>
+    </w:p>
+    <w:p>
+      <w:pPr>
+        <w:spacing w:before="0" w:beforeAutospacing="off" w:after="0" w:afterAutospacing="off"/>
+      </w:pPr>
+      <w:r>
+        <w:rPr>
+          <w:rFonts w:ascii="Calibri" w:hAnsi="Calibri" w:eastAsia="Calibri" w:cs="Calibri"/>
+          <w:b w:val="1"/>
+          <w:bCs w:val="1"/>
+          <w:noProof w:val="0"/>
+          <w:sz w:val="22"/>
+          <w:szCs w:val="22"/>
+          <w:lang w:val="en-AU"/>
+        </w:rPr>
+        <w:t xml:space="preserve">DONE: </w:t>
+      </w:r>
+      <w:r>
+        <w:rPr>
+          <w:rFonts w:ascii="Calibri" w:hAnsi="Calibri" w:eastAsia="Calibri" w:cs="Calibri"/>
+          <w:noProof w:val="0"/>
+          <w:color w:val="000000" w:themeColor="text1" w:themeTint="FF" w:themeShade="FF"/>
+          <w:sz w:val="22"/>
+          <w:szCs w:val="22"/>
+          <w:lang w:val="en-AU"/>
+        </w:rPr>
+        <w:t>Completed the Analytics Manager AI Agent Specification using the agreed team template. Defined the agent’s purpose, responsibilities, KPIs, required skills, workflow, expected outputs, tools/resources, quality checks, governance requirements, and questions/assumptions.</w:t>
+      </w:r>
+    </w:p>
+    <w:p>
+      <w:pPr>
+        <w:spacing w:before="0" w:beforeAutospacing="off" w:after="0" w:afterAutospacing="off"/>
+      </w:pPr>
+    </w:p>
+    <w:p>
+      <w:pPr>
+        <w:spacing w:before="0" w:beforeAutospacing="off" w:after="0" w:afterAutospacing="off"/>
+      </w:pPr>
+      <w:r>
+        <w:rPr>
+          <w:rFonts w:ascii="Calibri" w:hAnsi="Calibri" w:eastAsia="Calibri" w:cs="Calibri"/>
+          <w:b w:val="1"/>
+          <w:bCs w:val="1"/>
+          <w:noProof w:val="0"/>
+          <w:sz w:val="22"/>
+          <w:szCs w:val="22"/>
+          <w:lang w:val="en-AU"/>
+        </w:rPr>
+        <w:t xml:space="preserve">DELIVIRABLE: </w:t>
+      </w:r>
+      <w:r>
+        <w:rPr>
+          <w:rFonts w:ascii="Calibri" w:hAnsi="Calibri" w:eastAsia="Calibri" w:cs="Calibri"/>
+          <w:noProof w:val="0"/>
+          <w:color w:val="000000" w:themeColor="text1" w:themeTint="FF" w:themeShade="FF"/>
+          <w:sz w:val="22"/>
+          <w:szCs w:val="22"/>
+          <w:lang w:val="en-AU"/>
+        </w:rPr>
+        <w:t xml:space="preserve">Completed Analytics Manager AI Agent Specification in Teams Shared Documents: </w:t>
+      </w:r>
+      <w:hyperlink r:id="Rfa0cb8763edb4967">
+        <w:r>
+          <w:rPr>
+            <w:rStyle w:val="Hyperlink"/>
+            <w:rFonts w:ascii="Calibri" w:hAnsi="Calibri" w:eastAsia="Calibri" w:cs="Calibri"/>
+            <w:noProof w:val="0"/>
+            <w:color w:val="000000" w:themeColor="text1" w:themeTint="FF" w:themeShade="FF"/>
+            <w:sz w:val="22"/>
+            <w:szCs w:val="22"/>
+            <w:lang w:val="en-AU"/>
+          </w:rPr>
+          <w:t>Analytics_Manager_Agent_Specification.docx</w:t>
+        </w:r>
+      </w:hyperlink>
+    </w:p>
+    <w:p>
+      <w:pPr>
+        <w:spacing w:before="0" w:beforeAutospacing="off" w:after="0" w:afterAutospacing="off"/>
+      </w:pPr>
+    </w:p>
+    <w:p>
+      <w:pPr>
+        <w:spacing w:before="0" w:beforeAutospacing="off" w:after="0" w:afterAutospacing="off"/>
+      </w:pPr>
+      <w:r>
+        <w:rPr>
+          <w:rFonts w:ascii="Calibri" w:hAnsi="Calibri" w:eastAsia="Calibri" w:cs="Calibri"/>
+          <w:b w:val="1"/>
+          <w:bCs w:val="1"/>
+          <w:noProof w:val="0"/>
+          <w:sz w:val="22"/>
+          <w:szCs w:val="22"/>
+          <w:lang w:val="en-AU"/>
+        </w:rPr>
+        <w:t xml:space="preserve">NOTE FOR THE NEXT ROLE: </w:t>
+      </w:r>
+      <w:r>
+        <w:rPr>
+          <w:rFonts w:ascii="Calibri" w:hAnsi="Calibri" w:eastAsia="Calibri" w:cs="Calibri"/>
+          <w:noProof w:val="0"/>
+          <w:color w:val="000000" w:themeColor="text1" w:themeTint="FF" w:themeShade="FF"/>
+          <w:sz w:val="22"/>
+          <w:szCs w:val="22"/>
+          <w:lang w:val="en-AU"/>
+        </w:rPr>
+        <w:t>Please review the specification for alignment with the team’s project scope and client requirements. Confirm the final data sources, priority KPIs, conversion definition, report format, and approval authority. The agent must only analyse approved data and make labelled recommendations; it must not autonomously modify campaigns, budgets, targeting, or content. Please do not tick this task as complete until PM review is approved.</w:t>
+      </w:r>
+    </w:p>
+    <w:p>
+      <w:pPr>
+        <w:spacing w:before="0" w:beforeAutospacing="off" w:after="0" w:afterAutospacing="off"/>
+      </w:pPr>
+    </w:p>
+    <w:p>
+      <w:pPr>
+        <w:spacing w:before="0" w:beforeAutospacing="off" w:after="0" w:afterAutospacing="off"/>
+      </w:pPr>
+      <w:r>
+        <w:rPr>
+          <w:rFonts w:ascii="Calibri" w:hAnsi="Calibri" w:eastAsia="Calibri" w:cs="Calibri"/>
+          <w:b w:val="1"/>
+          <w:bCs w:val="1"/>
+          <w:noProof w:val="0"/>
+          <w:sz w:val="22"/>
+          <w:szCs w:val="22"/>
+          <w:lang w:val="en-AU"/>
+        </w:rPr>
+        <w:t xml:space="preserve">LINK TO THE DOC: </w:t>
+      </w:r>
+      <w:hyperlink r:id="R8dade8ddd8534e16">
+        <w:r>
+          <w:rPr>
+            <w:rStyle w:val="Hyperlink"/>
+            <w:rFonts w:ascii="Calibri" w:hAnsi="Calibri" w:eastAsia="Calibri" w:cs="Calibri"/>
+            <w:noProof w:val="0"/>
+            <w:color w:val="000000" w:themeColor="text1" w:themeTint="FF" w:themeShade="FF"/>
+            <w:sz w:val="22"/>
+            <w:szCs w:val="22"/>
+            <w:lang w:val="en-AU"/>
+          </w:rPr>
+          <w:t>Analytics_Manager_Agent_Specification.docx</w:t>
+        </w:r>
+      </w:hyperlink>
+    </w:p>
+    <w:p>
+      <w:pPr>
+        <w:spacing w:after="140"/>
+      </w:pPr>
+    </w:p>
+    <w:p>
+      <w:pPr>
+        <w:pStyle w:val="Normal"/>
+        <w:spacing w:after="260"/>
+      </w:pPr>
+    </w:p>
+    <w:p>
+      <w:r>
+        <w:br w:type="page"/>
+      </w:r>
+    </w:p>
+    <w:p>
+      <w:pPr>
+        <w:pStyle w:val="Title"/>
+        <w:spacing w:after="60"/>
+      </w:pPr>
+      <w:r>
+        <w:rPr/>
+        <w:t>Master Document — AI Digital Marketing Team Sprint 1 Week 2</w:t>
+      </w:r>
+    </w:p>
+    <w:p>
+      <w:pPr>
+        <w:pStyle w:val="Heading1"/>
+        <w:spacing w:before="320" w:after="140"/>
+      </w:pPr>
+      <w:r>
+        <w:rPr/>
+        <w:t>[DESIGN/PRODUCT] - Sprint 1 Week 2 AI agent onboarding &amp; specification review : 360</w:t>
+      </w:r>
+    </w:p>
+    <w:tbl>
+      <w:tblPr>
+        <w:tblW w:w="0" w:type="auto"/>
+        <w:tblBorders>
+          <w:top w:val="single" w:color="auto" w:sz="4"/>
+          <w:left w:val="single" w:color="auto" w:sz="4"/>
+          <w:bottom w:val="single" w:color="auto" w:sz="4"/>
+          <w:right w:val="single" w:color="auto" w:sz="4"/>
+          <w:insideH w:val="single" w:color="auto" w:sz="4"/>
+          <w:insideV w:val="single" w:color="auto" w:sz="4"/>
+        </w:tblBorders>
+        <w:tblLook w:val="0000" w:firstRow="0" w:lastRow="0" w:firstColumn="0" w:lastColumn="0" w:noHBand="0" w:noVBand="0"/>
+      </w:tblPr>
+      <w:tblGrid>
+        <w:gridCol w:w="1800"/>
+        <w:gridCol w:w="3600"/>
+        <w:gridCol w:w="1600"/>
+        <w:gridCol w:w="2000"/>
+      </w:tblGrid>
+      <w:tr xmlns:wp14="http://schemas.microsoft.com/office/word/2010/wordml" wp14:textId="77777777">
+        <w:trPr>
+          <w:trHeight w:val="300"/>
+        </w:trPr>
+        <w:tc>
+          <w:tcPr>
+            <w:tcW w:w="1800" w:type="dxa"/>
+            <w:shd w:val="clear" w:color="auto" w:fill="F3F6FC"/>
+            <w:tcMar>
+              <w:top w:w="80" w:type="dxa"/>
+              <w:left w:w="120" w:type="dxa"/>
+              <w:bottom w:w="80" w:type="dxa"/>
+              <w:right w:w="120" w:type="dxa"/>
+            </w:tcMar>
+            <w:vAlign w:val="center"/>
+          </w:tcPr>
+          <w:p wp14:textId="77777777">
+            <w:r>
+              <w:rPr>
+                <w:b w:val="1"/>
+                <w:bCs w:val="1"/>
+                <w:color w:val="1E2761"/>
+              </w:rPr>
+              <w:t>Role</w:t>
+            </w:r>
+          </w:p>
+        </w:tc>
+        <w:tc>
+          <w:tcPr>
+            <w:tcW w:w="3600" w:type="dxa"/>
+            <w:shd w:val="clear" w:color="auto" w:fill="89B4FA"/>
+            <w:tcMar>
+              <w:top w:w="80" w:type="dxa"/>
+              <w:left w:w="120" w:type="dxa"/>
+              <w:bottom w:w="80" w:type="dxa"/>
+              <w:right w:w="120" w:type="dxa"/>
+            </w:tcMar>
+            <w:vAlign w:val="center"/>
+          </w:tcPr>
+          <w:p>
+            <w:r>
+              <w:rPr>
+                <w:color w:val="1E2761"/>
+              </w:rPr>
+              <w:t xml:space="preserve">PM — </w:t>
+            </w:r>
+            <w:r>
+              <w:rPr>
+                <w:color w:val="1E2761"/>
+              </w:rPr>
+              <w:t>Jeron Rinon</w:t>
+            </w:r>
+          </w:p>
+        </w:tc>
+        <w:tc>
+          <w:tcPr>
+            <w:tcW w:w="1600" w:type="dxa"/>
+            <w:shd w:val="clear" w:color="auto" w:fill="F3F6FC"/>
+            <w:tcMar>
+              <w:top w:w="80" w:type="dxa"/>
+              <w:left w:w="120" w:type="dxa"/>
+              <w:bottom w:w="80" w:type="dxa"/>
+              <w:right w:w="120" w:type="dxa"/>
+            </w:tcMar>
+            <w:vAlign w:val="center"/>
+          </w:tcPr>
+          <w:p wp14:textId="77777777">
+            <w:r>
+              <w:rPr>
+                <w:b w:val="1"/>
+                <w:bCs w:val="1"/>
+                <w:color w:val="1E2761"/>
+              </w:rPr>
+              <w:t>Date</w:t>
+            </w:r>
+          </w:p>
+        </w:tc>
+        <w:tc>
+          <w:tcPr>
+            <w:tcW w:w="2000" w:type="dxa"/>
+            <w:shd w:val="clear" w:color="auto" w:fill="FFFFFF" w:themeFill="background1"/>
+            <w:tcMar>
+              <w:top w:w="80" w:type="dxa"/>
+              <w:left w:w="120" w:type="dxa"/>
+              <w:bottom w:w="80" w:type="dxa"/>
+              <w:right w:w="120" w:type="dxa"/>
+            </w:tcMar>
+            <w:vAlign w:val="center"/>
+          </w:tcPr>
+          <w:p>
+            <w:pPr>
+              <w:pStyle w:val="Normal"/>
+              <w:suppressLineNumbers w:val="0"/>
+              <w:bidi w:val="0"/>
+              <w:spacing w:before="0" w:beforeAutospacing="off" w:after="0" w:afterAutospacing="off" w:line="259" w:lineRule="auto"/>
+              <w:ind w:left="0" w:right="0"/>
+              <w:jc w:val="left"/>
+            </w:pPr>
+            <w:r>
+              <w:rPr>
+                <w:color w:val="1E2761"/>
+              </w:rPr>
+              <w:t>Sunday</w:t>
+            </w:r>
+            <w:r>
+              <w:rPr>
+                <w:color w:val="1E2761"/>
+              </w:rPr>
+              <w:t xml:space="preserve">, </w:t>
+            </w:r>
+            <w:r>
+              <w:rPr>
+                <w:color w:val="1E2761"/>
+              </w:rPr>
+              <w:t>30</w:t>
+            </w:r>
+            <w:r>
+              <w:rPr>
+                <w:color w:val="1E2761"/>
+              </w:rPr>
+              <w:t xml:space="preserve"> August 2026</w:t>
+            </w:r>
+          </w:p>
+        </w:tc>
+      </w:tr>
+    </w:tbl>
+    <w:p xmlns:wp14="http://schemas.microsoft.com/office/word/2010/wordml" wp14:textId="77777777">
+      <w:pPr>
+        <w:spacing w:before="160" w:after="40"/>
+      </w:pPr>
+      <w:r>
+        <w:rPr>
+          <w:b w:val="1"/>
+          <w:bCs w:val="1"/>
+          <w:color w:val="1E2761"/>
+        </w:rPr>
+        <w:t>Completion comment</w:t>
+      </w:r>
+    </w:p>
+    <w:p>
+      <w:pPr>
+        <w:spacing w:before="0" w:beforeAutospacing="off" w:after="0" w:afterAutospacing="off"/>
+      </w:pPr>
+      <w:r>
+        <w:rPr>
+          <w:rFonts w:ascii="Calibri" w:hAnsi="Calibri" w:eastAsia="Calibri" w:cs="Calibri"/>
+          <w:b w:val="1"/>
+          <w:bCs w:val="1"/>
+          <w:noProof w:val="0"/>
+          <w:color w:val="000000" w:themeColor="text1" w:themeTint="FF" w:themeShade="FF"/>
+          <w:sz w:val="22"/>
+          <w:szCs w:val="22"/>
+          <w:lang w:val="en-AU"/>
+        </w:rPr>
+        <w:t>COMPLETION NOTE:</w:t>
+      </w:r>
+    </w:p>
+    <w:p>
+      <w:pPr>
+        <w:spacing w:before="0" w:beforeAutospacing="off" w:after="0" w:afterAutospacing="off"/>
+      </w:pPr>
+    </w:p>
+    <w:p>
+      <w:pPr>
+        <w:spacing w:before="0" w:beforeAutospacing="off" w:after="0" w:afterAutospacing="off"/>
+      </w:pPr>
+      <w:r>
+        <w:rPr>
+          <w:rFonts w:ascii="Calibri" w:hAnsi="Calibri" w:eastAsia="Calibri" w:cs="Calibri"/>
+          <w:b w:val="1"/>
+          <w:bCs w:val="1"/>
+          <w:noProof w:val="0"/>
+          <w:color w:val="000000" w:themeColor="text1" w:themeTint="FF" w:themeShade="FF"/>
+          <w:sz w:val="22"/>
+          <w:szCs w:val="22"/>
+          <w:lang w:val="en-AU"/>
+        </w:rPr>
+        <w:t>DONE:</w:t>
+      </w:r>
+      <w:r>
+        <w:rPr>
+          <w:rFonts w:ascii="Calibri" w:hAnsi="Calibri" w:eastAsia="Calibri" w:cs="Calibri"/>
+          <w:noProof w:val="0"/>
+          <w:color w:val="000000" w:themeColor="text1" w:themeTint="FF" w:themeShade="FF"/>
+          <w:sz w:val="22"/>
+          <w:szCs w:val="22"/>
+          <w:lang w:val="en-AU"/>
+        </w:rPr>
+        <w:t xml:space="preserve"> Coordinated Sprint 1 Week 2 AI agent onboarding and reviewed the team's progress in teaching their assigned ChatGPT agents using the completed AI Agent Specifications from Sprint 1 Week 1.</w:t>
+      </w:r>
+    </w:p>
+    <w:p>
+      <w:pPr>
+        <w:spacing w:before="0" w:beforeAutospacing="off" w:after="0" w:afterAutospacing="off"/>
+      </w:pPr>
+    </w:p>
+    <w:p>
+      <w:pPr>
+        <w:spacing w:before="0" w:beforeAutospacing="off" w:after="0" w:afterAutospacing="off"/>
+      </w:pPr>
+      <w:r>
+        <w:rPr>
+          <w:rFonts w:ascii="Calibri" w:hAnsi="Calibri" w:eastAsia="Calibri" w:cs="Calibri"/>
+          <w:b w:val="1"/>
+          <w:bCs w:val="1"/>
+          <w:noProof w:val="0"/>
+          <w:color w:val="000000" w:themeColor="text1" w:themeTint="FF" w:themeShade="FF"/>
+          <w:sz w:val="22"/>
+          <w:szCs w:val="22"/>
+          <w:lang w:val="en-AU"/>
+        </w:rPr>
+        <w:t>DELIVERABLE:</w:t>
+      </w:r>
+    </w:p>
+    <w:p>
+      <w:pPr>
+        <w:spacing w:before="0" w:beforeAutospacing="off" w:after="0" w:afterAutospacing="off"/>
+      </w:pPr>
+      <w:r>
+        <w:rPr>
+          <w:rFonts w:ascii="Calibri" w:hAnsi="Calibri" w:eastAsia="Calibri" w:cs="Calibri"/>
+          <w:noProof w:val="0"/>
+          <w:color w:val="000000" w:themeColor="text1" w:themeTint="FF" w:themeShade="FF"/>
+          <w:sz w:val="22"/>
+          <w:szCs w:val="22"/>
+          <w:lang w:val="en-AU"/>
+        </w:rPr>
+        <w:t>Reviewed AI agent onboarding progress, specifications and alignment with the project requirements.</w:t>
+      </w:r>
+    </w:p>
+    <w:p>
+      <w:pPr>
+        <w:spacing w:before="0" w:beforeAutospacing="off" w:after="0" w:afterAutospacing="off"/>
+      </w:pPr>
+    </w:p>
+    <w:p>
+      <w:pPr>
+        <w:spacing w:before="0" w:beforeAutospacing="off" w:after="0" w:afterAutospacing="off"/>
+      </w:pPr>
+      <w:r>
+        <w:rPr>
+          <w:rFonts w:ascii="Calibri" w:hAnsi="Calibri" w:eastAsia="Calibri" w:cs="Calibri"/>
+          <w:b w:val="1"/>
+          <w:bCs w:val="1"/>
+          <w:noProof w:val="0"/>
+          <w:color w:val="000000" w:themeColor="text1" w:themeTint="FF" w:themeShade="FF"/>
+          <w:sz w:val="22"/>
+          <w:szCs w:val="22"/>
+          <w:lang w:val="en-AU"/>
+        </w:rPr>
+        <w:t>NOTE FOR THE NEXT ROLE:</w:t>
+      </w:r>
+    </w:p>
+    <w:p>
+      <w:pPr>
+        <w:spacing w:before="0" w:beforeAutospacing="off" w:after="0" w:afterAutospacing="off"/>
+      </w:pPr>
+      <w:r>
+        <w:rPr>
+          <w:rFonts w:ascii="Calibri" w:hAnsi="Calibri" w:eastAsia="Calibri" w:cs="Calibri"/>
+          <w:noProof w:val="0"/>
+          <w:color w:val="000000" w:themeColor="text1" w:themeTint="FF" w:themeShade="FF"/>
+          <w:sz w:val="22"/>
+          <w:szCs w:val="22"/>
+          <w:lang w:val="en-AU"/>
+        </w:rPr>
+        <w:t>N/A</w:t>
+      </w:r>
+    </w:p>
+    <w:p>
+      <w:pPr>
+        <w:spacing w:before="0" w:beforeAutospacing="off" w:after="0" w:afterAutospacing="off"/>
+      </w:pPr>
+    </w:p>
+    <w:p>
+      <w:pPr>
+        <w:spacing w:before="0" w:beforeAutospacing="off" w:after="0" w:afterAutospacing="off"/>
+      </w:pPr>
+      <w:r>
+        <w:rPr>
+          <w:rFonts w:ascii="Calibri" w:hAnsi="Calibri" w:eastAsia="Calibri" w:cs="Calibri"/>
+          <w:b w:val="1"/>
+          <w:bCs w:val="1"/>
+          <w:noProof w:val="0"/>
+          <w:color w:val="000000" w:themeColor="text1" w:themeTint="FF" w:themeShade="FF"/>
+          <w:sz w:val="22"/>
+          <w:szCs w:val="22"/>
+          <w:lang w:val="en-AU"/>
+        </w:rPr>
+        <w:t>LINK TO THE DOC:</w:t>
+      </w:r>
+    </w:p>
+    <w:p>
+      <w:pPr>
+        <w:spacing w:before="0" w:beforeAutospacing="off" w:after="0" w:afterAutospacing="off"/>
+      </w:pPr>
+      <w:r>
+        <w:rPr>
+          <w:rFonts w:ascii="Calibri" w:hAnsi="Calibri" w:eastAsia="Calibri" w:cs="Calibri"/>
+          <w:noProof w:val="0"/>
+          <w:color w:val="000000" w:themeColor="text1" w:themeTint="FF" w:themeShade="FF"/>
+          <w:sz w:val="22"/>
+          <w:szCs w:val="22"/>
+          <w:lang w:val="en-AU"/>
+        </w:rPr>
+        <w:t>N/A</w:t>
+      </w:r>
+    </w:p>
+    <w:p>
+      <w:pPr>
+        <w:pStyle w:val="Normal"/>
+        <w:spacing w:after="140"/>
+        <w:rPr>
+          <w:rFonts w:ascii="Calibri" w:hAnsi="Calibri" w:eastAsia="Calibri" w:cs="Calibri"/>
+          <w:b w:val="1"/>
+          <w:bCs w:val="1"/>
+          <w:noProof w:val="0"/>
+          <w:color w:val="000000" w:themeColor="text1" w:themeTint="FF" w:themeShade="FF"/>
+          <w:sz w:val="22"/>
+          <w:szCs w:val="22"/>
+          <w:lang w:val="en-AU"/>
+        </w:rPr>
+      </w:pPr>
+    </w:p>
+    <w:p>
+      <w:pPr>
+        <w:pStyle w:val="Normal"/>
+        <w:spacing w:after="260"/>
+      </w:pPr>
+    </w:p>
+    <w:p>
+      <w:r>
+        <w:br w:type="page"/>
+      </w:r>
+    </w:p>
+    <w:p>
+      <w:pPr>
+        <w:pStyle w:val="Heading1"/>
+        <w:spacing w:before="320" w:after="140"/>
+      </w:pPr>
+      <w:r>
+        <w:rPr/>
+        <w:t>[DESIGN/PRODUCT] - AI Search Manager agent spec: 240</w:t>
+      </w:r>
+    </w:p>
+    <w:tbl>
+      <w:tblPr>
+        <w:tblW w:w="0" w:type="auto"/>
+        <w:tblBorders>
+          <w:top w:val="single" w:color="auto" w:sz="4"/>
+          <w:left w:val="single" w:color="auto" w:sz="4"/>
+          <w:bottom w:val="single" w:color="auto" w:sz="4"/>
+          <w:right w:val="single" w:color="auto" w:sz="4"/>
+          <w:insideH w:val="single" w:color="auto" w:sz="4"/>
+          <w:insideV w:val="single" w:color="auto" w:sz="4"/>
+        </w:tblBorders>
+        <w:tblLook w:val="0000" w:firstRow="0" w:lastRow="0" w:firstColumn="0" w:lastColumn="0" w:noHBand="0" w:noVBand="0"/>
+      </w:tblPr>
+      <w:tblGrid>
+        <w:gridCol w:w="1800"/>
+        <w:gridCol w:w="3600"/>
+        <w:gridCol w:w="1600"/>
+        <w:gridCol w:w="2000"/>
+      </w:tblGrid>
+      <w:tr xmlns:wp14="http://schemas.microsoft.com/office/word/2010/wordml" wp14:textId="77777777">
+        <w:trPr>
+          <w:trHeight w:val="300"/>
+        </w:trPr>
+        <w:tc>
+          <w:tcPr>
+            <w:tcW w:w="1800" w:type="dxa"/>
+            <w:shd w:val="clear" w:color="auto" w:fill="F3F6FC"/>
+            <w:tcMar>
+              <w:top w:w="80" w:type="dxa"/>
+              <w:left w:w="120" w:type="dxa"/>
+              <w:bottom w:w="80" w:type="dxa"/>
+              <w:right w:w="120" w:type="dxa"/>
+            </w:tcMar>
+            <w:vAlign w:val="center"/>
+          </w:tcPr>
+          <w:p wp14:textId="77777777">
+            <w:r>
+              <w:rPr>
+                <w:b w:val="1"/>
+                <w:bCs w:val="1"/>
+                <w:color w:val="1E2761"/>
+              </w:rPr>
+              <w:t>Role</w:t>
+            </w:r>
+          </w:p>
+        </w:tc>
+        <w:tc>
+          <w:tcPr>
+            <w:tcW w:w="3600" w:type="dxa"/>
+            <w:shd w:val="clear" w:color="auto" w:fill="89B4FA"/>
+            <w:tcMar>
+              <w:top w:w="80" w:type="dxa"/>
+              <w:left w:w="120" w:type="dxa"/>
+              <w:bottom w:w="80" w:type="dxa"/>
+              <w:right w:w="120" w:type="dxa"/>
+            </w:tcMar>
+            <w:vAlign w:val="center"/>
+          </w:tcPr>
+          <w:p>
+            <w:pPr>
+              <w:pStyle w:val="Normal"/>
+              <w:suppressLineNumbers w:val="0"/>
+              <w:bidi w:val="0"/>
+              <w:spacing w:before="0" w:beforeAutospacing="off" w:after="0" w:afterAutospacing="off" w:line="259" w:lineRule="auto"/>
+              <w:ind w:left="0" w:right="0"/>
+              <w:jc w:val="left"/>
+            </w:pPr>
+            <w:r>
+              <w:rPr>
+                <w:color w:val="1E2761"/>
+              </w:rPr>
+              <w:t xml:space="preserve">Dev </w:t>
+            </w:r>
+            <w:r>
+              <w:rPr>
+                <w:color w:val="1E2761"/>
+              </w:rPr>
+              <w:t xml:space="preserve">— </w:t>
+            </w:r>
+            <w:r>
+              <w:rPr>
+                <w:color w:val="1E2761"/>
+              </w:rPr>
+              <w:t>Minh Cuong Vu</w:t>
+            </w:r>
+          </w:p>
+        </w:tc>
+        <w:tc>
+          <w:tcPr>
+            <w:tcW w:w="1600" w:type="dxa"/>
+            <w:shd w:val="clear" w:color="auto" w:fill="F3F6FC"/>
+            <w:tcMar>
+              <w:top w:w="80" w:type="dxa"/>
+              <w:left w:w="120" w:type="dxa"/>
+              <w:bottom w:w="80" w:type="dxa"/>
+              <w:right w:w="120" w:type="dxa"/>
+            </w:tcMar>
+            <w:vAlign w:val="center"/>
+          </w:tcPr>
+          <w:p wp14:textId="77777777">
+            <w:r>
+              <w:rPr>
+                <w:b w:val="1"/>
+                <w:bCs w:val="1"/>
+                <w:color w:val="1E2761"/>
+              </w:rPr>
+              <w:t>Date</w:t>
+            </w:r>
+          </w:p>
+        </w:tc>
+        <w:tc>
+          <w:tcPr>
+            <w:tcW w:w="2000" w:type="dxa"/>
+            <w:shd w:val="clear" w:color="auto" w:fill="FFFFFF" w:themeFill="background1"/>
+            <w:tcMar>
+              <w:top w:w="80" w:type="dxa"/>
+              <w:left w:w="120" w:type="dxa"/>
+              <w:bottom w:w="80" w:type="dxa"/>
+              <w:right w:w="120" w:type="dxa"/>
+            </w:tcMar>
+            <w:vAlign w:val="center"/>
+          </w:tcPr>
+          <w:p>
+            <w:pPr>
+              <w:pStyle w:val="Normal"/>
+              <w:suppressLineNumbers w:val="0"/>
+              <w:bidi w:val="0"/>
+              <w:spacing w:before="0" w:beforeAutospacing="off" w:after="0" w:afterAutospacing="off" w:line="259" w:lineRule="auto"/>
+              <w:ind w:left="0" w:right="0"/>
+              <w:jc w:val="left"/>
+            </w:pPr>
+            <w:r>
+              <w:rPr>
+                <w:color w:val="1E2761"/>
+              </w:rPr>
+              <w:t>Sunday</w:t>
+            </w:r>
+            <w:r>
+              <w:rPr>
+                <w:color w:val="1E2761"/>
+              </w:rPr>
+              <w:t xml:space="preserve">, </w:t>
+            </w:r>
+            <w:r>
+              <w:rPr>
+                <w:color w:val="1E2761"/>
+              </w:rPr>
+              <w:t>30</w:t>
+            </w:r>
+            <w:r>
+              <w:rPr>
+                <w:color w:val="1E2761"/>
+              </w:rPr>
+              <w:t xml:space="preserve"> August 2026</w:t>
+            </w:r>
+          </w:p>
+        </w:tc>
+      </w:tr>
+    </w:tbl>
+    <w:p xmlns:wp14="http://schemas.microsoft.com/office/word/2010/wordml" wp14:textId="77777777">
+      <w:pPr>
+        <w:spacing w:before="160" w:after="40"/>
+      </w:pPr>
+      <w:r>
+        <w:rPr>
+          <w:b w:val="1"/>
+          <w:bCs w:val="1"/>
+          <w:color w:val="1E2761"/>
+        </w:rPr>
+        <w:t>Completion comment</w:t>
+      </w:r>
+    </w:p>
+    <w:p>
+      <w:pPr>
+        <w:spacing w:before="240" w:beforeAutospacing="off" w:after="240" w:afterAutospacing="off"/>
+      </w:pPr>
+      <w:r>
+        <w:rPr>
+          <w:rFonts w:ascii="Calibri" w:hAnsi="Calibri" w:eastAsia="Calibri" w:cs="Calibri"/>
+          <w:b w:val="1"/>
+          <w:bCs w:val="1"/>
+          <w:noProof w:val="0"/>
+          <w:color w:val="000000" w:themeColor="text1" w:themeTint="FF" w:themeShade="FF"/>
+          <w:sz w:val="22"/>
+          <w:szCs w:val="22"/>
+          <w:lang w:val="en-AU"/>
+        </w:rPr>
+        <w:t>Completion Notes:</w:t>
+      </w:r>
+    </w:p>
+    <w:p>
+      <w:pPr>
+        <w:spacing w:before="240" w:beforeAutospacing="off" w:after="240" w:afterAutospacing="off"/>
+      </w:pPr>
+      <w:r>
+        <w:rPr>
+          <w:rFonts w:ascii="Calibri" w:hAnsi="Calibri" w:eastAsia="Calibri" w:cs="Calibri"/>
+          <w:b w:val="1"/>
+          <w:bCs w:val="1"/>
+          <w:noProof w:val="0"/>
+          <w:color w:val="000000" w:themeColor="text1" w:themeTint="FF" w:themeShade="FF"/>
+          <w:sz w:val="22"/>
+          <w:szCs w:val="22"/>
+          <w:lang w:val="en-AU"/>
+        </w:rPr>
+        <w:t>Done(</w:t>
+      </w:r>
+      <w:r>
+        <w:rPr>
+          <w:rFonts w:ascii="Calibri" w:hAnsi="Calibri" w:eastAsia="Calibri" w:cs="Calibri"/>
+          <w:noProof w:val="0"/>
+          <w:color w:val="000000" w:themeColor="text1" w:themeTint="FF" w:themeShade="FF"/>
+          <w:sz w:val="22"/>
+          <w:szCs w:val="22"/>
+          <w:lang w:val="en-AU"/>
+        </w:rPr>
+        <w:t>What are you doing):</w:t>
+      </w:r>
+    </w:p>
+    <w:p>
+      <w:pPr>
+        <w:spacing w:before="240" w:beforeAutospacing="off" w:after="240" w:afterAutospacing="off"/>
+      </w:pPr>
+      <w:r>
+        <w:rPr>
+          <w:rFonts w:ascii="Calibri" w:hAnsi="Calibri" w:eastAsia="Calibri" w:cs="Calibri"/>
+          <w:noProof w:val="0"/>
+          <w:color w:val="000000" w:themeColor="text1" w:themeTint="FF" w:themeShade="FF"/>
+          <w:sz w:val="22"/>
+          <w:szCs w:val="22"/>
+          <w:lang w:val="en-AU"/>
+        </w:rPr>
+        <w:t>I have trained the AI agent</w:t>
+      </w:r>
+    </w:p>
+    <w:p>
+      <w:pPr>
+        <w:spacing w:before="240" w:beforeAutospacing="off" w:after="240" w:afterAutospacing="off"/>
+      </w:pPr>
+      <w:r>
+        <w:rPr>
+          <w:rFonts w:ascii="Calibri" w:hAnsi="Calibri" w:eastAsia="Calibri" w:cs="Calibri"/>
+          <w:b w:val="1"/>
+          <w:bCs w:val="1"/>
+          <w:noProof w:val="0"/>
+          <w:color w:val="000000" w:themeColor="text1" w:themeTint="FF" w:themeShade="FF"/>
+          <w:sz w:val="22"/>
+          <w:szCs w:val="22"/>
+          <w:lang w:val="en-AU"/>
+        </w:rPr>
+        <w:t>Deliverable</w:t>
+      </w:r>
+      <w:r>
+        <w:rPr>
+          <w:rFonts w:ascii="Calibri" w:hAnsi="Calibri" w:eastAsia="Calibri" w:cs="Calibri"/>
+          <w:noProof w:val="0"/>
+          <w:color w:val="000000" w:themeColor="text1" w:themeTint="FF" w:themeShade="FF"/>
+          <w:sz w:val="22"/>
+          <w:szCs w:val="22"/>
+          <w:lang w:val="en-AU"/>
+        </w:rPr>
+        <w:t>(what did achieve)</w:t>
+      </w:r>
+      <w:r>
+        <w:rPr>
+          <w:rFonts w:ascii="Calibri" w:hAnsi="Calibri" w:eastAsia="Calibri" w:cs="Calibri"/>
+          <w:b w:val="1"/>
+          <w:bCs w:val="1"/>
+          <w:noProof w:val="0"/>
+          <w:color w:val="000000" w:themeColor="text1" w:themeTint="FF" w:themeShade="FF"/>
+          <w:sz w:val="22"/>
+          <w:szCs w:val="22"/>
+          <w:lang w:val="en-AU"/>
+        </w:rPr>
+        <w:t>:</w:t>
+      </w:r>
+    </w:p>
+    <w:p>
+      <w:pPr>
+        <w:spacing w:before="240" w:beforeAutospacing="off" w:after="240" w:afterAutospacing="off"/>
+      </w:pPr>
+      <w:r>
+        <w:rPr>
+          <w:rFonts w:ascii="Calibri" w:hAnsi="Calibri" w:eastAsia="Calibri" w:cs="Calibri"/>
+          <w:noProof w:val="0"/>
+          <w:color w:val="000000" w:themeColor="text1" w:themeTint="FF" w:themeShade="FF"/>
+          <w:sz w:val="22"/>
+          <w:szCs w:val="22"/>
+          <w:lang w:val="en-AU"/>
+        </w:rPr>
+        <w:t>The AI agent training was successful. With all necessary testing completed</w:t>
+      </w:r>
+    </w:p>
+    <w:p>
+      <w:pPr>
+        <w:spacing w:before="240" w:beforeAutospacing="off" w:after="240" w:afterAutospacing="off"/>
+      </w:pPr>
+      <w:r>
+        <w:rPr>
+          <w:rFonts w:ascii="Calibri" w:hAnsi="Calibri" w:eastAsia="Calibri" w:cs="Calibri"/>
+          <w:b w:val="1"/>
+          <w:bCs w:val="1"/>
+          <w:noProof w:val="0"/>
+          <w:color w:val="000000" w:themeColor="text1" w:themeTint="FF" w:themeShade="FF"/>
+          <w:sz w:val="22"/>
+          <w:szCs w:val="22"/>
+          <w:lang w:val="en-AU"/>
+        </w:rPr>
+        <w:t>Notes for the next role:</w:t>
+      </w:r>
+    </w:p>
+    <w:p>
+      <w:pPr>
+        <w:spacing w:before="240" w:beforeAutospacing="off" w:after="240" w:afterAutospacing="off"/>
+      </w:pPr>
+      <w:r>
+        <w:rPr>
+          <w:rFonts w:ascii="Calibri" w:hAnsi="Calibri" w:eastAsia="Calibri" w:cs="Calibri"/>
+          <w:noProof w:val="0"/>
+          <w:color w:val="000000" w:themeColor="text1" w:themeTint="FF" w:themeShade="FF"/>
+          <w:sz w:val="22"/>
+          <w:szCs w:val="22"/>
+          <w:lang w:val="en-AU"/>
+        </w:rPr>
+        <w:t>Nothing to note</w:t>
+      </w:r>
+    </w:p>
+    <w:p>
+      <w:pPr>
+        <w:pStyle w:val="Normal"/>
+        <w:spacing w:after="140"/>
+        <w:rPr>
+          <w:rFonts w:ascii="Calibri" w:hAnsi="Calibri" w:eastAsia="Calibri" w:cs="Calibri"/>
+          <w:noProof w:val="0"/>
+          <w:color w:val="000000" w:themeColor="text1" w:themeTint="FF" w:themeShade="FF"/>
+          <w:sz w:val="22"/>
+          <w:szCs w:val="22"/>
+          <w:lang w:val="en-AU"/>
+        </w:rPr>
+      </w:pPr>
+    </w:p>
+    <w:p>
+      <w:pPr>
+        <w:pStyle w:val="Normal"/>
+        <w:spacing w:after="260"/>
+      </w:pPr>
+    </w:p>
+    <w:p>
+      <w:r>
+        <w:br w:type="page"/>
+      </w:r>
+    </w:p>
+    <w:p>
+      <w:pPr>
+        <w:pStyle w:val="Heading1"/>
+        <w:spacing w:before="320" w:after="140"/>
+      </w:pPr>
+      <w:r>
+        <w:rPr/>
+        <w:t>[DESIGN/PRODUCT] - Content Manager role agent spec: 240</w:t>
+      </w:r>
+    </w:p>
+    <w:tbl>
+      <w:tblPr>
+        <w:tblW w:w="0" w:type="auto"/>
+        <w:tblBorders>
+          <w:top w:val="single" w:color="auto" w:sz="4"/>
+          <w:left w:val="single" w:color="auto" w:sz="4"/>
+          <w:bottom w:val="single" w:color="auto" w:sz="4"/>
+          <w:right w:val="single" w:color="auto" w:sz="4"/>
+          <w:insideH w:val="single" w:color="auto" w:sz="4"/>
+          <w:insideV w:val="single" w:color="auto" w:sz="4"/>
+        </w:tblBorders>
+        <w:tblLook w:val="0000" w:firstRow="0" w:lastRow="0" w:firstColumn="0" w:lastColumn="0" w:noHBand="0" w:noVBand="0"/>
+      </w:tblPr>
+      <w:tblGrid>
+        <w:gridCol w:w="1800"/>
+        <w:gridCol w:w="3600"/>
+        <w:gridCol w:w="1600"/>
+        <w:gridCol w:w="2000"/>
+      </w:tblGrid>
+      <w:tr xmlns:wp14="http://schemas.microsoft.com/office/word/2010/wordml" wp14:textId="77777777">
+        <w:trPr>
+          <w:trHeight w:val="300"/>
+        </w:trPr>
+        <w:tc>
+          <w:tcPr>
+            <w:tcW w:w="1800" w:type="dxa"/>
+            <w:shd w:val="clear" w:color="auto" w:fill="F3F6FC"/>
+            <w:tcMar>
+              <w:top w:w="80" w:type="dxa"/>
+              <w:left w:w="120" w:type="dxa"/>
+              <w:bottom w:w="80" w:type="dxa"/>
+              <w:right w:w="120" w:type="dxa"/>
+            </w:tcMar>
+            <w:vAlign w:val="center"/>
+          </w:tcPr>
+          <w:p wp14:textId="77777777">
+            <w:r>
+              <w:rPr>
+                <w:b w:val="1"/>
+                <w:bCs w:val="1"/>
+                <w:color w:val="1E2761"/>
+              </w:rPr>
+              <w:t>Role</w:t>
+            </w:r>
+          </w:p>
+        </w:tc>
+        <w:tc>
+          <w:tcPr>
+            <w:tcW w:w="3600" w:type="dxa"/>
+            <w:shd w:val="clear" w:color="auto" w:fill="89B4FA"/>
+            <w:tcMar>
+              <w:top w:w="80" w:type="dxa"/>
+              <w:left w:w="120" w:type="dxa"/>
+              <w:bottom w:w="80" w:type="dxa"/>
+              <w:right w:w="120" w:type="dxa"/>
+            </w:tcMar>
+            <w:vAlign w:val="center"/>
+          </w:tcPr>
+          <w:p>
+            <w:pPr>
+              <w:pStyle w:val="Normal"/>
+              <w:suppressLineNumbers w:val="0"/>
+              <w:bidi w:val="0"/>
+              <w:spacing w:before="0" w:beforeAutospacing="off" w:after="0" w:afterAutospacing="off" w:line="259" w:lineRule="auto"/>
+              <w:ind w:left="0" w:right="0"/>
+              <w:jc w:val="left"/>
+            </w:pPr>
+            <w:r>
+              <w:rPr>
+                <w:color w:val="1E2761"/>
+              </w:rPr>
+              <w:t xml:space="preserve">Dev </w:t>
+            </w:r>
+            <w:r>
+              <w:rPr>
+                <w:color w:val="1E2761"/>
+              </w:rPr>
+              <w:t xml:space="preserve">— </w:t>
+            </w:r>
+            <w:r>
+              <w:rPr>
+                <w:color w:val="1E2761"/>
+              </w:rPr>
+              <w:t>Arnav Jain</w:t>
+            </w:r>
+          </w:p>
+        </w:tc>
+        <w:tc>
+          <w:tcPr>
+            <w:tcW w:w="1600" w:type="dxa"/>
+            <w:shd w:val="clear" w:color="auto" w:fill="F3F6FC"/>
+            <w:tcMar>
+              <w:top w:w="80" w:type="dxa"/>
+              <w:left w:w="120" w:type="dxa"/>
+              <w:bottom w:w="80" w:type="dxa"/>
+              <w:right w:w="120" w:type="dxa"/>
+            </w:tcMar>
+            <w:vAlign w:val="center"/>
+          </w:tcPr>
+          <w:p wp14:textId="77777777">
+            <w:r>
+              <w:rPr>
+                <w:b w:val="1"/>
+                <w:bCs w:val="1"/>
+                <w:color w:val="1E2761"/>
+              </w:rPr>
+              <w:t>Date</w:t>
+            </w:r>
+          </w:p>
+        </w:tc>
+        <w:tc>
+          <w:tcPr>
+            <w:tcW w:w="2000" w:type="dxa"/>
+            <w:shd w:val="clear" w:color="auto" w:fill="FFFFFF" w:themeFill="background1"/>
+            <w:tcMar>
+              <w:top w:w="80" w:type="dxa"/>
+              <w:left w:w="120" w:type="dxa"/>
+              <w:bottom w:w="80" w:type="dxa"/>
+              <w:right w:w="120" w:type="dxa"/>
+            </w:tcMar>
+            <w:vAlign w:val="center"/>
+          </w:tcPr>
+          <w:p>
+            <w:pPr>
+              <w:pStyle w:val="Normal"/>
+              <w:suppressLineNumbers w:val="0"/>
+              <w:bidi w:val="0"/>
+              <w:spacing w:before="0" w:beforeAutospacing="off" w:after="0" w:afterAutospacing="off" w:line="259" w:lineRule="auto"/>
+              <w:ind w:left="0" w:right="0"/>
+              <w:jc w:val="left"/>
+            </w:pPr>
+            <w:r>
+              <w:rPr>
+                <w:color w:val="1E2761"/>
+              </w:rPr>
+              <w:t>Sunday</w:t>
+            </w:r>
+            <w:r>
+              <w:rPr>
+                <w:color w:val="1E2761"/>
+              </w:rPr>
+              <w:t xml:space="preserve">, </w:t>
+            </w:r>
+            <w:r>
+              <w:rPr>
+                <w:color w:val="1E2761"/>
+              </w:rPr>
+              <w:t>30</w:t>
+            </w:r>
+            <w:r>
+              <w:rPr>
+                <w:color w:val="1E2761"/>
+              </w:rPr>
+              <w:t xml:space="preserve"> August 2026</w:t>
+            </w:r>
+          </w:p>
+        </w:tc>
+      </w:tr>
+    </w:tbl>
+    <w:p xmlns:wp14="http://schemas.microsoft.com/office/word/2010/wordml" wp14:textId="77777777">
+      <w:pPr>
+        <w:spacing w:before="160" w:after="40"/>
+      </w:pPr>
+      <w:r>
+        <w:rPr>
+          <w:b w:val="1"/>
+          <w:bCs w:val="1"/>
+          <w:color w:val="1E2761"/>
+        </w:rPr>
+        <w:t>Completion comment</w:t>
+      </w:r>
+    </w:p>
+    <w:p>
+      <w:pPr>
+        <w:spacing w:before="240" w:beforeAutospacing="off" w:after="240" w:afterAutospacing="off"/>
+      </w:pPr>
+      <w:r>
+        <w:rPr>
+          <w:rFonts w:ascii="Calibri" w:hAnsi="Calibri" w:eastAsia="Calibri" w:cs="Calibri"/>
+          <w:b w:val="1"/>
+          <w:bCs w:val="1"/>
+          <w:noProof w:val="0"/>
+          <w:color w:val="000000" w:themeColor="text1" w:themeTint="FF" w:themeShade="FF"/>
+          <w:sz w:val="22"/>
+          <w:szCs w:val="22"/>
+          <w:lang w:val="en-AU"/>
+        </w:rPr>
+        <w:t>Done(</w:t>
+      </w:r>
+      <w:r>
+        <w:rPr>
+          <w:rFonts w:ascii="Calibri" w:hAnsi="Calibri" w:eastAsia="Calibri" w:cs="Calibri"/>
+          <w:noProof w:val="0"/>
+          <w:color w:val="000000" w:themeColor="text1" w:themeTint="FF" w:themeShade="FF"/>
+          <w:sz w:val="22"/>
+          <w:szCs w:val="22"/>
+          <w:lang w:val="en-AU"/>
+        </w:rPr>
+        <w:t>What are you doing):</w:t>
+      </w:r>
+    </w:p>
+    <w:p>
+      <w:pPr>
+        <w:spacing w:before="240" w:beforeAutospacing="off" w:after="240" w:afterAutospacing="off"/>
+      </w:pPr>
+      <w:r>
+        <w:rPr>
+          <w:rFonts w:ascii="Calibri" w:hAnsi="Calibri" w:eastAsia="Calibri" w:cs="Calibri"/>
+          <w:noProof w:val="0"/>
+          <w:color w:val="000000" w:themeColor="text1" w:themeTint="FF" w:themeShade="FF"/>
+          <w:sz w:val="24"/>
+          <w:szCs w:val="24"/>
+          <w:lang w:val="en-AU"/>
+        </w:rPr>
+        <w:t>Completed and established the Content Manager AI Agent using the specification document created in Sprint 1 Week 1. The role was taught as ten sequential instruction blocks covering identity, accountability and decision rights, governance and stop conditions, workflow, KPIs, and tools and data. Understanding was then tested with eleven questions requiring the agent to reason from its configuration rather than recite it</w:t>
+      </w:r>
+    </w:p>
+    <w:p>
+      <w:pPr>
+        <w:spacing w:before="240" w:beforeAutospacing="off" w:after="240" w:afterAutospacing="off"/>
+      </w:pPr>
+      <w:r>
+        <w:rPr>
+          <w:rFonts w:ascii="Calibri" w:hAnsi="Calibri" w:eastAsia="Calibri" w:cs="Calibri"/>
+          <w:noProof w:val="0"/>
+          <w:color w:val="000000" w:themeColor="text1" w:themeTint="FF" w:themeShade="FF"/>
+          <w:sz w:val="24"/>
+          <w:szCs w:val="24"/>
+          <w:lang w:val="en-AU"/>
+        </w:rPr>
+        <w:t>No production work was attempted.</w:t>
+      </w:r>
+    </w:p>
+    <w:p>
+      <w:pPr>
+        <w:spacing w:before="240" w:beforeAutospacing="off" w:after="240" w:afterAutospacing="off"/>
+      </w:pPr>
+      <w:r>
+        <w:rPr>
+          <w:rFonts w:ascii="Calibri" w:hAnsi="Calibri" w:eastAsia="Calibri" w:cs="Calibri"/>
+          <w:b w:val="1"/>
+          <w:bCs w:val="1"/>
+          <w:noProof w:val="0"/>
+          <w:color w:val="000000" w:themeColor="text1" w:themeTint="FF" w:themeShade="FF"/>
+          <w:sz w:val="22"/>
+          <w:szCs w:val="22"/>
+          <w:lang w:val="en-AU"/>
+        </w:rPr>
+        <w:t>Deliverable</w:t>
+      </w:r>
+      <w:r>
+        <w:rPr>
+          <w:rFonts w:ascii="Calibri" w:hAnsi="Calibri" w:eastAsia="Calibri" w:cs="Calibri"/>
+          <w:noProof w:val="0"/>
+          <w:color w:val="000000" w:themeColor="text1" w:themeTint="FF" w:themeShade="FF"/>
+          <w:sz w:val="22"/>
+          <w:szCs w:val="22"/>
+          <w:lang w:val="en-AU"/>
+        </w:rPr>
+        <w:t>(what did achieve)</w:t>
+      </w:r>
+      <w:r>
+        <w:rPr>
+          <w:rFonts w:ascii="Calibri" w:hAnsi="Calibri" w:eastAsia="Calibri" w:cs="Calibri"/>
+          <w:b w:val="1"/>
+          <w:bCs w:val="1"/>
+          <w:noProof w:val="0"/>
+          <w:color w:val="000000" w:themeColor="text1" w:themeTint="FF" w:themeShade="FF"/>
+          <w:sz w:val="22"/>
+          <w:szCs w:val="22"/>
+          <w:lang w:val="en-AU"/>
+        </w:rPr>
+        <w:t>:</w:t>
+      </w:r>
+    </w:p>
+    <w:p>
+      <w:pPr>
+        <w:spacing w:before="240" w:beforeAutospacing="off" w:after="240" w:afterAutospacing="off"/>
+      </w:pPr>
+      <w:r>
+        <w:rPr>
+          <w:rFonts w:ascii="Calibri" w:hAnsi="Calibri" w:eastAsia="Calibri" w:cs="Calibri"/>
+          <w:noProof w:val="0"/>
+          <w:color w:val="000000" w:themeColor="text1" w:themeTint="FF" w:themeShade="FF"/>
+          <w:sz w:val="24"/>
+          <w:szCs w:val="24"/>
+          <w:lang w:val="en-AU"/>
+        </w:rPr>
+        <w:t>AI Agent Specification — Content Manager (AI)</w:t>
+      </w:r>
+    </w:p>
+    <w:p>
+      <w:pPr>
+        <w:spacing w:before="240" w:beforeAutospacing="off" w:after="240" w:afterAutospacing="off"/>
+      </w:pPr>
+      <w:hyperlink r:id="R2422bdec49e8456a">
+        <w:r>
+          <w:rPr>
+            <w:rStyle w:val="Hyperlink"/>
+            <w:rFonts w:ascii="Calibri" w:hAnsi="Calibri" w:eastAsia="Calibri" w:cs="Calibri"/>
+            <w:noProof w:val="0"/>
+            <w:color w:val="000000" w:themeColor="text1" w:themeTint="FF" w:themeShade="FF"/>
+            <w:sz w:val="24"/>
+            <w:szCs w:val="24"/>
+            <w:lang w:val="en-AU"/>
+          </w:rPr>
+          <w:t>https://chatgpt.com/share/6a97e75e-1f00-83ec-a4a6-ebb1eacb8a54</w:t>
+        </w:r>
+      </w:hyperlink>
+    </w:p>
+    <w:p>
+      <w:pPr>
+        <w:spacing w:before="240" w:beforeAutospacing="off" w:after="240" w:afterAutospacing="off"/>
+      </w:pPr>
+      <w:r>
+        <w:rPr>
+          <w:rFonts w:ascii="Calibri" w:hAnsi="Calibri" w:eastAsia="Calibri" w:cs="Calibri"/>
+          <w:b w:val="1"/>
+          <w:bCs w:val="1"/>
+          <w:noProof w:val="0"/>
+          <w:color w:val="000000" w:themeColor="text1" w:themeTint="FF" w:themeShade="FF"/>
+          <w:sz w:val="22"/>
+          <w:szCs w:val="22"/>
+          <w:lang w:val="en-AU"/>
+        </w:rPr>
+        <w:t>Notes for the next role:</w:t>
+      </w:r>
+    </w:p>
+    <w:p>
+      <w:pPr>
+        <w:spacing w:before="0" w:beforeAutospacing="off" w:after="0" w:afterAutospacing="off"/>
+      </w:pPr>
+      <w:r>
+        <w:rPr>
+          <w:rFonts w:ascii="Calibri" w:hAnsi="Calibri" w:eastAsia="Calibri" w:cs="Calibri"/>
+          <w:noProof w:val="0"/>
+          <w:color w:val="000000" w:themeColor="text1" w:themeTint="FF" w:themeShade="FF"/>
+          <w:sz w:val="24"/>
+          <w:szCs w:val="24"/>
+          <w:lang w:val="en-AU"/>
+        </w:rPr>
+        <w:t>Please review the specification document and determine that the AI Agent on ChatGPT has been correctly and accurately established according to the document. Also confirm that the recorded assumptions and requirements are correctly reflected against the AI agent's own queries.</w:t>
+      </w:r>
+    </w:p>
+    <w:p>
+      <w:pPr>
+        <w:spacing w:before="0" w:beforeAutospacing="off" w:after="0" w:afterAutospacing="off"/>
+        <w:rPr>
+          <w:rFonts w:ascii="Calibri" w:hAnsi="Calibri" w:eastAsia="Calibri" w:cs="Calibri"/>
+          <w:noProof w:val="0"/>
+          <w:color w:val="000000" w:themeColor="text1" w:themeTint="FF" w:themeShade="FF"/>
+          <w:sz w:val="22"/>
+          <w:szCs w:val="22"/>
+          <w:lang w:val="en-AU"/>
+        </w:rPr>
+      </w:pPr>
+    </w:p>
+    <w:p>
+      <w:pPr>
+        <w:spacing w:after="140"/>
+      </w:pPr>
+    </w:p>
+    <w:p>
+      <w:pPr>
+        <w:pStyle w:val="Normal"/>
+        <w:spacing w:after="260"/>
+      </w:pPr>
+    </w:p>
+    <w:p>
+      <w:r>
+        <w:br w:type="page"/>
+      </w:r>
+    </w:p>
+    <w:p>
+      <w:pPr>
+        <w:pStyle w:val="Heading1"/>
+        <w:spacing w:before="320" w:after="140"/>
+      </w:pPr>
+      <w:r>
+        <w:rPr/>
+        <w:t>[DESIGN/PRODUCT] - Authority Manager role first agent spec: 240</w:t>
+      </w:r>
+    </w:p>
+    <w:tbl>
+      <w:tblPr>
+        <w:tblW w:w="0" w:type="auto"/>
+        <w:tblBorders>
+          <w:top w:val="single" w:color="auto" w:sz="4"/>
+          <w:left w:val="single" w:color="auto" w:sz="4"/>
+          <w:bottom w:val="single" w:color="auto" w:sz="4"/>
+          <w:right w:val="single" w:color="auto" w:sz="4"/>
+          <w:insideH w:val="single" w:color="auto" w:sz="4"/>
+          <w:insideV w:val="single" w:color="auto" w:sz="4"/>
+        </w:tblBorders>
+        <w:tblLook w:val="0000" w:firstRow="0" w:lastRow="0" w:firstColumn="0" w:lastColumn="0" w:noHBand="0" w:noVBand="0"/>
+      </w:tblPr>
+      <w:tblGrid>
+        <w:gridCol w:w="1800"/>
+        <w:gridCol w:w="3600"/>
+        <w:gridCol w:w="1600"/>
+        <w:gridCol w:w="2000"/>
+      </w:tblGrid>
+      <w:tr xmlns:wp14="http://schemas.microsoft.com/office/word/2010/wordml" wp14:textId="77777777">
+        <w:trPr>
+          <w:trHeight w:val="300"/>
+        </w:trPr>
+        <w:tc>
+          <w:tcPr>
+            <w:tcW w:w="1800" w:type="dxa"/>
+            <w:shd w:val="clear" w:color="auto" w:fill="F3F6FC"/>
+            <w:tcMar>
+              <w:top w:w="80" w:type="dxa"/>
+              <w:left w:w="120" w:type="dxa"/>
+              <w:bottom w:w="80" w:type="dxa"/>
+              <w:right w:w="120" w:type="dxa"/>
+            </w:tcMar>
+            <w:vAlign w:val="center"/>
+          </w:tcPr>
+          <w:p wp14:textId="77777777">
+            <w:r>
+              <w:rPr>
+                <w:b w:val="1"/>
+                <w:bCs w:val="1"/>
+                <w:color w:val="1E2761"/>
+              </w:rPr>
+              <w:t>Role</w:t>
+            </w:r>
+          </w:p>
+        </w:tc>
+        <w:tc>
+          <w:tcPr>
+            <w:tcW w:w="3600" w:type="dxa"/>
+            <w:shd w:val="clear" w:color="auto" w:fill="89B4FA"/>
+            <w:tcMar>
+              <w:top w:w="80" w:type="dxa"/>
+              <w:left w:w="120" w:type="dxa"/>
+              <w:bottom w:w="80" w:type="dxa"/>
+              <w:right w:w="120" w:type="dxa"/>
+            </w:tcMar>
+            <w:vAlign w:val="center"/>
+          </w:tcPr>
+          <w:p>
+            <w:pPr>
+              <w:pStyle w:val="Normal"/>
+              <w:suppressLineNumbers w:val="0"/>
+              <w:bidi w:val="0"/>
+              <w:spacing w:before="0" w:beforeAutospacing="off" w:after="0" w:afterAutospacing="off" w:line="259" w:lineRule="auto"/>
+              <w:ind w:left="0" w:right="0"/>
+              <w:jc w:val="left"/>
+            </w:pPr>
+            <w:r>
+              <w:rPr>
+                <w:color w:val="1E2761"/>
+              </w:rPr>
+              <w:t>Dev</w:t>
+            </w:r>
+            <w:r>
+              <w:rPr>
+                <w:color w:val="1E2761"/>
+              </w:rPr>
+              <w:t>—</w:t>
+            </w:r>
+            <w:r>
+              <w:rPr>
+                <w:color w:val="1E2761"/>
+              </w:rPr>
+              <w:t>Anthony Phan</w:t>
+            </w:r>
+          </w:p>
+        </w:tc>
+        <w:tc>
+          <w:tcPr>
+            <w:tcW w:w="1600" w:type="dxa"/>
+            <w:shd w:val="clear" w:color="auto" w:fill="F3F6FC"/>
+            <w:tcMar>
+              <w:top w:w="80" w:type="dxa"/>
+              <w:left w:w="120" w:type="dxa"/>
+              <w:bottom w:w="80" w:type="dxa"/>
+              <w:right w:w="120" w:type="dxa"/>
+            </w:tcMar>
+            <w:vAlign w:val="center"/>
+          </w:tcPr>
+          <w:p wp14:textId="77777777">
+            <w:r>
+              <w:rPr>
+                <w:b w:val="1"/>
+                <w:bCs w:val="1"/>
+                <w:color w:val="1E2761"/>
+              </w:rPr>
+              <w:t>Date</w:t>
+            </w:r>
+          </w:p>
+        </w:tc>
+        <w:tc>
+          <w:tcPr>
+            <w:tcW w:w="2000" w:type="dxa"/>
+            <w:shd w:val="clear" w:color="auto" w:fill="FFFFFF" w:themeFill="background1"/>
+            <w:tcMar>
+              <w:top w:w="80" w:type="dxa"/>
+              <w:left w:w="120" w:type="dxa"/>
+              <w:bottom w:w="80" w:type="dxa"/>
+              <w:right w:w="120" w:type="dxa"/>
+            </w:tcMar>
+            <w:vAlign w:val="center"/>
+          </w:tcPr>
+          <w:p>
+            <w:pPr>
+              <w:pStyle w:val="Normal"/>
+              <w:suppressLineNumbers w:val="0"/>
+              <w:bidi w:val="0"/>
+              <w:spacing w:before="0" w:beforeAutospacing="off" w:after="0" w:afterAutospacing="off" w:line="259" w:lineRule="auto"/>
+              <w:ind w:left="0" w:right="0"/>
+              <w:jc w:val="left"/>
+            </w:pPr>
+            <w:r>
+              <w:rPr>
+                <w:color w:val="1E2761"/>
+              </w:rPr>
+              <w:t>Sunday</w:t>
+            </w:r>
+            <w:r>
+              <w:rPr>
+                <w:color w:val="1E2761"/>
+              </w:rPr>
+              <w:t xml:space="preserve">, </w:t>
+            </w:r>
+            <w:r>
+              <w:rPr>
+                <w:color w:val="1E2761"/>
+              </w:rPr>
+              <w:t>30</w:t>
+            </w:r>
+            <w:r>
+              <w:rPr>
+                <w:color w:val="1E2761"/>
+              </w:rPr>
+              <w:t xml:space="preserve"> August 2026</w:t>
+            </w:r>
+          </w:p>
+        </w:tc>
+      </w:tr>
+    </w:tbl>
+    <w:p xmlns:wp14="http://schemas.microsoft.com/office/word/2010/wordml" wp14:textId="77777777">
+      <w:pPr>
+        <w:spacing w:before="160" w:after="40"/>
+      </w:pPr>
+      <w:r>
+        <w:rPr>
+          <w:b w:val="1"/>
+          <w:bCs w:val="1"/>
+          <w:color w:val="1E2761"/>
+        </w:rPr>
+        <w:t>Completion comment</w:t>
+      </w:r>
+    </w:p>
+    <w:p>
+      <w:pPr>
+        <w:spacing w:before="240" w:beforeAutospacing="off" w:after="240" w:afterAutospacing="off"/>
+      </w:pPr>
+      <w:r>
+        <w:rPr>
+          <w:rFonts w:ascii="Calibri" w:hAnsi="Calibri" w:eastAsia="Calibri" w:cs="Calibri"/>
+          <w:b w:val="1"/>
+          <w:bCs w:val="1"/>
+          <w:noProof w:val="0"/>
+          <w:color w:val="000000" w:themeColor="text1" w:themeTint="FF" w:themeShade="FF"/>
+          <w:sz w:val="22"/>
+          <w:szCs w:val="22"/>
+          <w:lang w:val="en-AU"/>
+        </w:rPr>
+        <w:t>Done</w:t>
+      </w:r>
+      <w:r>
+        <w:rPr>
+          <w:rFonts w:ascii="Calibri" w:hAnsi="Calibri" w:eastAsia="Calibri" w:cs="Calibri"/>
+          <w:noProof w:val="0"/>
+          <w:color w:val="000000" w:themeColor="text1" w:themeTint="FF" w:themeShade="FF"/>
+          <w:sz w:val="22"/>
+          <w:szCs w:val="22"/>
+          <w:lang w:val="en-AU"/>
+        </w:rPr>
+        <w:t>:</w:t>
+      </w:r>
+      <w:r>
+        <w:br/>
+      </w:r>
+      <w:r>
+        <w:rPr>
+          <w:rFonts w:ascii="Calibri" w:hAnsi="Calibri" w:eastAsia="Calibri" w:cs="Calibri"/>
+          <w:noProof w:val="0"/>
+          <w:color w:val="000000" w:themeColor="text1" w:themeTint="FF" w:themeShade="FF"/>
+          <w:sz w:val="22"/>
+          <w:szCs w:val="22"/>
+          <w:lang w:val="en-AU"/>
+        </w:rPr>
+        <w:t>Completed and established the Authority Manager AI Agent using the specification document created in Sprint 1 Week 1. This included documenting and reviewing any further assumptions, requirements and questions that need to be established for further clarification with the client.</w:t>
+      </w:r>
+    </w:p>
+    <w:p>
+      <w:pPr>
+        <w:spacing w:before="240" w:beforeAutospacing="off" w:after="240" w:afterAutospacing="off"/>
+      </w:pPr>
+      <w:r>
+        <w:rPr>
+          <w:rFonts w:ascii="Calibri" w:hAnsi="Calibri" w:eastAsia="Calibri" w:cs="Calibri"/>
+          <w:b w:val="1"/>
+          <w:bCs w:val="1"/>
+          <w:noProof w:val="0"/>
+          <w:color w:val="000000" w:themeColor="text1" w:themeTint="FF" w:themeShade="FF"/>
+          <w:sz w:val="22"/>
+          <w:szCs w:val="22"/>
+          <w:lang w:val="en-AU"/>
+        </w:rPr>
+        <w:t>Deliverable:</w:t>
+      </w:r>
+    </w:p>
+    <w:p>
+      <w:pPr>
+        <w:pStyle w:val="ListParagraph"/>
+        <w:numPr>
+          <w:ilvl w:val="0"/>
+          <w:numId w:val="3"/>
+        </w:numPr>
+        <w:spacing w:before="0" w:beforeAutospacing="off" w:after="0" w:afterAutospacing="off"/>
+        <w:rPr>
+          <w:rFonts w:ascii="Calibri" w:hAnsi="Calibri" w:eastAsia="Calibri" w:cs="Calibri"/>
+          <w:noProof w:val="0"/>
+          <w:color w:val="000000" w:themeColor="text1" w:themeTint="FF" w:themeShade="FF"/>
+          <w:sz w:val="22"/>
+          <w:szCs w:val="22"/>
+          <w:lang w:val="en-AU"/>
+        </w:rPr>
+      </w:pPr>
+      <w:r>
+        <w:rPr>
+          <w:rFonts w:ascii="Calibri" w:hAnsi="Calibri" w:eastAsia="Calibri" w:cs="Calibri"/>
+          <w:noProof w:val="0"/>
+          <w:color w:val="000000" w:themeColor="text1" w:themeTint="FF" w:themeShade="FF"/>
+          <w:sz w:val="22"/>
+          <w:szCs w:val="22"/>
+          <w:lang w:val="en-AU"/>
+        </w:rPr>
+        <w:t>Authority Manager AI Agent on ChatGPT:</w:t>
+      </w:r>
+      <w:r>
+        <w:br/>
+      </w:r>
+      <w:hyperlink r:id="R8a14bac949b64aaa">
+        <w:r>
+          <w:rPr>
+            <w:rStyle w:val="Hyperlink"/>
+            <w:rFonts w:ascii="Calibri" w:hAnsi="Calibri" w:eastAsia="Calibri" w:cs="Calibri"/>
+            <w:noProof w:val="0"/>
+            <w:color w:val="000000" w:themeColor="text1" w:themeTint="FF" w:themeShade="FF"/>
+            <w:sz w:val="22"/>
+            <w:szCs w:val="22"/>
+            <w:lang w:val="en-AU"/>
+          </w:rPr>
+          <w:t>https://chatgpt.com/share/6a93bee2-63d8-83ec-af6c-decb1f594587</w:t>
+        </w:r>
+      </w:hyperlink>
+    </w:p>
+    <w:p>
+      <w:pPr>
+        <w:pStyle w:val="ListParagraph"/>
+        <w:numPr>
+          <w:ilvl w:val="0"/>
+          <w:numId w:val="3"/>
+        </w:numPr>
+        <w:spacing w:before="0" w:beforeAutospacing="off" w:after="0" w:afterAutospacing="off"/>
+        <w:rPr>
+          <w:rFonts w:ascii="Calibri" w:hAnsi="Calibri" w:eastAsia="Calibri" w:cs="Calibri"/>
+          <w:noProof w:val="0"/>
+          <w:color w:val="000000" w:themeColor="text1" w:themeTint="FF" w:themeShade="FF"/>
+          <w:sz w:val="22"/>
+          <w:szCs w:val="22"/>
+          <w:lang w:val="en-AU"/>
+        </w:rPr>
+      </w:pPr>
+      <w:r>
+        <w:rPr>
+          <w:rFonts w:ascii="Calibri" w:hAnsi="Calibri" w:eastAsia="Calibri" w:cs="Calibri"/>
+          <w:noProof w:val="0"/>
+          <w:color w:val="000000" w:themeColor="text1" w:themeTint="FF" w:themeShade="FF"/>
+          <w:sz w:val="22"/>
+          <w:szCs w:val="22"/>
+          <w:lang w:val="en-AU"/>
+        </w:rPr>
+        <w:t>Updated AI Agent Specifications document:</w:t>
+      </w:r>
+      <w:r>
+        <w:br/>
+      </w:r>
+      <w:hyperlink r:id="Rd746a1ceca40429a">
+        <w:r>
+          <w:rPr>
+            <w:rStyle w:val="Hyperlink"/>
+            <w:rFonts w:ascii="Calibri" w:hAnsi="Calibri" w:eastAsia="Calibri" w:cs="Calibri"/>
+            <w:noProof w:val="0"/>
+            <w:color w:val="000000" w:themeColor="text1" w:themeTint="FF" w:themeShade="FF"/>
+            <w:sz w:val="22"/>
+            <w:szCs w:val="22"/>
+            <w:lang w:val="en-AU"/>
+          </w:rPr>
+          <w:t>Authority_Manager_Agent_Specification.docx</w:t>
+        </w:r>
+      </w:hyperlink>
+    </w:p>
+    <w:p>
+      <w:pPr>
+        <w:spacing w:before="240" w:beforeAutospacing="off" w:after="240" w:afterAutospacing="off"/>
+      </w:pPr>
+      <w:r>
+        <w:rPr>
+          <w:rFonts w:ascii="Calibri" w:hAnsi="Calibri" w:eastAsia="Calibri" w:cs="Calibri"/>
+          <w:b w:val="1"/>
+          <w:bCs w:val="1"/>
+          <w:noProof w:val="0"/>
+          <w:color w:val="000000" w:themeColor="text1" w:themeTint="FF" w:themeShade="FF"/>
+          <w:sz w:val="22"/>
+          <w:szCs w:val="22"/>
+          <w:lang w:val="en-AU"/>
+        </w:rPr>
+        <w:t>Notes for the next role:</w:t>
+      </w:r>
+    </w:p>
+    <w:p>
+      <w:pPr>
+        <w:spacing w:before="0" w:beforeAutospacing="off" w:after="0" w:afterAutospacing="off"/>
+      </w:pPr>
+      <w:r>
+        <w:rPr>
+          <w:rFonts w:ascii="Calibri" w:hAnsi="Calibri" w:eastAsia="Calibri" w:cs="Calibri"/>
+          <w:noProof w:val="0"/>
+          <w:sz w:val="22"/>
+          <w:szCs w:val="22"/>
+          <w:lang w:val="en-AU"/>
+        </w:rPr>
+        <w:t>Please review the specification document and determine that the AI Agent on ChatGPT has been correctly and accurately established according to the document. Also confirm that the updated assumptions and requirements is correctly reflected with the AI agents own queries.</w:t>
+      </w:r>
+    </w:p>
+    <w:p>
+      <w:pPr>
+        <w:spacing w:before="0" w:beforeAutospacing="off" w:after="0" w:afterAutospacing="off"/>
+      </w:pPr>
+    </w:p>
+    <w:p>
+      <w:pPr>
+        <w:spacing w:before="0" w:beforeAutospacing="off" w:after="0" w:afterAutospacing="off"/>
+      </w:pPr>
+      <w:r>
+        <w:rPr>
+          <w:rFonts w:ascii="Calibri" w:hAnsi="Calibri" w:eastAsia="Calibri" w:cs="Calibri"/>
+          <w:noProof w:val="0"/>
+          <w:sz w:val="22"/>
+          <w:szCs w:val="22"/>
+          <w:lang w:val="en-AU"/>
+        </w:rPr>
+        <w:t>Please inform me if there are any issues that needs remedying and don't click the task as completed until the PM has reviewed and approved of the document.</w:t>
+      </w:r>
+    </w:p>
+    <w:p>
+      <w:pPr>
+        <w:spacing w:before="0" w:beforeAutospacing="off" w:after="0" w:afterAutospacing="off"/>
+        <w:rPr>
+          <w:rFonts w:ascii="Calibri" w:hAnsi="Calibri" w:eastAsia="Calibri" w:cs="Calibri"/>
+          <w:noProof w:val="0"/>
+          <w:color w:val="000000" w:themeColor="text1" w:themeTint="FF" w:themeShade="FF"/>
+          <w:sz w:val="22"/>
+          <w:szCs w:val="22"/>
+          <w:lang w:val="en-AU"/>
+        </w:rPr>
+      </w:pPr>
+    </w:p>
+    <w:p>
+      <w:pPr>
+        <w:spacing w:after="140"/>
+      </w:pPr>
+    </w:p>
+    <w:p>
+      <w:pPr>
+        <w:pStyle w:val="Normal"/>
+        <w:spacing w:after="260"/>
+      </w:pPr>
+    </w:p>
+    <w:p>
+      <w:r>
+        <w:br w:type="page"/>
+      </w:r>
+    </w:p>
+    <w:p>
+      <w:pPr>
+        <w:pStyle w:val="Heading1"/>
+        <w:spacing w:before="320" w:after="140"/>
+      </w:pPr>
+      <w:r>
+        <w:rPr/>
+        <w:t>[DESIGN/PRODUCT] - Analytics Manager agent spec : 240</w:t>
+      </w:r>
+    </w:p>
+    <w:tbl>
+      <w:tblPr>
+        <w:tblW w:w="0" w:type="auto"/>
+        <w:tblBorders>
+          <w:top w:val="single" w:color="auto" w:sz="4"/>
+          <w:left w:val="single" w:color="auto" w:sz="4"/>
+          <w:bottom w:val="single" w:color="auto" w:sz="4"/>
+          <w:right w:val="single" w:color="auto" w:sz="4"/>
+          <w:insideH w:val="single" w:color="auto" w:sz="4"/>
+          <w:insideV w:val="single" w:color="auto" w:sz="4"/>
+        </w:tblBorders>
+        <w:tblLook w:val="0000" w:firstRow="0" w:lastRow="0" w:firstColumn="0" w:lastColumn="0" w:noHBand="0" w:noVBand="0"/>
+      </w:tblPr>
+      <w:tblGrid>
+        <w:gridCol w:w="1800"/>
+        <w:gridCol w:w="3600"/>
+        <w:gridCol w:w="1600"/>
+        <w:gridCol w:w="2000"/>
+      </w:tblGrid>
+      <w:tr xmlns:wp14="http://schemas.microsoft.com/office/word/2010/wordml" wp14:textId="77777777">
+        <w:trPr>
+          <w:trHeight w:val="300"/>
+        </w:trPr>
+        <w:tc>
+          <w:tcPr>
+            <w:tcW w:w="1800" w:type="dxa"/>
+            <w:shd w:val="clear" w:color="auto" w:fill="F3F6FC"/>
+            <w:tcMar>
+              <w:top w:w="80" w:type="dxa"/>
+              <w:left w:w="120" w:type="dxa"/>
+              <w:bottom w:w="80" w:type="dxa"/>
+              <w:right w:w="120" w:type="dxa"/>
+            </w:tcMar>
+            <w:vAlign w:val="center"/>
+          </w:tcPr>
+          <w:p wp14:textId="77777777">
+            <w:r>
+              <w:rPr>
+                <w:b w:val="1"/>
+                <w:bCs w:val="1"/>
+                <w:color w:val="1E2761"/>
+              </w:rPr>
+              <w:t>Role</w:t>
+            </w:r>
+          </w:p>
+        </w:tc>
+        <w:tc>
+          <w:tcPr>
+            <w:tcW w:w="3600" w:type="dxa"/>
+            <w:shd w:val="clear" w:color="auto" w:fill="89B4FA"/>
+            <w:tcMar>
+              <w:top w:w="80" w:type="dxa"/>
+              <w:left w:w="120" w:type="dxa"/>
+              <w:bottom w:w="80" w:type="dxa"/>
+              <w:right w:w="120" w:type="dxa"/>
+            </w:tcMar>
+            <w:vAlign w:val="center"/>
+          </w:tcPr>
+          <w:p>
+            <w:r>
+              <w:rPr>
+                <w:color w:val="1E2761"/>
+              </w:rPr>
+              <w:t xml:space="preserve">Dev </w:t>
+            </w:r>
+            <w:r>
+              <w:rPr>
+                <w:color w:val="1E2761"/>
+              </w:rPr>
+              <w:t xml:space="preserve">— </w:t>
+            </w:r>
+            <w:r>
+              <w:rPr>
+                <w:color w:val="1E2761"/>
+              </w:rPr>
+              <w:t>Chu</w:t>
+            </w:r>
+            <w:r>
+              <w:rPr>
+                <w:color w:val="1E2761"/>
+              </w:rPr>
+              <w:t>n</w:t>
+            </w:r>
+            <w:r>
+              <w:rPr>
+                <w:color w:val="1E2761"/>
+              </w:rPr>
+              <w:t>gheng</w:t>
+            </w:r>
+            <w:r>
+              <w:rPr>
+                <w:color w:val="1E2761"/>
+              </w:rPr>
+              <w:t xml:space="preserve"> Vong</w:t>
+            </w:r>
+          </w:p>
+        </w:tc>
+        <w:tc>
+          <w:tcPr>
+            <w:tcW w:w="1600" w:type="dxa"/>
+            <w:shd w:val="clear" w:color="auto" w:fill="F3F6FC"/>
+            <w:tcMar>
+              <w:top w:w="80" w:type="dxa"/>
+              <w:left w:w="120" w:type="dxa"/>
+              <w:bottom w:w="80" w:type="dxa"/>
+              <w:right w:w="120" w:type="dxa"/>
+            </w:tcMar>
+            <w:vAlign w:val="center"/>
+          </w:tcPr>
+          <w:p wp14:textId="77777777">
+            <w:r>
+              <w:rPr>
+                <w:b w:val="1"/>
+                <w:bCs w:val="1"/>
+                <w:color w:val="1E2761"/>
+              </w:rPr>
+              <w:t>Date</w:t>
+            </w:r>
+          </w:p>
+        </w:tc>
+        <w:tc>
+          <w:tcPr>
+            <w:tcW w:w="2000" w:type="dxa"/>
+            <w:shd w:val="clear" w:color="auto" w:fill="FFFFFF" w:themeFill="background1"/>
+            <w:tcMar>
+              <w:top w:w="80" w:type="dxa"/>
+              <w:left w:w="120" w:type="dxa"/>
+              <w:bottom w:w="80" w:type="dxa"/>
+              <w:right w:w="120" w:type="dxa"/>
+            </w:tcMar>
+            <w:vAlign w:val="center"/>
+          </w:tcPr>
+          <w:p>
+            <w:pPr>
+              <w:pStyle w:val="Normal"/>
+              <w:suppressLineNumbers w:val="0"/>
+              <w:bidi w:val="0"/>
+              <w:spacing w:before="0" w:beforeAutospacing="off" w:after="0" w:afterAutospacing="off" w:line="259" w:lineRule="auto"/>
+              <w:ind w:left="0" w:right="0"/>
+              <w:jc w:val="left"/>
+            </w:pPr>
+            <w:r>
+              <w:rPr>
+                <w:color w:val="1E2761"/>
+              </w:rPr>
+              <w:t>Sunday</w:t>
+            </w:r>
+            <w:r>
+              <w:rPr>
+                <w:color w:val="1E2761"/>
+              </w:rPr>
+              <w:t xml:space="preserve">, </w:t>
+            </w:r>
+            <w:r>
+              <w:rPr>
+                <w:color w:val="1E2761"/>
+              </w:rPr>
+              <w:t>30</w:t>
+            </w:r>
+            <w:r>
+              <w:rPr>
+                <w:color w:val="1E2761"/>
+              </w:rPr>
+              <w:t xml:space="preserve"> August 2026</w:t>
+            </w:r>
+          </w:p>
+        </w:tc>
+      </w:tr>
+    </w:tbl>
+    <w:p xmlns:wp14="http://schemas.microsoft.com/office/word/2010/wordml" wp14:textId="77777777">
+      <w:pPr>
+        <w:spacing w:before="160" w:after="40"/>
+      </w:pPr>
+      <w:r>
+        <w:rPr>
+          <w:b w:val="1"/>
+          <w:bCs w:val="1"/>
+          <w:color w:val="1E2761"/>
+        </w:rPr>
+        <w:t>Completion comment</w:t>
+      </w:r>
+    </w:p>
+    <w:p>
+      <w:pPr>
+        <w:spacing w:before="240" w:beforeAutospacing="off" w:after="240" w:afterAutospacing="off"/>
+      </w:pPr>
+      <w:r>
+        <w:rPr>
+          <w:rFonts w:ascii="Calibri" w:hAnsi="Calibri" w:eastAsia="Calibri" w:cs="Calibri"/>
+          <w:b w:val="1"/>
+          <w:bCs w:val="1"/>
+          <w:noProof w:val="0"/>
+          <w:color w:val="000000" w:themeColor="text1" w:themeTint="FF" w:themeShade="FF"/>
+          <w:sz w:val="22"/>
+          <w:szCs w:val="22"/>
+          <w:lang w:val="en-AU"/>
+        </w:rPr>
+        <w:t>Done(</w:t>
+      </w:r>
+      <w:r>
+        <w:rPr>
+          <w:rFonts w:ascii="Calibri" w:hAnsi="Calibri" w:eastAsia="Calibri" w:cs="Calibri"/>
+          <w:noProof w:val="0"/>
+          <w:color w:val="000000" w:themeColor="text1" w:themeTint="FF" w:themeShade="FF"/>
+          <w:sz w:val="22"/>
+          <w:szCs w:val="22"/>
+          <w:lang w:val="en-AU"/>
+        </w:rPr>
+        <w:t>What are you doing): Taught the Analytics Manager agent its role using the S1W1 spec as the baseline. Pasted the spec into its custom instructions and switched its memory to project-only so it stays scoped to this project. Went through role, responsibilities, KPIs, skills, workflow, tools, and governance with it, then tested it with a few scenario questions (missing data, duplicates, unauthorized budget changes, undefined response-time target). No production work done yet, as planned for this week.</w:t>
+      </w:r>
+    </w:p>
+    <w:p>
+      <w:pPr>
+        <w:spacing w:before="240" w:beforeAutospacing="off" w:after="240" w:afterAutospacing="off"/>
+      </w:pPr>
+      <w:r>
+        <w:rPr>
+          <w:rFonts w:ascii="Calibri" w:hAnsi="Calibri" w:eastAsia="Calibri" w:cs="Calibri"/>
+          <w:b w:val="1"/>
+          <w:bCs w:val="1"/>
+          <w:noProof w:val="0"/>
+          <w:color w:val="000000" w:themeColor="text1" w:themeTint="FF" w:themeShade="FF"/>
+          <w:sz w:val="22"/>
+          <w:szCs w:val="22"/>
+          <w:lang w:val="en-AU"/>
+        </w:rPr>
+        <w:t>Deliverable</w:t>
+      </w:r>
+      <w:r>
+        <w:rPr>
+          <w:rFonts w:ascii="Calibri" w:hAnsi="Calibri" w:eastAsia="Calibri" w:cs="Calibri"/>
+          <w:noProof w:val="0"/>
+          <w:color w:val="000000" w:themeColor="text1" w:themeTint="FF" w:themeShade="FF"/>
+          <w:sz w:val="22"/>
+          <w:szCs w:val="22"/>
+          <w:lang w:val="en-AU"/>
+        </w:rPr>
+        <w:t>(</w:t>
+      </w:r>
+      <w:r>
+        <w:rPr>
+          <w:rFonts w:ascii="Calibri" w:hAnsi="Calibri" w:eastAsia="Calibri" w:cs="Calibri"/>
+          <w:noProof w:val="0"/>
+          <w:color w:val="000000" w:themeColor="text1" w:themeTint="FF" w:themeShade="FF"/>
+          <w:sz w:val="22"/>
+          <w:szCs w:val="22"/>
+          <w:lang w:val="en-AU"/>
+        </w:rPr>
+        <w:t>what did achieve)</w:t>
+      </w:r>
+      <w:r>
+        <w:rPr>
+          <w:rFonts w:ascii="Calibri" w:hAnsi="Calibri" w:eastAsia="Calibri" w:cs="Calibri"/>
+          <w:b w:val="1"/>
+          <w:bCs w:val="1"/>
+          <w:noProof w:val="0"/>
+          <w:color w:val="000000" w:themeColor="text1" w:themeTint="FF" w:themeShade="FF"/>
+          <w:sz w:val="22"/>
+          <w:szCs w:val="22"/>
+          <w:lang w:val="en-AU"/>
+        </w:rPr>
+        <w:t xml:space="preserve">: </w:t>
+      </w:r>
+      <w:r>
+        <w:rPr>
+          <w:rFonts w:ascii="Calibri" w:hAnsi="Calibri" w:eastAsia="Calibri" w:cs="Calibri"/>
+          <w:noProof w:val="0"/>
+          <w:color w:val="000000" w:themeColor="text1" w:themeTint="FF" w:themeShade="FF"/>
+          <w:sz w:val="22"/>
+          <w:szCs w:val="22"/>
+          <w:lang w:val="en-AU"/>
+        </w:rPr>
+        <w:t xml:space="preserve">Agent now understands it can analyse and recommend but </w:t>
+      </w:r>
+      <w:r>
+        <w:rPr>
+          <w:rFonts w:ascii="Calibri" w:hAnsi="Calibri" w:eastAsia="Calibri" w:cs="Calibri"/>
+          <w:noProof w:val="0"/>
+          <w:color w:val="000000" w:themeColor="text1" w:themeTint="FF" w:themeShade="FF"/>
+          <w:sz w:val="22"/>
+          <w:szCs w:val="22"/>
+          <w:lang w:val="en-AU"/>
+        </w:rPr>
+        <w:t>can't</w:t>
+      </w:r>
+      <w:r>
+        <w:rPr>
+          <w:rFonts w:ascii="Calibri" w:hAnsi="Calibri" w:eastAsia="Calibri" w:cs="Calibri"/>
+          <w:noProof w:val="0"/>
+          <w:color w:val="000000" w:themeColor="text1" w:themeTint="FF" w:themeShade="FF"/>
+          <w:sz w:val="22"/>
+          <w:szCs w:val="22"/>
+          <w:lang w:val="en-AU"/>
+        </w:rPr>
+        <w:t xml:space="preserve"> act on its own — </w:t>
+      </w:r>
+      <w:r>
+        <w:rPr>
+          <w:rFonts w:ascii="Calibri" w:hAnsi="Calibri" w:eastAsia="Calibri" w:cs="Calibri"/>
+          <w:noProof w:val="0"/>
+          <w:color w:val="000000" w:themeColor="text1" w:themeTint="FF" w:themeShade="FF"/>
+          <w:sz w:val="22"/>
+          <w:szCs w:val="22"/>
+          <w:lang w:val="en-AU"/>
+        </w:rPr>
+        <w:t>won't</w:t>
+      </w:r>
+      <w:r>
+        <w:rPr>
+          <w:rFonts w:ascii="Calibri" w:hAnsi="Calibri" w:eastAsia="Calibri" w:cs="Calibri"/>
+          <w:noProof w:val="0"/>
+          <w:color w:val="000000" w:themeColor="text1" w:themeTint="FF" w:themeShade="FF"/>
+          <w:sz w:val="22"/>
+          <w:szCs w:val="22"/>
+          <w:lang w:val="en-AU"/>
+        </w:rPr>
+        <w:t xml:space="preserve"> fabricate missing data, checks data quality before calculating anything, and flags things </w:t>
+      </w:r>
+      <w:r>
+        <w:rPr>
+          <w:rFonts w:ascii="Calibri" w:hAnsi="Calibri" w:eastAsia="Calibri" w:cs="Calibri"/>
+          <w:noProof w:val="0"/>
+          <w:color w:val="000000" w:themeColor="text1" w:themeTint="FF" w:themeShade="FF"/>
+          <w:sz w:val="22"/>
+          <w:szCs w:val="22"/>
+          <w:lang w:val="en-AU"/>
+        </w:rPr>
+        <w:t>it's</w:t>
+      </w:r>
+      <w:r>
+        <w:rPr>
+          <w:rFonts w:ascii="Calibri" w:hAnsi="Calibri" w:eastAsia="Calibri" w:cs="Calibri"/>
+          <w:noProof w:val="0"/>
+          <w:color w:val="000000" w:themeColor="text1" w:themeTint="FF" w:themeShade="FF"/>
+          <w:sz w:val="22"/>
+          <w:szCs w:val="22"/>
+          <w:lang w:val="en-AU"/>
+        </w:rPr>
+        <w:t xml:space="preserve"> unsure about instead of guessing. Put together a gaps list from the session: platform/access, top 3 KPIs, revenue data availability, who approves recommendations, output format, and duplicate-handling rules (that last one came up during testing, wasn't in the original spec).</w:t>
+      </w:r>
+    </w:p>
+    <w:p>
+      <w:pPr>
+        <w:spacing w:before="240" w:beforeAutospacing="off" w:after="240" w:afterAutospacing="off"/>
+      </w:pPr>
+      <w:r>
+        <w:rPr>
+          <w:rFonts w:ascii="Calibri" w:hAnsi="Calibri" w:eastAsia="Calibri" w:cs="Calibri"/>
+          <w:b w:val="1"/>
+          <w:bCs w:val="1"/>
+          <w:noProof w:val="0"/>
+          <w:sz w:val="22"/>
+          <w:szCs w:val="22"/>
+          <w:lang w:val="en-AU"/>
+        </w:rPr>
+        <w:t xml:space="preserve">Notes for the next role: </w:t>
+      </w:r>
+      <w:r>
+        <w:rPr>
+          <w:rFonts w:ascii="Calibri" w:hAnsi="Calibri" w:eastAsia="Calibri" w:cs="Calibri"/>
+          <w:noProof w:val="0"/>
+          <w:color w:val="000000" w:themeColor="text1" w:themeTint="FF" w:themeShade="FF"/>
+          <w:sz w:val="22"/>
+          <w:szCs w:val="22"/>
+          <w:lang w:val="en-AU"/>
+        </w:rPr>
+        <w:t>Agent's ready for PM review. Still need answers from Ajith on the six gaps above before Sprint 2 production work can start.</w:t>
+      </w:r>
+    </w:p>
+    <w:p>
+      <w:pPr>
+        <w:spacing w:before="240" w:beforeAutospacing="off" w:after="240" w:afterAutospacing="off"/>
+        <w:rPr>
+          <w:rFonts w:ascii="Calibri" w:hAnsi="Calibri" w:eastAsia="Calibri" w:cs="Calibri"/>
+          <w:noProof w:val="0"/>
+          <w:color w:val="000000" w:themeColor="text1" w:themeTint="FF" w:themeShade="FF"/>
+          <w:sz w:val="22"/>
+          <w:szCs w:val="22"/>
+          <w:lang w:val="en-AU"/>
+        </w:rPr>
+      </w:pPr>
+    </w:p>
+    <w:p>
+      <w:r>
+        <w:br w:type="page"/>
+      </w:r>
+    </w:p>
+    <w:p>
+      <w:pPr>
+        <w:pStyle w:val="Title"/>
+        <w:spacing w:after="60"/>
+      </w:pPr>
+      <w:r>
+        <w:rPr/>
+        <w:t>Master Document — AI Digital Marketing Team Sprint 1 Week 3</w:t>
+      </w:r>
+    </w:p>
+    <w:p>
+      <w:pPr>
+        <w:pStyle w:val="Heading1"/>
+        <w:spacing w:before="320" w:after="140"/>
+      </w:pPr>
+      <w:r>
+        <w:rPr/>
+        <w:t>[DESIGN/PRODUCT] - Sprint 1 Week 3 AI skills, workflows &amp; team dependencies : 360</w:t>
+      </w:r>
+    </w:p>
+    <w:tbl>
+      <w:tblPr>
+        <w:tblW w:w="0" w:type="auto"/>
+        <w:tblBorders>
+          <w:top w:val="single" w:color="auto" w:sz="4"/>
+          <w:left w:val="single" w:color="auto" w:sz="4"/>
+          <w:bottom w:val="single" w:color="auto" w:sz="4"/>
+          <w:right w:val="single" w:color="auto" w:sz="4"/>
+          <w:insideH w:val="single" w:color="auto" w:sz="4"/>
+          <w:insideV w:val="single" w:color="auto" w:sz="4"/>
+        </w:tblBorders>
+        <w:tblLook w:val="0000" w:firstRow="0" w:lastRow="0" w:firstColumn="0" w:lastColumn="0" w:noHBand="0" w:noVBand="0"/>
+      </w:tblPr>
+      <w:tblGrid>
+        <w:gridCol w:w="1800"/>
+        <w:gridCol w:w="3600"/>
+        <w:gridCol w:w="1600"/>
+        <w:gridCol w:w="2000"/>
+      </w:tblGrid>
+      <w:tr xmlns:wp14="http://schemas.microsoft.com/office/word/2010/wordml" wp14:textId="77777777">
+        <w:trPr>
+          <w:trHeight w:val="300"/>
+        </w:trPr>
+        <w:tc>
+          <w:tcPr>
+            <w:tcW w:w="1800" w:type="dxa"/>
+            <w:shd w:val="clear" w:color="auto" w:fill="F3F6FC"/>
+            <w:tcMar>
+              <w:top w:w="80" w:type="dxa"/>
+              <w:left w:w="120" w:type="dxa"/>
+              <w:bottom w:w="80" w:type="dxa"/>
+              <w:right w:w="120" w:type="dxa"/>
+            </w:tcMar>
+            <w:vAlign w:val="center"/>
+          </w:tcPr>
+          <w:p wp14:textId="77777777">
+            <w:r>
+              <w:rPr>
+                <w:b w:val="1"/>
+                <w:bCs w:val="1"/>
+                <w:color w:val="1E2761"/>
+              </w:rPr>
+              <w:t>Role</w:t>
+            </w:r>
+          </w:p>
+        </w:tc>
+        <w:tc>
+          <w:tcPr>
+            <w:tcW w:w="3600" w:type="dxa"/>
+            <w:shd w:val="clear" w:color="auto" w:fill="89B4FA"/>
+            <w:tcMar>
+              <w:top w:w="80" w:type="dxa"/>
+              <w:left w:w="120" w:type="dxa"/>
+              <w:bottom w:w="80" w:type="dxa"/>
+              <w:right w:w="120" w:type="dxa"/>
+            </w:tcMar>
+            <w:vAlign w:val="center"/>
+          </w:tcPr>
+          <w:p>
+            <w:r>
+              <w:rPr>
+                <w:color w:val="1E2761"/>
+              </w:rPr>
+              <w:t xml:space="preserve">PM — </w:t>
+            </w:r>
+            <w:r>
+              <w:rPr>
+                <w:color w:val="1E2761"/>
+              </w:rPr>
+              <w:t>Jeron Rinon</w:t>
+            </w:r>
+          </w:p>
+        </w:tc>
+        <w:tc>
+          <w:tcPr>
+            <w:tcW w:w="1600" w:type="dxa"/>
+            <w:shd w:val="clear" w:color="auto" w:fill="F3F6FC"/>
+            <w:tcMar>
+              <w:top w:w="80" w:type="dxa"/>
+              <w:left w:w="120" w:type="dxa"/>
+              <w:bottom w:w="80" w:type="dxa"/>
+              <w:right w:w="120" w:type="dxa"/>
+            </w:tcMar>
+            <w:vAlign w:val="center"/>
+          </w:tcPr>
+          <w:p wp14:textId="77777777">
+            <w:r>
+              <w:rPr>
+                <w:b w:val="1"/>
+                <w:bCs w:val="1"/>
+                <w:color w:val="1E2761"/>
+              </w:rPr>
+              <w:t>Date</w:t>
+            </w:r>
+          </w:p>
+        </w:tc>
+        <w:tc>
+          <w:tcPr>
+            <w:tcW w:w="2000" w:type="dxa"/>
+            <w:shd w:val="clear" w:color="auto" w:fill="FFFFFF" w:themeFill="background1"/>
+            <w:tcMar>
+              <w:top w:w="80" w:type="dxa"/>
+              <w:left w:w="120" w:type="dxa"/>
+              <w:bottom w:w="80" w:type="dxa"/>
+              <w:right w:w="120" w:type="dxa"/>
+            </w:tcMar>
+            <w:vAlign w:val="center"/>
+          </w:tcPr>
+          <w:p>
+            <w:pPr>
+              <w:pStyle w:val="Normal"/>
+              <w:suppressLineNumbers w:val="0"/>
+              <w:bidi w:val="0"/>
+              <w:spacing w:before="0" w:beforeAutospacing="off" w:after="0" w:afterAutospacing="off" w:line="259" w:lineRule="auto"/>
+              <w:ind w:left="0" w:right="0"/>
+              <w:jc w:val="left"/>
+            </w:pPr>
+            <w:r>
+              <w:rPr>
+                <w:color w:val="1E2761"/>
+              </w:rPr>
+              <w:t>Sunday</w:t>
+            </w:r>
+            <w:r>
+              <w:rPr>
+                <w:color w:val="1E2761"/>
+              </w:rPr>
+              <w:t xml:space="preserve">, </w:t>
+            </w:r>
+            <w:r>
+              <w:rPr>
+                <w:color w:val="1E2761"/>
+              </w:rPr>
+              <w:t>30</w:t>
+            </w:r>
+            <w:r>
+              <w:rPr>
+                <w:color w:val="1E2761"/>
+              </w:rPr>
+              <w:t xml:space="preserve"> August 2026</w:t>
+            </w:r>
+          </w:p>
+        </w:tc>
+      </w:tr>
+    </w:tbl>
+    <w:p>
+      <w:pPr>
+        <w:spacing w:before="160" w:after="40"/>
+      </w:pPr>
+      <w:r>
+        <w:rPr>
+          <w:b w:val="1"/>
+          <w:bCs w:val="1"/>
+          <w:color w:val="1E2761"/>
+        </w:rPr>
+        <w:t>Completion comment</w:t>
+      </w:r>
+    </w:p>
+    <w:p>
+      <w:pPr>
+        <w:spacing w:before="240" w:beforeAutospacing="off" w:after="240" w:afterAutospacing="off"/>
+      </w:pPr>
+      <w:r>
+        <w:rPr>
+          <w:rFonts w:ascii="Calibri" w:hAnsi="Calibri" w:eastAsia="Calibri" w:cs="Calibri"/>
+          <w:noProof w:val="0"/>
+          <w:color w:val="000000" w:themeColor="text1" w:themeTint="FF" w:themeShade="FF"/>
+          <w:sz w:val="22"/>
+          <w:szCs w:val="22"/>
+          <w:lang w:val="en-AU"/>
+        </w:rPr>
+        <w:t>Manage dev team to properly do their input/output, create task card, review dev team output/ update status, update master document.</w:t>
+      </w:r>
+    </w:p>
+    <w:p>
+      <w:pPr>
+        <w:spacing w:before="240" w:beforeAutospacing="off" w:after="240" w:afterAutospacing="off"/>
+      </w:pPr>
+      <w:r>
+        <w:rPr>
+          <w:rFonts w:ascii="Calibri" w:hAnsi="Calibri" w:eastAsia="Calibri" w:cs="Calibri"/>
+          <w:b w:val="1"/>
+          <w:bCs w:val="1"/>
+          <w:noProof w:val="0"/>
+          <w:color w:val="000000" w:themeColor="text1" w:themeTint="FF" w:themeShade="FF"/>
+          <w:sz w:val="22"/>
+          <w:szCs w:val="22"/>
+          <w:lang w:val="en-AU"/>
+        </w:rPr>
+        <w:t xml:space="preserve">Deliverable </w:t>
+      </w:r>
+      <w:r>
+        <w:rPr>
+          <w:rFonts w:ascii="Calibri" w:hAnsi="Calibri" w:eastAsia="Calibri" w:cs="Calibri"/>
+          <w:noProof w:val="0"/>
+          <w:color w:val="000000" w:themeColor="text1" w:themeTint="FF" w:themeShade="FF"/>
+          <w:sz w:val="22"/>
+          <w:szCs w:val="22"/>
+          <w:lang w:val="en-AU"/>
+        </w:rPr>
+        <w:t>(</w:t>
+      </w:r>
+      <w:r>
+        <w:rPr>
+          <w:rFonts w:ascii="Calibri" w:hAnsi="Calibri" w:eastAsia="Calibri" w:cs="Calibri"/>
+          <w:noProof w:val="0"/>
+          <w:color w:val="000000" w:themeColor="text1" w:themeTint="FF" w:themeShade="FF"/>
+          <w:sz w:val="22"/>
+          <w:szCs w:val="22"/>
+          <w:lang w:val="en-AU"/>
+        </w:rPr>
+        <w:t>what did achieve)</w:t>
+      </w:r>
+      <w:r>
+        <w:rPr>
+          <w:rFonts w:ascii="Calibri" w:hAnsi="Calibri" w:eastAsia="Calibri" w:cs="Calibri"/>
+          <w:b w:val="1"/>
+          <w:bCs w:val="1"/>
+          <w:noProof w:val="0"/>
+          <w:color w:val="000000" w:themeColor="text1" w:themeTint="FF" w:themeShade="FF"/>
+          <w:sz w:val="22"/>
+          <w:szCs w:val="22"/>
+          <w:lang w:val="en-AU"/>
+        </w:rPr>
+        <w:t>:</w:t>
+      </w:r>
+    </w:p>
+    <w:p>
+      <w:pPr>
+        <w:spacing w:before="240" w:beforeAutospacing="off" w:after="240" w:afterAutospacing="off"/>
+      </w:pPr>
+      <w:r>
+        <w:rPr>
+          <w:rFonts w:ascii="Calibri" w:hAnsi="Calibri" w:eastAsia="Calibri" w:cs="Calibri"/>
+          <w:noProof w:val="0"/>
+          <w:sz w:val="22"/>
+          <w:szCs w:val="22"/>
+          <w:lang w:val="en-AU"/>
+        </w:rPr>
+        <w:t>Reviewed team, updated planner, reviewed teams work, updated master document.</w:t>
+      </w:r>
+    </w:p>
+    <w:p>
+      <w:pPr>
+        <w:spacing w:before="240" w:beforeAutospacing="off" w:after="240" w:afterAutospacing="off"/>
+      </w:pPr>
+      <w:r>
+        <w:rPr>
+          <w:rFonts w:ascii="Calibri" w:hAnsi="Calibri" w:eastAsia="Calibri" w:cs="Calibri"/>
+          <w:b w:val="1"/>
+          <w:bCs w:val="1"/>
+          <w:noProof w:val="0"/>
+          <w:color w:val="000000" w:themeColor="text1" w:themeTint="FF" w:themeShade="FF"/>
+          <w:sz w:val="22"/>
+          <w:szCs w:val="22"/>
+          <w:lang w:val="en-AU"/>
+        </w:rPr>
+        <w:t>Notes for the next role:</w:t>
+      </w:r>
+    </w:p>
+    <w:p>
+      <w:pPr>
+        <w:spacing w:before="0" w:beforeAutospacing="off" w:after="0" w:afterAutospacing="off"/>
+      </w:pPr>
+      <w:r>
+        <w:rPr>
+          <w:rFonts w:ascii="Calibri" w:hAnsi="Calibri" w:eastAsia="Calibri" w:cs="Calibri"/>
+          <w:noProof w:val="0"/>
+          <w:color w:val="000000" w:themeColor="text1" w:themeTint="FF" w:themeShade="FF"/>
+          <w:sz w:val="24"/>
+          <w:szCs w:val="24"/>
+          <w:lang w:val="en-AU"/>
+        </w:rPr>
+        <w:t>Team verification/ verify master cards thanks</w:t>
+      </w:r>
+    </w:p>
+    <w:p>
+      <w:pPr>
+        <w:pStyle w:val="Normal"/>
+        <w:spacing w:after="260"/>
+      </w:pPr>
+    </w:p>
+    <w:p>
+      <w:r>
+        <w:br w:type="page"/>
+      </w:r>
+    </w:p>
+    <w:p>
+      <w:pPr>
+        <w:pStyle w:val="Heading1"/>
+        <w:spacing w:before="320" w:after="140"/>
+      </w:pPr>
+      <w:r>
+        <w:rPr/>
+        <w:t>[DESIGN/PRODUCT] - AI Search Manager skills, workflows &amp; dependencies : 240</w:t>
+      </w:r>
+    </w:p>
+    <w:tbl>
+      <w:tblPr>
+        <w:tblW w:w="0" w:type="auto"/>
+        <w:tblBorders>
+          <w:top w:val="single" w:color="auto" w:sz="4"/>
+          <w:left w:val="single" w:color="auto" w:sz="4"/>
+          <w:bottom w:val="single" w:color="auto" w:sz="4"/>
+          <w:right w:val="single" w:color="auto" w:sz="4"/>
+          <w:insideH w:val="single" w:color="auto" w:sz="4"/>
+          <w:insideV w:val="single" w:color="auto" w:sz="4"/>
+        </w:tblBorders>
+        <w:tblLook w:val="0000" w:firstRow="0" w:lastRow="0" w:firstColumn="0" w:lastColumn="0" w:noHBand="0" w:noVBand="0"/>
+      </w:tblPr>
+      <w:tblGrid>
+        <w:gridCol w:w="1800"/>
+        <w:gridCol w:w="3600"/>
+        <w:gridCol w:w="1600"/>
+        <w:gridCol w:w="2000"/>
+      </w:tblGrid>
+      <w:tr xmlns:wp14="http://schemas.microsoft.com/office/word/2010/wordml" wp14:textId="77777777">
+        <w:trPr>
+          <w:trHeight w:val="300"/>
+        </w:trPr>
+        <w:tc>
+          <w:tcPr>
+            <w:tcW w:w="1800" w:type="dxa"/>
+            <w:shd w:val="clear" w:color="auto" w:fill="F3F6FC"/>
+            <w:tcMar>
+              <w:top w:w="80" w:type="dxa"/>
+              <w:left w:w="120" w:type="dxa"/>
+              <w:bottom w:w="80" w:type="dxa"/>
+              <w:right w:w="120" w:type="dxa"/>
+            </w:tcMar>
+            <w:vAlign w:val="center"/>
+          </w:tcPr>
+          <w:p wp14:textId="77777777">
+            <w:r>
+              <w:rPr>
+                <w:b w:val="1"/>
+                <w:bCs w:val="1"/>
+                <w:color w:val="1E2761"/>
+              </w:rPr>
+              <w:t>Role</w:t>
+            </w:r>
+          </w:p>
+        </w:tc>
+        <w:tc>
+          <w:tcPr>
+            <w:tcW w:w="3600" w:type="dxa"/>
+            <w:shd w:val="clear" w:color="auto" w:fill="89B4FA"/>
+            <w:tcMar>
+              <w:top w:w="80" w:type="dxa"/>
+              <w:left w:w="120" w:type="dxa"/>
+              <w:bottom w:w="80" w:type="dxa"/>
+              <w:right w:w="120" w:type="dxa"/>
+            </w:tcMar>
+            <w:vAlign w:val="center"/>
+          </w:tcPr>
+          <w:p>
+            <w:pPr>
+              <w:pStyle w:val="Normal"/>
+              <w:suppressLineNumbers w:val="0"/>
+              <w:bidi w:val="0"/>
+              <w:spacing w:before="0" w:beforeAutospacing="off" w:after="0" w:afterAutospacing="off" w:line="259" w:lineRule="auto"/>
+              <w:ind w:left="0" w:right="0"/>
+              <w:jc w:val="left"/>
+            </w:pPr>
+            <w:r>
+              <w:rPr>
+                <w:color w:val="1E2761"/>
+              </w:rPr>
+              <w:t xml:space="preserve">Dev </w:t>
+            </w:r>
+            <w:r>
+              <w:rPr>
+                <w:color w:val="1E2761"/>
+              </w:rPr>
+              <w:t xml:space="preserve">— </w:t>
+            </w:r>
+            <w:r>
+              <w:rPr>
+                <w:color w:val="1E2761"/>
+              </w:rPr>
+              <w:t>Minh Cuong Vu</w:t>
+            </w:r>
+          </w:p>
+        </w:tc>
+        <w:tc>
+          <w:tcPr>
+            <w:tcW w:w="1600" w:type="dxa"/>
+            <w:shd w:val="clear" w:color="auto" w:fill="F3F6FC"/>
+            <w:tcMar>
+              <w:top w:w="80" w:type="dxa"/>
+              <w:left w:w="120" w:type="dxa"/>
+              <w:bottom w:w="80" w:type="dxa"/>
+              <w:right w:w="120" w:type="dxa"/>
+            </w:tcMar>
+            <w:vAlign w:val="center"/>
+          </w:tcPr>
+          <w:p wp14:textId="77777777">
+            <w:r>
+              <w:rPr>
+                <w:b w:val="1"/>
+                <w:bCs w:val="1"/>
+                <w:color w:val="1E2761"/>
+              </w:rPr>
+              <w:t>Date</w:t>
+            </w:r>
+          </w:p>
+        </w:tc>
+        <w:tc>
+          <w:tcPr>
+            <w:tcW w:w="2000" w:type="dxa"/>
+            <w:shd w:val="clear" w:color="auto" w:fill="FFFFFF" w:themeFill="background1"/>
+            <w:tcMar>
+              <w:top w:w="80" w:type="dxa"/>
+              <w:left w:w="120" w:type="dxa"/>
+              <w:bottom w:w="80" w:type="dxa"/>
+              <w:right w:w="120" w:type="dxa"/>
+            </w:tcMar>
+            <w:vAlign w:val="center"/>
+          </w:tcPr>
+          <w:p>
+            <w:pPr>
+              <w:pStyle w:val="Normal"/>
+              <w:suppressLineNumbers w:val="0"/>
+              <w:bidi w:val="0"/>
+              <w:spacing w:before="0" w:beforeAutospacing="off" w:after="0" w:afterAutospacing="off" w:line="259" w:lineRule="auto"/>
+              <w:ind w:left="0" w:right="0"/>
+              <w:jc w:val="left"/>
+            </w:pPr>
+            <w:r>
+              <w:rPr>
+                <w:color w:val="1E2761"/>
+              </w:rPr>
+              <w:t>Sunday</w:t>
+            </w:r>
+            <w:r>
+              <w:rPr>
+                <w:color w:val="1E2761"/>
+              </w:rPr>
+              <w:t xml:space="preserve">, </w:t>
+            </w:r>
+            <w:r>
+              <w:rPr>
+                <w:color w:val="1E2761"/>
+              </w:rPr>
+              <w:t>30</w:t>
+            </w:r>
+            <w:r>
+              <w:rPr>
+                <w:color w:val="1E2761"/>
+              </w:rPr>
+              <w:t xml:space="preserve"> August 2026</w:t>
+            </w:r>
+          </w:p>
+        </w:tc>
+      </w:tr>
+    </w:tbl>
+    <w:p xmlns:wp14="http://schemas.microsoft.com/office/word/2010/wordml" wp14:textId="77777777">
+      <w:pPr>
+        <w:spacing w:before="160" w:after="40"/>
+      </w:pPr>
+      <w:r>
+        <w:rPr>
+          <w:b w:val="1"/>
+          <w:bCs w:val="1"/>
+          <w:color w:val="1E2761"/>
+        </w:rPr>
+        <w:t>Completion comment</w:t>
+      </w:r>
+    </w:p>
+    <w:p>
+      <w:pPr>
+        <w:spacing w:before="0" w:beforeAutospacing="off" w:after="0" w:afterAutospacing="off"/>
+      </w:pPr>
+      <w:r>
+        <w:rPr>
+          <w:rFonts w:ascii="Calibri" w:hAnsi="Calibri" w:eastAsia="Calibri" w:cs="Calibri"/>
+          <w:noProof w:val="0"/>
+          <w:color w:val="000000" w:themeColor="text1" w:themeTint="FF" w:themeShade="FF"/>
+          <w:sz w:val="22"/>
+          <w:szCs w:val="22"/>
+          <w:lang w:val="en-AU"/>
+        </w:rPr>
+        <w:t>COMPLETION NOTE</w:t>
+      </w:r>
+    </w:p>
+    <w:p>
+      <w:pPr>
+        <w:spacing w:before="0" w:beforeAutospacing="off" w:after="0" w:afterAutospacing="off"/>
+      </w:pPr>
+      <w:r>
+        <w:rPr>
+          <w:rFonts w:ascii="Calibri" w:hAnsi="Calibri" w:eastAsia="Calibri" w:cs="Calibri"/>
+          <w:noProof w:val="0"/>
+          <w:color w:val="000000" w:themeColor="text1" w:themeTint="FF" w:themeShade="FF"/>
+          <w:sz w:val="22"/>
+          <w:szCs w:val="22"/>
+          <w:lang w:val="en-AU"/>
+        </w:rPr>
+        <w:t>Done:</w:t>
+      </w:r>
+    </w:p>
+    <w:p>
+      <w:pPr>
+        <w:spacing w:before="0" w:beforeAutospacing="off" w:after="0" w:afterAutospacing="off"/>
+      </w:pPr>
+      <w:r>
+        <w:rPr>
+          <w:rFonts w:ascii="Calibri" w:hAnsi="Calibri" w:eastAsia="Calibri" w:cs="Calibri"/>
+          <w:noProof w:val="0"/>
+          <w:color w:val="000000" w:themeColor="text1" w:themeTint="FF" w:themeShade="FF"/>
+          <w:sz w:val="22"/>
+          <w:szCs w:val="22"/>
+          <w:lang w:val="en-AU"/>
+        </w:rPr>
+        <w:t>Completed providing and updating the AI Search Manager AI Agent with its top 3 skills (AI-answer visibility measurement, entity and knowledge graph modelling, cross-agent orchestration and manager-level synthesis) and its 3 core workflows (visibility baseline &amp; gap analysis, entity/knowledge graph governance, weekly quality review &amp; reporting). This also covers its expected inputs and outputs for each workflow, including which specialist agents and department managers provide inputs and receive outputs requirements that would be used in next week's task. All of this is documented in the updated AI Search Manager AI Agent Specification document.</w:t>
+      </w:r>
+    </w:p>
+    <w:p>
+      <w:pPr>
+        <w:spacing w:before="0" w:beforeAutospacing="off" w:after="0" w:afterAutospacing="off"/>
+      </w:pPr>
+    </w:p>
+    <w:p>
+      <w:pPr>
+        <w:spacing w:before="0" w:beforeAutospacing="off" w:after="0" w:afterAutospacing="off"/>
+      </w:pPr>
+      <w:r>
+        <w:rPr>
+          <w:rFonts w:ascii="Calibri" w:hAnsi="Calibri" w:eastAsia="Calibri" w:cs="Calibri"/>
+          <w:noProof w:val="0"/>
+          <w:color w:val="000000" w:themeColor="text1" w:themeTint="FF" w:themeShade="FF"/>
+          <w:sz w:val="22"/>
+          <w:szCs w:val="22"/>
+          <w:lang w:val="en-AU"/>
+        </w:rPr>
+        <w:t>Deliverable:</w:t>
+      </w:r>
+    </w:p>
+    <w:p>
+      <w:pPr>
+        <w:spacing w:before="0" w:beforeAutospacing="off" w:after="0" w:afterAutospacing="off"/>
+      </w:pPr>
+      <w:r>
+        <w:rPr>
+          <w:rFonts w:ascii="Calibri" w:hAnsi="Calibri" w:eastAsia="Calibri" w:cs="Calibri"/>
+          <w:noProof w:val="0"/>
+          <w:color w:val="000000" w:themeColor="text1" w:themeTint="FF" w:themeShade="FF"/>
+          <w:sz w:val="22"/>
+          <w:szCs w:val="22"/>
+          <w:lang w:val="en-AU"/>
+        </w:rPr>
+        <w:t>Updated AI Search Manager AI agent with its new skills and more thorough and complete workflows as well as required inputs and outputs. There is also preliminary testing done on the AI agent using a practice test run covering all three workflows, plus a source-traceability audit. This is all documented in the AI Search Manager AI Agent Specification document which has been uploaded to GitHub.</w:t>
+      </w:r>
+    </w:p>
+    <w:p>
+      <w:pPr>
+        <w:spacing w:before="0" w:beforeAutospacing="off" w:after="0" w:afterAutospacing="off"/>
+      </w:pPr>
+    </w:p>
+    <w:p>
+      <w:pPr>
+        <w:spacing w:before="0" w:beforeAutospacing="off" w:after="0" w:afterAutospacing="off"/>
+      </w:pPr>
+      <w:r>
+        <w:rPr>
+          <w:rFonts w:ascii="Calibri" w:hAnsi="Calibri" w:eastAsia="Calibri" w:cs="Calibri"/>
+          <w:noProof w:val="0"/>
+          <w:color w:val="000000" w:themeColor="text1" w:themeTint="FF" w:themeShade="FF"/>
+          <w:sz w:val="22"/>
+          <w:szCs w:val="22"/>
+          <w:lang w:val="en-AU"/>
+        </w:rPr>
+        <w:t>Link To ChatGPT AI AGENT:</w:t>
+      </w:r>
+    </w:p>
+    <w:p>
+      <w:pPr>
+        <w:spacing w:before="0" w:beforeAutospacing="off" w:after="0" w:afterAutospacing="off"/>
+      </w:pPr>
+      <w:hyperlink r:id="Rf2f8434f0a1045aa">
+        <w:r>
+          <w:rPr>
+            <w:rStyle w:val="Hyperlink"/>
+            <w:rFonts w:ascii="Calibri" w:hAnsi="Calibri" w:eastAsia="Calibri" w:cs="Calibri"/>
+            <w:noProof w:val="0"/>
+            <w:color w:val="000000" w:themeColor="text1" w:themeTint="FF" w:themeShade="FF"/>
+            <w:sz w:val="22"/>
+            <w:szCs w:val="22"/>
+            <w:lang w:val="en-AU"/>
+          </w:rPr>
+          <w:t>https://chatgpt.com/g/g-p-6a97da23cd948191af3a2dc13c68d9d1-ai-search-analyst-ai-agent/c/6aa0f5c5-ef3c-83ec-9659-c3359b29bc34</w:t>
+        </w:r>
+      </w:hyperlink>
+    </w:p>
+    <w:p>
+      <w:pPr>
+        <w:spacing w:before="0" w:beforeAutospacing="off" w:after="0" w:afterAutospacing="off"/>
+      </w:pPr>
+    </w:p>
+    <w:p>
+      <w:pPr>
+        <w:spacing w:before="0" w:beforeAutospacing="off" w:after="0" w:afterAutospacing="off"/>
+      </w:pPr>
+      <w:r>
+        <w:rPr>
+          <w:rFonts w:ascii="Calibri" w:hAnsi="Calibri" w:eastAsia="Calibri" w:cs="Calibri"/>
+          <w:noProof w:val="0"/>
+          <w:color w:val="000000" w:themeColor="text1" w:themeTint="FF" w:themeShade="FF"/>
+          <w:sz w:val="22"/>
+          <w:szCs w:val="22"/>
+          <w:lang w:val="en-AU"/>
+        </w:rPr>
+        <w:t>Link To Updated Specification Agent Role upload to GITHUB first:</w:t>
+      </w:r>
+    </w:p>
+    <w:p>
+      <w:pPr>
+        <w:spacing w:before="0" w:beforeAutospacing="off" w:after="0" w:afterAutospacing="off"/>
+      </w:pPr>
+      <w:hyperlink r:id="R0ab75d3dc6dd4ef2">
+        <w:r>
+          <w:rPr>
+            <w:rStyle w:val="Hyperlink"/>
+            <w:rFonts w:ascii="Calibri" w:hAnsi="Calibri" w:eastAsia="Calibri" w:cs="Calibri"/>
+            <w:noProof w:val="0"/>
+            <w:color w:val="000000" w:themeColor="text1" w:themeTint="FF" w:themeShade="FF"/>
+            <w:sz w:val="22"/>
+            <w:szCs w:val="22"/>
+            <w:lang w:val="en-AU"/>
+          </w:rPr>
+          <w:t>https://github.com/JKaizenCode/ai-digital-marketing-team-b/blob/main/docs/AI-Role-Specification/Authority_Manager_Agent_Specification.docx</w:t>
+        </w:r>
+      </w:hyperlink>
+    </w:p>
+    <w:p>
+      <w:pPr>
+        <w:spacing w:before="0" w:beforeAutospacing="off" w:after="0" w:afterAutospacing="off"/>
+      </w:pPr>
+    </w:p>
+    <w:p>
+      <w:pPr>
+        <w:spacing w:before="0" w:beforeAutospacing="off" w:after="0" w:afterAutospacing="off"/>
+      </w:pPr>
+      <w:r>
+        <w:rPr>
+          <w:rFonts w:ascii="Calibri" w:hAnsi="Calibri" w:eastAsia="Calibri" w:cs="Calibri"/>
+          <w:noProof w:val="0"/>
+          <w:color w:val="000000" w:themeColor="text1" w:themeTint="FF" w:themeShade="FF"/>
+          <w:sz w:val="22"/>
+          <w:szCs w:val="22"/>
+          <w:lang w:val="en-AU"/>
+        </w:rPr>
+        <w:t>Notes for the next role:</w:t>
+      </w:r>
+    </w:p>
+    <w:p>
+      <w:pPr>
+        <w:spacing w:before="0" w:beforeAutospacing="off" w:after="0" w:afterAutospacing="off"/>
+      </w:pPr>
+      <w:r>
+        <w:rPr>
+          <w:rFonts w:ascii="Calibri" w:hAnsi="Calibri" w:eastAsia="Calibri" w:cs="Calibri"/>
+          <w:noProof w:val="0"/>
+          <w:color w:val="000000" w:themeColor="text1" w:themeTint="FF" w:themeShade="FF"/>
+          <w:sz w:val="22"/>
+          <w:szCs w:val="22"/>
+          <w:lang w:val="en-AU"/>
+        </w:rPr>
+        <w:t>Please review the document and verify the new updates and changes are working on the AI Search Manager AI agent.</w:t>
+      </w:r>
+    </w:p>
+    <w:p>
+      <w:pPr>
+        <w:spacing w:before="0" w:beforeAutospacing="off" w:after="0" w:afterAutospacing="off"/>
+      </w:pPr>
+      <w:r>
+        <w:rPr>
+          <w:rFonts w:ascii="Calibri" w:hAnsi="Calibri" w:eastAsia="Calibri" w:cs="Calibri"/>
+          <w:noProof w:val="0"/>
+          <w:color w:val="000000" w:themeColor="text1" w:themeTint="FF" w:themeShade="FF"/>
+          <w:sz w:val="22"/>
+          <w:szCs w:val="22"/>
+          <w:lang w:val="en-AU"/>
+        </w:rPr>
+        <w:t>If there are any issues please notify me and please don't set this task as complete until the PM has reviewed, verified and approved of the document.</w:t>
+      </w:r>
+    </w:p>
+    <w:p>
+      <w:pPr>
+        <w:pStyle w:val="Normal"/>
+        <w:spacing w:after="140"/>
+        <w:rPr>
+          <w:rFonts w:ascii="Calibri" w:hAnsi="Calibri" w:eastAsia="Calibri" w:cs="Calibri"/>
+          <w:noProof w:val="0"/>
+          <w:color w:val="000000" w:themeColor="text1" w:themeTint="FF" w:themeShade="FF"/>
+          <w:sz w:val="22"/>
+          <w:szCs w:val="22"/>
+          <w:lang w:val="en-AU"/>
+        </w:rPr>
+      </w:pPr>
+    </w:p>
+    <w:p>
+      <w:pPr>
+        <w:pStyle w:val="Normal"/>
+        <w:spacing w:after="260"/>
+      </w:pPr>
+    </w:p>
+    <w:p>
+      <w:r>
+        <w:br w:type="page"/>
+      </w:r>
+    </w:p>
+    <w:p>
+      <w:pPr>
+        <w:pStyle w:val="Heading1"/>
+        <w:spacing w:before="320" w:after="140"/>
+      </w:pPr>
+      <w:r>
+        <w:rPr/>
+        <w:t>[DESIGN/PRODUCT] - Content Manager skills, workflows &amp; dependencies : 240</w:t>
+      </w:r>
+    </w:p>
+    <w:tbl>
+      <w:tblPr>
+        <w:tblW w:w="0" w:type="auto"/>
+        <w:tblBorders>
+          <w:top w:val="single" w:color="auto" w:sz="4"/>
+          <w:left w:val="single" w:color="auto" w:sz="4"/>
+          <w:bottom w:val="single" w:color="auto" w:sz="4"/>
+          <w:right w:val="single" w:color="auto" w:sz="4"/>
+          <w:insideH w:val="single" w:color="auto" w:sz="4"/>
+          <w:insideV w:val="single" w:color="auto" w:sz="4"/>
+        </w:tblBorders>
+        <w:tblLook w:val="0000" w:firstRow="0" w:lastRow="0" w:firstColumn="0" w:lastColumn="0" w:noHBand="0" w:noVBand="0"/>
+      </w:tblPr>
+      <w:tblGrid>
+        <w:gridCol w:w="1800"/>
+        <w:gridCol w:w="3600"/>
+        <w:gridCol w:w="1600"/>
+        <w:gridCol w:w="2000"/>
+      </w:tblGrid>
+      <w:tr xmlns:wp14="http://schemas.microsoft.com/office/word/2010/wordml" wp14:textId="77777777">
+        <w:trPr>
+          <w:trHeight w:val="300"/>
+        </w:trPr>
+        <w:tc>
+          <w:tcPr>
+            <w:tcW w:w="1800" w:type="dxa"/>
+            <w:shd w:val="clear" w:color="auto" w:fill="F3F6FC"/>
+            <w:tcMar>
+              <w:top w:w="80" w:type="dxa"/>
+              <w:left w:w="120" w:type="dxa"/>
+              <w:bottom w:w="80" w:type="dxa"/>
+              <w:right w:w="120" w:type="dxa"/>
+            </w:tcMar>
+            <w:vAlign w:val="center"/>
+          </w:tcPr>
+          <w:p wp14:textId="77777777">
+            <w:r>
+              <w:rPr>
+                <w:b w:val="1"/>
+                <w:bCs w:val="1"/>
+                <w:color w:val="1E2761"/>
+              </w:rPr>
+              <w:t>Role</w:t>
+            </w:r>
+          </w:p>
+        </w:tc>
+        <w:tc>
+          <w:tcPr>
+            <w:tcW w:w="3600" w:type="dxa"/>
+            <w:shd w:val="clear" w:color="auto" w:fill="89B4FA"/>
+            <w:tcMar>
+              <w:top w:w="80" w:type="dxa"/>
+              <w:left w:w="120" w:type="dxa"/>
+              <w:bottom w:w="80" w:type="dxa"/>
+              <w:right w:w="120" w:type="dxa"/>
+            </w:tcMar>
+            <w:vAlign w:val="center"/>
+          </w:tcPr>
+          <w:p>
+            <w:pPr>
+              <w:pStyle w:val="Normal"/>
+              <w:suppressLineNumbers w:val="0"/>
+              <w:bidi w:val="0"/>
+              <w:spacing w:before="0" w:beforeAutospacing="off" w:after="0" w:afterAutospacing="off" w:line="259" w:lineRule="auto"/>
+              <w:ind w:left="0" w:right="0"/>
+              <w:jc w:val="left"/>
+            </w:pPr>
+            <w:r>
+              <w:rPr>
+                <w:color w:val="1E2761"/>
+              </w:rPr>
+              <w:t xml:space="preserve">Dev </w:t>
+            </w:r>
+            <w:r>
+              <w:rPr>
+                <w:color w:val="1E2761"/>
+              </w:rPr>
+              <w:t xml:space="preserve">— </w:t>
+            </w:r>
+            <w:r>
+              <w:rPr>
+                <w:color w:val="1E2761"/>
+              </w:rPr>
+              <w:t>Arnav Jain</w:t>
+            </w:r>
+          </w:p>
+        </w:tc>
+        <w:tc>
+          <w:tcPr>
+            <w:tcW w:w="1600" w:type="dxa"/>
+            <w:shd w:val="clear" w:color="auto" w:fill="F3F6FC"/>
+            <w:tcMar>
+              <w:top w:w="80" w:type="dxa"/>
+              <w:left w:w="120" w:type="dxa"/>
+              <w:bottom w:w="80" w:type="dxa"/>
+              <w:right w:w="120" w:type="dxa"/>
+            </w:tcMar>
+            <w:vAlign w:val="center"/>
+          </w:tcPr>
+          <w:p wp14:textId="77777777">
+            <w:r>
+              <w:rPr>
+                <w:b w:val="1"/>
+                <w:bCs w:val="1"/>
+                <w:color w:val="1E2761"/>
+              </w:rPr>
+              <w:t>Date</w:t>
+            </w:r>
+          </w:p>
+        </w:tc>
+        <w:tc>
+          <w:tcPr>
+            <w:tcW w:w="2000" w:type="dxa"/>
+            <w:shd w:val="clear" w:color="auto" w:fill="FFFFFF" w:themeFill="background1"/>
+            <w:tcMar>
+              <w:top w:w="80" w:type="dxa"/>
+              <w:left w:w="120" w:type="dxa"/>
+              <w:bottom w:w="80" w:type="dxa"/>
+              <w:right w:w="120" w:type="dxa"/>
+            </w:tcMar>
+            <w:vAlign w:val="center"/>
+          </w:tcPr>
+          <w:p>
+            <w:pPr>
+              <w:pStyle w:val="Normal"/>
+              <w:suppressLineNumbers w:val="0"/>
+              <w:bidi w:val="0"/>
+              <w:spacing w:before="0" w:beforeAutospacing="off" w:after="0" w:afterAutospacing="off" w:line="259" w:lineRule="auto"/>
+              <w:ind w:left="0" w:right="0"/>
+              <w:jc w:val="left"/>
+            </w:pPr>
+            <w:r>
+              <w:rPr>
+                <w:color w:val="1E2761"/>
+              </w:rPr>
+              <w:t>Sunday</w:t>
+            </w:r>
+            <w:r>
+              <w:rPr>
+                <w:color w:val="1E2761"/>
+              </w:rPr>
+              <w:t xml:space="preserve">, </w:t>
+            </w:r>
+            <w:r>
+              <w:rPr>
+                <w:color w:val="1E2761"/>
+              </w:rPr>
+              <w:t>30</w:t>
+            </w:r>
+            <w:r>
+              <w:rPr>
+                <w:color w:val="1E2761"/>
+              </w:rPr>
+              <w:t xml:space="preserve"> August 2026</w:t>
+            </w:r>
+          </w:p>
+        </w:tc>
+      </w:tr>
+    </w:tbl>
+    <w:p xmlns:wp14="http://schemas.microsoft.com/office/word/2010/wordml" wp14:textId="77777777">
+      <w:pPr>
+        <w:spacing w:before="160" w:after="40"/>
+      </w:pPr>
+      <w:r>
+        <w:rPr>
+          <w:b w:val="1"/>
+          <w:bCs w:val="1"/>
+          <w:color w:val="1E2761"/>
+        </w:rPr>
+        <w:t>Completion comment</w:t>
+      </w:r>
+    </w:p>
+    <w:p>
+      <w:pPr>
+        <w:spacing w:before="0" w:beforeAutospacing="off" w:after="0" w:afterAutospacing="off"/>
+        <w:rPr>
+          <w:rFonts w:ascii="Calibri" w:hAnsi="Calibri" w:eastAsia="Calibri" w:cs="Calibri"/>
+          <w:noProof w:val="0"/>
+          <w:color w:val="000000" w:themeColor="text1" w:themeTint="FF" w:themeShade="FF"/>
+          <w:sz w:val="22"/>
+          <w:szCs w:val="22"/>
+          <w:lang w:val="en-AU"/>
+        </w:rPr>
+      </w:pPr>
+    </w:p>
+    <w:p>
+      <w:pPr>
+        <w:spacing w:before="240" w:beforeAutospacing="off" w:after="240" w:afterAutospacing="off"/>
+      </w:pPr>
+      <w:r>
+        <w:rPr>
+          <w:rFonts w:ascii="Calibri" w:hAnsi="Calibri" w:eastAsia="Calibri" w:cs="Calibri"/>
+          <w:b w:val="1"/>
+          <w:bCs w:val="1"/>
+          <w:noProof w:val="0"/>
+          <w:color w:val="000000" w:themeColor="text1" w:themeTint="FF" w:themeShade="FF"/>
+          <w:sz w:val="22"/>
+          <w:szCs w:val="22"/>
+          <w:lang w:val="en-AU"/>
+        </w:rPr>
+        <w:t>Done(</w:t>
+      </w:r>
+      <w:r>
+        <w:rPr>
+          <w:rFonts w:ascii="Calibri" w:hAnsi="Calibri" w:eastAsia="Calibri" w:cs="Calibri"/>
+          <w:noProof w:val="0"/>
+          <w:color w:val="000000" w:themeColor="text1" w:themeTint="FF" w:themeShade="FF"/>
+          <w:sz w:val="22"/>
+          <w:szCs w:val="22"/>
+          <w:lang w:val="en-AU"/>
+        </w:rPr>
+        <w:t>What are you doing):</w:t>
+      </w:r>
+    </w:p>
+    <w:p>
+      <w:pPr>
+        <w:spacing w:before="240" w:beforeAutospacing="off" w:after="240" w:afterAutospacing="off"/>
+      </w:pPr>
+      <w:r>
+        <w:rPr>
+          <w:rFonts w:ascii="Calibri" w:hAnsi="Calibri" w:eastAsia="Calibri" w:cs="Calibri"/>
+          <w:noProof w:val="0"/>
+          <w:color w:val="000000" w:themeColor="text1" w:themeTint="FF" w:themeShade="FF"/>
+          <w:sz w:val="24"/>
+          <w:szCs w:val="24"/>
+          <w:lang w:val="en-AU"/>
+        </w:rPr>
+        <w:t>Defined and locked the agent's three core skills and three workflows. Defined the inputs and outputs for each workflow, classified every input as blocking or limiting, and mapped each to a named person — including what the Landing Page Writer receives at handoff.</w:t>
+      </w:r>
+    </w:p>
+    <w:p>
+      <w:pPr>
+        <w:spacing w:before="240" w:beforeAutospacing="off" w:after="240" w:afterAutospacing="off"/>
+      </w:pPr>
+      <w:r>
+        <w:rPr>
+          <w:rFonts w:ascii="Calibri" w:hAnsi="Calibri" w:eastAsia="Calibri" w:cs="Calibri"/>
+          <w:b w:val="1"/>
+          <w:bCs w:val="1"/>
+          <w:noProof w:val="0"/>
+          <w:color w:val="000000" w:themeColor="text1" w:themeTint="FF" w:themeShade="FF"/>
+          <w:sz w:val="22"/>
+          <w:szCs w:val="22"/>
+          <w:lang w:val="en-AU"/>
+        </w:rPr>
+        <w:t>Deliverable</w:t>
+      </w:r>
+      <w:r>
+        <w:rPr>
+          <w:rFonts w:ascii="Calibri" w:hAnsi="Calibri" w:eastAsia="Calibri" w:cs="Calibri"/>
+          <w:noProof w:val="0"/>
+          <w:color w:val="000000" w:themeColor="text1" w:themeTint="FF" w:themeShade="FF"/>
+          <w:sz w:val="22"/>
+          <w:szCs w:val="22"/>
+          <w:lang w:val="en-AU"/>
+        </w:rPr>
+        <w:t>(what did achieve)</w:t>
+      </w:r>
+      <w:r>
+        <w:rPr>
+          <w:rFonts w:ascii="Calibri" w:hAnsi="Calibri" w:eastAsia="Calibri" w:cs="Calibri"/>
+          <w:b w:val="1"/>
+          <w:bCs w:val="1"/>
+          <w:noProof w:val="0"/>
+          <w:color w:val="000000" w:themeColor="text1" w:themeTint="FF" w:themeShade="FF"/>
+          <w:sz w:val="22"/>
+          <w:szCs w:val="22"/>
+          <w:lang w:val="en-AU"/>
+        </w:rPr>
+        <w:t>:</w:t>
+      </w:r>
+    </w:p>
+    <w:p>
+      <w:pPr>
+        <w:spacing w:before="240" w:beforeAutospacing="off" w:after="240" w:afterAutospacing="off"/>
+      </w:pPr>
+      <w:r>
+        <w:rPr>
+          <w:rFonts w:ascii="Calibri" w:hAnsi="Calibri" w:eastAsia="Calibri" w:cs="Calibri"/>
+          <w:noProof w:val="0"/>
+          <w:color w:val="000000" w:themeColor="text1" w:themeTint="FF" w:themeShade="FF"/>
+          <w:sz w:val="24"/>
+          <w:szCs w:val="24"/>
+          <w:lang w:val="en-AU"/>
+        </w:rPr>
+        <w:t>Updated Content Manager AI agent with skills, workflows, inputs, outputs and exchange rules locked in the Team 38 ChatGPT workspace. Content Manager Agent Specification, covering the three skills, three workflows, full input and output definitions, named owners, session findings, open issues and outstanding questions.</w:t>
+      </w:r>
+    </w:p>
+    <w:p>
+      <w:pPr>
+        <w:spacing w:before="240" w:beforeAutospacing="off" w:after="240" w:afterAutospacing="off"/>
+      </w:pPr>
+      <w:r>
+        <w:rPr>
+          <w:rFonts w:ascii="Calibri" w:hAnsi="Calibri" w:eastAsia="Calibri" w:cs="Calibri"/>
+          <w:b w:val="1"/>
+          <w:bCs w:val="1"/>
+          <w:noProof w:val="0"/>
+          <w:color w:val="000000" w:themeColor="text1" w:themeTint="FF" w:themeShade="FF"/>
+          <w:sz w:val="22"/>
+          <w:szCs w:val="22"/>
+          <w:lang w:val="en-AU"/>
+        </w:rPr>
+        <w:t xml:space="preserve">Link To ChatGPT AI AGENT: </w:t>
+      </w:r>
+      <w:hyperlink r:id="R0535a243ecd742df">
+        <w:r>
+          <w:rPr>
+            <w:rStyle w:val="Hyperlink"/>
+            <w:rFonts w:ascii="Calibri" w:hAnsi="Calibri" w:eastAsia="Calibri" w:cs="Calibri"/>
+            <w:noProof w:val="0"/>
+            <w:color w:val="000000" w:themeColor="text1" w:themeTint="FF" w:themeShade="FF"/>
+            <w:sz w:val="22"/>
+            <w:szCs w:val="22"/>
+            <w:lang w:val="en-AU"/>
+          </w:rPr>
+          <w:t>https://chatgpt.com/share/e/6aa66dd9-ea54-83ec-81ec-d9de13f3bc66</w:t>
+        </w:r>
+      </w:hyperlink>
+    </w:p>
+    <w:p>
+      <w:pPr>
+        <w:spacing w:before="240" w:beforeAutospacing="off" w:after="240" w:afterAutospacing="off"/>
+      </w:pPr>
+      <w:r>
+        <w:rPr>
+          <w:rFonts w:ascii="Calibri" w:hAnsi="Calibri" w:eastAsia="Calibri" w:cs="Calibri"/>
+          <w:b w:val="1"/>
+          <w:bCs w:val="1"/>
+          <w:noProof w:val="0"/>
+          <w:color w:val="000000" w:themeColor="text1" w:themeTint="FF" w:themeShade="FF"/>
+          <w:sz w:val="22"/>
+          <w:szCs w:val="22"/>
+          <w:lang w:val="en-AU"/>
+        </w:rPr>
+        <w:t>Link To Updated Specification Agent Role Upload to GitHub First:</w:t>
+      </w:r>
+    </w:p>
+    <w:p>
+      <w:pPr>
+        <w:spacing w:before="0" w:beforeAutospacing="off" w:after="0" w:afterAutospacing="off"/>
+      </w:pPr>
+      <w:hyperlink r:id="Rca7a5e8a393e441d">
+        <w:r>
+          <w:rPr>
+            <w:rStyle w:val="Hyperlink"/>
+            <w:rFonts w:ascii="Calibri" w:hAnsi="Calibri" w:eastAsia="Calibri" w:cs="Calibri"/>
+            <w:noProof w:val="0"/>
+            <w:color w:val="000000" w:themeColor="text1" w:themeTint="FF" w:themeShade="FF"/>
+            <w:sz w:val="22"/>
+            <w:szCs w:val="22"/>
+            <w:lang w:val="en-AU"/>
+          </w:rPr>
+          <w:t>https://github.com/JKaizenCode/ai-digital-marketing-team-b/blob/main/docs/AI-Role-Specification/Content%20Manager%20Agent%20Specification.docx</w:t>
+        </w:r>
+      </w:hyperlink>
+    </w:p>
+    <w:p>
+      <w:pPr>
+        <w:spacing w:before="240" w:beforeAutospacing="off" w:after="240" w:afterAutospacing="off"/>
+      </w:pPr>
+      <w:r>
+        <w:rPr>
+          <w:rFonts w:ascii="Calibri" w:hAnsi="Calibri" w:eastAsia="Calibri" w:cs="Calibri"/>
+          <w:b w:val="1"/>
+          <w:bCs w:val="1"/>
+          <w:noProof w:val="0"/>
+          <w:color w:val="000000" w:themeColor="text1" w:themeTint="FF" w:themeShade="FF"/>
+          <w:sz w:val="22"/>
+          <w:szCs w:val="22"/>
+          <w:lang w:val="en-AU"/>
+        </w:rPr>
+        <w:t>Notes for the next role:</w:t>
+      </w:r>
+    </w:p>
+    <w:p>
+      <w:pPr>
+        <w:spacing w:before="0" w:beforeAutospacing="off" w:after="0" w:afterAutospacing="off"/>
+      </w:pPr>
+      <w:r>
+        <w:rPr>
+          <w:rFonts w:ascii="Calibri" w:hAnsi="Calibri" w:eastAsia="Calibri" w:cs="Calibri"/>
+          <w:noProof w:val="0"/>
+          <w:color w:val="000000" w:themeColor="text1" w:themeTint="FF" w:themeShade="FF"/>
+          <w:sz w:val="22"/>
+          <w:szCs w:val="22"/>
+          <w:lang w:val="en-AU"/>
+        </w:rPr>
+        <w:t>Please review the document and verify the new updates and changes are working on the Authority Manager AI agent.</w:t>
+      </w:r>
+      <w:r>
+        <w:br/>
+      </w:r>
+      <w:r>
+        <w:rPr>
+          <w:rFonts w:ascii="Calibri" w:hAnsi="Calibri" w:eastAsia="Calibri" w:cs="Calibri"/>
+          <w:noProof w:val="0"/>
+          <w:color w:val="000000" w:themeColor="text1" w:themeTint="FF" w:themeShade="FF"/>
+          <w:sz w:val="22"/>
+          <w:szCs w:val="22"/>
+          <w:lang w:val="en-AU"/>
+        </w:rPr>
+        <w:t>If there are any issues please notify me and please don't set this task as complete until the PM as reviewed, verified and approved of the document.</w:t>
+      </w:r>
+    </w:p>
+    <w:p>
+      <w:pPr>
+        <w:spacing w:after="140"/>
+      </w:pPr>
+    </w:p>
+    <w:p>
+      <w:pPr>
+        <w:pStyle w:val="Normal"/>
+        <w:spacing w:after="260"/>
+      </w:pPr>
+    </w:p>
+    <w:p>
+      <w:r>
+        <w:br w:type="page"/>
+      </w:r>
+    </w:p>
+    <w:p>
+      <w:pPr>
+        <w:pStyle w:val="Heading1"/>
+        <w:spacing w:before="320" w:after="140"/>
+      </w:pPr>
+      <w:r>
+        <w:rPr/>
+        <w:t>[DESIGN/PRODUCT] - Authority Manager skills, workflows &amp; dependencies : 240</w:t>
+      </w:r>
+    </w:p>
+    <w:tbl>
+      <w:tblPr>
+        <w:tblW w:w="0" w:type="auto"/>
+        <w:tblBorders>
+          <w:top w:val="single" w:color="auto" w:sz="4"/>
+          <w:left w:val="single" w:color="auto" w:sz="4"/>
+          <w:bottom w:val="single" w:color="auto" w:sz="4"/>
+          <w:right w:val="single" w:color="auto" w:sz="4"/>
+          <w:insideH w:val="single" w:color="auto" w:sz="4"/>
+          <w:insideV w:val="single" w:color="auto" w:sz="4"/>
+        </w:tblBorders>
+        <w:tblLook w:val="0000" w:firstRow="0" w:lastRow="0" w:firstColumn="0" w:lastColumn="0" w:noHBand="0" w:noVBand="0"/>
+      </w:tblPr>
+      <w:tblGrid>
+        <w:gridCol w:w="1800"/>
+        <w:gridCol w:w="3600"/>
+        <w:gridCol w:w="1600"/>
+        <w:gridCol w:w="2000"/>
+      </w:tblGrid>
+      <w:tr xmlns:wp14="http://schemas.microsoft.com/office/word/2010/wordml" wp14:textId="77777777">
+        <w:trPr>
+          <w:trHeight w:val="300"/>
+        </w:trPr>
+        <w:tc>
+          <w:tcPr>
+            <w:tcW w:w="1800" w:type="dxa"/>
+            <w:shd w:val="clear" w:color="auto" w:fill="F3F6FC"/>
+            <w:tcMar>
+              <w:top w:w="80" w:type="dxa"/>
+              <w:left w:w="120" w:type="dxa"/>
+              <w:bottom w:w="80" w:type="dxa"/>
+              <w:right w:w="120" w:type="dxa"/>
+            </w:tcMar>
+            <w:vAlign w:val="center"/>
+          </w:tcPr>
+          <w:p wp14:textId="77777777">
+            <w:r>
+              <w:rPr>
+                <w:b w:val="1"/>
+                <w:bCs w:val="1"/>
+                <w:color w:val="1E2761"/>
+              </w:rPr>
+              <w:t>Role</w:t>
+            </w:r>
+          </w:p>
+        </w:tc>
+        <w:tc>
+          <w:tcPr>
+            <w:tcW w:w="3600" w:type="dxa"/>
+            <w:shd w:val="clear" w:color="auto" w:fill="89B4FA"/>
+            <w:tcMar>
+              <w:top w:w="80" w:type="dxa"/>
+              <w:left w:w="120" w:type="dxa"/>
+              <w:bottom w:w="80" w:type="dxa"/>
+              <w:right w:w="120" w:type="dxa"/>
+            </w:tcMar>
+            <w:vAlign w:val="center"/>
+          </w:tcPr>
+          <w:p>
+            <w:pPr>
+              <w:pStyle w:val="Normal"/>
+              <w:suppressLineNumbers w:val="0"/>
+              <w:bidi w:val="0"/>
+              <w:spacing w:before="0" w:beforeAutospacing="off" w:after="0" w:afterAutospacing="off" w:line="259" w:lineRule="auto"/>
+              <w:ind w:left="0" w:right="0"/>
+              <w:jc w:val="left"/>
+            </w:pPr>
+            <w:r>
+              <w:rPr>
+                <w:color w:val="1E2761"/>
+              </w:rPr>
+              <w:t>Dev</w:t>
+            </w:r>
+            <w:r>
+              <w:rPr>
+                <w:color w:val="1E2761"/>
+              </w:rPr>
+              <w:t>—</w:t>
+            </w:r>
+            <w:r>
+              <w:rPr>
+                <w:color w:val="1E2761"/>
+              </w:rPr>
+              <w:t>Anthony Phan</w:t>
+            </w:r>
+          </w:p>
+        </w:tc>
+        <w:tc>
+          <w:tcPr>
+            <w:tcW w:w="1600" w:type="dxa"/>
+            <w:shd w:val="clear" w:color="auto" w:fill="F3F6FC"/>
+            <w:tcMar>
+              <w:top w:w="80" w:type="dxa"/>
+              <w:left w:w="120" w:type="dxa"/>
+              <w:bottom w:w="80" w:type="dxa"/>
+              <w:right w:w="120" w:type="dxa"/>
+            </w:tcMar>
+            <w:vAlign w:val="center"/>
+          </w:tcPr>
+          <w:p wp14:textId="77777777">
+            <w:r>
+              <w:rPr>
+                <w:b w:val="1"/>
+                <w:bCs w:val="1"/>
+                <w:color w:val="1E2761"/>
+              </w:rPr>
+              <w:t>Date</w:t>
+            </w:r>
+          </w:p>
+        </w:tc>
+        <w:tc>
+          <w:tcPr>
+            <w:tcW w:w="2000" w:type="dxa"/>
+            <w:shd w:val="clear" w:color="auto" w:fill="FFFFFF" w:themeFill="background1"/>
+            <w:tcMar>
+              <w:top w:w="80" w:type="dxa"/>
+              <w:left w:w="120" w:type="dxa"/>
+              <w:bottom w:w="80" w:type="dxa"/>
+              <w:right w:w="120" w:type="dxa"/>
+            </w:tcMar>
+            <w:vAlign w:val="center"/>
+          </w:tcPr>
+          <w:p>
+            <w:pPr>
+              <w:pStyle w:val="Normal"/>
+              <w:suppressLineNumbers w:val="0"/>
+              <w:bidi w:val="0"/>
+              <w:spacing w:before="0" w:beforeAutospacing="off" w:after="0" w:afterAutospacing="off" w:line="259" w:lineRule="auto"/>
+              <w:ind w:left="0" w:right="0"/>
+              <w:jc w:val="left"/>
+            </w:pPr>
+            <w:r>
+              <w:rPr>
+                <w:color w:val="1E2761"/>
+              </w:rPr>
+              <w:t>Sunday</w:t>
+            </w:r>
+            <w:r>
+              <w:rPr>
+                <w:color w:val="1E2761"/>
+              </w:rPr>
+              <w:t xml:space="preserve">, </w:t>
+            </w:r>
+            <w:r>
+              <w:rPr>
+                <w:color w:val="1E2761"/>
+              </w:rPr>
+              <w:t>30</w:t>
+            </w:r>
+            <w:r>
+              <w:rPr>
+                <w:color w:val="1E2761"/>
+              </w:rPr>
+              <w:t xml:space="preserve"> August 2026</w:t>
+            </w:r>
+          </w:p>
+        </w:tc>
+      </w:tr>
+    </w:tbl>
+    <w:p xmlns:wp14="http://schemas.microsoft.com/office/word/2010/wordml" wp14:textId="77777777">
+      <w:pPr>
+        <w:spacing w:before="160" w:after="40"/>
+      </w:pPr>
+      <w:r>
+        <w:rPr>
+          <w:b w:val="1"/>
+          <w:bCs w:val="1"/>
+          <w:color w:val="1E2761"/>
+        </w:rPr>
+        <w:t>Completion comment</w:t>
+      </w:r>
+    </w:p>
+    <w:p>
+      <w:pPr>
+        <w:spacing w:before="240" w:beforeAutospacing="off" w:after="240" w:afterAutospacing="off"/>
+      </w:pPr>
+      <w:r>
+        <w:rPr>
+          <w:rFonts w:ascii="Calibri" w:hAnsi="Calibri" w:eastAsia="Calibri" w:cs="Calibri"/>
+          <w:b w:val="1"/>
+          <w:bCs w:val="1"/>
+          <w:noProof w:val="0"/>
+          <w:color w:val="000000" w:themeColor="text1" w:themeTint="FF" w:themeShade="FF"/>
+          <w:sz w:val="22"/>
+          <w:szCs w:val="22"/>
+          <w:lang w:val="en-AU"/>
+        </w:rPr>
+        <w:t>Done:</w:t>
+      </w:r>
+      <w:r>
+        <w:br/>
+      </w:r>
+      <w:r>
+        <w:rPr>
+          <w:rFonts w:ascii="Calibri" w:hAnsi="Calibri" w:eastAsia="Calibri" w:cs="Calibri"/>
+          <w:noProof w:val="0"/>
+          <w:color w:val="000000" w:themeColor="text1" w:themeTint="FF" w:themeShade="FF"/>
+          <w:sz w:val="22"/>
+          <w:szCs w:val="22"/>
+          <w:lang w:val="en-AU"/>
+        </w:rPr>
+        <w:t>Completed providing and updated the Authority Manager AI Agent with the new skills and workflows. This also covers its expected inputs and outputs as including requirements that would be used in next weeks task. All of this is documented in the updated Authority Manager AI Agent Specification document.</w:t>
+      </w:r>
+    </w:p>
+    <w:p>
+      <w:pPr>
+        <w:spacing w:before="240" w:beforeAutospacing="off" w:after="240" w:afterAutospacing="off"/>
+      </w:pPr>
+      <w:r>
+        <w:rPr>
+          <w:rFonts w:ascii="Calibri" w:hAnsi="Calibri" w:eastAsia="Calibri" w:cs="Calibri"/>
+          <w:b w:val="1"/>
+          <w:bCs w:val="1"/>
+          <w:noProof w:val="0"/>
+          <w:color w:val="000000" w:themeColor="text1" w:themeTint="FF" w:themeShade="FF"/>
+          <w:sz w:val="22"/>
+          <w:szCs w:val="22"/>
+          <w:lang w:val="en-AU"/>
+        </w:rPr>
+        <w:t>Deliverable:</w:t>
+      </w:r>
+      <w:r>
+        <w:br/>
+      </w:r>
+      <w:r>
+        <w:rPr>
+          <w:rFonts w:ascii="Calibri" w:hAnsi="Calibri" w:eastAsia="Calibri" w:cs="Calibri"/>
+          <w:noProof w:val="0"/>
+          <w:color w:val="000000" w:themeColor="text1" w:themeTint="FF" w:themeShade="FF"/>
+          <w:sz w:val="22"/>
+          <w:szCs w:val="22"/>
+          <w:lang w:val="en-AU"/>
+        </w:rPr>
+        <w:t>Updated</w:t>
+      </w:r>
+      <w:r>
+        <w:rPr>
+          <w:rFonts w:ascii="Calibri" w:hAnsi="Calibri" w:eastAsia="Calibri" w:cs="Calibri"/>
+          <w:b w:val="1"/>
+          <w:bCs w:val="1"/>
+          <w:noProof w:val="0"/>
+          <w:color w:val="000000" w:themeColor="text1" w:themeTint="FF" w:themeShade="FF"/>
+          <w:sz w:val="22"/>
+          <w:szCs w:val="22"/>
+          <w:lang w:val="en-AU"/>
+        </w:rPr>
+        <w:t xml:space="preserve"> </w:t>
+      </w:r>
+      <w:r>
+        <w:rPr>
+          <w:rFonts w:ascii="Calibri" w:hAnsi="Calibri" w:eastAsia="Calibri" w:cs="Calibri"/>
+          <w:noProof w:val="0"/>
+          <w:color w:val="000000" w:themeColor="text1" w:themeTint="FF" w:themeShade="FF"/>
+          <w:sz w:val="22"/>
+          <w:szCs w:val="22"/>
+          <w:lang w:val="en-AU"/>
+        </w:rPr>
+        <w:t>Authority Manager AI agent with its new skills and more thorough and complete workflows as well as required inputs and outputs. There is also some preliminary testing done on the AI agent. This is all documented in the Authority Manager AI Agent Specification document which has been uploaded to GitHub.</w:t>
+      </w:r>
+    </w:p>
+    <w:p>
+      <w:pPr>
+        <w:spacing w:before="240" w:beforeAutospacing="off" w:after="240" w:afterAutospacing="off"/>
+      </w:pPr>
+      <w:r>
+        <w:rPr>
+          <w:rFonts w:ascii="Calibri" w:hAnsi="Calibri" w:eastAsia="Calibri" w:cs="Calibri"/>
+          <w:b w:val="1"/>
+          <w:bCs w:val="1"/>
+          <w:noProof w:val="0"/>
+          <w:color w:val="000000" w:themeColor="text1" w:themeTint="FF" w:themeShade="FF"/>
+          <w:sz w:val="22"/>
+          <w:szCs w:val="22"/>
+          <w:lang w:val="en-AU"/>
+        </w:rPr>
+        <w:t>Link To ChatGPT AI AGENT:</w:t>
+      </w:r>
+      <w:r>
+        <w:br/>
+      </w:r>
+      <w:hyperlink r:id="R9fb13e6876fa4bea">
+        <w:r>
+          <w:rPr>
+            <w:rStyle w:val="Hyperlink"/>
+            <w:rFonts w:ascii="Calibri" w:hAnsi="Calibri" w:eastAsia="Calibri" w:cs="Calibri"/>
+            <w:noProof w:val="0"/>
+            <w:color w:val="000000" w:themeColor="text1" w:themeTint="FF" w:themeShade="FF"/>
+            <w:sz w:val="22"/>
+            <w:szCs w:val="22"/>
+            <w:lang w:val="en-AU"/>
+          </w:rPr>
+          <w:t>https://chatgpt.com/share/6aa26264-9960-83ec-967f-c4992a2974a4</w:t>
+        </w:r>
+      </w:hyperlink>
+    </w:p>
+    <w:p>
+      <w:pPr>
+        <w:spacing w:before="0" w:beforeAutospacing="off" w:after="0" w:afterAutospacing="off"/>
+      </w:pPr>
+      <w:r>
+        <w:rPr>
+          <w:rFonts w:ascii="Calibri" w:hAnsi="Calibri" w:eastAsia="Calibri" w:cs="Calibri"/>
+          <w:b w:val="1"/>
+          <w:bCs w:val="1"/>
+          <w:noProof w:val="0"/>
+          <w:color w:val="000000" w:themeColor="text1" w:themeTint="FF" w:themeShade="FF"/>
+          <w:sz w:val="22"/>
+          <w:szCs w:val="22"/>
+          <w:lang w:val="en-AU"/>
+        </w:rPr>
+        <w:t>Link To Updated Specification Agent Role upload to GITHUB first:</w:t>
+      </w:r>
+      <w:r>
+        <w:br/>
+      </w:r>
+      <w:hyperlink r:id="Re94c02265e7146ee">
+        <w:r>
+          <w:rPr>
+            <w:rStyle w:val="Hyperlink"/>
+            <w:rFonts w:ascii="Calibri" w:hAnsi="Calibri" w:eastAsia="Calibri" w:cs="Calibri"/>
+            <w:noProof w:val="0"/>
+            <w:color w:val="000000" w:themeColor="text1" w:themeTint="FF" w:themeShade="FF"/>
+            <w:sz w:val="22"/>
+            <w:szCs w:val="22"/>
+            <w:lang w:val="en-AU"/>
+          </w:rPr>
+          <w:t>https://github.com/JKaizenCode/ai-digital-marketing-team-b/blob/main/docs/AI-Role-Specification/Authority_Manager_Agent_Specification.docx</w:t>
+        </w:r>
+      </w:hyperlink>
+    </w:p>
+    <w:p>
+      <w:pPr>
+        <w:spacing w:before="0" w:beforeAutospacing="off" w:after="0" w:afterAutospacing="off"/>
+      </w:pPr>
+    </w:p>
+    <w:p>
+      <w:pPr>
+        <w:spacing w:before="240" w:beforeAutospacing="off" w:after="240" w:afterAutospacing="off"/>
+      </w:pPr>
+      <w:r>
+        <w:rPr>
+          <w:rFonts w:ascii="Calibri" w:hAnsi="Calibri" w:eastAsia="Calibri" w:cs="Calibri"/>
+          <w:b w:val="1"/>
+          <w:bCs w:val="1"/>
+          <w:noProof w:val="0"/>
+          <w:color w:val="000000" w:themeColor="text1" w:themeTint="FF" w:themeShade="FF"/>
+          <w:sz w:val="22"/>
+          <w:szCs w:val="22"/>
+          <w:lang w:val="en-AU"/>
+        </w:rPr>
+        <w:t>Notes for the next role:</w:t>
+      </w:r>
+      <w:r>
+        <w:br/>
+      </w:r>
+      <w:r>
+        <w:rPr>
+          <w:rFonts w:ascii="Calibri" w:hAnsi="Calibri" w:eastAsia="Calibri" w:cs="Calibri"/>
+          <w:noProof w:val="0"/>
+          <w:color w:val="000000" w:themeColor="text1" w:themeTint="FF" w:themeShade="FF"/>
+          <w:sz w:val="22"/>
+          <w:szCs w:val="22"/>
+          <w:lang w:val="en-AU"/>
+        </w:rPr>
+        <w:t>Please review the document and verify the new updates and changes are working on the Authority Manager AI agent.</w:t>
+      </w:r>
+      <w:r>
+        <w:br/>
+      </w:r>
+      <w:r>
+        <w:rPr>
+          <w:rFonts w:ascii="Calibri" w:hAnsi="Calibri" w:eastAsia="Calibri" w:cs="Calibri"/>
+          <w:noProof w:val="0"/>
+          <w:color w:val="000000" w:themeColor="text1" w:themeTint="FF" w:themeShade="FF"/>
+          <w:sz w:val="22"/>
+          <w:szCs w:val="22"/>
+          <w:lang w:val="en-AU"/>
+        </w:rPr>
+        <w:t>If there are any issues please notify me and please don't set this task as complete until the PM as reviewed, verified and approved of the document.</w:t>
+      </w:r>
+    </w:p>
+    <w:p>
+      <w:pPr>
+        <w:spacing w:before="240" w:beforeAutospacing="off" w:after="240" w:afterAutospacing="off"/>
+        <w:rPr>
+          <w:rFonts w:ascii="Calibri" w:hAnsi="Calibri" w:eastAsia="Calibri" w:cs="Calibri"/>
+          <w:b w:val="1"/>
+          <w:bCs w:val="1"/>
+          <w:noProof w:val="0"/>
+          <w:color w:val="000000" w:themeColor="text1" w:themeTint="FF" w:themeShade="FF"/>
+          <w:sz w:val="22"/>
+          <w:szCs w:val="22"/>
+          <w:lang w:val="en-AU"/>
+        </w:rPr>
+      </w:pPr>
+    </w:p>
+    <w:p>
+      <w:pPr>
+        <w:spacing w:after="140"/>
+      </w:pPr>
+    </w:p>
+    <w:p>
+      <w:pPr>
+        <w:pStyle w:val="Normal"/>
+        <w:spacing w:after="260"/>
+      </w:pPr>
+    </w:p>
+    <w:p>
+      <w:r>
+        <w:br w:type="page"/>
+      </w:r>
+    </w:p>
+    <w:p>
+      <w:pPr>
+        <w:pStyle w:val="Heading1"/>
+        <w:spacing w:before="320" w:after="140"/>
+      </w:pPr>
+      <w:r>
+        <w:rPr/>
+        <w:t>[DESIGN/PRODUCT] - Analytics Manager skills, workflows &amp; dependencies : 240</w:t>
+      </w:r>
+    </w:p>
+    <w:tbl>
+      <w:tblPr>
+        <w:tblW w:w="0" w:type="auto"/>
+        <w:tblBorders>
+          <w:top w:val="single" w:color="auto" w:sz="4"/>
+          <w:left w:val="single" w:color="auto" w:sz="4"/>
+          <w:bottom w:val="single" w:color="auto" w:sz="4"/>
+          <w:right w:val="single" w:color="auto" w:sz="4"/>
+          <w:insideH w:val="single" w:color="auto" w:sz="4"/>
+          <w:insideV w:val="single" w:color="auto" w:sz="4"/>
+        </w:tblBorders>
+        <w:tblLook w:val="0000" w:firstRow="0" w:lastRow="0" w:firstColumn="0" w:lastColumn="0" w:noHBand="0" w:noVBand="0"/>
+      </w:tblPr>
+      <w:tblGrid>
+        <w:gridCol w:w="1800"/>
+        <w:gridCol w:w="3600"/>
+        <w:gridCol w:w="1600"/>
+        <w:gridCol w:w="2000"/>
+      </w:tblGrid>
+      <w:tr xmlns:wp14="http://schemas.microsoft.com/office/word/2010/wordml" wp14:textId="77777777">
+        <w:trPr>
+          <w:trHeight w:val="300"/>
+        </w:trPr>
+        <w:tc>
+          <w:tcPr>
+            <w:tcW w:w="1800" w:type="dxa"/>
+            <w:shd w:val="clear" w:color="auto" w:fill="F3F6FC"/>
+            <w:tcMar>
+              <w:top w:w="80" w:type="dxa"/>
+              <w:left w:w="120" w:type="dxa"/>
+              <w:bottom w:w="80" w:type="dxa"/>
+              <w:right w:w="120" w:type="dxa"/>
+            </w:tcMar>
+            <w:vAlign w:val="center"/>
+          </w:tcPr>
+          <w:p wp14:textId="77777777">
+            <w:r>
+              <w:rPr>
+                <w:b w:val="1"/>
+                <w:bCs w:val="1"/>
+                <w:color w:val="1E2761"/>
+              </w:rPr>
+              <w:t>Role</w:t>
+            </w:r>
+          </w:p>
+        </w:tc>
+        <w:tc>
+          <w:tcPr>
+            <w:tcW w:w="3600" w:type="dxa"/>
+            <w:shd w:val="clear" w:color="auto" w:fill="89B4FA"/>
+            <w:tcMar>
+              <w:top w:w="80" w:type="dxa"/>
+              <w:left w:w="120" w:type="dxa"/>
+              <w:bottom w:w="80" w:type="dxa"/>
+              <w:right w:w="120" w:type="dxa"/>
+            </w:tcMar>
+            <w:vAlign w:val="center"/>
+          </w:tcPr>
+          <w:p>
+            <w:r>
+              <w:rPr>
+                <w:color w:val="1E2761"/>
+              </w:rPr>
+              <w:t xml:space="preserve">Dev </w:t>
+            </w:r>
+            <w:r>
+              <w:rPr>
+                <w:color w:val="1E2761"/>
+              </w:rPr>
+              <w:t xml:space="preserve">— </w:t>
+            </w:r>
+            <w:r>
+              <w:rPr>
+                <w:color w:val="1E2761"/>
+              </w:rPr>
+              <w:t>Chu</w:t>
+            </w:r>
+            <w:r>
+              <w:rPr>
+                <w:color w:val="1E2761"/>
+              </w:rPr>
+              <w:t>n</w:t>
+            </w:r>
+            <w:r>
+              <w:rPr>
+                <w:color w:val="1E2761"/>
+              </w:rPr>
+              <w:t>gheng</w:t>
+            </w:r>
+            <w:r>
+              <w:rPr>
+                <w:color w:val="1E2761"/>
+              </w:rPr>
+              <w:t xml:space="preserve"> Vong</w:t>
+            </w:r>
+          </w:p>
+        </w:tc>
+        <w:tc>
+          <w:tcPr>
+            <w:tcW w:w="1600" w:type="dxa"/>
+            <w:shd w:val="clear" w:color="auto" w:fill="F3F6FC"/>
+            <w:tcMar>
+              <w:top w:w="80" w:type="dxa"/>
+              <w:left w:w="120" w:type="dxa"/>
+              <w:bottom w:w="80" w:type="dxa"/>
+              <w:right w:w="120" w:type="dxa"/>
+            </w:tcMar>
+            <w:vAlign w:val="center"/>
+          </w:tcPr>
+          <w:p wp14:textId="77777777">
+            <w:r>
+              <w:rPr>
+                <w:b w:val="1"/>
+                <w:bCs w:val="1"/>
+                <w:color w:val="1E2761"/>
+              </w:rPr>
+              <w:t>Date</w:t>
+            </w:r>
+          </w:p>
+        </w:tc>
+        <w:tc>
+          <w:tcPr>
+            <w:tcW w:w="2000" w:type="dxa"/>
+            <w:shd w:val="clear" w:color="auto" w:fill="FFFFFF" w:themeFill="background1"/>
+            <w:tcMar>
+              <w:top w:w="80" w:type="dxa"/>
+              <w:left w:w="120" w:type="dxa"/>
+              <w:bottom w:w="80" w:type="dxa"/>
+              <w:right w:w="120" w:type="dxa"/>
+            </w:tcMar>
+            <w:vAlign w:val="center"/>
+          </w:tcPr>
+          <w:p>
+            <w:pPr>
+              <w:pStyle w:val="Normal"/>
+              <w:suppressLineNumbers w:val="0"/>
+              <w:bidi w:val="0"/>
+              <w:spacing w:before="0" w:beforeAutospacing="off" w:after="0" w:afterAutospacing="off" w:line="259" w:lineRule="auto"/>
+              <w:ind w:left="0" w:right="0"/>
+              <w:jc w:val="left"/>
+            </w:pPr>
+            <w:r>
+              <w:rPr>
+                <w:color w:val="1E2761"/>
+              </w:rPr>
+              <w:t>Sunday</w:t>
+            </w:r>
+            <w:r>
+              <w:rPr>
+                <w:color w:val="1E2761"/>
+              </w:rPr>
+              <w:t xml:space="preserve">, </w:t>
+            </w:r>
+            <w:r>
+              <w:rPr>
+                <w:color w:val="1E2761"/>
+              </w:rPr>
+              <w:t>30</w:t>
+            </w:r>
+            <w:r>
+              <w:rPr>
+                <w:color w:val="1E2761"/>
+              </w:rPr>
+              <w:t xml:space="preserve"> August 2026</w:t>
+            </w:r>
+          </w:p>
+        </w:tc>
+      </w:tr>
+    </w:tbl>
+    <w:p xmlns:wp14="http://schemas.microsoft.com/office/word/2010/wordml" wp14:textId="77777777">
+      <w:pPr>
+        <w:spacing w:before="160" w:after="40"/>
+      </w:pPr>
+      <w:r>
+        <w:rPr>
+          <w:b w:val="1"/>
+          <w:bCs w:val="1"/>
+          <w:color w:val="1E2761"/>
+        </w:rPr>
+        <w:t>Completion comment</w:t>
+      </w:r>
+    </w:p>
+    <w:p>
+      <w:pPr>
+        <w:spacing w:before="240" w:beforeAutospacing="off" w:after="240" w:afterAutospacing="off"/>
+        <w:rPr>
+          <w:rFonts w:ascii="Calibri" w:hAnsi="Calibri" w:eastAsia="Calibri" w:cs="Calibri"/>
+          <w:noProof w:val="0"/>
+          <w:color w:val="000000" w:themeColor="text1" w:themeTint="FF" w:themeShade="FF"/>
+          <w:sz w:val="18"/>
+          <w:szCs w:val="18"/>
+          <w:lang w:val="en-AU"/>
+        </w:rPr>
+      </w:pPr>
+      <w:r>
+        <w:rPr>
+          <w:rFonts w:ascii="Calibri" w:hAnsi="Calibri" w:eastAsia="Calibri" w:cs="Calibri"/>
+          <w:b w:val="1"/>
+          <w:bCs w:val="1"/>
+          <w:noProof w:val="0"/>
+          <w:color w:val="000000" w:themeColor="text1" w:themeTint="FF" w:themeShade="FF"/>
+          <w:sz w:val="20"/>
+          <w:szCs w:val="20"/>
+          <w:lang w:val="en-AU"/>
+        </w:rPr>
+        <w:t>Done(</w:t>
+      </w:r>
+      <w:r>
+        <w:rPr>
+          <w:rFonts w:ascii="Calibri" w:hAnsi="Calibri" w:eastAsia="Calibri" w:cs="Calibri"/>
+          <w:noProof w:val="0"/>
+          <w:color w:val="000000" w:themeColor="text1" w:themeTint="FF" w:themeShade="FF"/>
+          <w:sz w:val="20"/>
+          <w:szCs w:val="20"/>
+          <w:lang w:val="en-AU"/>
+        </w:rPr>
+        <w:t>What are you doing):</w:t>
+      </w:r>
+      <w:r>
+        <w:br/>
+      </w:r>
+      <w:r>
+        <w:rPr>
+          <w:rFonts w:ascii="Calibri" w:hAnsi="Calibri" w:eastAsia="Calibri" w:cs="Calibri"/>
+          <w:noProof w:val="0"/>
+          <w:color w:val="000000" w:themeColor="text1" w:themeTint="FF" w:themeShade="FF"/>
+          <w:sz w:val="20"/>
+          <w:szCs w:val="20"/>
+          <w:lang w:val="en-AU"/>
+        </w:rPr>
+        <w:t>Taught the Week 1 baseline specification to the Analytics Manager AI agent section by section (role boundaries, KPIs, required skills, workflow, tools, and governance grounding in NIST AI RMF and WCAG). Stress-tested the agent against three realistic scenarios — missing data, duplicate records, and an unauthorized budget-change request — to confirm it held its defined boundaries. During this process, reviewed the official project charter and identified that Analytics Manager is defined as a human supervisory role rather than an AI agent role, with the AI work sitting under three specialist agents (Marketing Data Analyst, SEO Performance Analyst, Dashboard Builder). Restructured the specification and the agent's role definition accordingly, and defined how the specialist agents exchange information with each other (Marketing Data Analyst and SEO Performance Analyst outputs feeding into the Dashboard Builder).</w:t>
+      </w:r>
+    </w:p>
+    <w:p>
+      <w:pPr>
+        <w:spacing w:before="240" w:beforeAutospacing="off" w:after="240" w:afterAutospacing="off"/>
+        <w:rPr>
+          <w:rFonts w:ascii="Calibri" w:hAnsi="Calibri" w:eastAsia="Calibri" w:cs="Calibri"/>
+          <w:noProof w:val="0"/>
+          <w:color w:val="000000" w:themeColor="text1" w:themeTint="FF" w:themeShade="FF"/>
+          <w:sz w:val="18"/>
+          <w:szCs w:val="18"/>
+          <w:lang w:val="en-AU"/>
+        </w:rPr>
+      </w:pPr>
+      <w:r>
+        <w:rPr>
+          <w:rFonts w:ascii="Calibri" w:hAnsi="Calibri" w:eastAsia="Calibri" w:cs="Calibri"/>
+          <w:b w:val="1"/>
+          <w:bCs w:val="1"/>
+          <w:noProof w:val="0"/>
+          <w:color w:val="000000" w:themeColor="text1" w:themeTint="FF" w:themeShade="FF"/>
+          <w:sz w:val="20"/>
+          <w:szCs w:val="20"/>
+          <w:lang w:val="en-AU"/>
+        </w:rPr>
+        <w:t>Deliverable</w:t>
+      </w:r>
+      <w:r>
+        <w:rPr>
+          <w:rFonts w:ascii="Calibri" w:hAnsi="Calibri" w:eastAsia="Calibri" w:cs="Calibri"/>
+          <w:noProof w:val="0"/>
+          <w:color w:val="000000" w:themeColor="text1" w:themeTint="FF" w:themeShade="FF"/>
+          <w:sz w:val="20"/>
+          <w:szCs w:val="20"/>
+          <w:lang w:val="en-AU"/>
+        </w:rPr>
+        <w:t>(</w:t>
+      </w:r>
+      <w:r>
+        <w:rPr>
+          <w:rFonts w:ascii="Calibri" w:hAnsi="Calibri" w:eastAsia="Calibri" w:cs="Calibri"/>
+          <w:noProof w:val="0"/>
+          <w:color w:val="000000" w:themeColor="text1" w:themeTint="FF" w:themeShade="FF"/>
+          <w:sz w:val="20"/>
+          <w:szCs w:val="20"/>
+          <w:lang w:val="en-AU"/>
+        </w:rPr>
+        <w:t>what did achieve)</w:t>
+      </w:r>
+      <w:r>
+        <w:rPr>
+          <w:rFonts w:ascii="Calibri" w:hAnsi="Calibri" w:eastAsia="Calibri" w:cs="Calibri"/>
+          <w:b w:val="1"/>
+          <w:bCs w:val="1"/>
+          <w:noProof w:val="0"/>
+          <w:color w:val="000000" w:themeColor="text1" w:themeTint="FF" w:themeShade="FF"/>
+          <w:sz w:val="20"/>
+          <w:szCs w:val="20"/>
+          <w:lang w:val="en-AU"/>
+        </w:rPr>
+        <w:t>:</w:t>
+      </w:r>
+      <w:r>
+        <w:br/>
+      </w:r>
+      <w:r>
+        <w:rPr>
+          <w:rFonts w:ascii="Calibri" w:hAnsi="Calibri" w:eastAsia="Calibri" w:cs="Calibri"/>
+          <w:noProof w:val="0"/>
+          <w:color w:val="000000" w:themeColor="text1" w:themeTint="FF" w:themeShade="FF"/>
+          <w:sz w:val="20"/>
+          <w:szCs w:val="20"/>
+          <w:lang w:val="en-AU"/>
+        </w:rPr>
+        <w:t>The agent correctly held its role boundaries across all three tested scenarios — it did not attempt to resolve the missing data or duplicate records on its own authority without flagging them, and it explicitly refused the unauthorized budget-change request rather than acting on it. The specification was updated with a new Section 9 (Sprint Update) documenting the role restructure, the specialist agent breakdown, the Week 2 test results, and a new open question for the client on publication-approval authority. Both the agent and the specification now reflect the human-supervised, three-specialist structure defined in the project charter rather than the original single-agent model.</w:t>
+      </w:r>
+    </w:p>
+    <w:p>
+      <w:pPr>
+        <w:spacing w:before="240" w:beforeAutospacing="off" w:after="240" w:afterAutospacing="off"/>
+      </w:pPr>
+      <w:r>
+        <w:rPr>
+          <w:rFonts w:ascii="Calibri" w:hAnsi="Calibri" w:eastAsia="Calibri" w:cs="Calibri"/>
+          <w:b w:val="1"/>
+          <w:bCs w:val="1"/>
+          <w:noProof w:val="0"/>
+          <w:color w:val="000000" w:themeColor="text1" w:themeTint="FF" w:themeShade="FF"/>
+          <w:sz w:val="22"/>
+          <w:szCs w:val="22"/>
+          <w:lang w:val="en-AU"/>
+        </w:rPr>
+        <w:t>Link To ChatGPT AI AGENT:</w:t>
+      </w:r>
+      <w:r>
+        <w:br/>
+      </w:r>
+      <w:hyperlink r:id="Rf813553bbc3942d9">
+        <w:r>
+          <w:rPr>
+            <w:rStyle w:val="Hyperlink"/>
+            <w:rFonts w:ascii="Calibri" w:hAnsi="Calibri" w:eastAsia="Calibri" w:cs="Calibri"/>
+            <w:noProof w:val="0"/>
+            <w:color w:val="000000" w:themeColor="text1" w:themeTint="FF" w:themeShade="FF"/>
+            <w:sz w:val="22"/>
+            <w:szCs w:val="22"/>
+            <w:lang w:val="en-AU"/>
+          </w:rPr>
+          <w:t>https://chatgpt.com/g/g-p-6aa50290a45c819192de4879b4f7377a-analytics-manager-ai-agent/project</w:t>
+        </w:r>
+      </w:hyperlink>
+    </w:p>
+    <w:p>
+      <w:pPr>
+        <w:spacing w:before="240" w:beforeAutospacing="off" w:after="240" w:afterAutospacing="off"/>
+      </w:pPr>
+      <w:r>
+        <w:rPr>
+          <w:rFonts w:ascii="Calibri" w:hAnsi="Calibri" w:eastAsia="Calibri" w:cs="Calibri"/>
+          <w:b w:val="1"/>
+          <w:bCs w:val="1"/>
+          <w:noProof w:val="0"/>
+          <w:color w:val="000000" w:themeColor="text1" w:themeTint="FF" w:themeShade="FF"/>
+          <w:sz w:val="22"/>
+          <w:szCs w:val="22"/>
+          <w:lang w:val="en-AU"/>
+        </w:rPr>
+        <w:t>Link To Updated Specification Agent Role upload to GITHUB first:</w:t>
+      </w:r>
+      <w:r>
+        <w:br/>
+      </w:r>
+      <w:hyperlink r:id="R49d29783ba6c46fc">
+        <w:r>
+          <w:rPr>
+            <w:rStyle w:val="Hyperlink"/>
+            <w:rFonts w:ascii="Calibri" w:hAnsi="Calibri" w:eastAsia="Calibri" w:cs="Calibri"/>
+            <w:noProof w:val="0"/>
+            <w:color w:val="000000" w:themeColor="text1" w:themeTint="FF" w:themeShade="FF"/>
+            <w:sz w:val="22"/>
+            <w:szCs w:val="22"/>
+            <w:lang w:val="en-AU"/>
+          </w:rPr>
+          <w:t>https://github.com/JKaizenCode/ai-digital-marketing-team-b/blob/main/docs/AI-Role-Specification/Analytics_Manager_Agent_Specification.docx</w:t>
+        </w:r>
+      </w:hyperlink>
+    </w:p>
+    <w:p>
+      <w:pPr>
+        <w:spacing w:before="240" w:beforeAutospacing="off" w:after="240" w:afterAutospacing="off"/>
+      </w:pPr>
+      <w:r>
+        <w:rPr>
+          <w:rFonts w:ascii="Calibri" w:hAnsi="Calibri" w:eastAsia="Calibri" w:cs="Calibri"/>
+          <w:b w:val="1"/>
+          <w:bCs w:val="1"/>
+          <w:noProof w:val="0"/>
+          <w:color w:val="000000" w:themeColor="text1" w:themeTint="FF" w:themeShade="FF"/>
+          <w:sz w:val="22"/>
+          <w:szCs w:val="22"/>
+          <w:lang w:val="en-AU"/>
+        </w:rPr>
+        <w:t>Notes for the next role:</w:t>
+      </w:r>
+    </w:p>
+    <w:p>
+      <w:pPr>
+        <w:spacing w:before="240" w:beforeAutospacing="off" w:after="240" w:afterAutospacing="off"/>
+      </w:pPr>
+      <w:r>
+        <w:rPr>
+          <w:rFonts w:ascii="Calibri" w:hAnsi="Calibri" w:eastAsia="Calibri" w:cs="Calibri"/>
+          <w:noProof w:val="0"/>
+          <w:color w:val="000000" w:themeColor="text1" w:themeTint="FF" w:themeShade="FF"/>
+          <w:sz w:val="22"/>
+          <w:szCs w:val="22"/>
+          <w:lang w:val="en-AU"/>
+        </w:rPr>
+        <w:t>The Analytics Manager role is supervisory only — do not scope it as an agent that performs analysis directly. Direct any analysis, KPI calculation, or reporting work to the three specialist agents (Marketing Data Analyst, SEO Performance Analyst, Dashboard Builder), each of which has its own defined boundaries and cannot independently change campaigns, budgets, or published content. There is an unresolved governance gap on publication-approval authority, flagged during Week 3 testing, that needs client clarification before any specialist agent output is treated as final. Six open questions (five from Week 1 plus the new publication-approval question) are still pending client response ahead of Sprint 2.</w:t>
+      </w:r>
+    </w:p>
+    <w:p>
+      <w:pPr>
+        <w:pStyle w:val="Normal"/>
+        <w:spacing w:before="240" w:beforeAutospacing="off" w:after="240" w:afterAutospacing="off"/>
+        <w:rPr>
+          <w:rFonts w:ascii="Calibri" w:hAnsi="Calibri" w:eastAsia="Calibri" w:cs="Calibri"/>
+          <w:noProof w:val="0"/>
+          <w:color w:val="000000" w:themeColor="text1" w:themeTint="FF" w:themeShade="FF"/>
+          <w:sz w:val="22"/>
+          <w:szCs w:val="22"/>
+          <w:lang w:val="en-AU"/>
+        </w:rPr>
+      </w:pPr>
+    </w:p>
+    <w:p>
+      <w:pPr>
+        <w:spacing w:before="240" w:beforeAutospacing="off" w:after="240" w:afterAutospacing="off"/>
+        <w:rPr>
+          <w:rFonts w:ascii="Calibri" w:hAnsi="Calibri" w:eastAsia="Calibri" w:cs="Calibri"/>
+          <w:noProof w:val="0"/>
+          <w:color w:val="000000" w:themeColor="text1" w:themeTint="FF" w:themeShade="FF"/>
+          <w:sz w:val="22"/>
+          <w:szCs w:val="22"/>
+          <w:lang w:val="en-AU"/>
+        </w:rPr>
+      </w:pPr>
+    </w:p>
+    <w:p>
+      <w:pPr>
+        <w:spacing w:before="0" w:beforeAutospacing="off" w:after="0" w:afterAutospacing="off"/>
+        <w:rPr>
+          <w:rFonts w:ascii="Calibri" w:hAnsi="Calibri" w:eastAsia="Calibri" w:cs="Calibri"/>
+          <w:noProof w:val="0"/>
+          <w:color w:val="000000" w:themeColor="text1" w:themeTint="FF" w:themeShade="FF"/>
+          <w:sz w:val="22"/>
+          <w:szCs w:val="22"/>
+          <w:lang w:val="en-AU"/>
+        </w:rPr>
+      </w:pPr>
+    </w:p>
+    <w:p>
+      <w:pPr>
+        <w:pStyle w:val="Normal"/>
         <w:spacing w:after="260"/>
       </w:pPr>
     </w:p>
     <w:sectPr>
       <w:headerReference w:type="default" r:id="rId14"/>
       <w:footerReference w:type="default" r:id="rId15"/>
-      <w:pgSz w:w="12240" w:h="15840"/>
+      <w:pgSz w:w="12240" w:h="15840" w:orient="portrait"/>
       <w:pgMar w:top="1440" w:right="1440" w:bottom="1440" w:left="1440" w:header="708" w:footer="708" w:gutter="0"/>
       <w:cols w:space="720"/>
       <w:docGrid w:linePitch="360"/>
@@ -2281,7 +8666,7 @@
 </file>
 
 <file path=word/header1.xml><?xml version="1.0" encoding="utf-8"?>
-<w:hdr xmlns:wpc="http://schemas.microsoft.com/office/word/2010/wordprocessingCanvas" xmlns:cx="http://schemas.microsoft.com/office/drawing/2014/chartex" xmlns:cx1="http://schemas.microsoft.com/office/drawing/2015/9/8/chartex" xmlns:cx2="http://schemas.microsoft.com/office/drawing/2015/10/21/chartex" xmlns:cx3="http://schemas.microsoft.com/office/drawing/2016/5/9/chartex" xmlns:cx4="http://schemas.microsoft.com/office/drawing/2016/5/10/chartex" xmlns:cx5="http://schemas.microsoft.com/office/drawing/2016/5/11/chartex" xmlns:cx6="http://schemas.microsoft.com/office/drawing/2016/5/12/chartex" xmlns:cx7="http://schemas.microsoft.com/office/drawing/2016/5/13/chartex" xmlns:cx8="http://schemas.microsoft.com/office/drawing/2016/5/14/chartex" xmlns:mc="http://schemas.openxmlformats.org/markup-compatibility/2006" xmlns:aink="http://schemas.microsoft.com/office/drawing/2016/ink" xmlns:am3d="http://schemas.microsoft.com/office/drawing/2017/model3d" xmlns:o="urn:schemas-microsoft-com:office:office" xmlns:oel="http://schemas.microsoft.com/office/2019/extlst" xmlns:r="http://schemas.openxmlformats.org/officeDocument/2006/relationships" xmlns:m="http://schemas.openxmlformats.org/officeDocument/2006/math" xmlns:v="urn:schemas-microsoft-com:vml" xmlns:wp14="http://schemas.microsoft.com/office/word/2010/wordprocessingDrawing" xmlns:wp="http://schemas.openxmlformats.org/drawingml/2006/wordprocessingDrawing" xmlns:w10="urn:schemas-microsoft-com:office:word" xmlns:w="http://schemas.openxmlformats.org/wordprocessingml/2006/main" xmlns:w14="http://schemas.microsoft.com/office/word/2010/wordml" xmlns:w15="http://schemas.microsoft.com/office/word/2012/wordml" xmlns:w16cei="http://schemas.microsoft.com/office/word/2026/wordml/cei" xmlns:w16cex="http://schemas.microsoft.com/office/word/2018/wordml/cex" xmlns:w16cid="http://schemas.microsoft.com/office/word/2016/wordml/cid" xmlns:w16="http://schemas.microsoft.com/office/word/2018/wordml" xmlns:w16du="http://schemas.microsoft.com/office/word/2023/wordml/word16du" xmlns:w16sdtdh="http://schemas.microsoft.com/office/word/2020/wordml/sdtdatahash" xmlns:w16sdtfl="http://schemas.microsoft.com/office/word/2024/wordml/sdtformatlock" xmlns:w16se="http://schemas.microsoft.com/office/word/2015/wordml/symex" xmlns:wpg="http://schemas.microsoft.com/office/word/2010/wordprocessingGroup" xmlns:wpi="http://schemas.microsoft.com/office/word/2010/wordprocessingInk" xmlns:wne="http://schemas.microsoft.com/office/word/2006/wordml" xmlns:wps="http://schemas.microsoft.com/office/word/2010/wordprocessingShape" mc:Ignorable="w14 w15 w16se w16cid w16 w16cex w16sdtdh w16sdtfl w16du wp14">
+<w:hdr xmlns:wpc="http://schemas.microsoft.com/office/word/2010/wordprocessingCanvas" xmlns:cx="http://schemas.microsoft.com/office/drawing/2014/chartex" xmlns:cx1="http://schemas.microsoft.com/office/drawing/2015/9/8/chartex" xmlns:cx2="http://schemas.microsoft.com/office/drawing/2015/10/21/chartex" xmlns:cx3="http://schemas.microsoft.com/office/drawing/2016/5/9/chartex" xmlns:cx4="http://schemas.microsoft.com/office/drawing/2016/5/10/chartex" xmlns:cx5="http://schemas.microsoft.com/office/drawing/2016/5/11/chartex" xmlns:cx6="http://schemas.microsoft.com/office/drawing/2016/5/12/chartex" xmlns:cx7="http://schemas.microsoft.com/office/drawing/2016/5/13/chartex" xmlns:cx8="http://schemas.microsoft.com/office/drawing/2016/5/14/chartex" xmlns:mc="http://schemas.openxmlformats.org/markup-compatibility/2006" xmlns:aink="http://schemas.microsoft.com/office/drawing/2016/ink" xmlns:am3d="http://schemas.microsoft.com/office/drawing/2017/model3d" xmlns:o="urn:schemas-microsoft-com:office:office" xmlns:oel="http://schemas.microsoft.com/office/2019/extlst" xmlns:r="http://schemas.openxmlformats.org/officeDocument/2006/relationships" xmlns:m="http://schemas.openxmlformats.org/officeDocument/2006/math" xmlns:v="urn:schemas-microsoft-com:vml" xmlns:wp14="http://schemas.microsoft.com/office/word/2010/wordprocessingDrawing" xmlns:wp="http://schemas.openxmlformats.org/drawingml/2006/wordprocessingDrawing" xmlns:w10="urn:schemas-microsoft-com:office:word" xmlns:w="http://schemas.openxmlformats.org/wordprocessingml/2006/main" xmlns:w14="http://schemas.microsoft.com/office/word/2010/wordml" xmlns:w15="http://schemas.microsoft.com/office/word/2012/wordml" xmlns:w16cei="http://schemas.microsoft.com/office/word/2026/wordml/cei" xmlns:w16cex="http://schemas.microsoft.com/office/word/2018/wordml/cex" xmlns:w16cid="http://schemas.microsoft.com/office/word/2016/wordml/cid" xmlns:w16="http://schemas.microsoft.com/office/word/2018/wordml" xmlns:w16du="http://schemas.microsoft.com/office/word/2023/wordml/word16du" xmlns:w16sdtdh="http://schemas.microsoft.com/office/word/2020/wordml/sdtdatahash" xmlns:w16sdtfl="http://schemas.microsoft.com/office/word/2024/wordml/sdtformatlock" xmlns:w16se="http://schemas.microsoft.com/office/word/2015/wordml/symex" xmlns:wpg="http://schemas.microsoft.com/office/word/2010/wordprocessingGroup" xmlns:wpi="http://schemas.microsoft.com/office/word/2010/wordprocessingInk" xmlns:wne="http://schemas.microsoft.com/office/word/2006/wordml" xmlns:wps="http://schemas.microsoft.com/office/word/2010/wordprocessingShape" xmlns:a="http://schemas.openxmlformats.org/drawingml/2006/main" xmlns:pic="http://schemas.openxmlformats.org/drawingml/2006/picture" xmlns:a14="http://schemas.microsoft.com/office/drawing/2010/main" mc:Ignorable="w14 w15 w16se w16cid w16 w16cex w16sdtdh w16sdtfl w16du wp14">
   <w:p>
     <w:pPr>
       <w:pStyle w:val="Header"/>
@@ -2346,6 +8731,203 @@
 
 <file path=word/numbering.xml><?xml version="1.0" encoding="utf-8"?>
 <w:numbering xmlns:wpc="http://schemas.microsoft.com/office/word/2010/wordprocessingCanvas" xmlns:cx="http://schemas.microsoft.com/office/drawing/2014/chartex" xmlns:cx1="http://schemas.microsoft.com/office/drawing/2015/9/8/chartex" xmlns:cx2="http://schemas.microsoft.com/office/drawing/2015/10/21/chartex" xmlns:cx3="http://schemas.microsoft.com/office/drawing/2016/5/9/chartex" xmlns:cx4="http://schemas.microsoft.com/office/drawing/2016/5/10/chartex" xmlns:cx5="http://schemas.microsoft.com/office/drawing/2016/5/11/chartex" xmlns:cx6="http://schemas.microsoft.com/office/drawing/2016/5/12/chartex" xmlns:cx7="http://schemas.microsoft.com/office/drawing/2016/5/13/chartex" xmlns:cx8="http://schemas.microsoft.com/office/drawing/2016/5/14/chartex" xmlns:mc="http://schemas.openxmlformats.org/markup-compatibility/2006" xmlns:aink="http://schemas.microsoft.com/office/drawing/2016/ink" xmlns:am3d="http://schemas.microsoft.com/office/drawing/2017/model3d" xmlns:o="urn:schemas-microsoft-com:office:office" xmlns:oel="http://schemas.microsoft.com/office/2019/extlst" xmlns:r="http://schemas.openxmlformats.org/officeDocument/2006/relationships" xmlns:m="http://schemas.openxmlformats.org/officeDocument/2006/math" xmlns:v="urn:schemas-microsoft-com:vml" xmlns:wp14="http://schemas.microsoft.com/office/word/2010/wordprocessingDrawing" xmlns:wp="http://schemas.openxmlformats.org/drawingml/2006/wordprocessingDrawing" xmlns:w10="urn:schemas-microsoft-com:office:word" xmlns:w="http://schemas.openxmlformats.org/wordprocessingml/2006/main" xmlns:w14="http://schemas.microsoft.com/office/word/2010/wordml" xmlns:w15="http://schemas.microsoft.com/office/word/2012/wordml" xmlns:w16cei="http://schemas.microsoft.com/office/word/2026/wordml/cei" xmlns:w16cex="http://schemas.microsoft.com/office/word/2018/wordml/cex" xmlns:w16cid="http://schemas.microsoft.com/office/word/2016/wordml/cid" xmlns:w16="http://schemas.microsoft.com/office/word/2018/wordml" xmlns:w16du="http://schemas.microsoft.com/office/word/2023/wordml/word16du" xmlns:w16sdtdh="http://schemas.microsoft.com/office/word/2020/wordml/sdtdatahash" xmlns:w16sdtfl="http://schemas.microsoft.com/office/word/2024/wordml/sdtformatlock" xmlns:w16se="http://schemas.microsoft.com/office/word/2015/wordml/symex" xmlns:wpg="http://schemas.microsoft.com/office/word/2010/wordprocessingGroup" xmlns:wpi="http://schemas.microsoft.com/office/word/2010/wordprocessingInk" xmlns:wne="http://schemas.microsoft.com/office/word/2006/wordml" xmlns:wps="http://schemas.microsoft.com/office/word/2010/wordprocessingShape" mc:Ignorable="w14 w15 w16se w16cid w16 w16cex w16sdtdh w16sdtfl w16du wp14">
+  <w:abstractNum xmlns:w="http://schemas.openxmlformats.org/wordprocessingml/2006/main" w:abstractNumId="2">
+    <w:nsid w:val="27d7db22"/>
+    <w:multiLevelType xmlns:w="http://schemas.openxmlformats.org/wordprocessingml/2006/main" w:val="hybridMultilevel"/>
+    <w:lvl xmlns:w="http://schemas.openxmlformats.org/wordprocessingml/2006/main" w:ilvl="0">
+      <w:start w:val="1"/>
+      <w:numFmt w:val="bullet"/>
+      <w:lvlText w:val=""/>
+      <w:lvlJc w:val="left"/>
+      <w:pPr>
+        <w:ind w:left="720" w:hanging="360"/>
+      </w:pPr>
+      <w:rPr>
+        <w:rFonts w:hint="default" w:ascii="Symbol" w:hAnsi="Symbol"/>
+      </w:rPr>
+    </w:lvl>
+    <w:lvl xmlns:w="http://schemas.openxmlformats.org/wordprocessingml/2006/main" w:ilvl="1">
+      <w:start w:val="1"/>
+      <w:numFmt w:val="bullet"/>
+      <w:lvlText w:val="o"/>
+      <w:lvlJc w:val="left"/>
+      <w:pPr>
+        <w:ind w:left="1440" w:hanging="360"/>
+      </w:pPr>
+      <w:rPr>
+        <w:rFonts w:hint="default" w:ascii="Courier New" w:hAnsi="Courier New"/>
+      </w:rPr>
+    </w:lvl>
+    <w:lvl xmlns:w="http://schemas.openxmlformats.org/wordprocessingml/2006/main" w:ilvl="2">
+      <w:start w:val="1"/>
+      <w:numFmt w:val="bullet"/>
+      <w:lvlText w:val=""/>
+      <w:lvlJc w:val="left"/>
+      <w:pPr>
+        <w:ind w:left="2160" w:hanging="360"/>
+      </w:pPr>
+      <w:rPr>
+        <w:rFonts w:hint="default" w:ascii="Wingdings" w:hAnsi="Wingdings"/>
+      </w:rPr>
+    </w:lvl>
+    <w:lvl xmlns:w="http://schemas.openxmlformats.org/wordprocessingml/2006/main" w:ilvl="3">
+      <w:start w:val="1"/>
+      <w:numFmt w:val="bullet"/>
+      <w:lvlText w:val=""/>
+      <w:lvlJc w:val="left"/>
+      <w:pPr>
+        <w:ind w:left="2880" w:hanging="360"/>
+      </w:pPr>
+      <w:rPr>
+        <w:rFonts w:hint="default" w:ascii="Symbol" w:hAnsi="Symbol"/>
+      </w:rPr>
+    </w:lvl>
+    <w:lvl xmlns:w="http://schemas.openxmlformats.org/wordprocessingml/2006/main" w:ilvl="4">
+      <w:start w:val="1"/>
+      <w:numFmt w:val="bullet"/>
+      <w:lvlText w:val="o"/>
+      <w:lvlJc w:val="left"/>
+      <w:pPr>
+        <w:ind w:left="3600" w:hanging="360"/>
+      </w:pPr>
+      <w:rPr>
+        <w:rFonts w:hint="default" w:ascii="Courier New" w:hAnsi="Courier New"/>
+      </w:rPr>
+    </w:lvl>
+    <w:lvl xmlns:w="http://schemas.openxmlformats.org/wordprocessingml/2006/main" w:ilvl="5">
+      <w:start w:val="1"/>
+      <w:numFmt w:val="bullet"/>
+      <w:lvlText w:val=""/>
+      <w:lvlJc w:val="left"/>
+      <w:pPr>
+        <w:ind w:left="4320" w:hanging="360"/>
+      </w:pPr>
+      <w:rPr>
+        <w:rFonts w:hint="default" w:ascii="Wingdings" w:hAnsi="Wingdings"/>
+      </w:rPr>
+    </w:lvl>
+    <w:lvl xmlns:w="http://schemas.openxmlformats.org/wordprocessingml/2006/main" w:ilvl="6">
+      <w:start w:val="1"/>
+      <w:numFmt w:val="bullet"/>
+      <w:lvlText w:val=""/>
+      <w:lvlJc w:val="left"/>
+      <w:pPr>
+        <w:ind w:left="5040" w:hanging="360"/>
+      </w:pPr>
+      <w:rPr>
+        <w:rFonts w:hint="default" w:ascii="Symbol" w:hAnsi="Symbol"/>
+      </w:rPr>
+    </w:lvl>
+    <w:lvl xmlns:w="http://schemas.openxmlformats.org/wordprocessingml/2006/main" w:ilvl="7">
+      <w:start w:val="1"/>
+      <w:numFmt w:val="bullet"/>
+      <w:lvlText w:val="o"/>
+      <w:lvlJc w:val="left"/>
+      <w:pPr>
+        <w:ind w:left="5760" w:hanging="360"/>
+      </w:pPr>
+      <w:rPr>
+        <w:rFonts w:hint="default" w:ascii="Courier New" w:hAnsi="Courier New"/>
+      </w:rPr>
+    </w:lvl>
+    <w:lvl xmlns:w="http://schemas.openxmlformats.org/wordprocessingml/2006/main" w:ilvl="8">
+      <w:start w:val="1"/>
+      <w:numFmt w:val="bullet"/>
+      <w:lvlText w:val=""/>
+      <w:lvlJc w:val="left"/>
+      <w:pPr>
+        <w:ind w:left="6480" w:hanging="360"/>
+      </w:pPr>
+      <w:rPr>
+        <w:rFonts w:hint="default" w:ascii="Wingdings" w:hAnsi="Wingdings"/>
+      </w:rPr>
+    </w:lvl>
+  </w:abstractNum>
+  <w:abstractNum xmlns:w="http://schemas.openxmlformats.org/wordprocessingml/2006/main" w:abstractNumId="1">
+    <w:nsid w:val="2569e40a"/>
+    <w:multiLevelType xmlns:w="http://schemas.openxmlformats.org/wordprocessingml/2006/main" w:val="hybridMultilevel"/>
+    <w:lvl xmlns:w="http://schemas.openxmlformats.org/wordprocessingml/2006/main" w:ilvl="0">
+      <w:start w:val="1"/>
+      <w:numFmt w:val="decimal"/>
+      <w:lvlText w:val="%1."/>
+      <w:lvlJc w:val="left"/>
+      <w:pPr>
+        <w:ind w:left="720" w:hanging="360"/>
+      </w:pPr>
+    </w:lvl>
+    <w:lvl xmlns:w="http://schemas.openxmlformats.org/wordprocessingml/2006/main" w:ilvl="1">
+      <w:start w:val="1"/>
+      <w:numFmt w:val="lowerLetter"/>
+      <w:lvlText w:val="%2."/>
+      <w:lvlJc w:val="left"/>
+      <w:pPr>
+        <w:ind w:left="1440" w:hanging="360"/>
+      </w:pPr>
+    </w:lvl>
+    <w:lvl xmlns:w="http://schemas.openxmlformats.org/wordprocessingml/2006/main" w:ilvl="2">
+      <w:start w:val="1"/>
+      <w:numFmt w:val="lowerRoman"/>
+      <w:lvlText w:val="%3."/>
+      <w:lvlJc w:val="right"/>
+      <w:pPr>
+        <w:ind w:left="2160" w:hanging="180"/>
+      </w:pPr>
+    </w:lvl>
+    <w:lvl xmlns:w="http://schemas.openxmlformats.org/wordprocessingml/2006/main" w:ilvl="3">
+      <w:start w:val="1"/>
+      <w:numFmt w:val="decimal"/>
+      <w:lvlText w:val="%4."/>
+      <w:lvlJc w:val="left"/>
+      <w:pPr>
+        <w:ind w:left="2880" w:hanging="360"/>
+      </w:pPr>
+    </w:lvl>
+    <w:lvl xmlns:w="http://schemas.openxmlformats.org/wordprocessingml/2006/main" w:ilvl="4">
+      <w:start w:val="1"/>
+      <w:numFmt w:val="lowerLetter"/>
+      <w:lvlText w:val="%5."/>
+      <w:lvlJc w:val="left"/>
+      <w:pPr>
+        <w:ind w:left="3600" w:hanging="360"/>
+      </w:pPr>
+    </w:lvl>
+    <w:lvl xmlns:w="http://schemas.openxmlformats.org/wordprocessingml/2006/main" w:ilvl="5">
+      <w:start w:val="1"/>
+      <w:numFmt w:val="lowerRoman"/>
+      <w:lvlText w:val="%6."/>
+      <w:lvlJc w:val="right"/>
+      <w:pPr>
+        <w:ind w:left="4320" w:hanging="180"/>
+      </w:pPr>
+    </w:lvl>
+    <w:lvl xmlns:w="http://schemas.openxmlformats.org/wordprocessingml/2006/main" w:ilvl="6">
+      <w:start w:val="1"/>
+      <w:numFmt w:val="decimal"/>
+      <w:lvlText w:val="%7."/>
+      <w:lvlJc w:val="left"/>
+      <w:pPr>
+        <w:ind w:left="5040" w:hanging="360"/>
+      </w:pPr>
+    </w:lvl>
+    <w:lvl xmlns:w="http://schemas.openxmlformats.org/wordprocessingml/2006/main" w:ilvl="7">
+      <w:start w:val="1"/>
+      <w:numFmt w:val="lowerLetter"/>
+      <w:lvlText w:val="%8."/>
+      <w:lvlJc w:val="left"/>
+      <w:pPr>
+        <w:ind w:left="5760" w:hanging="360"/>
+      </w:pPr>
+    </w:lvl>
+    <w:lvl xmlns:w="http://schemas.openxmlformats.org/wordprocessingml/2006/main" w:ilvl="8">
+      <w:start w:val="1"/>
+      <w:numFmt w:val="lowerRoman"/>
+      <w:lvlText w:val="%9."/>
+      <w:lvlJc w:val="right"/>
+      <w:pPr>
+        <w:ind w:left="6480" w:hanging="180"/>
+      </w:pPr>
+    </w:lvl>
+  </w:abstractNum>
   <w:abstractNum w:abstractNumId="0" w15:restartNumberingAfterBreak="0">
     <w:nsid w:val="050B24B6"/>
     <w:multiLevelType w:val="hybridMultilevel"/>
@@ -2432,6 +9014,12 @@
       </w:pPr>
     </w:lvl>
   </w:abstractNum>
+  <w:num w:numId="3">
+    <w:abstractNumId w:val="2"/>
+  </w:num>
+  <w:num w:numId="2">
+    <w:abstractNumId w:val="1"/>
+  </w:num>
   <w:num w:numId="1" w16cid:durableId="1560434364">
     <w:abstractNumId w:val="0"/>
     <w:lvlOverride w:ilvl="0">
@@ -2442,11 +9030,11 @@
 </file>
 
 <file path=word/styles.xml><?xml version="1.0" encoding="utf-8"?>
-<w:styles xmlns:mc="http://schemas.openxmlformats.org/markup-compatibility/2006" xmlns:r="http://schemas.openxmlformats.org/officeDocument/2006/relationships" xmlns:w="http://schemas.openxmlformats.org/wordprocessingml/2006/main" xmlns:w14="http://schemas.microsoft.com/office/word/2010/wordml" xmlns:w15="http://schemas.microsoft.com/office/word/2012/wordml" xmlns:w16cex="http://schemas.microsoft.com/office/word/2018/wordml/cex" xmlns:w16cid="http://schemas.microsoft.com/office/word/2016/wordml/cid" xmlns:w16="http://schemas.microsoft.com/office/word/2018/wordml" xmlns:w16du="http://schemas.microsoft.com/office/word/2023/wordml/word16du" xmlns:w16sdtdh="http://schemas.microsoft.com/office/word/2020/wordml/sdtdatahash" xmlns:w16sdtfl="http://schemas.microsoft.com/office/word/2024/wordml/sdtformatlock" xmlns:w16se="http://schemas.microsoft.com/office/word/2015/wordml/symex" mc:Ignorable="w14 w15 w16se w16cid w16 w16cex w16sdtdh w16sdtfl w16du">
+<w:styles xmlns:wp14="http://schemas.microsoft.com/office/word/2010/wordprocessingDrawing" xmlns:mc="http://schemas.openxmlformats.org/markup-compatibility/2006" xmlns:r="http://schemas.openxmlformats.org/officeDocument/2006/relationships" xmlns:w="http://schemas.openxmlformats.org/wordprocessingml/2006/main" xmlns:w14="http://schemas.microsoft.com/office/word/2010/wordml" xmlns:w15="http://schemas.microsoft.com/office/word/2012/wordml" xmlns:w16cex="http://schemas.microsoft.com/office/word/2018/wordml/cex" xmlns:w16cid="http://schemas.microsoft.com/office/word/2016/wordml/cid" xmlns:w16="http://schemas.microsoft.com/office/word/2018/wordml" xmlns:w16du="http://schemas.microsoft.com/office/word/2023/wordml/word16du" xmlns:w16sdtdh="http://schemas.microsoft.com/office/word/2020/wordml/sdtdatahash" xmlns:w16sdtfl="http://schemas.microsoft.com/office/word/2024/wordml/sdtformatlock" xmlns:w16se="http://schemas.microsoft.com/office/word/2015/wordml/symex" mc:Ignorable="w14 w15 w16se w16cid w16 w16cex w16sdtdh w16sdtfl w16du wp14">
   <w:docDefaults>
     <w:rPrDefault>
       <w:rPr>
-        <w:rFonts w:ascii="Calibri" w:eastAsia="Calibri" w:hAnsi="Calibri" w:cs="Calibri"/>
+        <w:rFonts w:ascii="Calibri" w:hAnsi="Calibri" w:eastAsia="Calibri" w:cs="Calibri"/>
         <w:sz w:val="22"/>
         <w:szCs w:val="22"/>
         <w:lang w:val="en-AU" w:eastAsia="en-GB" w:bidi="ar-SA"/>
@@ -2457,14 +9045,14 @@
   <w:latentStyles w:defLockedState="0" w:defUIPriority="99" w:defSemiHidden="0" w:defUnhideWhenUsed="0" w:defQFormat="0" w:count="376">
     <w:lsdException w:name="Normal" w:uiPriority="0" w:qFormat="1"/>
     <w:lsdException w:name="heading 1" w:uiPriority="9" w:qFormat="1"/>
-    <w:lsdException w:name="heading 2" w:semiHidden="1" w:uiPriority="9" w:unhideWhenUsed="1" w:qFormat="1"/>
-    <w:lsdException w:name="heading 3" w:semiHidden="1" w:uiPriority="9" w:unhideWhenUsed="1" w:qFormat="1"/>
-    <w:lsdException w:name="heading 4" w:semiHidden="1" w:uiPriority="9" w:unhideWhenUsed="1" w:qFormat="1"/>
-    <w:lsdException w:name="heading 5" w:semiHidden="1" w:uiPriority="9" w:unhideWhenUsed="1" w:qFormat="1"/>
-    <w:lsdException w:name="heading 6" w:semiHidden="1" w:uiPriority="9" w:unhideWhenUsed="1" w:qFormat="1"/>
-    <w:lsdException w:name="heading 7" w:semiHidden="1" w:uiPriority="9" w:unhideWhenUsed="1" w:qFormat="1"/>
-    <w:lsdException w:name="heading 8" w:semiHidden="1" w:uiPriority="9" w:unhideWhenUsed="1" w:qFormat="1"/>
-    <w:lsdException w:name="heading 9" w:semiHidden="1" w:uiPriority="9" w:unhideWhenUsed="1" w:qFormat="1"/>
+    <w:lsdException w:name="heading 2" w:uiPriority="9" w:semiHidden="1" w:unhideWhenUsed="1" w:qFormat="1"/>
+    <w:lsdException w:name="heading 3" w:uiPriority="9" w:semiHidden="1" w:unhideWhenUsed="1" w:qFormat="1"/>
+    <w:lsdException w:name="heading 4" w:uiPriority="9" w:semiHidden="1" w:unhideWhenUsed="1" w:qFormat="1"/>
+    <w:lsdException w:name="heading 5" w:uiPriority="9" w:semiHidden="1" w:unhideWhenUsed="1" w:qFormat="1"/>
+    <w:lsdException w:name="heading 6" w:uiPriority="9" w:semiHidden="1" w:unhideWhenUsed="1" w:qFormat="1"/>
+    <w:lsdException w:name="heading 7" w:uiPriority="9" w:semiHidden="1" w:unhideWhenUsed="1" w:qFormat="1"/>
+    <w:lsdException w:name="heading 8" w:uiPriority="9" w:semiHidden="1" w:unhideWhenUsed="1" w:qFormat="1"/>
+    <w:lsdException w:name="heading 9" w:uiPriority="9" w:semiHidden="1" w:unhideWhenUsed="1" w:qFormat="1"/>
     <w:lsdException w:name="index 1" w:semiHidden="1" w:unhideWhenUsed="1"/>
     <w:lsdException w:name="index 2" w:semiHidden="1" w:unhideWhenUsed="1"/>
     <w:lsdException w:name="index 3" w:semiHidden="1" w:unhideWhenUsed="1"/>
@@ -2474,22 +9062,22 @@
     <w:lsdException w:name="index 7" w:semiHidden="1" w:unhideWhenUsed="1"/>
     <w:lsdException w:name="index 8" w:semiHidden="1" w:unhideWhenUsed="1"/>
     <w:lsdException w:name="index 9" w:semiHidden="1" w:unhideWhenUsed="1"/>
-    <w:lsdException w:name="toc 1" w:semiHidden="1" w:uiPriority="39" w:unhideWhenUsed="1"/>
-    <w:lsdException w:name="toc 2" w:semiHidden="1" w:uiPriority="39" w:unhideWhenUsed="1"/>
-    <w:lsdException w:name="toc 3" w:semiHidden="1" w:uiPriority="39" w:unhideWhenUsed="1"/>
-    <w:lsdException w:name="toc 4" w:semiHidden="1" w:uiPriority="39" w:unhideWhenUsed="1"/>
-    <w:lsdException w:name="toc 5" w:semiHidden="1" w:uiPriority="39" w:unhideWhenUsed="1"/>
-    <w:lsdException w:name="toc 6" w:semiHidden="1" w:uiPriority="39" w:unhideWhenUsed="1"/>
-    <w:lsdException w:name="toc 7" w:semiHidden="1" w:uiPriority="39" w:unhideWhenUsed="1"/>
-    <w:lsdException w:name="toc 8" w:semiHidden="1" w:uiPriority="39" w:unhideWhenUsed="1"/>
-    <w:lsdException w:name="toc 9" w:semiHidden="1" w:uiPriority="39" w:unhideWhenUsed="1"/>
+    <w:lsdException w:name="toc 1" w:uiPriority="39" w:semiHidden="1" w:unhideWhenUsed="1"/>
+    <w:lsdException w:name="toc 2" w:uiPriority="39" w:semiHidden="1" w:unhideWhenUsed="1"/>
+    <w:lsdException w:name="toc 3" w:uiPriority="39" w:semiHidden="1" w:unhideWhenUsed="1"/>
+    <w:lsdException w:name="toc 4" w:uiPriority="39" w:semiHidden="1" w:unhideWhenUsed="1"/>
+    <w:lsdException w:name="toc 5" w:uiPriority="39" w:semiHidden="1" w:unhideWhenUsed="1"/>
+    <w:lsdException w:name="toc 6" w:uiPriority="39" w:semiHidden="1" w:unhideWhenUsed="1"/>
+    <w:lsdException w:name="toc 7" w:uiPriority="39" w:semiHidden="1" w:unhideWhenUsed="1"/>
+    <w:lsdException w:name="toc 8" w:uiPriority="39" w:semiHidden="1" w:unhideWhenUsed="1"/>
+    <w:lsdException w:name="toc 9" w:uiPriority="39" w:semiHidden="1" w:unhideWhenUsed="1"/>
     <w:lsdException w:name="Normal Indent" w:semiHidden="1" w:unhideWhenUsed="1"/>
     <w:lsdException w:name="footnote text" w:semiHidden="1" w:unhideWhenUsed="1"/>
     <w:lsdException w:name="annotation text" w:semiHidden="1" w:unhideWhenUsed="1"/>
     <w:lsdException w:name="header" w:semiHidden="1" w:unhideWhenUsed="1"/>
     <w:lsdException w:name="footer" w:semiHidden="1" w:unhideWhenUsed="1"/>
     <w:lsdException w:name="index heading" w:semiHidden="1" w:unhideWhenUsed="1"/>
-    <w:lsdException w:name="caption" w:semiHidden="1" w:uiPriority="35" w:unhideWhenUsed="1" w:qFormat="1"/>
+    <w:lsdException w:name="caption" w:uiPriority="35" w:semiHidden="1" w:unhideWhenUsed="1" w:qFormat="1"/>
     <w:lsdException w:name="table of figures" w:semiHidden="1" w:unhideWhenUsed="1"/>
     <w:lsdException w:name="envelope address" w:semiHidden="1" w:unhideWhenUsed="1"/>
     <w:lsdException w:name="envelope return" w:semiHidden="1" w:unhideWhenUsed="1"/>
@@ -2520,7 +9108,7 @@
     <w:lsdException w:name="Title" w:uiPriority="10" w:qFormat="1"/>
     <w:lsdException w:name="Closing" w:semiHidden="1" w:unhideWhenUsed="1"/>
     <w:lsdException w:name="Signature" w:semiHidden="1" w:unhideWhenUsed="1"/>
-    <w:lsdException w:name="Default Paragraph Font" w:semiHidden="1" w:uiPriority="1" w:unhideWhenUsed="1"/>
+    <w:lsdException w:name="Default Paragraph Font" w:uiPriority="1" w:semiHidden="1" w:unhideWhenUsed="1"/>
     <w:lsdException w:name="Body Text" w:semiHidden="1" w:unhideWhenUsed="1"/>
     <w:lsdException w:name="Body Text Indent" w:semiHidden="1" w:unhideWhenUsed="1"/>
     <w:lsdException w:name="List Continue" w:semiHidden="1" w:unhideWhenUsed="1"/>
@@ -2720,8 +9308,8 @@
     <w:lsdException w:name="Subtle Reference" w:uiPriority="31" w:qFormat="1"/>
     <w:lsdException w:name="Intense Reference" w:uiPriority="32" w:qFormat="1"/>
     <w:lsdException w:name="Book Title" w:uiPriority="33" w:qFormat="1"/>
-    <w:lsdException w:name="Bibliography" w:semiHidden="1" w:uiPriority="37" w:unhideWhenUsed="1"/>
-    <w:lsdException w:name="TOC Heading" w:semiHidden="1" w:uiPriority="39" w:unhideWhenUsed="1" w:qFormat="1"/>
+    <w:lsdException w:name="Bibliography" w:uiPriority="37" w:semiHidden="1" w:unhideWhenUsed="1"/>
+    <w:lsdException w:name="TOC Heading" w:uiPriority="39" w:semiHidden="1" w:unhideWhenUsed="1" w:qFormat="1"/>
     <w:lsdException w:name="Plain Table 1" w:uiPriority="41"/>
     <w:lsdException w:name="Plain Table 2" w:uiPriority="42"/>
     <w:lsdException w:name="Plain Table 3" w:uiPriority="43"/>
@@ -2832,7 +9420,7 @@
     <w:lsdException w:name="Unresolved Mention" w:semiHidden="1" w:unhideWhenUsed="1"/>
     <w:lsdException w:name="Smart Link" w:semiHidden="1" w:unhideWhenUsed="1"/>
   </w:latentStyles>
-  <w:style w:type="paragraph" w:default="1" w:styleId="Normal">
+  <w:style w:type="paragraph" w:styleId="Normal" w:default="1">
     <w:name w:val="Normal"/>
     <w:qFormat/>
   </w:style>
@@ -2844,7 +9432,7 @@
       <w:outlineLvl w:val="0"/>
     </w:pPr>
     <w:rPr>
-      <w:rFonts w:ascii="Cambria" w:eastAsia="Cambria" w:hAnsi="Cambria" w:cs="Cambria"/>
+      <w:rFonts w:ascii="Cambria" w:hAnsi="Cambria" w:eastAsia="Cambria" w:cs="Cambria"/>
       <w:b/>
       <w:bCs/>
       <w:color w:val="1E2761"/>
@@ -2923,12 +9511,13 @@
       <w:color w:val="1F4D78"/>
     </w:rPr>
   </w:style>
-  <w:style w:type="character" w:default="1" w:styleId="DefaultParagraphFont">
+  <w:style w:type="character" w:styleId="DefaultParagraphFont" w:default="1">
     <w:name w:val="Default Paragraph Font"/>
     <w:uiPriority w:val="1"/>
+    <w:semiHidden/>
     <w:unhideWhenUsed/>
   </w:style>
-  <w:style w:type="table" w:default="1" w:styleId="TableNormal">
+  <w:style w:type="table" w:styleId="TableNormal" w:default="1">
     <w:name w:val="Normal Table"/>
     <w:uiPriority w:val="99"/>
     <w:semiHidden/>
@@ -2943,7 +9532,7 @@
       </w:tblCellMar>
     </w:tblPr>
   </w:style>
-  <w:style w:type="numbering" w:default="1" w:styleId="NoList">
+  <w:style w:type="numbering" w:styleId="NoList" w:default="1">
     <w:name w:val="No List"/>
     <w:uiPriority w:val="99"/>
     <w:semiHidden/>
@@ -2954,7 +9543,7 @@
     <w:uiPriority w:val="10"/>
     <w:qFormat/>
     <w:rPr>
-      <w:rFonts w:ascii="Cambria" w:eastAsia="Cambria" w:hAnsi="Cambria" w:cs="Cambria"/>
+      <w:rFonts w:ascii="Cambria" w:hAnsi="Cambria" w:eastAsia="Cambria" w:cs="Cambria"/>
       <w:b/>
       <w:bCs/>
       <w:color w:val="1E2761"/>
@@ -2962,7 +9551,7 @@
       <w:szCs w:val="40"/>
     </w:rPr>
   </w:style>
-  <w:style w:type="paragraph" w:customStyle="1" w:styleId="Strong1">
+  <w:style w:type="paragraph" w:styleId="Strong1" w:customStyle="1">
     <w:name w:val="Strong1"/>
     <w:qFormat/>
     <w:rPr>
@@ -3003,7 +9592,7 @@
       <w:szCs w:val="20"/>
     </w:rPr>
   </w:style>
-  <w:style w:type="character" w:customStyle="1" w:styleId="FootnoteTextChar">
+  <w:style w:type="character" w:styleId="FootnoteTextChar" w:customStyle="1">
     <w:name w:val="Footnote Text Char"/>
     <w:link w:val="FootnoteText"/>
     <w:uiPriority w:val="99"/>
@@ -3034,7 +9623,7 @@
       <w:szCs w:val="20"/>
     </w:rPr>
   </w:style>
-  <w:style w:type="character" w:customStyle="1" w:styleId="EndnoteTextChar">
+  <w:style w:type="character" w:styleId="EndnoteTextChar" w:customStyle="1">
     <w:name w:val="Endnote Text Char"/>
     <w:link w:val="EndnoteText"/>
     <w:uiPriority w:val="99"/>
@@ -3068,7 +9657,7 @@
       <w:spacing w:before="100" w:beforeAutospacing="1" w:after="100" w:afterAutospacing="1"/>
     </w:pPr>
     <w:rPr>
-      <w:rFonts w:ascii="Times New Roman" w:eastAsia="Times New Roman" w:hAnsi="Times New Roman" w:cs="Times New Roman"/>
+      <w:rFonts w:ascii="Times New Roman" w:hAnsi="Times New Roman" w:eastAsia="Times New Roman" w:cs="Times New Roman"/>
       <w:sz w:val="24"/>
       <w:szCs w:val="24"/>
     </w:rPr>
@@ -3087,7 +9676,7 @@
       </w:tabs>
     </w:pPr>
   </w:style>
-  <w:style w:type="character" w:customStyle="1" w:styleId="HeaderChar">
+  <w:style w:type="character" w:styleId="HeaderChar" w:customStyle="1">
     <w:name w:val="Header Char"/>
     <w:basedOn w:val="DefaultParagraphFont"/>
     <w:link w:val="Header"/>
@@ -3108,7 +9697,7 @@
       </w:tabs>
     </w:pPr>
   </w:style>
-  <w:style w:type="character" w:customStyle="1" w:styleId="FooterChar">
+  <w:style w:type="character" w:styleId="FooterChar" w:customStyle="1">
     <w:name w:val="Footer Char"/>
     <w:basedOn w:val="DefaultParagraphFont"/>
     <w:link w:val="Footer"/>
@@ -3122,12 +9711,12 @@
     <w:rsid w:val="00FB4123"/>
     <w:tblPr>
       <w:tblBorders>
-        <w:top w:val="single" w:sz="4" w:space="0" w:color="000000" w:themeColor="text1"/>
-        <w:left w:val="single" w:sz="4" w:space="0" w:color="000000" w:themeColor="text1"/>
-        <w:bottom w:val="single" w:sz="4" w:space="0" w:color="000000" w:themeColor="text1"/>
-        <w:right w:val="single" w:sz="4" w:space="0" w:color="000000" w:themeColor="text1"/>
-        <w:insideH w:val="single" w:sz="4" w:space="0" w:color="000000" w:themeColor="text1"/>
-        <w:insideV w:val="single" w:sz="4" w:space="0" w:color="000000" w:themeColor="text1"/>
+        <w:top w:val="single" w:color="000000" w:themeColor="text1" w:sz="4" w:space="0"/>
+        <w:left w:val="single" w:color="000000" w:themeColor="text1" w:sz="4" w:space="0"/>
+        <w:bottom w:val="single" w:color="000000" w:themeColor="text1" w:sz="4" w:space="0"/>
+        <w:right w:val="single" w:color="000000" w:themeColor="text1" w:sz="4" w:space="0"/>
+        <w:insideH w:val="single" w:color="000000" w:themeColor="text1" w:sz="4" w:space="0"/>
+        <w:insideV w:val="single" w:color="000000" w:themeColor="text1" w:sz="4" w:space="0"/>
       </w:tblBorders>
     </w:tblPr>
   </w:style>
@@ -3135,7 +9724,7 @@
 </file>
 
 <file path=word/theme/theme1.xml><?xml version="1.0" encoding="utf-8"?>
-<a:theme xmlns:a="http://schemas.openxmlformats.org/drawingml/2006/main" name="Office Theme">
+<a:theme xmlns:a="http://schemas.openxmlformats.org/drawingml/2006/main" xmlns:thm15="http://schemas.microsoft.com/office/thememl/2012/main" name="Office Theme">
   <a:themeElements>
     <a:clrScheme name="Office">
       <a:dk1>
@@ -3450,9 +10039,9 @@
 </file>
 
 <file path=customXml/item1.xml><?xml version="1.0" encoding="utf-8"?>
-<ct:contentTypeSchema xmlns:ct="http://schemas.microsoft.com/office/2006/metadata/contentType" xmlns:ma="http://schemas.microsoft.com/office/2006/metadata/properties/metaAttributes" ct:_="" ma:_="" ma:contentTypeName="Document" ma:contentTypeID="0x01010004C20B1CD48D284BABC6C352D5E28DB7" ma:contentTypeVersion="7" ma:contentTypeDescription="Create a new document." ma:contentTypeScope="" ma:versionID="f3993fb88598b4c5e5b876ac906abfd6">
-  <xsd:schema xmlns:xsd="http://www.w3.org/2001/XMLSchema" xmlns:xs="http://www.w3.org/2001/XMLSchema" xmlns:p="http://schemas.microsoft.com/office/2006/metadata/properties" xmlns:ns2="6e42dba8-6eae-49c7-9a4f-25c44bf58762" targetNamespace="http://schemas.microsoft.com/office/2006/metadata/properties" ma:root="true" ma:fieldsID="68622942824b81d9959e3a3bb0dd1c86" ns2:_="">
-    <xsd:import namespace="6e42dba8-6eae-49c7-9a4f-25c44bf58762"/>
+<ct:contentTypeSchema xmlns:ct="http://schemas.microsoft.com/office/2006/metadata/contentType" xmlns:ma="http://schemas.microsoft.com/office/2006/metadata/properties/metaAttributes" ct:_="" ma:_="" ma:contentTypeName="Document" ma:contentTypeID="0x01010032B022E3FFE7534CAF83618C1EF3FEC2" ma:contentTypeVersion="7" ma:contentTypeDescription="Create a new document." ma:contentTypeScope="" ma:versionID="a897cb37286d26e47733ead3964d5330">
+  <xsd:schema xmlns:xsd="http://www.w3.org/2001/XMLSchema" xmlns:xs="http://www.w3.org/2001/XMLSchema" xmlns:p="http://schemas.microsoft.com/office/2006/metadata/properties" xmlns:ns2="01d5e555-494a-40ad-b5bc-1378a5d8ad0d" targetNamespace="http://schemas.microsoft.com/office/2006/metadata/properties" ma:root="true" ma:fieldsID="5cfa18463ebd691bd1329ef9a11c56e8" ns2:_="">
+    <xsd:import namespace="01d5e555-494a-40ad-b5bc-1378a5d8ad0d"/>
     <xsd:element name="properties">
       <xsd:complexType>
         <xsd:sequence>
@@ -3473,7 +10062,7 @@
       </xsd:complexType>
     </xsd:element>
   </xsd:schema>
-  <xsd:schema xmlns:xsd="http://www.w3.org/2001/XMLSchema" xmlns:xs="http://www.w3.org/2001/XMLSchema" xmlns:dms="http://schemas.microsoft.com/office/2006/documentManagement/types" xmlns:pc="http://schemas.microsoft.com/office/infopath/2007/PartnerControls" targetNamespace="6e42dba8-6eae-49c7-9a4f-25c44bf58762" elementFormDefault="qualified">
+  <xsd:schema xmlns:xsd="http://www.w3.org/2001/XMLSchema" xmlns:xs="http://www.w3.org/2001/XMLSchema" xmlns:dms="http://schemas.microsoft.com/office/2006/documentManagement/types" xmlns:pc="http://schemas.microsoft.com/office/infopath/2007/PartnerControls" targetNamespace="01d5e555-494a-40ad-b5bc-1378a5d8ad0d" elementFormDefault="qualified">
     <xsd:import namespace="http://schemas.microsoft.com/office/2006/documentManagement/types"/>
     <xsd:import namespace="http://schemas.microsoft.com/office/infopath/2007/PartnerControls"/>
     <xsd:element name="MediaServiceMetadata" ma:index="8" nillable="true" ma:displayName="MediaServiceMetadata" ma:hidden="true" ma:internalName="MediaServiceMetadata" ma:readOnly="true">
@@ -3627,21 +10216,7 @@
 </file>
 
 <file path=customXml/itemProps1.xml><?xml version="1.0" encoding="utf-8"?>
-<ds:datastoreItem xmlns:ds="http://schemas.openxmlformats.org/officeDocument/2006/customXml" ds:itemID="{325418D3-B9C5-4AC2-948A-B5A9266747D7}">
-  <ds:schemaRefs>
-    <ds:schemaRef ds:uri="http://schemas.microsoft.com/office/2006/metadata/contentType"/>
-    <ds:schemaRef ds:uri="http://schemas.microsoft.com/office/2006/metadata/properties/metaAttributes"/>
-    <ds:schemaRef ds:uri="http://www.w3.org/2001/XMLSchema"/>
-    <ds:schemaRef ds:uri="http://schemas.microsoft.com/office/2006/metadata/properties"/>
-    <ds:schemaRef ds:uri="6e42dba8-6eae-49c7-9a4f-25c44bf58762"/>
-    <ds:schemaRef ds:uri="http://schemas.microsoft.com/office/2006/documentManagement/types"/>
-    <ds:schemaRef ds:uri="http://schemas.microsoft.com/office/infopath/2007/PartnerControls"/>
-    <ds:schemaRef ds:uri="http://schemas.openxmlformats.org/package/2006/metadata/core-properties"/>
-    <ds:schemaRef ds:uri="http://purl.org/dc/elements/1.1/"/>
-    <ds:schemaRef ds:uri="http://purl.org/dc/terms/"/>
-    <ds:schemaRef ds:uri="http://schemas.microsoft.com/internal/obd"/>
-  </ds:schemaRefs>
-</ds:datastoreItem>
+<ds:datastoreItem xmlns:ds="http://schemas.openxmlformats.org/officeDocument/2006/customXml" ds:itemID="{97091F96-B9A9-408B-969B-2CB36B128490}"/>
 </file>
 
 <file path=customXml/itemProps2.xml><?xml version="1.0" encoding="utf-8"?>
